--- a/docs/考勤系统更新日志_完整版.docx
+++ b/docs/考勤系统更新日志_完整版.docx
@@ -97,7 +97,7 @@
           <w:sz w:val="24"/>
           <w:lang w:eastAsia="zh-CN"/>
         </w:rPr>
-        <w:t>生成日期：2026年9月1日</w:t>
+        <w:t>生成日期：2026年9月7日</w:t>
       </w:r>
     </w:p>
     <w:p>
@@ -114,6 +114,1614 @@
           <w:lang w:eastAsia="zh-CN"/>
         </w:rPr>
         <w:t>说明：这份文档记录考勤系统每次功能改动，语言尽量简单，方便非技术人员看懂；每次改动都会在最上面加一条新记录（时间倒序）。</w:t>
+      </w:r>
+    </w:p>
+    <w:p>
+      <w:pPr>
+        <w:spacing w:before="400" w:after="160"/>
+        <w:pBdr>
+          <w:bottom w:val="single" w:sz="6" w:space="4" w:color="1F4E79"/>
+        </w:pBdr>
+        <w:rPr>
+          <w:lang w:eastAsia="zh-CN"/>
+        </w:rPr>
+      </w:pPr>
+      <w:r>
+        <w:rPr>
+          <w:b/>
+          <w:color w:val="1F4E79"/>
+          <w:sz w:val="32"/>
+          <w:lang w:eastAsia="zh-CN"/>
+        </w:rPr>
+        <w:t>2026-09-04（优化：员工管理选部门后自动筛选可选考勤机）</w:t>
+      </w:r>
+    </w:p>
+    <w:p>
+      <w:pPr>
+        <w:ind w:left="283"/>
+        <w:rPr>
+          <w:lang w:eastAsia="zh-CN"/>
+        </w:rPr>
+      </w:pPr>
+      <w:r>
+        <w:rPr>
+          <w:lang w:eastAsia="zh-CN"/>
+        </w:rPr>
+        <w:t xml:space="preserve">• </w:t>
+      </w:r>
+      <w:r>
+        <w:rPr>
+          <w:lang w:eastAsia="zh-CN"/>
+        </w:rPr>
+        <w:t>员工管理页新建/编辑员工时，"推送到哪些考勤机"这个多选框以前会把管理员范围内的所有考勤机都列出来，分公司多了之后容易挑花眼，也容易手滑勾错别的分公司的设备。</w:t>
+      </w:r>
+    </w:p>
+    <w:p>
+      <w:pPr>
+        <w:ind w:left="283"/>
+        <w:rPr>
+          <w:lang w:eastAsia="zh-CN"/>
+        </w:rPr>
+      </w:pPr>
+      <w:r>
+        <w:rPr>
+          <w:lang w:eastAsia="zh-CN"/>
+        </w:rPr>
+        <w:t xml:space="preserve">• </w:t>
+      </w:r>
+      <w:r>
+        <w:rPr>
+          <w:lang w:eastAsia="zh-CN"/>
+        </w:rPr>
+        <w:t>现在选定部门后，考勤机列表会自动只显示这个分公司（含挂在它上级的公司级共用设备）名下的考勤机，别的分公司的设备不再出现在列表里，如果之前不小心勾选了会自动取消勾选。没有归属具体部门的老设备（全公司通用）不受影响，一直都会显示。</w:t>
+      </w:r>
+    </w:p>
+    <w:p>
+      <w:pPr>
+        <w:ind w:left="283"/>
+        <w:rPr>
+          <w:lang w:eastAsia="zh-CN"/>
+        </w:rPr>
+      </w:pPr>
+      <w:r>
+        <w:rPr>
+          <w:lang w:eastAsia="zh-CN"/>
+        </w:rPr>
+        <w:t xml:space="preserve">• </w:t>
+      </w:r>
+      <w:r>
+        <w:rPr>
+          <w:lang w:eastAsia="zh-CN"/>
+        </w:rPr>
+        <w:t>把"科瑞新能源-成都地区"和"科瑞新能源-深圳地区"这两个分公司节点合并成一个"科瑞新能源"，原成都地区的管理员刘志兰（工号800636）自动成为合并后"科瑞新能源"的管理员，不用重新设置。</w:t>
+      </w:r>
+    </w:p>
+    <w:p>
+      <w:pPr>
+        <w:spacing w:before="240" w:after="100"/>
+        <w:rPr>
+          <w:lang w:eastAsia="zh-CN"/>
+        </w:rPr>
+      </w:pPr>
+      <w:r>
+        <w:rPr>
+          <w:b/>
+          <w:color w:val="1F4E79"/>
+          <w:sz w:val="26"/>
+          <w:lang w:eastAsia="zh-CN"/>
+        </w:rPr>
+        <w:t>修复：请假/出差当天如果仍有打卡，工时和迟到早退分钟数不会再被"复活"覆盖</w:t>
+      </w:r>
+    </w:p>
+    <w:p>
+      <w:pPr>
+        <w:ind w:left="283"/>
+        <w:rPr>
+          <w:lang w:eastAsia="zh-CN"/>
+        </w:rPr>
+      </w:pPr>
+      <w:r>
+        <w:rPr>
+          <w:lang w:eastAsia="zh-CN"/>
+        </w:rPr>
+        <w:t xml:space="preserve">• </w:t>
+      </w:r>
+      <w:r>
+        <w:rPr>
+          <w:lang w:eastAsia="zh-CN"/>
+        </w:rPr>
+        <w:t>现象：员工请假或出差当天，如果设备/手机还是收到了打卡（比如临时跑来打了个卡、或者请假审批批得比较晚），系统原来会在算工时、月度汇总、补卡的时候把这天的工时按打卡时间重新算一遍，导致这一天变成"既算请假/出差、又算了工时"，重复计酬；迟到/早退分钟数也会因为同样的原因残留在报表统计里，跟"请假"这个状态本身对不上。</w:t>
+      </w:r>
+    </w:p>
+    <w:p>
+      <w:pPr>
+        <w:ind w:left="283"/>
+        <w:rPr>
+          <w:lang w:eastAsia="zh-CN"/>
+        </w:rPr>
+      </w:pPr>
+      <w:r>
+        <w:rPr>
+          <w:lang w:eastAsia="zh-CN"/>
+        </w:rPr>
+        <w:t xml:space="preserve">• </w:t>
+      </w:r>
+      <w:r>
+        <w:rPr>
+          <w:lang w:eastAsia="zh-CN"/>
+        </w:rPr>
+        <w:t>现在打卡流水本身还是照常记录（留痕、可审计），但只要这天状态是请假/出差/节假日，就不会再拿打卡时间去覆盖已经由审批流程定好的工时和迟到/早退分钟数——涉及本地打卡、考勤机同步、月度汇总遗留补算、请假/出差审批回写、补卡（员工申请通过和管理员手动补卡）一共 6 个写入环节，这次统一了口径。</w:t>
+      </w:r>
+    </w:p>
+    <w:p>
+      <w:pPr>
+        <w:spacing w:before="240" w:after="100"/>
+        <w:rPr>
+          <w:lang w:eastAsia="zh-CN"/>
+        </w:rPr>
+      </w:pPr>
+      <w:r>
+        <w:rPr>
+          <w:b/>
+          <w:color w:val="1F4E79"/>
+          <w:sz w:val="26"/>
+          <w:lang w:eastAsia="zh-CN"/>
+        </w:rPr>
+        <w:t>新增：每个分公司的"扫码登记"二维码改成各自独立的</w:t>
+      </w:r>
+    </w:p>
+    <w:p>
+      <w:pPr>
+        <w:ind w:left="283"/>
+        <w:rPr>
+          <w:lang w:eastAsia="zh-CN"/>
+        </w:rPr>
+      </w:pPr>
+      <w:r>
+        <w:rPr>
+          <w:lang w:eastAsia="zh-CN"/>
+        </w:rPr>
+        <w:t xml:space="preserve">• </w:t>
+      </w:r>
+      <w:r>
+        <w:rPr>
+          <w:lang w:eastAsia="zh-CN"/>
+        </w:rPr>
+        <w:t>以前"员工管理→待确认登记"里的二维码，不管哪个分公司的管理员打开都是同一张、同一个链接，员工扫码登记时也没有地方选自己是哪个分公司的人——新员工归到哪个分公司，全靠管理员确认录入时凭印象手动选，容易选错。而且因为登记信息本身不带分公司标记，"待确认"列表以前是不分公司、全公司一起看的，等于任何一个分公司的管理员都能看到其它分公司新员工提交的姓名、身份证号、家庭住址等隐私信息，跟"分公司之间数据要隔离"这个规矩是矛盾的。</w:t>
+      </w:r>
+    </w:p>
+    <w:p>
+      <w:pPr>
+        <w:ind w:left="283"/>
+        <w:rPr>
+          <w:lang w:eastAsia="zh-CN"/>
+        </w:rPr>
+      </w:pPr>
+      <w:r>
+        <w:rPr>
+          <w:lang w:eastAsia="zh-CN"/>
+        </w:rPr>
+        <w:t xml:space="preserve">• </w:t>
+      </w:r>
+      <w:r>
+        <w:rPr>
+          <w:lang w:eastAsia="zh-CN"/>
+        </w:rPr>
+        <w:t>现在改成每个分公司单独一张二维码（链接也不一样），员工管理页"部门"树上有几个分公司节点，"登记二维码"卡片里就能切换出几张码，管理员只能看到、生成自己管理范围内的。扫哪个分公司的码提交，登记单就自动带上那个分公司的标记；"待确认登记"列表会显示每条登记是哪个分公司的，管理员确认录入时部门也会自动预填好，不用再凭印象手选。分公司管理员现在也只能看到、确认自己分公司的待确认登记，看不到别的分公司的了。旧的通用链接如果还有人在用，扫出来的登记不带分公司标记，只有总部管理员能看到，需要总部手动补分一下。</w:t>
+      </w:r>
+    </w:p>
+    <w:p>
+      <w:pPr>
+        <w:ind w:left="283"/>
+        <w:rPr>
+          <w:lang w:eastAsia="zh-CN"/>
+        </w:rPr>
+      </w:pPr>
+      <w:r>
+        <w:rPr>
+          <w:lang w:eastAsia="zh-CN"/>
+        </w:rPr>
+        <w:t xml:space="preserve">• </w:t>
+      </w:r>
+      <w:r>
+        <w:rPr>
+          <w:lang w:eastAsia="zh-CN"/>
+        </w:rPr>
+        <w:t>员工扫码登记页原本会在表单上方提示"您正在登记：XX分公司"，手机上看起来有点多余，已去掉，不影响后台照常按扫的码识别分公司。</w:t>
+      </w:r>
+    </w:p>
+    <w:p>
+      <w:pPr>
+        <w:spacing w:before="240" w:after="100"/>
+        <w:rPr>
+          <w:lang w:eastAsia="zh-CN"/>
+        </w:rPr>
+      </w:pPr>
+      <w:r>
+        <w:rPr>
+          <w:b/>
+          <w:color w:val="1F4E79"/>
+          <w:sz w:val="26"/>
+          <w:lang w:eastAsia="zh-CN"/>
+        </w:rPr>
+        <w:t>修复：员工被停用后再扫码入职会被系统拦下，现在可以正常重新登记</w:t>
+      </w:r>
+    </w:p>
+    <w:p>
+      <w:pPr>
+        <w:ind w:left="283"/>
+        <w:rPr>
+          <w:lang w:eastAsia="zh-CN"/>
+        </w:rPr>
+      </w:pPr>
+      <w:r>
+        <w:rPr>
+          <w:lang w:eastAsia="zh-CN"/>
+        </w:rPr>
+        <w:t xml:space="preserve">• </w:t>
+      </w:r>
+      <w:r>
+        <w:rPr>
+          <w:lang w:eastAsia="zh-CN"/>
+        </w:rPr>
+        <w:t>现象：员工离职被停用后，如果这个人后来又回来重新入职，用同一个手机号/身份证号扫码登记时，系统会提示"该手机号或身份证号已在系统中"，直接拒绝提交——因为老账号虽然停用了，但记录还在库里（要保留历史考勤记录，不会真删掉），系统之前不分"在职"还是"已停用"，只要手机号/身份证号在库里出现过就一律拦。</w:t>
+      </w:r>
+    </w:p>
+    <w:p>
+      <w:pPr>
+        <w:ind w:left="283"/>
+        <w:rPr>
+          <w:lang w:eastAsia="zh-CN"/>
+        </w:rPr>
+      </w:pPr>
+      <w:r>
+        <w:rPr>
+          <w:lang w:eastAsia="zh-CN"/>
+        </w:rPr>
+        <w:t xml:space="preserve">• </w:t>
+      </w:r>
+      <w:r>
+        <w:rPr>
+          <w:lang w:eastAsia="zh-CN"/>
+        </w:rPr>
+        <w:t>现在改成只拦"在职"员工的重复登记，已停用（没被拉黑）的老员工可以正常重新扫码登记，管理员确认录入后会生成一个新的工号，跟老账号的历史记录互不影响。真正需要拦住的"黑名单"（永不录用）人员不受这次改动影响，还是会被直接拒绝，并且现在会明确提示"已被拉黑"，不会让人误以为是普通的重复提交。</w:t>
+      </w:r>
+    </w:p>
+    <w:p>
+      <w:pPr>
+        <w:spacing w:before="400" w:after="160"/>
+        <w:pBdr>
+          <w:bottom w:val="single" w:sz="6" w:space="4" w:color="1F4E79"/>
+        </w:pBdr>
+        <w:rPr>
+          <w:lang w:eastAsia="zh-CN"/>
+        </w:rPr>
+      </w:pPr>
+      <w:r>
+        <w:rPr>
+          <w:b/>
+          <w:color w:val="1F4E79"/>
+          <w:sz w:val="32"/>
+          <w:lang w:eastAsia="zh-CN"/>
+        </w:rPr>
+        <w:t>2026-09-07（修复：分公司隔离全面复查——堵上多处"分公司管理员能越权碰到别的分公司数据"的漏洞）</w:t>
+      </w:r>
+    </w:p>
+    <w:p>
+      <w:pPr>
+        <w:ind w:left="283"/>
+        <w:rPr>
+          <w:lang w:eastAsia="zh-CN"/>
+        </w:rPr>
+      </w:pPr>
+      <w:r>
+        <w:rPr>
+          <w:lang w:eastAsia="zh-CN"/>
+        </w:rPr>
+        <w:t xml:space="preserve">• </w:t>
+      </w:r>
+      <w:r>
+        <w:rPr>
+          <w:lang w:eastAsia="zh-CN"/>
+        </w:rPr>
+        <w:t>背景：请了一次针对"分公司数据隔离"的专项复查，发现之前几轮改造里，有些"按 id 直接操作一条记录"的入口（不是列表查询那种）漏做了范围校验——列表看不到不代表接口也挡住了，构造好参数直接提交，理论上能碰到不该碰的数据。这次按复查结果统一补上，共涉及以下几处：</w:t>
+      </w:r>
+    </w:p>
+    <w:p>
+      <w:pPr>
+        <w:ind w:left="283"/>
+        <w:rPr>
+          <w:lang w:eastAsia="zh-CN"/>
+        </w:rPr>
+      </w:pPr>
+      <w:r>
+        <w:rPr>
+          <w:lang w:eastAsia="zh-CN"/>
+        </w:rPr>
+        <w:t xml:space="preserve">• </w:t>
+      </w:r>
+      <w:r>
+        <w:rPr>
+          <w:lang w:eastAsia="zh-CN"/>
+        </w:rPr>
+        <w:t>扫码登记的"认领/确认建号/驳回"：以前受限管理员构造好登记编号，能抢到/驳回别的分公司（甚至总部专属）的登记；现在这三个操作都会先确认这条登记确实是自己范围内的，认领后建号中途失败也会自动把登记状态还原，不会导致登记人需要重新扫码。</w:t>
+      </w:r>
+    </w:p>
+    <w:p>
+      <w:pPr>
+        <w:ind w:left="283"/>
+        <w:rPr>
+          <w:lang w:eastAsia="zh-CN"/>
+        </w:rPr>
+      </w:pPr>
+      <w:r>
+        <w:rPr>
+          <w:lang w:eastAsia="zh-CN"/>
+        </w:rPr>
+        <w:t xml:space="preserve">• </w:t>
+      </w:r>
+      <w:r>
+        <w:rPr>
+          <w:lang w:eastAsia="zh-CN"/>
+        </w:rPr>
+        <w:t>考勤机上报的打卡数据：以前只要知道任意一台自己名下白名单设备的序列号，理论上能在上报数据里夹带别的分公司员工的工号，把打卡记录/工时写到不相干的人头上；现在改成只认"这台设备名下真的绑定过这个人"的打卡（跟"员工管理"页"推送到哪些考勤机"用的是同一套绑定关系），不是这台设备该管的人一律忽略。</w:t>
+      </w:r>
+    </w:p>
+    <w:p>
+      <w:pPr>
+        <w:ind w:left="283"/>
+        <w:rPr>
+          <w:lang w:eastAsia="zh-CN"/>
+        </w:rPr>
+      </w:pPr>
+      <w:r>
+        <w:rPr>
+          <w:lang w:eastAsia="zh-CN"/>
+        </w:rPr>
+        <w:t xml:space="preserve">• </w:t>
+      </w:r>
+      <w:r>
+        <w:rPr>
+          <w:lang w:eastAsia="zh-CN"/>
+        </w:rPr>
+        <w:t>跨分公司共用的考勤组/班次/假期：以前只要组里挂了自己范围内的任意一个部门，就能改动/停用整个组（哪怕组里还挂着别的分公司的部门），相当于两边分公司管理员都能改同一个共用配置；现在改成必须组里挂的部门全部都在自己范围内才能改。</w:t>
+      </w:r>
+    </w:p>
+    <w:p>
+      <w:pPr>
+        <w:ind w:left="283"/>
+        <w:rPr>
+          <w:lang w:eastAsia="zh-CN"/>
+        </w:rPr>
+      </w:pPr>
+      <w:r>
+        <w:rPr>
+          <w:lang w:eastAsia="zh-CN"/>
+        </w:rPr>
+        <w:t xml:space="preserve">• </w:t>
+      </w:r>
+      <w:r>
+        <w:rPr>
+          <w:lang w:eastAsia="zh-CN"/>
+        </w:rPr>
+        <w:t>月度汇总"重算"：以前导出某个人的考勤明细、或者任何员工打开自己的"考勤日历"，都会顺带把全公司所有人的月度汇总重新算一遍（可能覆盖掉总部手工调整过的数据），现在改成只重算真正需要的那一个人。</w:t>
+      </w:r>
+    </w:p>
+    <w:p>
+      <w:pPr>
+        <w:ind w:left="283"/>
+        <w:rPr>
+          <w:lang w:eastAsia="zh-CN"/>
+        </w:rPr>
+      </w:pPr>
+      <w:r>
+        <w:rPr>
+          <w:lang w:eastAsia="zh-CN"/>
+        </w:rPr>
+        <w:t xml:space="preserve">• </w:t>
+      </w:r>
+      <w:r>
+        <w:rPr>
+          <w:lang w:eastAsia="zh-CN"/>
+        </w:rPr>
+        <w:t>请假/加班等申请找不到直属上级时的"兜底审批人"：以前会从全公司管理员/文员里随便挑一个，可能挑到完全不相干的别的分公司管理员，对方能看到申请理由等隐私信息、审批通过后还会改到不该他管的考勤记录；现在只会挑管得到申请人所在分公司的人。员工调岗到别的分公司后，原来分公司的审批人也不能再继续处理/查看这张老申请单了。</w:t>
+      </w:r>
+    </w:p>
+    <w:p>
+      <w:pPr>
+        <w:ind w:left="283"/>
+        <w:rPr>
+          <w:lang w:eastAsia="zh-CN"/>
+        </w:rPr>
+      </w:pPr>
+      <w:r>
+        <w:rPr>
+          <w:lang w:eastAsia="zh-CN"/>
+        </w:rPr>
+        <w:t xml:space="preserve">• </w:t>
+      </w:r>
+      <w:r>
+        <w:rPr>
+          <w:lang w:eastAsia="zh-CN"/>
+        </w:rPr>
+        <w:t>公告"撤下"和"查看已读名单"：以前只要是管理员/文员身份，就能撤下、查看任意一条公告（包括别的分公司、甚至总部"全公司"范围的），现在改成必须是自己发的、或者这条公告的发布范围落在自己管理范围内才行。</w:t>
+      </w:r>
+    </w:p>
+    <w:p>
+      <w:pPr>
+        <w:ind w:left="283"/>
+        <w:rPr>
+          <w:lang w:eastAsia="zh-CN"/>
+        </w:rPr>
+      </w:pPr>
+      <w:r>
+        <w:rPr>
+          <w:lang w:eastAsia="zh-CN"/>
+        </w:rPr>
+        <w:t xml:space="preserve">• </w:t>
+      </w:r>
+      <w:r>
+        <w:rPr>
+          <w:lang w:eastAsia="zh-CN"/>
+        </w:rPr>
+        <w:t>身份证照片/人脸照片/考勤机抓拍照片/请假出差附件这类敏感文件的下载链接：以前只要有管理员/文员身份、拿到链接就能下载，不区分是不是自己范围内的人；现在按文件实际归属的员工/设备所在部门做了二次校验，识别不了的文件类型一律拒绝（以前是"只要登录就能下载"）。</w:t>
+      </w:r>
+    </w:p>
+    <w:p>
+      <w:pPr>
+        <w:ind w:left="283"/>
+        <w:rPr>
+          <w:lang w:eastAsia="zh-CN"/>
+        </w:rPr>
+      </w:pPr>
+      <w:r>
+        <w:rPr>
+          <w:lang w:eastAsia="zh-CN"/>
+        </w:rPr>
+        <w:t xml:space="preserve">• </w:t>
+      </w:r>
+      <w:r>
+        <w:rPr>
+          <w:lang w:eastAsia="zh-CN"/>
+        </w:rPr>
+        <w:t>新建考勤组的接口（不是"考勤组管理"页面本身，页面一直有校验）、以及总部把某人降权/调走分公司范围后旧登录状态短暂"越权"的窗口，也一并收紧。</w:t>
+      </w:r>
+    </w:p>
+    <w:p>
+      <w:pPr>
+        <w:ind w:left="283"/>
+        <w:rPr>
+          <w:lang w:eastAsia="zh-CN"/>
+        </w:rPr>
+      </w:pPr>
+      <w:r>
+        <w:rPr>
+          <w:lang w:eastAsia="zh-CN"/>
+        </w:rPr>
+        <w:t xml:space="preserve">• </w:t>
+      </w:r>
+      <w:r>
+        <w:rPr>
+          <w:lang w:eastAsia="zh-CN"/>
+        </w:rPr>
+        <w:t>这些改动都是"收紧"方向（本来能碰到的、现在碰不到了），不影响正常范围内的日常操作；已通过本地测试验证功能不受影响。</w:t>
+      </w:r>
+    </w:p>
+    <w:p>
+      <w:pPr>
+        <w:spacing w:before="240" w:after="100"/>
+        <w:rPr>
+          <w:lang w:eastAsia="zh-CN"/>
+        </w:rPr>
+      </w:pPr>
+      <w:r>
+        <w:rPr>
+          <w:b/>
+          <w:color w:val="1F4E79"/>
+          <w:sz w:val="26"/>
+          <w:lang w:eastAsia="zh-CN"/>
+        </w:rPr>
+        <w:t>修复：远程打卡两个小问题</w:t>
+      </w:r>
+    </w:p>
+    <w:p>
+      <w:pPr>
+        <w:ind w:left="283"/>
+        <w:rPr>
+          <w:lang w:eastAsia="zh-CN"/>
+        </w:rPr>
+      </w:pPr>
+      <w:r>
+        <w:rPr>
+          <w:lang w:eastAsia="zh-CN"/>
+        </w:rPr>
+        <w:t xml:space="preserve">• </w:t>
+      </w:r>
+      <w:r>
+        <w:rPr>
+          <w:lang w:eastAsia="zh-CN"/>
+        </w:rPr>
+        <w:t>阿里云人脸识别接口偶尔调用失败（跟员工识别没通过是两回事）时，以前会被当成一次"识别失败"计入次数限制，连续遇到几次接口抖动，员工会被误锁 10 分钟、还提示"识别失败次数过多"，容易让人误以为是自己的问题；现在改成只有真的"识别但没通过"才计入限制，接口本身出问题不算。</w:t>
+      </w:r>
+    </w:p>
+    <w:p>
+      <w:pPr>
+        <w:ind w:left="283"/>
+        <w:rPr>
+          <w:lang w:eastAsia="zh-CN"/>
+        </w:rPr>
+      </w:pPr>
+      <w:r>
+        <w:rPr>
+          <w:lang w:eastAsia="zh-CN"/>
+        </w:rPr>
+        <w:t xml:space="preserve">• </w:t>
+      </w:r>
+      <w:r>
+        <w:rPr>
+          <w:lang w:eastAsia="zh-CN"/>
+        </w:rPr>
+        <w:t>远程打卡页的"打卡"按钮点击后没有防止连点，网络慢的时候手快连点两下会同时发出两个请求，每个都要真的调一次收费的人脸识别接口，白白多花钱；现在点击后按钮会立即禁用，避免这种情况。</w:t>
+      </w:r>
+    </w:p>
+    <w:p>
+      <w:pPr>
+        <w:spacing w:before="400" w:after="160"/>
+        <w:pBdr>
+          <w:bottom w:val="single" w:sz="6" w:space="4" w:color="1F4E79"/>
+        </w:pBdr>
+        <w:rPr>
+          <w:lang w:eastAsia="zh-CN"/>
+        </w:rPr>
+      </w:pPr>
+      <w:r>
+        <w:rPr>
+          <w:b/>
+          <w:color w:val="1F4E79"/>
+          <w:sz w:val="32"/>
+          <w:lang w:eastAsia="zh-CN"/>
+        </w:rPr>
+        <w:t>2026-09-03（新增：分公司权限隔离 + 新员工指定推送考勤机）</w:t>
+      </w:r>
+    </w:p>
+    <w:p>
+      <w:pPr>
+        <w:spacing w:before="240" w:after="100"/>
+        <w:rPr>
+          <w:lang w:eastAsia="zh-CN"/>
+        </w:rPr>
+      </w:pPr>
+      <w:r>
+        <w:rPr>
+          <w:b/>
+          <w:color w:val="1F4E79"/>
+          <w:sz w:val="26"/>
+          <w:lang w:eastAsia="zh-CN"/>
+        </w:rPr>
+        <w:t>新增：分公司管理员——登录后只能看到、管到自己分公司的数据</w:t>
+      </w:r>
+    </w:p>
+    <w:p>
+      <w:pPr>
+        <w:ind w:left="283"/>
+        <w:rPr>
+          <w:lang w:eastAsia="zh-CN"/>
+        </w:rPr>
+      </w:pPr>
+      <w:r>
+        <w:rPr>
+          <w:lang w:eastAsia="zh-CN"/>
+        </w:rPr>
+        <w:t xml:space="preserve">• </w:t>
+      </w:r>
+      <w:r>
+        <w:rPr>
+          <w:lang w:eastAsia="zh-CN"/>
+        </w:rPr>
+        <w:t>背景：公司现在有 20 台考勤机分布在不同分公司，之前打算让各分公司现场人员直接用系统管理员账号自己登录后台加考勤机——但那个账号权限是不分公司的，登录后能看到、能改动全公司所有分公司的员工、考勤、审批数据，不合适。</w:t>
+      </w:r>
+    </w:p>
+    <w:p>
+      <w:pPr>
+        <w:ind w:left="283"/>
+        <w:rPr>
+          <w:lang w:eastAsia="zh-CN"/>
+        </w:rPr>
+      </w:pPr>
+      <w:r>
+        <w:rPr>
+          <w:lang w:eastAsia="zh-CN"/>
+        </w:rPr>
+        <w:t xml:space="preserve">• </w:t>
+      </w:r>
+      <w:r>
+        <w:rPr>
+          <w:lang w:eastAsia="zh-CN"/>
+        </w:rPr>
+        <w:t>现在给员工管理页新加了一个"管理范围"设置：总部管理员可以把某个管理员/文员账号"限定"到某个分公司（选一个部门节点即可，这个部门和它下面的所有子部门就是这个人的管理范围）。设置了范围的账号，登录后打开员工列表、看板、考勤机管理、排班、假期、审批记录、报表导出等所有管理页面，都只会看到自己分公司范围内的数据，其他分公司的员工、设备、考勤记录一律看不到，也没法通过直接改网址链接绕过去查看或修改。</w:t>
+      </w:r>
+    </w:p>
+    <w:p>
+      <w:pPr>
+        <w:ind w:left="283"/>
+        <w:rPr>
+          <w:lang w:eastAsia="zh-CN"/>
+        </w:rPr>
+      </w:pPr>
+      <w:r>
+        <w:rPr>
+          <w:lang w:eastAsia="zh-CN"/>
+        </w:rPr>
+        <w:t xml:space="preserve">• </w:t>
+      </w:r>
+      <w:r>
+        <w:rPr>
+          <w:lang w:eastAsia="zh-CN"/>
+        </w:rPr>
+        <w:t>没有设置管理范围的账号（比如系统默认的 admin）保持不变，还是能看到、管到全公司所有数据，相当于"总部超级管理员"。</w:t>
+      </w:r>
+    </w:p>
+    <w:p>
+      <w:pPr>
+        <w:ind w:left="283"/>
+        <w:rPr>
+          <w:lang w:eastAsia="zh-CN"/>
+        </w:rPr>
+      </w:pPr>
+      <w:r>
+        <w:rPr>
+          <w:lang w:eastAsia="zh-CN"/>
+        </w:rPr>
+        <w:t xml:space="preserve">• </w:t>
+      </w:r>
+      <w:r>
+        <w:rPr>
+          <w:lang w:eastAsia="zh-CN"/>
+        </w:rPr>
+        <w:t>顺带堵上一个口子：以前任何文员都能把别人的角色随手改成"管理员"，现在只有总部超级管理员才能把人设成管理员角色、或者设置/取消别人的管理范围，避免分公司管理员给自己偷偷升级成不受限的超级管理员。</w:t>
+      </w:r>
+    </w:p>
+    <w:p>
+      <w:pPr>
+        <w:ind w:left="283"/>
+        <w:rPr>
+          <w:lang w:eastAsia="zh-CN"/>
+        </w:rPr>
+      </w:pPr>
+      <w:r>
+        <w:rPr>
+          <w:lang w:eastAsia="zh-CN"/>
+        </w:rPr>
+        <w:t xml:space="preserve">• </w:t>
+      </w:r>
+      <w:r>
+        <w:rPr>
+          <w:lang w:eastAsia="zh-CN"/>
+        </w:rPr>
+        <w:t>分公司管理员在自己范围内还是能正常新建部门（比如给自己分公司加个小组）、新建考勤组、指定审批人、发公告——只是不能碰其他分公司的东西，也不能把员工的直属上级/审批人指定成其他分公司的人。</w:t>
+      </w:r>
+    </w:p>
+    <w:p>
+      <w:pPr>
+        <w:spacing w:before="240" w:after="100"/>
+        <w:rPr>
+          <w:lang w:eastAsia="zh-CN"/>
+        </w:rPr>
+      </w:pPr>
+      <w:r>
+        <w:rPr>
+          <w:b/>
+          <w:color w:val="1F4E79"/>
+          <w:sz w:val="26"/>
+          <w:lang w:eastAsia="zh-CN"/>
+        </w:rPr>
+        <w:t>新增：新建员工时手动勾选"推送到哪几台考勤机"</w:t>
+      </w:r>
+    </w:p>
+    <w:p>
+      <w:pPr>
+        <w:ind w:left="283"/>
+        <w:rPr>
+          <w:lang w:eastAsia="zh-CN"/>
+        </w:rPr>
+      </w:pPr>
+      <w:r>
+        <w:rPr>
+          <w:lang w:eastAsia="zh-CN"/>
+        </w:rPr>
+        <w:t xml:space="preserve">• </w:t>
+      </w:r>
+      <w:r>
+        <w:rPr>
+          <w:lang w:eastAsia="zh-CN"/>
+        </w:rPr>
+        <w:t>以前新建一个员工，系统会不分青红皂白把这个人的工号和照片信息推送给全公司所有启用中的考勤机——20 台机器里跟这个人毫不相干的分公司设备也会收到。</w:t>
+      </w:r>
+    </w:p>
+    <w:p>
+      <w:pPr>
+        <w:ind w:left="283"/>
+        <w:rPr>
+          <w:lang w:eastAsia="zh-CN"/>
+        </w:rPr>
+      </w:pPr>
+      <w:r>
+        <w:rPr>
+          <w:lang w:eastAsia="zh-CN"/>
+        </w:rPr>
+        <w:t xml:space="preserve">• </w:t>
+      </w:r>
+      <w:r>
+        <w:rPr>
+          <w:lang w:eastAsia="zh-CN"/>
+        </w:rPr>
+        <w:t>现在改成"员工管理"新建/编辑员工的表单里加了一个考勤机多选框，管理员手动勾选这个人实际要在哪几台机器上打卡，只有勾选过的设备才会收到他的信息。分公司管理员在这个多选框里也只能看到、勾选自己分公司范围内的设备，天然不会推错地方。</w:t>
+      </w:r>
+    </w:p>
+    <w:p>
+      <w:pPr>
+        <w:ind w:left="283"/>
+        <w:rPr>
+          <w:lang w:eastAsia="zh-CN"/>
+        </w:rPr>
+      </w:pPr>
+      <w:r>
+        <w:rPr>
+          <w:lang w:eastAsia="zh-CN"/>
+        </w:rPr>
+        <w:t xml:space="preserve">• </w:t>
+      </w:r>
+      <w:r>
+        <w:rPr>
+          <w:lang w:eastAsia="zh-CN"/>
+        </w:rPr>
+        <w:t>考勤机也新加了"归属部门"设置，方便区分每台机器属于哪个分公司；分公司管理员自己添加的新设备会自动归到自己名下，不用手动选。</w:t>
+      </w:r>
+    </w:p>
+    <w:p>
+      <w:pPr>
+        <w:spacing w:before="240" w:after="100"/>
+        <w:rPr>
+          <w:lang w:eastAsia="zh-CN"/>
+        </w:rPr>
+      </w:pPr>
+      <w:r>
+        <w:rPr>
+          <w:b/>
+          <w:color w:val="1F4E79"/>
+          <w:sz w:val="26"/>
+          <w:lang w:eastAsia="zh-CN"/>
+        </w:rPr>
+        <w:t>修复：新建/编辑员工时勾选的考勤机，没有真正下发到设备上</w:t>
+      </w:r>
+    </w:p>
+    <w:p>
+      <w:pPr>
+        <w:ind w:left="283"/>
+        <w:rPr>
+          <w:lang w:eastAsia="zh-CN"/>
+        </w:rPr>
+      </w:pPr>
+      <w:r>
+        <w:rPr>
+          <w:lang w:eastAsia="zh-CN"/>
+        </w:rPr>
+        <w:t xml:space="preserve">• </w:t>
+      </w:r>
+      <w:r>
+        <w:rPr>
+          <w:lang w:eastAsia="zh-CN"/>
+        </w:rPr>
+        <w:t>上面这个"手动勾选推送到哪几台考勤机"的功能刚上线时有个漏洞：新建员工时，系统是先把人存进数据库、再检查这个人绑定了哪些考勤机——但绑定考勤机这一步是后一步才做的，所以第一次检查的时候永远是空的，实际上一台设备都没推送成功，人脸档案没法在设备上建起来。编辑员工时改动勾选的设备也有类似问题：新勾上的设备不会收到这个人的信息，取消勾选的设备也不会把这个人删掉，残留的权限存在跨分公司误刷脸的风险。现在已经改成勾选生效后才下发，新增的设备会收到"建档"指令，被取消勾选的设备会收到"删除"指令，两头都能对上。</w:t>
+      </w:r>
+    </w:p>
+    <w:p>
+      <w:pPr>
+        <w:spacing w:before="240" w:after="100"/>
+        <w:rPr>
+          <w:lang w:eastAsia="zh-CN"/>
+        </w:rPr>
+      </w:pPr>
+      <w:r>
+        <w:rPr>
+          <w:b/>
+          <w:color w:val="1F4E79"/>
+          <w:sz w:val="26"/>
+          <w:lang w:eastAsia="zh-CN"/>
+        </w:rPr>
+        <w:t>新增：黑名单在全公司范围共享，换分公司/换工号也拦得住</w:t>
+      </w:r>
+    </w:p>
+    <w:p>
+      <w:pPr>
+        <w:ind w:left="283"/>
+        <w:rPr>
+          <w:lang w:eastAsia="zh-CN"/>
+        </w:rPr>
+      </w:pPr>
+      <w:r>
+        <w:rPr>
+          <w:lang w:eastAsia="zh-CN"/>
+        </w:rPr>
+        <w:t xml:space="preserve">• </w:t>
+      </w:r>
+      <w:r>
+        <w:rPr>
+          <w:lang w:eastAsia="zh-CN"/>
+        </w:rPr>
+        <w:t>黑名单（拉黑=永不录用）以前也是按分公司管理范围隔离的——A 分公司拉黑的人，B、C 分公司的管理员是看不到的。这样等于隔离规则本身留了个漏洞：被拉黑的人换个分公司重新入职，对方管理员根本不知道这人已经被拉黑过。现在"黑名单"这个视图改成了全公司共享：不管在哪个分公司拉黑的人，所有分公司管理员都能在黑名单里查到；但把人从黑名单移出来这个操作，还是只有原来拉黑他的那个分公司（或总部）才能做，避免其他分公司随手把不该放出来的人放出来。</w:t>
+      </w:r>
+    </w:p>
+    <w:p>
+      <w:pPr>
+        <w:ind w:left="283"/>
+        <w:rPr>
+          <w:lang w:eastAsia="zh-CN"/>
+        </w:rPr>
+      </w:pPr>
+      <w:r>
+        <w:rPr>
+          <w:lang w:eastAsia="zh-CN"/>
+        </w:rPr>
+        <w:t xml:space="preserve">• </w:t>
+      </w:r>
+      <w:r>
+        <w:rPr>
+          <w:lang w:eastAsia="zh-CN"/>
+        </w:rPr>
+        <w:t>顺带加了一道联动检查：管理员手动建档时，如果填的身份证号跟黑名单里某个人对上了，会直接拒绝建档并提示"该身份证号已被拉黑，请联系总部处理"（以前只检查工号是否重复，身份证号对不对得上完全没查，等于黑名单换个工号就能绕过去）。判断只认身份证号，不认手机号，避免家里人共用一个手机号被误伤。</w:t>
+      </w:r>
+    </w:p>
+    <w:p>
+      <w:pPr>
+        <w:spacing w:before="240" w:after="100"/>
+        <w:rPr>
+          <w:lang w:eastAsia="zh-CN"/>
+        </w:rPr>
+      </w:pPr>
+      <w:r>
+        <w:rPr>
+          <w:b/>
+          <w:color w:val="1F4E79"/>
+          <w:sz w:val="26"/>
+          <w:lang w:eastAsia="zh-CN"/>
+        </w:rPr>
+        <w:t>调整：新员工的初始密码改回固定的 123456（2026-09-02 那次改成随机生成，这次按业务需要改回来）</w:t>
+      </w:r>
+    </w:p>
+    <w:p>
+      <w:pPr>
+        <w:ind w:left="283"/>
+        <w:rPr>
+          <w:lang w:eastAsia="zh-CN"/>
+        </w:rPr>
+      </w:pPr>
+      <w:r>
+        <w:rPr>
+          <w:lang w:eastAsia="zh-CN"/>
+        </w:rPr>
+        <w:t xml:space="preserve">• </w:t>
+      </w:r>
+      <w:r>
+        <w:rPr>
+          <w:lang w:eastAsia="zh-CN"/>
+        </w:rPr>
+        <w:t>2026-09-02 那次审查把随机猜密码的风险堵上了，改成每个新员工随机生成一个密码；但现场反馈随机密码不好口头告诉新员工、每次都要抄一长串。这次按业务确认的方案做了折中：初始密码统一固定为 123456，方便现场直接口头告知，但保留"首次登录必须强制修改成自己的密码"这道安全闸不变——员工用 123456 只能登录一次，登录后立刻会被要求改成只有自己知道的密码，不会出现"一堆账号一直共用同一个密码"的情况。</w:t>
+      </w:r>
+    </w:p>
+    <w:p>
+      <w:pPr>
+        <w:spacing w:before="240" w:after="100"/>
+        <w:rPr>
+          <w:lang w:eastAsia="zh-CN"/>
+        </w:rPr>
+      </w:pPr>
+      <w:r>
+        <w:rPr>
+          <w:b/>
+          <w:color w:val="1F4E79"/>
+          <w:sz w:val="26"/>
+          <w:lang w:eastAsia="zh-CN"/>
+        </w:rPr>
+        <w:t>加固：全公司共用的考勤组/班次/假期配置，分公司管理员只能看，不能改</w:t>
+      </w:r>
+    </w:p>
+    <w:p>
+      <w:pPr>
+        <w:ind w:left="283"/>
+        <w:rPr>
+          <w:lang w:eastAsia="zh-CN"/>
+        </w:rPr>
+      </w:pPr>
+      <w:r>
+        <w:rPr>
+          <w:lang w:eastAsia="zh-CN"/>
+        </w:rPr>
+        <w:t xml:space="preserve">• </w:t>
+      </w:r>
+      <w:r>
+        <w:rPr>
+          <w:lang w:eastAsia="zh-CN"/>
+        </w:rPr>
+        <w:t>有些考勤组、班次、假期是不挂在任何具体分公司下的"全公司通用"配置（比如法定节假日）。以前分公司管理员对这类通用配置也是既能看又能改，理论上一个分公司的管理员手滑改动了通用配置，会连带影响到其他所有分公司。现在改成这类全公司通用的配置，所有分公司管理员都还能照常看到、正常使用，但只有总部管理员能修改，避免误改殃及别的分公司。</w:t>
+      </w:r>
+    </w:p>
+    <w:p>
+      <w:pPr>
+        <w:spacing w:before="240" w:after="100"/>
+        <w:rPr>
+          <w:lang w:eastAsia="zh-CN"/>
+        </w:rPr>
+      </w:pPr>
+      <w:r>
+        <w:rPr>
+          <w:b/>
+          <w:color w:val="1F4E79"/>
+          <w:sz w:val="26"/>
+          <w:lang w:eastAsia="zh-CN"/>
+        </w:rPr>
+        <w:t>完善：工号自动生成规则，适配新增的几个分公司</w:t>
+      </w:r>
+    </w:p>
+    <w:p>
+      <w:pPr>
+        <w:ind w:left="283"/>
+        <w:rPr>
+          <w:lang w:eastAsia="zh-CN"/>
+        </w:rPr>
+      </w:pPr>
+      <w:r>
+        <w:rPr>
+          <w:lang w:eastAsia="zh-CN"/>
+        </w:rPr>
+        <w:t xml:space="preserve">• </w:t>
+      </w:r>
+      <w:r>
+        <w:rPr>
+          <w:lang w:eastAsia="zh-CN"/>
+        </w:rPr>
+        <w:t>系统新增了几个独立的分公司部门节点（成都鹰诺-深圳/成都地区、科瑞新能源-深圳/成都地区、苏州科瑞等），"新建员工"表单选择这些部门后，现在也能像老部门一样自动生成规范的工号了。</w:t>
+      </w:r>
+    </w:p>
+    <w:p>
+      <w:pPr>
+        <w:spacing w:before="240" w:after="100"/>
+        <w:rPr>
+          <w:lang w:eastAsia="zh-CN"/>
+        </w:rPr>
+      </w:pPr>
+      <w:r>
+        <w:rPr>
+          <w:b/>
+          <w:color w:val="1F4E79"/>
+          <w:sz w:val="26"/>
+          <w:lang w:eastAsia="zh-CN"/>
+        </w:rPr>
+        <w:t>补充：员工管理的后台接口（非页面本身）同步补齐设备下发和固定密码</w:t>
+      </w:r>
+    </w:p>
+    <w:p>
+      <w:pPr>
+        <w:ind w:left="283"/>
+        <w:rPr>
+          <w:lang w:eastAsia="zh-CN"/>
+        </w:rPr>
+      </w:pPr>
+      <w:r>
+        <w:rPr>
+          <w:lang w:eastAsia="zh-CN"/>
+        </w:rPr>
+        <w:t xml:space="preserve">• </w:t>
+      </w:r>
+      <w:r>
+        <w:rPr>
+          <w:lang w:eastAsia="zh-CN"/>
+        </w:rPr>
+        <w:t>上面几条"考勤机下发""初始密码固定123456"的修复，最初只改了"员工管理"页面这一条路径；复查发现系统还留了一套功能相同的接口（供以后可能的外部系统对接用），这套接口当时没有跟着一起改，仍然是"调用方自己传密码、不推送任何考勤机"的老行为。这次一并补齐，保持两条路径的规则和效果完全一致。</w:t>
+      </w:r>
+    </w:p>
+    <w:p>
+      <w:pPr>
+        <w:spacing w:before="400" w:after="160"/>
+        <w:pBdr>
+          <w:bottom w:val="single" w:sz="6" w:space="4" w:color="1F4E79"/>
+        </w:pBdr>
+        <w:rPr>
+          <w:lang w:eastAsia="zh-CN"/>
+        </w:rPr>
+      </w:pPr>
+      <w:r>
+        <w:rPr>
+          <w:b/>
+          <w:color w:val="1F4E79"/>
+          <w:sz w:val="32"/>
+          <w:lang w:eastAsia="zh-CN"/>
+        </w:rPr>
+        <w:t>2026-09-02（外部代码审查发现的几个高风险问题，已修复）</w:t>
+      </w:r>
+    </w:p>
+    <w:p>
+      <w:pPr>
+        <w:spacing w:before="240" w:after="100"/>
+        <w:rPr>
+          <w:lang w:eastAsia="zh-CN"/>
+        </w:rPr>
+      </w:pPr>
+      <w:r>
+        <w:rPr>
+          <w:b/>
+          <w:color w:val="1F4E79"/>
+          <w:sz w:val="26"/>
+          <w:lang w:eastAsia="zh-CN"/>
+        </w:rPr>
+        <w:t>修复：身份证照片、人脸照片任何人都能匿名下载，不需要登录</w:t>
+      </w:r>
+    </w:p>
+    <w:p>
+      <w:pPr>
+        <w:ind w:left="283"/>
+        <w:rPr>
+          <w:lang w:eastAsia="zh-CN"/>
+        </w:rPr>
+      </w:pPr>
+      <w:r>
+        <w:rPr>
+          <w:lang w:eastAsia="zh-CN"/>
+        </w:rPr>
+        <w:t xml:space="preserve">• </w:t>
+      </w:r>
+      <w:r>
+        <w:rPr>
+          <w:lang w:eastAsia="zh-CN"/>
+        </w:rPr>
+        <w:t>排查发现员工的身份证照片、人脸参考照片这些敏感文件，之前是直接存在网站的公开目录下的——只要知道或者猜到网址，不用登录任何账号，谁都能直接下载查看，这是这次审查里最严重的一个问题。</w:t>
+      </w:r>
+    </w:p>
+    <w:p>
+      <w:pPr>
+        <w:ind w:left="283"/>
+        <w:rPr>
+          <w:lang w:eastAsia="zh-CN"/>
+        </w:rPr>
+      </w:pPr>
+      <w:r>
+        <w:rPr>
+          <w:lang w:eastAsia="zh-CN"/>
+        </w:rPr>
+        <w:t xml:space="preserve">• </w:t>
+      </w:r>
+      <w:r>
+        <w:rPr>
+          <w:lang w:eastAsia="zh-CN"/>
+        </w:rPr>
+        <w:t>现在把这些文件挪到了网站公开目录之外，改成必须登录才能查看：身份证照片只有管理员/文员能看，人脸照片本人或管理员/文员能看，普通员工之间不能互相偷看对方的证件和照片。原来已经上传的照片也已经完整迁移到新位置，不会丢失。</w:t>
+      </w:r>
+    </w:p>
+    <w:p>
+      <w:pPr>
+        <w:spacing w:before="240" w:after="100"/>
+        <w:rPr>
+          <w:lang w:eastAsia="zh-CN"/>
+        </w:rPr>
+      </w:pPr>
+      <w:r>
+        <w:rPr>
+          <w:b/>
+          <w:color w:val="1F4E79"/>
+          <w:sz w:val="26"/>
+          <w:lang w:eastAsia="zh-CN"/>
+        </w:rPr>
+        <w:t>修复：正式服迁移数据库时可能因为存量重复数据直接失败</w:t>
+      </w:r>
+    </w:p>
+    <w:p>
+      <w:pPr>
+        <w:ind w:left="283"/>
+        <w:rPr>
+          <w:lang w:eastAsia="zh-CN"/>
+        </w:rPr>
+      </w:pPr>
+      <w:r>
+        <w:rPr>
+          <w:lang w:eastAsia="zh-CN"/>
+        </w:rPr>
+        <w:t xml:space="preserve">• </w:t>
+      </w:r>
+      <w:r>
+        <w:rPr>
+          <w:lang w:eastAsia="zh-CN"/>
+        </w:rPr>
+        <w:t>排查发现正式服现有打卡数据里有 43 条历史重复记录（都是老版本去重不够精确时期留下的），如果直接跑这批迁移会因为新加的唯一索引报错、迁移中途失败。已经在迁移脚本里加了自动去重步骤，跑之前会先清掉多余的重复行，只保留最早那一条，不会影响正常数据。</w:t>
+      </w:r>
+    </w:p>
+    <w:p>
+      <w:pPr>
+        <w:spacing w:before="240" w:after="100"/>
+        <w:rPr>
+          <w:lang w:eastAsia="zh-CN"/>
+        </w:rPr>
+      </w:pPr>
+      <w:r>
+        <w:rPr>
+          <w:b/>
+          <w:color w:val="1F4E79"/>
+          <w:sz w:val="26"/>
+          <w:lang w:eastAsia="zh-CN"/>
+        </w:rPr>
+        <w:t>修复：撤销的请假/加班/补卡/出差申请，理论上还能被审批人"复活"生效</w:t>
+      </w:r>
+    </w:p>
+    <w:p>
+      <w:pPr>
+        <w:ind w:left="283"/>
+        <w:rPr>
+          <w:lang w:eastAsia="zh-CN"/>
+        </w:rPr>
+      </w:pPr>
+      <w:r>
+        <w:rPr>
+          <w:lang w:eastAsia="zh-CN"/>
+        </w:rPr>
+        <w:t xml:space="preserve">• </w:t>
+      </w:r>
+      <w:r>
+        <w:rPr>
+          <w:lang w:eastAsia="zh-CN"/>
+        </w:rPr>
+        <w:t>之前撤销申请只是把申请单本身标成"已撤销"，但对应的审批节点没有跟着作废——如果审批人这时候手快点了"通过"，系统还是会把已经撤销的申请当成正常通过处理，考勤记录也会被相应回写，等于撤销形同虚设。现在撤销时会把还没处理的审批节点一并作废。</w:t>
+      </w:r>
+    </w:p>
+    <w:p>
+      <w:pPr>
+        <w:spacing w:before="240" w:after="100"/>
+        <w:rPr>
+          <w:lang w:eastAsia="zh-CN"/>
+        </w:rPr>
+      </w:pPr>
+      <w:r>
+        <w:rPr>
+          <w:b/>
+          <w:color w:val="1F4E79"/>
+          <w:sz w:val="26"/>
+          <w:lang w:eastAsia="zh-CN"/>
+        </w:rPr>
+        <w:t>修复：审批人几乎同时重复点"通过"，加班时长可能被重复计入</w:t>
+      </w:r>
+    </w:p>
+    <w:p>
+      <w:pPr>
+        <w:ind w:left="283"/>
+        <w:rPr>
+          <w:lang w:eastAsia="zh-CN"/>
+        </w:rPr>
+      </w:pPr>
+      <w:r>
+        <w:rPr>
+          <w:lang w:eastAsia="zh-CN"/>
+        </w:rPr>
+        <w:t xml:space="preserve">• </w:t>
+      </w:r>
+      <w:r>
+        <w:rPr>
+          <w:lang w:eastAsia="zh-CN"/>
+        </w:rPr>
+        <w:t>同一条加班申请如果被连续点了两次"通过"（比如手滑、网络慢重复提交），之前没有防护，两次都会真正执行一遍"通过"的后续逻辑，加班时长会被累加两次，工资算多。现在改成"抢锁"式处理，同一个审批节点只有第一次点击会真正生效，重复点击会被直接挡住。</w:t>
+      </w:r>
+    </w:p>
+    <w:p>
+      <w:pPr>
+        <w:spacing w:before="240" w:after="100"/>
+        <w:rPr>
+          <w:lang w:eastAsia="zh-CN"/>
+        </w:rPr>
+      </w:pPr>
+      <w:r>
+        <w:rPr>
+          <w:b/>
+          <w:color w:val="1F4E79"/>
+          <w:sz w:val="26"/>
+          <w:lang w:eastAsia="zh-CN"/>
+        </w:rPr>
+        <w:t>修复：员工被标记"旷工"或正在"请假/出差"期间，一次上班打卡可能把状态误改掉</w:t>
+      </w:r>
+    </w:p>
+    <w:p>
+      <w:pPr>
+        <w:ind w:left="283"/>
+        <w:rPr>
+          <w:lang w:eastAsia="zh-CN"/>
+        </w:rPr>
+      </w:pPr>
+      <w:r>
+        <w:rPr>
+          <w:lang w:eastAsia="zh-CN"/>
+        </w:rPr>
+        <w:t xml:space="preserve">• </w:t>
+      </w:r>
+      <w:r>
+        <w:rPr>
+          <w:lang w:eastAsia="zh-CN"/>
+        </w:rPr>
+        <w:t>之前"上班打卡"这个动作，不管当天是什么状态都会直接把状态改成"正常"或"迟到"——如果这个人当天其实是请了假、或者已经批准出差，一次误打的上班卡会把"请假/出差"状态覆盖掉，出差期间本该按全勤给的工时也会被打卡时间重新算过，变相"作废"了审批结果。现在改成只有当天状态本来就是"正常/迟到/早退/未打卡/旷工"这几种由打卡本身决定的情况，才会被新的打卡结果更新；请假、出差、节假日这些由审批流程设置的状态不会被打卡顺手覆盖。</w:t>
+      </w:r>
+    </w:p>
+    <w:p>
+      <w:pPr>
+        <w:spacing w:before="240" w:after="100"/>
+        <w:rPr>
+          <w:lang w:eastAsia="zh-CN"/>
+        </w:rPr>
+      </w:pPr>
+      <w:r>
+        <w:rPr>
+          <w:b/>
+          <w:color w:val="1F4E79"/>
+          <w:sz w:val="26"/>
+          <w:lang w:eastAsia="zh-CN"/>
+        </w:rPr>
+        <w:t>修复：新员工的初始密码不再是所有人共用同一个"123456"，改成随机生成，且必须首次登录后自己改密码</w:t>
+      </w:r>
+    </w:p>
+    <w:p>
+      <w:pPr>
+        <w:ind w:left="283"/>
+        <w:rPr>
+          <w:lang w:eastAsia="zh-CN"/>
+        </w:rPr>
+      </w:pPr>
+      <w:r>
+        <w:rPr>
+          <w:lang w:eastAsia="zh-CN"/>
+        </w:rPr>
+        <w:t xml:space="preserve">• </w:t>
+      </w:r>
+      <w:r>
+        <w:rPr>
+          <w:lang w:eastAsia="zh-CN"/>
+        </w:rPr>
+        <w:t>排查发现所有新建员工账号的初始密码一直是固定的"123456"（管理员重置密码不填新密码时也是随机生成的，这个倒没问题）。固定密码+工号大多是连续编号，等于给了"批量猜密码登录别人账号"一条现成的路。</w:t>
+      </w:r>
+    </w:p>
+    <w:p>
+      <w:pPr>
+        <w:ind w:left="283"/>
+        <w:rPr>
+          <w:lang w:eastAsia="zh-CN"/>
+        </w:rPr>
+      </w:pPr>
+      <w:r>
+        <w:rPr>
+          <w:lang w:eastAsia="zh-CN"/>
+        </w:rPr>
+        <w:t xml:space="preserve">• </w:t>
+      </w:r>
+      <w:r>
+        <w:rPr>
+          <w:lang w:eastAsia="zh-CN"/>
+        </w:rPr>
+        <w:t>现在新建员工、以及管理员重置密码时，系统都会生成一个随机密码，员工必须凭这个随机密码登录一次，登录后会被立刻带到"修改密码"页，要求先设置成自己知道的密码，才能进入系统正常使用。</w:t>
+      </w:r>
+    </w:p>
+    <w:p>
+      <w:pPr>
+        <w:ind w:left="283"/>
+        <w:rPr>
+          <w:lang w:eastAsia="zh-CN"/>
+        </w:rPr>
+      </w:pPr>
+      <w:r>
+        <w:rPr>
+          <w:lang w:eastAsia="zh-CN"/>
+        </w:rPr>
+        <w:t xml:space="preserve">• </w:t>
+      </w:r>
+      <w:r>
+        <w:rPr>
+          <w:lang w:eastAsia="zh-CN"/>
+        </w:rPr>
+        <w:t>顺带加了登录失败次数限制：同一个账号连续输错密码达到 5 次，会被临时锁定 15 分钟（过了自动解锁，不用找管理员），防止有人拿着猜到的工号在登录框上反复尝试密码。</w:t>
+      </w:r>
+    </w:p>
+    <w:p>
+      <w:pPr>
+        <w:spacing w:before="240" w:after="100"/>
+        <w:rPr>
+          <w:lang w:eastAsia="zh-CN"/>
+        </w:rPr>
+      </w:pPr>
+      <w:r>
+        <w:rPr>
+          <w:b/>
+          <w:color w:val="1F4E79"/>
+          <w:sz w:val="26"/>
+          <w:lang w:eastAsia="zh-CN"/>
+        </w:rPr>
+        <w:t>修复：登录页会告诉别人"这个工号存在但账号被停用"，等于能拿来试探哪些工号是真员工</w:t>
+      </w:r>
+    </w:p>
+    <w:p>
+      <w:pPr>
+        <w:ind w:left="283"/>
+        <w:rPr>
+          <w:lang w:eastAsia="zh-CN"/>
+        </w:rPr>
+      </w:pPr>
+      <w:r>
+        <w:rPr>
+          <w:lang w:eastAsia="zh-CN"/>
+        </w:rPr>
+        <w:t xml:space="preserve">• </w:t>
+      </w:r>
+      <w:r>
+        <w:rPr>
+          <w:lang w:eastAsia="zh-CN"/>
+        </w:rPr>
+        <w:t>之前工号密码错和账号被停用，登录页显示的提示语是不一样的——有心人可以靠这个提示的差异，批量试探出哪些工号是系统里真实存在的账号，即使不知道密码，也能摸出一份真实员工工号名单。现在这两种情况统一显示"工号或密码错误"，不再区分。</w:t>
+      </w:r>
+    </w:p>
+    <w:p>
+      <w:pPr>
+        <w:spacing w:before="240" w:after="100"/>
+        <w:rPr>
+          <w:lang w:eastAsia="zh-CN"/>
+        </w:rPr>
+      </w:pPr>
+      <w:r>
+        <w:rPr>
+          <w:b/>
+          <w:color w:val="1F4E79"/>
+          <w:sz w:val="26"/>
+          <w:lang w:eastAsia="zh-CN"/>
+        </w:rPr>
+        <w:t>优化：密码加密强度提升（旧密码不受影响，不用重置）</w:t>
+      </w:r>
+    </w:p>
+    <w:p>
+      <w:pPr>
+        <w:ind w:left="283"/>
+        <w:rPr>
+          <w:lang w:eastAsia="zh-CN"/>
+        </w:rPr>
+      </w:pPr>
+      <w:r>
+        <w:rPr>
+          <w:lang w:eastAsia="zh-CN"/>
+        </w:rPr>
+        <w:t xml:space="preserve">• </w:t>
+      </w:r>
+      <w:r>
+        <w:rPr>
+          <w:lang w:eastAsia="zh-CN"/>
+        </w:rPr>
+        <w:t>密码存储用的加密强度做了大幅提升（跟业界现在的推荐标准看齐），破解成本比原来高出几十倍。已有员工的密码不受影响，还是能正常登录，只有以后新设置的密码才会用上新强度。</w:t>
+      </w:r>
+    </w:p>
+    <w:p>
+      <w:pPr>
+        <w:spacing w:before="240" w:after="100"/>
+        <w:rPr>
+          <w:lang w:eastAsia="zh-CN"/>
+        </w:rPr>
+      </w:pPr>
+      <w:r>
+        <w:rPr>
+          <w:b/>
+          <w:color w:val="1F4E79"/>
+          <w:sz w:val="26"/>
+          <w:lang w:eastAsia="zh-CN"/>
+        </w:rPr>
+        <w:t>优化：今日看板"旷工"和"未打卡"两张卡片的人数不会再重复计入</w:t>
+      </w:r>
+    </w:p>
+    <w:p>
+      <w:pPr>
+        <w:ind w:left="283"/>
+        <w:rPr>
+          <w:lang w:eastAsia="zh-CN"/>
+        </w:rPr>
+      </w:pPr>
+      <w:r>
+        <w:rPr>
+          <w:lang w:eastAsia="zh-CN"/>
+        </w:rPr>
+        <w:t xml:space="preserve">• </w:t>
+      </w:r>
+      <w:r>
+        <w:rPr>
+          <w:lang w:eastAsia="zh-CN"/>
+        </w:rPr>
+        <w:t>排查发现看板上"旷工"人数和"未打卡"人数存在重叠——被标记旷工的人，同时又被算进了"未打卡"里，两个数字加起来会比公司总人数还多，容易让人误判当天的出勤情况。现在"未打卡"只统计真正"原因待查、还没打卡"的人，不再和旷工、请假、节假日重复计数。</w:t>
+      </w:r>
+    </w:p>
+    <w:p>
+      <w:pPr>
+        <w:spacing w:before="240" w:after="100"/>
+        <w:rPr>
+          <w:lang w:eastAsia="zh-CN"/>
+        </w:rPr>
+      </w:pPr>
+      <w:r>
+        <w:rPr>
+          <w:b/>
+          <w:color w:val="1F4E79"/>
+          <w:sz w:val="26"/>
+          <w:lang w:eastAsia="zh-CN"/>
+        </w:rPr>
+        <w:t>优化：后台自动任务（每天旷工标记、每月考勤汇总）更可靠了</w:t>
+      </w:r>
+    </w:p>
+    <w:p>
+      <w:pPr>
+        <w:ind w:left="283"/>
+        <w:rPr>
+          <w:lang w:eastAsia="zh-CN"/>
+        </w:rPr>
+      </w:pPr>
+      <w:r>
+        <w:rPr>
+          <w:lang w:eastAsia="zh-CN"/>
+        </w:rPr>
+        <w:t xml:space="preserve">• </w:t>
+      </w:r>
+      <w:r>
+        <w:rPr>
+          <w:lang w:eastAsia="zh-CN"/>
+        </w:rPr>
+        <w:t>之前这两个自动任务只有很窄的一个时间窗口能执行（旷工标记只有 23:58-23:59 两分钟，月度汇总只有每月 1 号 00:10-00:59），如果系统正好在这几分钟内重启或者出了点小故障，这次就彻底错过了，旷工标记要等到第二天才有下一次机会，月度汇总只能靠人工点"重新生成"补救。现在旷工标记的窗口放宽到 5 分钟，月度汇总如果 1 号没赶上，2、3 号会自动尝试补跑，不需要人工介入。</w:t>
+      </w:r>
+    </w:p>
+    <w:p>
+      <w:pPr>
+        <w:spacing w:before="240" w:after="100"/>
+        <w:rPr>
+          <w:lang w:eastAsia="zh-CN"/>
+        </w:rPr>
+      </w:pPr>
+      <w:r>
+        <w:rPr>
+          <w:b/>
+          <w:color w:val="1F4E79"/>
+          <w:sz w:val="26"/>
+          <w:lang w:eastAsia="zh-CN"/>
+        </w:rPr>
+        <w:t>修复：删除员工时，如果这个人还有未了结的关联（审批记录、发布过公告、是别人的直属上级），以前会报一个看不懂的系统错误</w:t>
+      </w:r>
+    </w:p>
+    <w:p>
+      <w:pPr>
+        <w:ind w:left="283"/>
+        <w:rPr>
+          <w:lang w:eastAsia="zh-CN"/>
+        </w:rPr>
+      </w:pPr>
+      <w:r>
+        <w:rPr>
+          <w:lang w:eastAsia="zh-CN"/>
+        </w:rPr>
+        <w:t xml:space="preserve">• </w:t>
+      </w:r>
+      <w:r>
+        <w:rPr>
+          <w:lang w:eastAsia="zh-CN"/>
+        </w:rPr>
+        <w:t>现在会在删除之前先检查，如果这个员工曾经审批过申请单、发布过公告，或者还有其他员工的"直属上级"是他，会直接给出清楚的提示（比如"XXX 的直属上级是该员工，请先改派"），而不是让管理员看到一句看不懂的数据库错误。</w:t>
+      </w:r>
+    </w:p>
+    <w:p>
+      <w:pPr>
+        <w:spacing w:before="240" w:after="100"/>
+        <w:rPr>
+          <w:lang w:eastAsia="zh-CN"/>
+        </w:rPr>
+      </w:pPr>
+      <w:r>
+        <w:rPr>
+          <w:b/>
+          <w:color w:val="1F4E79"/>
+          <w:sz w:val="26"/>
+          <w:lang w:eastAsia="zh-CN"/>
+        </w:rPr>
+        <w:t>优化：几处安全加固（不影响正常使用）</w:t>
+      </w:r>
+    </w:p>
+    <w:p>
+      <w:pPr>
+        <w:ind w:left="283"/>
+        <w:rPr>
+          <w:lang w:eastAsia="zh-CN"/>
+        </w:rPr>
+      </w:pPr>
+      <w:r>
+        <w:rPr>
+          <w:lang w:eastAsia="zh-CN"/>
+        </w:rPr>
+        <w:t xml:space="preserve">• </w:t>
+      </w:r>
+      <w:r>
+        <w:rPr>
+          <w:lang w:eastAsia="zh-CN"/>
+        </w:rPr>
+        <w:t>退出登录、公告"标记已读"这两个操作换成了更安全的处理方式，防止被恶意网页利用来冒充操作。</w:t>
+      </w:r>
+    </w:p>
+    <w:p>
+      <w:pPr>
+        <w:ind w:left="283"/>
+        <w:rPr>
+          <w:lang w:eastAsia="zh-CN"/>
+        </w:rPr>
+      </w:pPr>
+      <w:r>
+        <w:rPr>
+          <w:lang w:eastAsia="zh-CN"/>
+        </w:rPr>
+        <w:t xml:space="preserve">• </w:t>
+      </w:r>
+      <w:r>
+        <w:rPr>
+          <w:lang w:eastAsia="zh-CN"/>
+        </w:rPr>
+        <w:t>扫码登记上传身份证照片、员工管理里填工号，如果填了不该出现的特殊字符，会被直接拦下并提示格式不对，避免被用来绕过文件存储目录的限制。</w:t>
+      </w:r>
+    </w:p>
+    <w:p>
+      <w:pPr>
+        <w:ind w:left="283"/>
+        <w:rPr>
+          <w:lang w:eastAsia="zh-CN"/>
+        </w:rPr>
+      </w:pPr>
+      <w:r>
+        <w:rPr>
+          <w:lang w:eastAsia="zh-CN"/>
+        </w:rPr>
+        <w:t xml:space="preserve">• </w:t>
+      </w:r>
+      <w:r>
+        <w:rPr>
+          <w:lang w:eastAsia="zh-CN"/>
+        </w:rPr>
+        <w:t>远程打卡的人脸抓拍数据加了大小上限，避免异常数据占用服务器资源。</w:t>
+      </w:r>
+    </w:p>
+    <w:p>
+      <w:pPr>
+        <w:ind w:left="283"/>
+        <w:rPr>
+          <w:lang w:eastAsia="zh-CN"/>
+        </w:rPr>
+      </w:pPr>
+      <w:r>
+        <w:rPr>
+          <w:lang w:eastAsia="zh-CN"/>
+        </w:rPr>
+        <w:t xml:space="preserve">• </w:t>
+      </w:r>
+      <w:r>
+        <w:rPr>
+          <w:lang w:eastAsia="zh-CN"/>
+        </w:rPr>
+        <w:t>人脸识别测试页（仅管理员/文员可见，用于联调排查）加了调用频率限制，避免误操作或滥用消耗付费识别额度。</w:t>
+      </w:r>
+    </w:p>
+    <w:p>
+      <w:pPr>
+        <w:ind w:left="283"/>
+        <w:rPr>
+          <w:lang w:eastAsia="zh-CN"/>
+        </w:rPr>
+      </w:pPr>
+      <w:r>
+        <w:rPr>
+          <w:lang w:eastAsia="zh-CN"/>
+        </w:rPr>
+        <w:t xml:space="preserve">• </w:t>
+      </w:r>
+      <w:r>
+        <w:rPr>
+          <w:lang w:eastAsia="zh-CN"/>
+        </w:rPr>
+        <w:t>员工信息导出 Excel 现在会记一条操作日志（谁在什么时候导出了多少条），方便日后需要时查证。</w:t>
       </w:r>
     </w:p>
     <w:p>

--- a/docs/考勤系统更新日志_完整版.docx
+++ b/docs/考勤系统更新日志_完整版.docx
@@ -97,7 +97,7 @@
           <w:sz w:val="24"/>
           <w:lang w:eastAsia="zh-CN"/>
         </w:rPr>
-        <w:t>生成日期：2026年9月11日</w:t>
+        <w:t>生成日期：2026年9月15日</w:t>
       </w:r>
     </w:p>
     <w:p>
@@ -114,6 +114,235 @@
           <w:lang w:eastAsia="zh-CN"/>
         </w:rPr>
         <w:t>说明：这份文档记录考勤系统每次功能改动，语言尽量简单，方便非技术人员看懂；每次改动都会在最上面加一条新记录（时间倒序）。</w:t>
+      </w:r>
+    </w:p>
+    <w:p>
+      <w:pPr>
+        <w:spacing w:before="400" w:after="160"/>
+        <w:pBdr>
+          <w:bottom w:val="single" w:sz="6" w:space="4" w:color="1F4E79"/>
+        </w:pBdr>
+        <w:rPr>
+          <w:lang w:eastAsia="zh-CN"/>
+        </w:rPr>
+      </w:pPr>
+      <w:r>
+        <w:rPr>
+          <w:b/>
+          <w:color w:val="1F4E79"/>
+          <w:sz w:val="32"/>
+          <w:lang w:eastAsia="zh-CN"/>
+        </w:rPr>
+        <w:t>2026-09-15</w:t>
+      </w:r>
+    </w:p>
+    <w:p>
+      <w:pPr>
+        <w:ind w:left="283"/>
+        <w:rPr>
+          <w:lang w:eastAsia="zh-CN"/>
+        </w:rPr>
+      </w:pPr>
+      <w:r>
+        <w:rPr>
+          <w:lang w:eastAsia="zh-CN"/>
+        </w:rPr>
+        <w:t xml:space="preserve">• </w:t>
+      </w:r>
+      <w:r>
+        <w:rPr>
+          <w:b/>
+          <w:lang w:eastAsia="zh-CN"/>
+        </w:rPr>
+        <w:t>远程打卡定位延长了等待时间</w:t>
+      </w:r>
+      <w:r>
+        <w:rPr>
+          <w:lang w:eastAsia="zh-CN"/>
+        </w:rPr>
+        <w:t>：厂房/车间这类钢结构建筑里 GPS 信号弱、定位慢，之前最多等 10 秒定位不到就直接提示"未能获取位置"失败，现在延长到最多等 20 秒，给信号弱的环境多一点时间搜到位置，减少明明再等几秒就能定位成功、却被提前判定失败的情况。同时修了一个小问题：如果一开始定位慢弹出了失败提示，后来定位又成功了，之前这条失败提示会一直挂在页面上不消失，容易让人误以为没定位成功，现在定位成功后会自动收起。</w:t>
+      </w:r>
+    </w:p>
+    <w:p>
+      <w:pPr>
+        <w:ind w:left="283"/>
+        <w:rPr>
+          <w:lang w:eastAsia="zh-CN"/>
+        </w:rPr>
+      </w:pPr>
+      <w:r>
+        <w:rPr>
+          <w:lang w:eastAsia="zh-CN"/>
+        </w:rPr>
+        <w:t xml:space="preserve">• </w:t>
+      </w:r>
+      <w:r>
+        <w:rPr>
+          <w:b/>
+          <w:lang w:eastAsia="zh-CN"/>
+        </w:rPr>
+        <w:t>远程打卡页面增加了微信内置浏览器的提示</w:t>
+      </w:r>
+      <w:r>
+        <w:rPr>
+          <w:lang w:eastAsia="zh-CN"/>
+        </w:rPr>
+        <w:t>：微信自带的浏览器对摄像头、定位这两个权限限制比较多，直接在微信里点开打卡链接经常会定位/摄像头都失败，之前页面不会说明原因，员工看不懂"到底哪里出了问题"。现在如果检测到是在微信里打开的，页面会直接提示"请点右上角···，选择在浏览器打开"，引导员工切到手机自带浏览器再打卡。</w:t>
+      </w:r>
+    </w:p>
+    <w:p>
+      <w:pPr>
+        <w:ind w:left="283"/>
+        <w:rPr>
+          <w:lang w:eastAsia="zh-CN"/>
+        </w:rPr>
+      </w:pPr>
+      <w:r>
+        <w:rPr>
+          <w:lang w:eastAsia="zh-CN"/>
+        </w:rPr>
+        <w:t xml:space="preserve">• </w:t>
+      </w:r>
+      <w:r>
+        <w:rPr>
+          <w:b/>
+          <w:lang w:eastAsia="zh-CN"/>
+        </w:rPr>
+        <w:t>月度报表"打卡时间表"导出新增"请假(h)"一列</w:t>
+      </w:r>
+      <w:r>
+        <w:rPr>
+          <w:lang w:eastAsia="zh-CN"/>
+        </w:rPr>
+        <w:t>：以前这张表只能看到每天的加班时长，看不出这天是不是请假、请了多久，现在新增一列，按请假审批单上批的起止时间算出当天的请假小时数（跨天请假的第一天/最后一天会按落在当天的那一段算，不是整天都算）；不影响这天的"实际工时"列，请假当天工时依然按 0 算。历史上已经批准过的请假记录也已经按这套规则补算好了。</w:t>
+      </w:r>
+    </w:p>
+    <w:p>
+      <w:pPr>
+        <w:ind w:left="283"/>
+        <w:rPr>
+          <w:lang w:eastAsia="zh-CN"/>
+        </w:rPr>
+      </w:pPr>
+      <w:r>
+        <w:rPr>
+          <w:lang w:eastAsia="zh-CN"/>
+        </w:rPr>
+        <w:t xml:space="preserve">• </w:t>
+      </w:r>
+      <w:r>
+        <w:rPr>
+          <w:b/>
+          <w:lang w:eastAsia="zh-CN"/>
+        </w:rPr>
+        <w:t>请假的备注也带上时长了</w:t>
+      </w:r>
+      <w:r>
+        <w:rPr>
+          <w:lang w:eastAsia="zh-CN"/>
+        </w:rPr>
+        <w:t>：跟加班的备注格式统一，以前请假的备注只写"请假审批通过（单号）"，看不出请了几个小时，现在改成"请假审批通过（单号），4 小时"这样，跟加班备注的格式一致。历史记录也已经按这个格式补上了。</w:t>
+      </w:r>
+    </w:p>
+    <w:p>
+      <w:pPr>
+        <w:spacing w:before="400" w:after="160"/>
+        <w:pBdr>
+          <w:bottom w:val="single" w:sz="6" w:space="4" w:color="1F4E79"/>
+        </w:pBdr>
+        <w:rPr>
+          <w:lang w:eastAsia="zh-CN"/>
+        </w:rPr>
+      </w:pPr>
+      <w:r>
+        <w:rPr>
+          <w:b/>
+          <w:color w:val="1F4E79"/>
+          <w:sz w:val="32"/>
+          <w:lang w:eastAsia="zh-CN"/>
+        </w:rPr>
+        <w:t>2026-09-14</w:t>
+      </w:r>
+    </w:p>
+    <w:p>
+      <w:pPr>
+        <w:ind w:left="283"/>
+        <w:rPr>
+          <w:lang w:eastAsia="zh-CN"/>
+        </w:rPr>
+      </w:pPr>
+      <w:r>
+        <w:rPr>
+          <w:lang w:eastAsia="zh-CN"/>
+        </w:rPr>
+        <w:t xml:space="preserve">• </w:t>
+      </w:r>
+      <w:r>
+        <w:rPr>
+          <w:b/>
+          <w:lang w:eastAsia="zh-CN"/>
+        </w:rPr>
+        <w:t>调低远程打卡人脸识别的相似度门槛</w:t>
+      </w:r>
+      <w:r>
+        <w:rPr>
+          <w:lang w:eastAsia="zh-CN"/>
+        </w:rPr>
+        <w:t>：从 80 分降到 70 分（满分 100），员工自己打卡通过会更容易一些，相应地对"是不是本人"的判断会比之前宽松一点。</w:t>
+      </w:r>
+    </w:p>
+    <w:p>
+      <w:pPr>
+        <w:ind w:left="283"/>
+        <w:rPr>
+          <w:lang w:eastAsia="zh-CN"/>
+        </w:rPr>
+      </w:pPr>
+      <w:r>
+        <w:rPr>
+          <w:lang w:eastAsia="zh-CN"/>
+        </w:rPr>
+        <w:t xml:space="preserve">• </w:t>
+      </w:r>
+      <w:r>
+        <w:rPr>
+          <w:b/>
+          <w:lang w:eastAsia="zh-CN"/>
+        </w:rPr>
+        <w:t>午间打卡漏打的处理更严格了</w:t>
+      </w:r>
+      <w:r>
+        <w:rPr>
+          <w:lang w:eastAsia="zh-CN"/>
+        </w:rPr>
+        <w:t>：以前班次配了午间必打卡（比如午休前后各打一次），只要其中一段没打上，只是这一小段时间不计工时，之后正常上班一样算工时。现在如果时间最晚的那一段午间打卡没打上（比如午休回来没打卡），从这一段起到下班这段时间也不再计入工时，相当于下半个班次都不算出勤了。这个不影响"迟到/早退/旷工"这几个状态的判断，也不会额外发通知，只是工时会算得更少。</w:t>
+      </w:r>
+    </w:p>
+    <w:p>
+      <w:pPr>
+        <w:ind w:left="283"/>
+        <w:rPr>
+          <w:lang w:eastAsia="zh-CN"/>
+        </w:rPr>
+      </w:pPr>
+      <w:r>
+        <w:rPr>
+          <w:lang w:eastAsia="zh-CN"/>
+        </w:rPr>
+        <w:t xml:space="preserve">• </w:t>
+      </w:r>
+      <w:r>
+        <w:rPr>
+          <w:b/>
+          <w:lang w:eastAsia="zh-CN"/>
+        </w:rPr>
+        <w:t>休息日自己打卡、没走加班审批的不再算工时</w:t>
+      </w:r>
+      <w:r>
+        <w:rPr>
+          <w:lang w:eastAsia="zh-CN"/>
+        </w:rPr>
+        <w:t>：以前员工在自己的休息日（周末排休、没排班的周六周日）自己跑来打上下班卡，只要没申请加班，系统也会照样把这段时间算成正常工时，等于绕开了加班审批。现在这种情况下工时会算成 0，必须走加班申请审批通过后才会正常计工时；如果员工是先打的卡、事后才补的加班申请，审批一通过系统会自动把之前打的卡重新算一遍工时补回来，不用再手动改。调班/补班日（公司统一要求上班）不受影响，工时照常算。</w:t>
       </w:r>
     </w:p>
     <w:p>

--- a/docs/考勤系统更新日志_完整版.docx
+++ b/docs/考勤系统更新日志_完整版.docx
@@ -97,7 +97,7 @@
           <w:sz w:val="24"/>
           <w:lang w:eastAsia="zh-CN"/>
         </w:rPr>
-        <w:t>生成日期：2026年9月15日</w:t>
+        <w:t>生成日期：2026年9月17日</w:t>
       </w:r>
     </w:p>
     <w:p>
@@ -114,6 +114,187 @@
           <w:lang w:eastAsia="zh-CN"/>
         </w:rPr>
         <w:t>说明：这份文档记录考勤系统每次功能改动，语言尽量简单，方便非技术人员看懂；每次改动都会在最上面加一条新记录（时间倒序）。</w:t>
+      </w:r>
+    </w:p>
+    <w:p>
+      <w:pPr>
+        <w:spacing w:before="400" w:after="160"/>
+        <w:pBdr>
+          <w:bottom w:val="single" w:sz="6" w:space="4" w:color="1F4E79"/>
+        </w:pBdr>
+        <w:rPr>
+          <w:lang w:eastAsia="zh-CN"/>
+        </w:rPr>
+      </w:pPr>
+      <w:r>
+        <w:rPr>
+          <w:b/>
+          <w:color w:val="1F4E79"/>
+          <w:sz w:val="32"/>
+          <w:lang w:eastAsia="zh-CN"/>
+        </w:rPr>
+        <w:t>2026-09-17</w:t>
+      </w:r>
+    </w:p>
+    <w:p>
+      <w:pPr>
+        <w:ind w:left="283"/>
+        <w:rPr>
+          <w:lang w:eastAsia="zh-CN"/>
+        </w:rPr>
+      </w:pPr>
+      <w:r>
+        <w:rPr>
+          <w:lang w:eastAsia="zh-CN"/>
+        </w:rPr>
+        <w:t xml:space="preserve">• </w:t>
+      </w:r>
+      <w:r>
+        <w:rPr>
+          <w:b/>
+          <w:lang w:eastAsia="zh-CN"/>
+        </w:rPr>
+        <w:t>修复"午间打卡最后一段没打上，整天工时被清零"的问题（重要）</w:t>
+      </w:r>
+      <w:r>
+        <w:rPr>
+          <w:lang w:eastAsia="zh-CN"/>
+        </w:rPr>
+        <w:t>：09-15 上线的"下半个班次不算工时"规则，本意是只让下午不计工时，但代码里同时又触发了另一条"从漏打的窗口起顺延上班时间"的规则，两条规则刚好都指向同一个点，结果变成上午下午一起清零，实际相当于整天没有工时——查数据发现 09-15、09-16 两天各有 10 条记录（比如早上 8 点多上班、晚上 9 点多下班，实打实干了一整天）被错误算成 0 工时。现在已经修复，只有下午不计工时，上午的工时会正常算。这 20 条被错误清零的历史记录已经按修复后的规则重新核算补回。</w:t>
+      </w:r>
+    </w:p>
+    <w:p>
+      <w:pPr>
+        <w:ind w:left="283"/>
+        <w:rPr>
+          <w:lang w:eastAsia="zh-CN"/>
+        </w:rPr>
+      </w:pPr>
+      <w:r>
+        <w:rPr>
+          <w:lang w:eastAsia="zh-CN"/>
+        </w:rPr>
+        <w:t xml:space="preserve">• </w:t>
+      </w:r>
+      <w:r>
+        <w:rPr>
+          <w:b/>
+          <w:lang w:eastAsia="zh-CN"/>
+        </w:rPr>
+        <w:t>修复"下半天不算工时"的边界算错了半小时/一小时的问题</w:t>
+      </w:r>
+      <w:r>
+        <w:rPr>
+          <w:lang w:eastAsia="zh-CN"/>
+        </w:rPr>
+        <w:t>：上一条修完之后发现，"下午不算工时"这条规则用的分界点是午间打卡窗口的</w:t>
+      </w:r>
+      <w:r>
+        <w:rPr>
+          <w:b/>
+          <w:lang w:eastAsia="zh-CN"/>
+        </w:rPr>
+        <w:t>结束</w:t>
+      </w:r>
+      <w:r>
+        <w:rPr>
+          <w:lang w:eastAsia="zh-CN"/>
+        </w:rPr>
+        <w:t>时间（比如 12:00-13:00 窗口用的是 13:00），但 12:00-13:00 这段本身就是午休时间，本来就不该算工时——用窗口结束时间当分界，等于把这一整段午休也算成了工时，多算了。现在改成用窗口的</w:t>
+      </w:r>
+      <w:r>
+        <w:rPr>
+          <w:b/>
+          <w:lang w:eastAsia="zh-CN"/>
+        </w:rPr>
+        <w:t>开始</w:t>
+      </w:r>
+      <w:r>
+        <w:rPr>
+          <w:lang w:eastAsia="zh-CN"/>
+        </w:rPr>
+        <w:t>时间（12:00）当分界，午休时段和下午都正确地不计入工时。前面提到的 09-15、09-16 那 20 条记录已经按这个更正后的边界重新核算过。</w:t>
+      </w:r>
+    </w:p>
+    <w:p>
+      <w:pPr>
+        <w:ind w:left="283"/>
+        <w:rPr>
+          <w:lang w:eastAsia="zh-CN"/>
+        </w:rPr>
+      </w:pPr>
+      <w:r>
+        <w:rPr>
+          <w:lang w:eastAsia="zh-CN"/>
+        </w:rPr>
+        <w:t xml:space="preserve">• </w:t>
+      </w:r>
+      <w:r>
+        <w:rPr>
+          <w:b/>
+          <w:lang w:eastAsia="zh-CN"/>
+        </w:rPr>
+        <w:t>同步刷新了受影响员工"我的记录"页的月度汇总</w:t>
+      </w:r>
+      <w:r>
+        <w:rPr>
+          <w:lang w:eastAsia="zh-CN"/>
+        </w:rPr>
+        <w:t>：以上两条问题除了改正每天的工时记录，还连带影响了 16 名员工"我的记录"页里能看到的 9 月月度汇总（总工时、出勤天数），因为这个汇总平时是缓存的，不会跟着每天打卡自动更新。现在已经按最新的每日记录把这 16 人的 9 月总工时、出勤天数重新算好并刷新，员工再打开"我的记录"就能看到正确的数字了；加班时长这一项本来就是准的，未受影响。</w:t>
+      </w:r>
+    </w:p>
+    <w:p>
+      <w:pPr>
+        <w:ind w:left="283"/>
+        <w:rPr>
+          <w:lang w:eastAsia="zh-CN"/>
+        </w:rPr>
+      </w:pPr>
+      <w:r>
+        <w:rPr>
+          <w:lang w:eastAsia="zh-CN"/>
+        </w:rPr>
+        <w:t xml:space="preserve">• </w:t>
+      </w:r>
+      <w:r>
+        <w:rPr>
+          <w:b/>
+          <w:lang w:eastAsia="zh-CN"/>
+        </w:rPr>
+        <w:t>修复午间打卡之后账号会临时显示"早退"的问题</w:t>
+      </w:r>
+      <w:r>
+        <w:rPr>
+          <w:lang w:eastAsia="zh-CN"/>
+        </w:rPr>
+        <w:t>：查实际数据发现，员工午休期间在考勤机上打卡（不管有没有精确落在配置的午间打卡窗口内），考勤机同步这边经常会把这次打卡误判成"下班"，账号上会临时显示"早退"，要等到真正下班打卡之后才会被纠正回来——这段时间员工看到"早退"容易误以为系统出错，而且几乎每天、大部分员工都会遇到。原来的判断逻辑是"打卡时间有没有落在午间打卡窗口里"，这个办法不够可靠；现在改成"离规定的下班时间还有多久"——只要离下班时间还早（超过 2 小时），不管落不落在午间打卡窗口里，都不当成下班处理。午间打卡窗口本身该扣的工时、该有的合规要求完全没有变，只是不会再错误地在中途弹出一个"早退"的状态。</w:t>
+      </w:r>
+    </w:p>
+    <w:p>
+      <w:pPr>
+        <w:ind w:left="283"/>
+        <w:rPr>
+          <w:lang w:eastAsia="zh-CN"/>
+        </w:rPr>
+      </w:pPr>
+      <w:r>
+        <w:rPr>
+          <w:lang w:eastAsia="zh-CN"/>
+        </w:rPr>
+        <w:t xml:space="preserve">• </w:t>
+      </w:r>
+      <w:r>
+        <w:rPr>
+          <w:b/>
+          <w:lang w:eastAsia="zh-CN"/>
+        </w:rPr>
+        <w:t>远程打卡也修了同一类问题</w:t>
+      </w:r>
+      <w:r>
+        <w:rPr>
+          <w:lang w:eastAsia="zh-CN"/>
+        </w:rPr>
+        <w:t>：远程打卡（手机定位+人脸识别那个功能）原来的逻辑更简单粗暴——不管什么时候打，只要当天已经打过一次上班卡，第二次打卡一律当成下班，员工中午再打一次卡就会被记成"下班"，工时、状态全乱了。现在跟考勤机同步用同一套"离下班时间还有多久"的判断，中午打卡会正确识别成"午间打卡"，不会影响上下班时间和状态。</w:t>
       </w:r>
     </w:p>
     <w:p>

--- a/docs/考勤系统更新日志_完整版.docx
+++ b/docs/考勤系统更新日志_完整版.docx
@@ -295,6 +295,357 @@
           <w:lang w:eastAsia="zh-CN"/>
         </w:rPr>
         <w:t>：远程打卡（手机定位+人脸识别那个功能）原来的逻辑更简单粗暴——不管什么时候打，只要当天已经打过一次上班卡，第二次打卡一律当成下班，员工中午再打一次卡就会被记成"下班"，工时、状态全乱了。现在跟考勤机同步用同一套"离下班时间还有多久"的判断，中午打卡会正确识别成"午间打卡"，不会影响上下班时间和状态。</w:t>
+      </w:r>
+    </w:p>
+    <w:p>
+      <w:pPr>
+        <w:ind w:left="283"/>
+        <w:rPr>
+          <w:lang w:eastAsia="zh-CN"/>
+        </w:rPr>
+      </w:pPr>
+      <w:r>
+        <w:rPr>
+          <w:lang w:eastAsia="zh-CN"/>
+        </w:rPr>
+        <w:t xml:space="preserve">• </w:t>
+      </w:r>
+      <w:r>
+        <w:rPr>
+          <w:b/>
+          <w:lang w:eastAsia="zh-CN"/>
+        </w:rPr>
+        <w:t>全面代码审查，修复一批 bug、安全隐患和性能问题</w:t>
+      </w:r>
+      <w:r>
+        <w:rPr>
+          <w:lang w:eastAsia="zh-CN"/>
+        </w:rPr>
+        <w:t>：对照"是否有明显 bug / 边界情况 / 安全风险 / 性能问题"做了一次系统性审查，修复内容包括：</w:t>
+      </w:r>
+    </w:p>
+    <w:p>
+      <w:pPr>
+        <w:ind w:left="700"/>
+        <w:rPr>
+          <w:lang w:eastAsia="zh-CN"/>
+        </w:rPr>
+      </w:pPr>
+      <w:r>
+        <w:rPr>
+          <w:lang w:eastAsia="zh-CN"/>
+        </w:rPr>
+        <w:t xml:space="preserve">◦ </w:t>
+      </w:r>
+      <w:r>
+        <w:rPr>
+          <w:b/>
+          <w:lang w:eastAsia="zh-CN"/>
+        </w:rPr>
+        <w:t>远程打卡夜班场景的遗留问题</w:t>
+      </w:r>
+      <w:r>
+        <w:rPr>
+          <w:lang w:eastAsia="zh-CN"/>
+        </w:rPr>
+        <w:t>：跨天夜班凌晨打卡时，判断"离下班还有多久"用错了日期（用的是自然日，不是夜班真正对应的工作日），会导致夜班员工凌晨的午间打卡也被误判成下班——跟上面刚修的是同一类问题，这次一并堵上。</w:t>
+      </w:r>
+    </w:p>
+    <w:p>
+      <w:pPr>
+        <w:ind w:left="700"/>
+        <w:rPr>
+          <w:lang w:eastAsia="zh-CN"/>
+        </w:rPr>
+      </w:pPr>
+      <w:r>
+        <w:rPr>
+          <w:lang w:eastAsia="zh-CN"/>
+        </w:rPr>
+        <w:t xml:space="preserve">◦ </w:t>
+      </w:r>
+      <w:r>
+        <w:rPr>
+          <w:b/>
+          <w:lang w:eastAsia="zh-CN"/>
+        </w:rPr>
+        <w:t>审批流程的并发安全</w:t>
+      </w:r>
+      <w:r>
+        <w:rPr>
+          <w:lang w:eastAsia="zh-CN"/>
+        </w:rPr>
+        <w:t>：审批人点"通过/驳回"和申请人几乎同时点"撤销"这种小概率撞车场景，原来可能出现"申请显示已撤销、但考勤已经按通过回写"这种结果对不上的情况；补卡、出差审批备注也补上了"多条备注累加、不覆盖"的处理（之前只有请假、加班两种审批做了这个处理）。</w:t>
+      </w:r>
+    </w:p>
+    <w:p>
+      <w:pPr>
+        <w:ind w:left="700"/>
+        <w:rPr>
+          <w:lang w:eastAsia="zh-CN"/>
+        </w:rPr>
+      </w:pPr>
+      <w:r>
+        <w:rPr>
+          <w:lang w:eastAsia="zh-CN"/>
+        </w:rPr>
+        <w:t xml:space="preserve">◦ </w:t>
+      </w:r>
+      <w:r>
+        <w:rPr>
+          <w:b/>
+          <w:lang w:eastAsia="zh-CN"/>
+        </w:rPr>
+        <w:t>提交申请接口补充服务端校验</w:t>
+      </w:r>
+      <w:r>
+        <w:rPr>
+          <w:lang w:eastAsia="zh-CN"/>
+        </w:rPr>
+        <w:t>：请假/加班/出差/补卡的时间合理性校验（比如"加班必须是当天""补卡日期不能是未来"）之前只在页面上做了，直接调用接口能绕过去；现在服务端也统一校验一遍。</w:t>
+      </w:r>
+    </w:p>
+    <w:p>
+      <w:pPr>
+        <w:ind w:left="700"/>
+        <w:rPr>
+          <w:lang w:eastAsia="zh-CN"/>
+        </w:rPr>
+      </w:pPr>
+      <w:r>
+        <w:rPr>
+          <w:lang w:eastAsia="zh-CN"/>
+        </w:rPr>
+        <w:t xml:space="preserve">◦ </w:t>
+      </w:r>
+      <w:r>
+        <w:rPr>
+          <w:b/>
+          <w:lang w:eastAsia="zh-CN"/>
+        </w:rPr>
+        <w:t>登录、员工自助扫码登记增加频率限制</w:t>
+      </w:r>
+      <w:r>
+        <w:rPr>
+          <w:lang w:eastAsia="zh-CN"/>
+        </w:rPr>
+        <w:t>：同一个 IP 短时间内尝试次数超过阈值会被限流，防止有人拿海量工号批量试密码、或者匿名反复刷传登记照片占用存储空间。</w:t>
+      </w:r>
+    </w:p>
+    <w:p>
+      <w:pPr>
+        <w:ind w:left="700"/>
+        <w:rPr>
+          <w:lang w:eastAsia="zh-CN"/>
+        </w:rPr>
+      </w:pPr>
+      <w:r>
+        <w:rPr>
+          <w:lang w:eastAsia="zh-CN"/>
+        </w:rPr>
+        <w:t xml:space="preserve">◦ </w:t>
+      </w:r>
+      <w:r>
+        <w:rPr>
+          <w:b/>
+          <w:lang w:eastAsia="zh-CN"/>
+        </w:rPr>
+        <w:t>员工自助登记的身份证照片增加内容校验</w:t>
+      </w:r>
+      <w:r>
+        <w:rPr>
+          <w:lang w:eastAsia="zh-CN"/>
+        </w:rPr>
+        <w:t>：以前只看文件后缀名（.jpg/.png），现在会额外核实文件内容真的是对应格式的图片，防止有人把其他类型的文件伪装成图片上传。</w:t>
+      </w:r>
+    </w:p>
+    <w:p>
+      <w:pPr>
+        <w:ind w:left="700"/>
+        <w:rPr>
+          <w:lang w:eastAsia="zh-CN"/>
+        </w:rPr>
+      </w:pPr>
+      <w:r>
+        <w:rPr>
+          <w:lang w:eastAsia="zh-CN"/>
+        </w:rPr>
+        <w:t xml:space="preserve">◦ </w:t>
+      </w:r>
+      <w:r>
+        <w:rPr>
+          <w:b/>
+          <w:lang w:eastAsia="zh-CN"/>
+        </w:rPr>
+        <w:t>夜班连续多日未打下班卡的追赶机制</w:t>
+      </w:r>
+      <w:r>
+        <w:rPr>
+          <w:lang w:eastAsia="zh-CN"/>
+        </w:rPr>
+        <w:t>：以前系统只会在"第二天"检查一次前一天的夜班有没有漏打下班卡，如果服务器连续停机超过一天，更早的漏打记录就再也不会被追上来（一直显示"上班未下班"，看不到旷工/未打卡提醒）；现在改成不限天数往前追，不会再漏。</w:t>
+      </w:r>
+    </w:p>
+    <w:p>
+      <w:pPr>
+        <w:ind w:left="700"/>
+        <w:rPr>
+          <w:lang w:eastAsia="zh-CN"/>
+        </w:rPr>
+      </w:pPr>
+      <w:r>
+        <w:rPr>
+          <w:lang w:eastAsia="zh-CN"/>
+        </w:rPr>
+        <w:t xml:space="preserve">◦ </w:t>
+      </w:r>
+      <w:r>
+        <w:rPr>
+          <w:b/>
+          <w:lang w:eastAsia="zh-CN"/>
+        </w:rPr>
+        <w:t>网站默认要求登录才能访问</w:t>
+      </w:r>
+      <w:r>
+        <w:rPr>
+          <w:lang w:eastAsia="zh-CN"/>
+        </w:rPr>
+        <w:t>：以前是"每个页面自己声明要不要登录"，现在改成"默认都要登录，明确写了不需要登录的几个页面（登录页、退出登录、员工自助登记）才能匿名访问"，避免以后新增页面时万一忘了加登录限制。</w:t>
+      </w:r>
+    </w:p>
+    <w:p>
+      <w:pPr>
+        <w:ind w:left="700"/>
+        <w:rPr>
+          <w:lang w:eastAsia="zh-CN"/>
+        </w:rPr>
+      </w:pPr>
+      <w:r>
+        <w:rPr>
+          <w:lang w:eastAsia="zh-CN"/>
+        </w:rPr>
+        <w:t xml:space="preserve">◦ </w:t>
+      </w:r>
+      <w:r>
+        <w:rPr>
+          <w:b/>
+          <w:lang w:eastAsia="zh-CN"/>
+        </w:rPr>
+        <w:t>人脸识别调用失败时不再把内部报错信息展示给员工</w:t>
+      </w:r>
+      <w:r>
+        <w:rPr>
+          <w:lang w:eastAsia="zh-CN"/>
+        </w:rPr>
+        <w:t>：以前接口调用失败会把技术性的原始报错文本一起显示在打卡页面上，现在统一换成看得懂的中文提示，技术细节仍然记在服务器日志里，方便排查。</w:t>
+      </w:r>
+    </w:p>
+    <w:p>
+      <w:pPr>
+        <w:ind w:left="700"/>
+        <w:rPr>
+          <w:lang w:eastAsia="zh-CN"/>
+        </w:rPr>
+      </w:pPr>
+      <w:r>
+        <w:rPr>
+          <w:lang w:eastAsia="zh-CN"/>
+        </w:rPr>
+        <w:t xml:space="preserve">◦ </w:t>
+      </w:r>
+      <w:r>
+        <w:rPr>
+          <w:b/>
+          <w:lang w:eastAsia="zh-CN"/>
+        </w:rPr>
+        <w:t>新增班次、假期时补充基本合理性校验</w:t>
+      </w:r>
+      <w:r>
+        <w:rPr>
+          <w:lang w:eastAsia="zh-CN"/>
+        </w:rPr>
+        <w:t>：新增班次时如果不是跨天班次，下班时间必须晚于上班时间；新增假期不能跟已有的重复配置同一天，避免录错数据导致工时算错、或假期列表里出现分不清的重复项。</w:t>
+      </w:r>
+    </w:p>
+    <w:p>
+      <w:pPr>
+        <w:ind w:left="700"/>
+        <w:rPr>
+          <w:lang w:eastAsia="zh-CN"/>
+        </w:rPr>
+      </w:pPr>
+      <w:r>
+        <w:rPr>
+          <w:lang w:eastAsia="zh-CN"/>
+        </w:rPr>
+        <w:t xml:space="preserve">◦ </w:t>
+      </w:r>
+      <w:r>
+        <w:rPr>
+          <w:b/>
+          <w:lang w:eastAsia="zh-CN"/>
+        </w:rPr>
+        <w:t>登录票据 Cookie 收紧为仅 HTTPS 下发送</w:t>
+      </w:r>
+      <w:r>
+        <w:rPr>
+          <w:lang w:eastAsia="zh-CN"/>
+        </w:rPr>
+        <w:t>：网站现在已经全程走 HTTPS，把这个之前"暂时放宽、等确认好再收紧"的设置正式收紧，进一步防止登录状态被中间人窃取。</w:t>
+      </w:r>
+    </w:p>
+    <w:p>
+      <w:pPr>
+        <w:ind w:left="700"/>
+        <w:rPr>
+          <w:lang w:eastAsia="zh-CN"/>
+        </w:rPr>
+      </w:pPr>
+      <w:r>
+        <w:rPr>
+          <w:lang w:eastAsia="zh-CN"/>
+        </w:rPr>
+        <w:t xml:space="preserve">◦ </w:t>
+      </w:r>
+      <w:r>
+        <w:rPr>
+          <w:b/>
+          <w:lang w:eastAsia="zh-CN"/>
+        </w:rPr>
+        <w:t>月度汇总重新生成的性能优化</w:t>
+      </w:r>
+      <w:r>
+        <w:rPr>
+          <w:lang w:eastAsia="zh-CN"/>
+        </w:rPr>
+        <w:t>：管理员批量重算某月全体/某分公司考勤汇总时，原来是一个人一个人查数据库，人数一多会很慢；现在改成批量查询，明显加快。</w:t>
+      </w:r>
+    </w:p>
+    <w:p>
+      <w:pPr>
+        <w:ind w:left="700"/>
+        <w:rPr>
+          <w:lang w:eastAsia="zh-CN"/>
+        </w:rPr>
+      </w:pPr>
+      <w:r>
+        <w:rPr>
+          <w:lang w:eastAsia="zh-CN"/>
+        </w:rPr>
+        <w:t xml:space="preserve">◦ </w:t>
+      </w:r>
+      <w:r>
+        <w:rPr>
+          <w:b/>
+          <w:lang w:eastAsia="zh-CN"/>
+        </w:rPr>
+        <w:t>新增自动化测试</w:t>
+      </w:r>
+      <w:r>
+        <w:rPr>
+          <w:lang w:eastAsia="zh-CN"/>
+        </w:rPr>
+        <w:t>：给"午间打卡缺打卡后工时怎么算"这条历史上出过好几次 bug 的核心逻辑补上了一批自动化测试，以后改这部分代码时能第一时间发现改坏了没有。</w:t>
       </w:r>
     </w:p>
     <w:p>

--- a/docs/考勤系统更新日志_完整版.docx
+++ b/docs/考勤系统更新日志_完整版.docx
@@ -565,6 +565,33 @@
           <w:lang w:eastAsia="zh-CN"/>
         </w:rPr>
         <w:t>：新增班次时如果不是跨天班次，下班时间必须晚于上班时间；新增假期不能跟已有的重复配置同一天，避免录错数据导致工时算错、或假期列表里出现分不清的重复项。</w:t>
+      </w:r>
+    </w:p>
+    <w:p>
+      <w:pPr>
+        <w:ind w:left="700"/>
+        <w:rPr>
+          <w:lang w:eastAsia="zh-CN"/>
+        </w:rPr>
+      </w:pPr>
+      <w:r>
+        <w:rPr>
+          <w:lang w:eastAsia="zh-CN"/>
+        </w:rPr>
+        <w:t xml:space="preserve">◦ </w:t>
+      </w:r>
+      <w:r>
+        <w:rPr>
+          <w:b/>
+          <w:lang w:eastAsia="zh-CN"/>
+        </w:rPr>
+        <w:t>新增/编辑员工接口补上手机号、身份证号格式校验</w:t>
+      </w:r>
+      <w:r>
+        <w:rPr>
+          <w:lang w:eastAsia="zh-CN"/>
+        </w:rPr>
+        <w:t>：页面上填错格式一直会被拦下来，但直接调用接口能绕开页面校验，畸形的身份证号还会让"身份证黑名单"精确匹配失效，现在接口这边也补上同样的格式校验。</w:t>
       </w:r>
     </w:p>
     <w:p>

--- a/docs/考勤系统更新日志_完整版.docx
+++ b/docs/考勤系统更新日志_完整版.docx
@@ -673,6 +673,274 @@
           <w:lang w:eastAsia="zh-CN"/>
         </w:rPr>
         <w:t>：给"午间打卡缺打卡后工时怎么算"这条历史上出过好几次 bug 的核心逻辑补上了一批自动化测试，以后改这部分代码时能第一时间发现改坏了没有。</w:t>
+      </w:r>
+    </w:p>
+    <w:p>
+      <w:pPr>
+        <w:ind w:left="283"/>
+        <w:rPr>
+          <w:lang w:eastAsia="zh-CN"/>
+        </w:rPr>
+      </w:pPr>
+      <w:r>
+        <w:rPr>
+          <w:lang w:eastAsia="zh-CN"/>
+        </w:rPr>
+        <w:t xml:space="preserve">• </w:t>
+      </w:r>
+      <w:r>
+        <w:rPr>
+          <w:b/>
+          <w:lang w:eastAsia="zh-CN"/>
+        </w:rPr>
+        <w:t>针对一份独立的全项目复审报告，修复其中确认属实的问题</w:t>
+      </w:r>
+      <w:r>
+        <w:rPr>
+          <w:lang w:eastAsia="zh-CN"/>
+        </w:rPr>
+        <w:t>：项目负责人自己整理了一份更细致的全项目代码复审报告，逐条核实后修复了以下问题（均已实测/编译/测试验证）：</w:t>
+      </w:r>
+    </w:p>
+    <w:p>
+      <w:pPr>
+        <w:ind w:left="700"/>
+        <w:rPr>
+          <w:lang w:eastAsia="zh-CN"/>
+        </w:rPr>
+      </w:pPr>
+      <w:r>
+        <w:rPr>
+          <w:lang w:eastAsia="zh-CN"/>
+        </w:rPr>
+        <w:t xml:space="preserve">◦ </w:t>
+      </w:r>
+      <w:r>
+        <w:rPr>
+          <w:b/>
+          <w:lang w:eastAsia="zh-CN"/>
+        </w:rPr>
+        <w:t>【严重】分公司管理员/文员新建的账号可能变成"不受限"，等于拿到全公司权限</w:t>
+      </w:r>
+      <w:r>
+        <w:rPr>
+          <w:lang w:eastAsia="zh-CN"/>
+        </w:rPr>
+        <w:t>：新建/编辑员工时，只有总部管理员才会给账号设置"管理范围"，分公司管理员/文员自己建的文员账号范围一直是空的——空范围在系统里的含义是"总部超级管理员，不受限"，等于分公司账号能凭空造出一个可以看/改全公司员工信息（含身份证号、人脸照）、重置任意人密码的账号。现在改成：分公司管理员/文员建号时，新账号的范围会强制跟操作者自己保持一致，不能留空。网页和接口两条路都已修复。</w:t>
+      </w:r>
+    </w:p>
+    <w:p>
+      <w:pPr>
+        <w:ind w:left="700"/>
+        <w:rPr>
+          <w:lang w:eastAsia="zh-CN"/>
+        </w:rPr>
+      </w:pPr>
+      <w:r>
+        <w:rPr>
+          <w:lang w:eastAsia="zh-CN"/>
+        </w:rPr>
+        <w:t xml:space="preserve">◦ </w:t>
+      </w:r>
+      <w:r>
+        <w:rPr>
+          <w:b/>
+          <w:lang w:eastAsia="zh-CN"/>
+        </w:rPr>
+        <w:t>【严重】公告铃铛可能被用来做"存储型 XSS"攻击</w:t>
+      </w:r>
+      <w:r>
+        <w:rPr>
+          <w:lang w:eastAsia="zh-CN"/>
+        </w:rPr>
+        <w:t>：公告标题/正文、员工自助登记时自己填的姓名，如果里面恰好写了一段网页脚本代码，之前会被直接当成网页内容显示出来、真的执行；现在统一转义成纯文字显示，不会再被当成代码执行。</w:t>
+      </w:r>
+    </w:p>
+    <w:p>
+      <w:pPr>
+        <w:ind w:left="700"/>
+        <w:rPr>
+          <w:lang w:eastAsia="zh-CN"/>
+        </w:rPr>
+      </w:pPr>
+      <w:r>
+        <w:rPr>
+          <w:lang w:eastAsia="zh-CN"/>
+        </w:rPr>
+        <w:t xml:space="preserve">◦ </w:t>
+      </w:r>
+      <w:r>
+        <w:rPr>
+          <w:lang w:eastAsia="zh-CN"/>
+        </w:rPr>
+        <w:t>考勤机上传数据时，如果服务器这边处理过程中出了非"数据库冲突"以外的其它意外（比如网络抖动、数据库一时连不上），之前会回复设备"收到"，但数据其实没存上，导致这条打卡记录永久丢失且没人发现；现在统一让设备知道"没收到"，设备会按自己的机制重新传一次，不会再静默丢数据。</w:t>
+      </w:r>
+    </w:p>
+    <w:p>
+      <w:pPr>
+        <w:ind w:left="700"/>
+        <w:rPr>
+          <w:lang w:eastAsia="zh-CN"/>
+        </w:rPr>
+      </w:pPr>
+      <w:r>
+        <w:rPr>
+          <w:lang w:eastAsia="zh-CN"/>
+        </w:rPr>
+        <w:t xml:space="preserve">◦ </w:t>
+      </w:r>
+      <w:r>
+        <w:rPr>
+          <w:lang w:eastAsia="zh-CN"/>
+        </w:rPr>
+        <w:t>新增班次时，如果不是跨天班次、又把下班时间填得比上班时间还早（比如手滑），之前只挡了"完全相同"这一种情况，这种"倒挂"班次会导致这个班次算出来的工时和迟到早退永远不对；现在这种情况会直接拦下并提示。</w:t>
+      </w:r>
+    </w:p>
+    <w:p>
+      <w:pPr>
+        <w:ind w:left="700"/>
+        <w:rPr>
+          <w:lang w:eastAsia="zh-CN"/>
+        </w:rPr>
+      </w:pPr>
+      <w:r>
+        <w:rPr>
+          <w:lang w:eastAsia="zh-CN"/>
+        </w:rPr>
+        <w:t xml:space="preserve">◦ </w:t>
+      </w:r>
+      <w:r>
+        <w:rPr>
+          <w:b/>
+          <w:lang w:eastAsia="zh-CN"/>
+        </w:rPr>
+        <w:t>修复请假时长计算公式</w:t>
+      </w:r>
+      <w:r>
+        <w:rPr>
+          <w:lang w:eastAsia="zh-CN"/>
+        </w:rPr>
+        <w:t>：请多天假时，中间完整的那几天之前是直接拿"一整天（0 点到 24 点）"套用工时公式来算请假时长，等于把整晚的睡眠时间也当成"在岗时间"一起扣两道餐时，会算出一天 22.5 小时这种明显不对的数字，跟提交申请时预估的总时长也对不上。现在改成按这个人的标准工时封顶，请一整天假最多算一天的标准工时，两处计算口径也统一了。</w:t>
+      </w:r>
+    </w:p>
+    <w:p>
+      <w:pPr>
+        <w:ind w:left="700"/>
+        <w:rPr>
+          <w:lang w:eastAsia="zh-CN"/>
+        </w:rPr>
+      </w:pPr>
+      <w:r>
+        <w:rPr>
+          <w:lang w:eastAsia="zh-CN"/>
+        </w:rPr>
+        <w:t xml:space="preserve">◦ </w:t>
+      </w:r>
+      <w:r>
+        <w:rPr>
+          <w:lang w:eastAsia="zh-CN"/>
+        </w:rPr>
+        <w:t>分公司管理员/文员发公告到"考勤组"范围时，如果这个考勤组是跨分公司共用的，之前只要沾一点自己范围就能发，发出去之后却因为另一条规则又撤不回、也查不到别的分公司员工有没有读——现在统一成"考勤组完全在自己范围内才能发"，跟撤下/查已读的口径一致。</w:t>
+      </w:r>
+    </w:p>
+    <w:p>
+      <w:pPr>
+        <w:ind w:left="700"/>
+        <w:rPr>
+          <w:lang w:eastAsia="zh-CN"/>
+        </w:rPr>
+      </w:pPr>
+      <w:r>
+        <w:rPr>
+          <w:lang w:eastAsia="zh-CN"/>
+        </w:rPr>
+        <w:t xml:space="preserve">◦ </w:t>
+      </w:r>
+      <w:r>
+        <w:rPr>
+          <w:lang w:eastAsia="zh-CN"/>
+        </w:rPr>
+        <w:t>排班管理页选中一个跨分公司共用的考勤组后，之前会把这个组里所有分公司的员工姓名、工号、部门、排班都显示出来；现在会按自己的管理范围过滤，只显示自己范围内的员工。</w:t>
+      </w:r>
+    </w:p>
+    <w:p>
+      <w:pPr>
+        <w:ind w:left="700"/>
+        <w:rPr>
+          <w:lang w:eastAsia="zh-CN"/>
+        </w:rPr>
+      </w:pPr>
+      <w:r>
+        <w:rPr>
+          <w:lang w:eastAsia="zh-CN"/>
+        </w:rPr>
+        <w:t xml:space="preserve">◦ </w:t>
+      </w:r>
+      <w:r>
+        <w:rPr>
+          <w:lang w:eastAsia="zh-CN"/>
+        </w:rPr>
+        <w:t>新建/编辑员工时补上了"考勤组归属"校验：以前只校验了部门/直属上级，没校验考勤组，分公司管理员能把自己的员工挂到别的分公司的考勤组上，套用对方的上下班时间和休息规则。</w:t>
+      </w:r>
+    </w:p>
+    <w:p>
+      <w:pPr>
+        <w:ind w:left="700"/>
+        <w:rPr>
+          <w:lang w:eastAsia="zh-CN"/>
+        </w:rPr>
+      </w:pPr>
+      <w:r>
+        <w:rPr>
+          <w:lang w:eastAsia="zh-CN"/>
+        </w:rPr>
+        <w:t xml:space="preserve">◦ </w:t>
+      </w:r>
+      <w:r>
+        <w:rPr>
+          <w:lang w:eastAsia="zh-CN"/>
+        </w:rPr>
+        <w:t>管理员用"手动补卡"功能改员工打卡记录时，如果这天之前已经有请假/加班/出差审批通过的备注，之前会被直接覆盖掉；现在改成追加，不会再抹掉原来的记录。</w:t>
+      </w:r>
+    </w:p>
+    <w:p>
+      <w:pPr>
+        <w:ind w:left="700"/>
+        <w:rPr>
+          <w:lang w:eastAsia="zh-CN"/>
+        </w:rPr>
+      </w:pPr>
+      <w:r>
+        <w:rPr>
+          <w:lang w:eastAsia="zh-CN"/>
+        </w:rPr>
+        <w:t xml:space="preserve">◦ </w:t>
+      </w:r>
+      <w:r>
+        <w:rPr>
+          <w:lang w:eastAsia="zh-CN"/>
+        </w:rPr>
+        <w:t>登录接口补上了和登录页面一样的按 IP 限流保护（之前只有网页登录挡了，直接调用接口能绕开）；修改密码接口也补上了"新密码不能少于 6 位"的校验（之前只有页面挡了）。</w:t>
+      </w:r>
+    </w:p>
+    <w:p>
+      <w:pPr>
+        <w:ind w:left="700"/>
+        <w:rPr>
+          <w:lang w:eastAsia="zh-CN"/>
+        </w:rPr>
+      </w:pPr>
+      <w:r>
+        <w:rPr>
+          <w:lang w:eastAsia="zh-CN"/>
+        </w:rPr>
+        <w:t xml:space="preserve">◦ </w:t>
+      </w:r>
+      <w:r>
+        <w:rPr>
+          <w:lang w:eastAsia="zh-CN"/>
+        </w:rPr>
+        <w:t>各类导出的 Excel 表格：姓名、备注等自由文本如果以 `=`、`+`、`-`、`@` 开头，有的表格软件打开时会把它当成一段公式执行，存在被利用的风险；现在统一加了防护，这类内容会原样显示成文字，不会被当公式解析。</w:t>
       </w:r>
     </w:p>
     <w:p>

--- a/docs/考勤系统更新日志_完整版.docx
+++ b/docs/考勤系统更新日志_完整版.docx
@@ -925,6 +925,33 @@
     </w:p>
     <w:p>
       <w:pPr>
+        <w:ind w:left="283"/>
+        <w:rPr>
+          <w:lang w:eastAsia="zh-CN"/>
+        </w:rPr>
+      </w:pPr>
+      <w:r>
+        <w:rPr>
+          <w:lang w:eastAsia="zh-CN"/>
+        </w:rPr>
+        <w:t xml:space="preserve">• </w:t>
+      </w:r>
+      <w:r>
+        <w:rPr>
+          <w:b/>
+          <w:lang w:eastAsia="zh-CN"/>
+        </w:rPr>
+        <w:t>进一步核查后，又补了几处遗漏和新引入的小问题</w:t>
+      </w:r>
+      <w:r>
+        <w:rPr>
+          <w:lang w:eastAsia="zh-CN"/>
+        </w:rPr>
+        <w:t>：</w:t>
+      </w:r>
+    </w:p>
+    <w:p>
+      <w:pPr>
         <w:ind w:left="700"/>
         <w:rPr>
           <w:lang w:eastAsia="zh-CN"/>
@@ -938,9 +965,151 @@
       </w:r>
       <w:r>
         <w:rPr>
-          <w:lang w:eastAsia="zh-CN"/>
-        </w:rPr>
-        <w:t>各类导出的 Excel 表格：姓名、备注等自由文本如果以 `=`、`+`、`-`、`@` 开头，有的表格软件打开时会把它当成一段公式执行，存在被利用的风险；现在统一加了防护，这类内容会原样显示成文字，不会被当公式解析。</w:t>
+          <w:b/>
+          <w:lang w:eastAsia="zh-CN"/>
+        </w:rPr>
+        <w:t>【严重】"待我审批"详情页、"手动补卡"页还有两处同样的存储型 XSS，而且触发者是普通员工</w:t>
+      </w:r>
+      <w:r>
+        <w:rPr>
+          <w:lang w:eastAsia="zh-CN"/>
+        </w:rPr>
+        <w:t>：员工提交申请时自己填的"申请原因""出差目的地""姓名"，之前直接显示在审批人打开的申请详情弹窗里；出差备注还会被写进考勤记录，管理员打开"手动补卡"查这天记录时也会同样被影响——现在统一转义成纯文字显示。顺手把其余几处风险较低但同类的地方（提交申请页的本地文件名、地图选点的搜索结果文字）也一起处理了。</w:t>
+      </w:r>
+    </w:p>
+    <w:p>
+      <w:pPr>
+        <w:ind w:left="700"/>
+        <w:rPr>
+          <w:lang w:eastAsia="zh-CN"/>
+        </w:rPr>
+      </w:pPr>
+      <w:r>
+        <w:rPr>
+          <w:lang w:eastAsia="zh-CN"/>
+        </w:rPr>
+        <w:t xml:space="preserve">◦ </w:t>
+      </w:r>
+      <w:r>
+        <w:rPr>
+          <w:b/>
+          <w:lang w:eastAsia="zh-CN"/>
+        </w:rPr>
+        <w:t>排班导出的 Excel 仍会跨分公司泄露</w:t>
+      </w:r>
+      <w:r>
+        <w:rPr>
+          <w:lang w:eastAsia="zh-CN"/>
+        </w:rPr>
+        <w:t>：上一条修复只改了页面上的显示，漏了"导出 Excel"这个按钮走的是另一段代码，现在也补上了同样的过滤，导出的排班表不会再带上其他分公司的员工。</w:t>
+      </w:r>
+    </w:p>
+    <w:p>
+      <w:pPr>
+        <w:ind w:left="700"/>
+        <w:rPr>
+          <w:lang w:eastAsia="zh-CN"/>
+        </w:rPr>
+      </w:pPr>
+      <w:r>
+        <w:rPr>
+          <w:lang w:eastAsia="zh-CN"/>
+        </w:rPr>
+        <w:t xml:space="preserve">◦ </w:t>
+      </w:r>
+      <w:r>
+        <w:rPr>
+          <w:b/>
+          <w:lang w:eastAsia="zh-CN"/>
+        </w:rPr>
+        <w:t>公告发布页的考勤组下拉框还没跟着改</w:t>
+      </w:r>
+      <w:r>
+        <w:rPr>
+          <w:lang w:eastAsia="zh-CN"/>
+        </w:rPr>
+        <w:t>：上次把"能不能发布"的校验改严格了，但下拉框里显示的可选考勤组名单没跟着改，会出现"下拉框里能选、点发布却提示无权限"的情况——现在下拉框和校验用的是同一个标准了。</w:t>
+      </w:r>
+    </w:p>
+    <w:p>
+      <w:pPr>
+        <w:ind w:left="700"/>
+        <w:rPr>
+          <w:lang w:eastAsia="zh-CN"/>
+        </w:rPr>
+      </w:pPr>
+      <w:r>
+        <w:rPr>
+          <w:lang w:eastAsia="zh-CN"/>
+        </w:rPr>
+        <w:t xml:space="preserve">◦ </w:t>
+      </w:r>
+      <w:r>
+        <w:rPr>
+          <w:b/>
+          <w:lang w:eastAsia="zh-CN"/>
+        </w:rPr>
+        <w:t>撤回了一处方向错了的修复</w:t>
+      </w:r>
+      <w:r>
+        <w:rPr>
+          <w:lang w:eastAsia="zh-CN"/>
+        </w:rPr>
+        <w:t>：之前给 Excel 导出加的"公式注入"防护经过实测确认不适用——Excel/WPS 打开正常导出的 xlsx 文件时不会把姓名/备注这类文字内容当成公式执行（这跟"打开一份 CSV 文本文件"是两回事），而且加的那个防护本身会让姓名前面多出一个看得见的单引号，反而是个新问题，所以已经撤掉。</w:t>
+      </w:r>
+    </w:p>
+    <w:p>
+      <w:pPr>
+        <w:ind w:left="700"/>
+        <w:rPr>
+          <w:lang w:eastAsia="zh-CN"/>
+        </w:rPr>
+      </w:pPr>
+      <w:r>
+        <w:rPr>
+          <w:lang w:eastAsia="zh-CN"/>
+        </w:rPr>
+        <w:t xml:space="preserve">◦ </w:t>
+      </w:r>
+      <w:r>
+        <w:rPr>
+          <w:b/>
+          <w:lang w:eastAsia="zh-CN"/>
+        </w:rPr>
+        <w:t>手动补卡的备注长度加了限制</w:t>
+      </w:r>
+      <w:r>
+        <w:rPr>
+          <w:lang w:eastAsia="zh-CN"/>
+        </w:rPr>
+        <w:t>：改成"追加备注"之后，同一天反复手动补卡会不断叠加内容，理论上可能超出数据库这一列的长度上限而报错——现在把单次备注长度限制在 100 字以内，并且给追加逻辑加了一道兜底（超长会自动截断，不会报错）。</w:t>
+      </w:r>
+    </w:p>
+    <w:p>
+      <w:pPr>
+        <w:ind w:left="700"/>
+        <w:rPr>
+          <w:lang w:eastAsia="zh-CN"/>
+        </w:rPr>
+      </w:pPr>
+      <w:r>
+        <w:rPr>
+          <w:lang w:eastAsia="zh-CN"/>
+        </w:rPr>
+        <w:t xml:space="preserve">◦ </w:t>
+      </w:r>
+      <w:r>
+        <w:rPr>
+          <w:b/>
+          <w:lang w:eastAsia="zh-CN"/>
+        </w:rPr>
+        <w:t>删除部门前会列出具体影响的人数/设备数</w:t>
+      </w:r>
+      <w:r>
+        <w:rPr>
+          <w:lang w:eastAsia="zh-CN"/>
+        </w:rPr>
+        <w:t>：以前只是笼统提示"含有子部门或员工"，现在会列出"XX 部门：12 名员工、2 台考勤机"这样具体的数字，管理员能更清楚地判断这次删除是不是自己真的想要的操作，删除本身的规则不变（员工转为未分配、设备失去归属、子部门提升为顶级）。</w:t>
       </w:r>
     </w:p>
     <w:p>

--- a/docs/考勤系统更新日志_完整版.docx
+++ b/docs/考勤系统更新日志_完整版.docx
@@ -1110,6 +1110,87 @@
           <w:lang w:eastAsia="zh-CN"/>
         </w:rPr>
         <w:t>：以前只是笼统提示"含有子部门或员工"，现在会列出"XX 部门：12 名员工、2 台考勤机"这样具体的数字，管理员能更清楚地判断这次删除是不是自己真的想要的操作，删除本身的规则不变（员工转为未分配、设备失去归属、子部门提升为顶级）。</w:t>
+      </w:r>
+    </w:p>
+    <w:p>
+      <w:pPr>
+        <w:ind w:left="283"/>
+        <w:rPr>
+          <w:lang w:eastAsia="zh-CN"/>
+        </w:rPr>
+      </w:pPr>
+      <w:r>
+        <w:rPr>
+          <w:lang w:eastAsia="zh-CN"/>
+        </w:rPr>
+        <w:t xml:space="preserve">• </w:t>
+      </w:r>
+      <w:r>
+        <w:rPr>
+          <w:b/>
+          <w:lang w:eastAsia="zh-CN"/>
+        </w:rPr>
+        <w:t>请假支持半天，工时按半小时统一取整</w:t>
+      </w:r>
+      <w:r>
+        <w:rPr>
+          <w:lang w:eastAsia="zh-CN"/>
+        </w:rPr>
+        <w:t>：</w:t>
+      </w:r>
+    </w:p>
+    <w:p>
+      <w:pPr>
+        <w:ind w:left="700"/>
+        <w:rPr>
+          <w:lang w:eastAsia="zh-CN"/>
+        </w:rPr>
+      </w:pPr>
+      <w:r>
+        <w:rPr>
+          <w:lang w:eastAsia="zh-CN"/>
+        </w:rPr>
+        <w:t xml:space="preserve">◦ </w:t>
+      </w:r>
+      <w:r>
+        <w:rPr>
+          <w:b/>
+          <w:lang w:eastAsia="zh-CN"/>
+        </w:rPr>
+        <w:t>请假半天，下午正常上班的话，上午会按实际出勤算工时</w:t>
+      </w:r>
+      <w:r>
+        <w:rPr>
+          <w:lang w:eastAsia="zh-CN"/>
+        </w:rPr>
+        <w:t>：以前只要这天状态是"请假"，不管有没有打卡，工时一律按 0 算，等于系统不支持"上午请假、下午上班"这种半天假——现在改成按"这天标准工时 − 已经批准的请假小时数"封顶算工时，请一整天假效果不变（还是 0），半天假当天如果有实际打卡，会正常算出剩下那半天的工时。同一天迟到/早退分钟数也会跟着正常算，不会再被"这天是请假"直接清零。月度汇总的"请假天数"也从"按天数"改成按小时占比折算，半天假算 0.5 天，不再是不管请多久都按 1 整天算。</w:t>
+      </w:r>
+    </w:p>
+    <w:p>
+      <w:pPr>
+        <w:ind w:left="700"/>
+        <w:rPr>
+          <w:lang w:eastAsia="zh-CN"/>
+        </w:rPr>
+      </w:pPr>
+      <w:r>
+        <w:rPr>
+          <w:lang w:eastAsia="zh-CN"/>
+        </w:rPr>
+        <w:t xml:space="preserve">◦ </w:t>
+      </w:r>
+      <w:r>
+        <w:rPr>
+          <w:b/>
+          <w:lang w:eastAsia="zh-CN"/>
+        </w:rPr>
+        <w:t>所有工时统一按半小时取整</w:t>
+      </w:r>
+      <w:r>
+        <w:rPr>
+          <w:lang w:eastAsia="zh-CN"/>
+        </w:rPr>
+        <w:t>：以前"我的记录"页的日明细是 2 位小数（比如 8.37 小时），月度合计却是按半小时取整后累加（按 8.0 算），员工自己把每天的工时加起来会跟月合计对不上；"模板月度汇总表"内部也有同样的问题（每日格子按整数取整、合计按半小时取整，两边加不到一起）。现在全部统一成半小时取整口径，日明细、日格子、月合计三处数字终于能对上了。这两条改动都不影响历史月份的合计数字（月合计本身早就是"逐日半小时取整后累加"，这次只是让"逐日的那个数字"本身也变成半小时取整，重新取一次不会变）。</w:t>
       </w:r>
     </w:p>
     <w:p>

--- a/docs/考勤系统更新日志_完整版.docx
+++ b/docs/考勤系统更新日志_完整版.docx
@@ -1191,6 +1191,60 @@
           <w:lang w:eastAsia="zh-CN"/>
         </w:rPr>
         <w:t>：以前"我的记录"页的日明细是 2 位小数（比如 8.37 小时），月度合计却是按半小时取整后累加（按 8.0 算），员工自己把每天的工时加起来会跟月合计对不上；"模板月度汇总表"内部也有同样的问题（每日格子按整数取整、合计按半小时取整，两边加不到一起）。现在全部统一成半小时取整口径，日明细、日格子、月合计三处数字终于能对上了。这两条改动都不影响历史月份的合计数字（月合计本身早就是"逐日半小时取整后累加"，这次只是让"逐日的那个数字"本身也变成半小时取整，重新取一次不会变）。</w:t>
+      </w:r>
+    </w:p>
+    <w:p>
+      <w:pPr>
+        <w:ind w:left="700"/>
+        <w:rPr>
+          <w:lang w:eastAsia="zh-CN"/>
+        </w:rPr>
+      </w:pPr>
+      <w:r>
+        <w:rPr>
+          <w:lang w:eastAsia="zh-CN"/>
+        </w:rPr>
+        <w:t xml:space="preserve">◦ </w:t>
+      </w:r>
+      <w:r>
+        <w:rPr>
+          <w:b/>
+          <w:lang w:eastAsia="zh-CN"/>
+        </w:rPr>
+        <w:t>请假天数的折算边界修正</w:t>
+      </w:r>
+      <w:r>
+        <w:rPr>
+          <w:lang w:eastAsia="zh-CN"/>
+        </w:rPr>
+        <w:t>：刚上线时按占比"≥50% 算 1 天"实现，会让最常见的"请 4 小时假、标准工时 8 小时"（正好半天）算成 1 整天而不是 0.5 天，发现后已经改成"超过 50% 才算 1 天，正好一半算 0.5 天"。</w:t>
+      </w:r>
+    </w:p>
+    <w:p>
+      <w:pPr>
+        <w:ind w:left="283"/>
+        <w:rPr>
+          <w:lang w:eastAsia="zh-CN"/>
+        </w:rPr>
+      </w:pPr>
+      <w:r>
+        <w:rPr>
+          <w:lang w:eastAsia="zh-CN"/>
+        </w:rPr>
+        <w:t xml:space="preserve">• </w:t>
+      </w:r>
+      <w:r>
+        <w:rPr>
+          <w:b/>
+          <w:lang w:eastAsia="zh-CN"/>
+        </w:rPr>
+        <w:t>"手动补卡"页的员工搜索框还有一处存储型 XSS，也是普通员工可触发</w:t>
+      </w:r>
+      <w:r>
+        <w:rPr>
+          <w:lang w:eastAsia="zh-CN"/>
+        </w:rPr>
+        <w:t>：跟之前修的"待我审批"详情页是同一类问题——搜索框下拉列表直接把员工姓名拼进网页显示，员工自助登记时把姓名填成一段网页脚本代码，管理员打开"手动补卡"搜索到这个人时就会在管理员会话里执行。现在统一转义成纯文字显示。</w:t>
       </w:r>
     </w:p>
     <w:p>

--- a/docs/考勤系统更新日志_完整版.docx
+++ b/docs/考勤系统更新日志_完整版.docx
@@ -97,7 +97,7 @@
           <w:sz w:val="24"/>
           <w:lang w:eastAsia="zh-CN"/>
         </w:rPr>
-        <w:t>生成日期：2026年9月17日</w:t>
+        <w:t>生成日期：2026年9月18日</w:t>
       </w:r>
     </w:p>
     <w:p>
@@ -114,6 +114,269 @@
           <w:lang w:eastAsia="zh-CN"/>
         </w:rPr>
         <w:t>说明：这份文档记录考勤系统每次功能改动，语言尽量简单，方便非技术人员看懂；每次改动都会在最上面加一条新记录（时间倒序）。</w:t>
+      </w:r>
+    </w:p>
+    <w:p>
+      <w:pPr>
+        <w:spacing w:before="400" w:after="160"/>
+        <w:pBdr>
+          <w:bottom w:val="single" w:sz="6" w:space="4" w:color="1F4E79"/>
+        </w:pBdr>
+        <w:rPr>
+          <w:lang w:eastAsia="zh-CN"/>
+        </w:rPr>
+      </w:pPr>
+      <w:r>
+        <w:rPr>
+          <w:b/>
+          <w:color w:val="1F4E79"/>
+          <w:sz w:val="32"/>
+          <w:lang w:eastAsia="zh-CN"/>
+        </w:rPr>
+        <w:t>2026-09-18</w:t>
+      </w:r>
+    </w:p>
+    <w:p>
+      <w:pPr>
+        <w:ind w:left="283"/>
+        <w:rPr>
+          <w:lang w:eastAsia="zh-CN"/>
+        </w:rPr>
+      </w:pPr>
+      <w:r>
+        <w:rPr>
+          <w:lang w:eastAsia="zh-CN"/>
+        </w:rPr>
+        <w:t xml:space="preserve">• </w:t>
+      </w:r>
+      <w:r>
+        <w:rPr>
+          <w:b/>
+          <w:lang w:eastAsia="zh-CN"/>
+        </w:rPr>
+        <w:t>修复"半天假的人出勤天数被多算"的问题</w:t>
+      </w:r>
+      <w:r>
+        <w:rPr>
+          <w:lang w:eastAsia="zh-CN"/>
+        </w:rPr>
+        <w:t>：员工请半天假、当天另外半天正常打卡上班，月度汇总里"实际出勤天数"和"请假天数"是各算各的——出勤照样记满 1 天，请假再记 0.5 天，一天变相算成了 1.5 天，出勤统计对不上。现在半天假当天的"实际出勤天数"会自动扣掉请假占的那部分（比如半天假记 0.5 天出勤 + 0.5 天请假，加起来正好是 1 天）。这一项还顺带把"实际出勤天数"这一列从整数改成了支持一位小数，数据库结构也同步做了变更（已提前备份原始数据）。</w:t>
+      </w:r>
+    </w:p>
+    <w:p>
+      <w:pPr>
+        <w:ind w:left="283"/>
+        <w:rPr>
+          <w:lang w:eastAsia="zh-CN"/>
+        </w:rPr>
+      </w:pPr>
+      <w:r>
+        <w:rPr>
+          <w:lang w:eastAsia="zh-CN"/>
+        </w:rPr>
+        <w:t xml:space="preserve">• </w:t>
+      </w:r>
+      <w:r>
+        <w:rPr>
+          <w:b/>
+          <w:lang w:eastAsia="zh-CN"/>
+        </w:rPr>
+        <w:t>修复一个请假天数可能被漏算的边界情况</w:t>
+      </w:r>
+      <w:r>
+        <w:rPr>
+          <w:lang w:eastAsia="zh-CN"/>
+        </w:rPr>
+        <w:t>：如果请假结束时间恰好卡在午夜 0 点（比如请到某天凌晨 0 点整），系统原来会把这一天也标记成"请假"状态，但这一天实际不占任何请假时长，会出现"状态是请假、时长却是 0"这种自相矛盾的记录。现在这种没有实际交集的天数会被直接跳过，不再产生这种对不上的记录。</w:t>
+      </w:r>
+    </w:p>
+    <w:p>
+      <w:pPr>
+        <w:ind w:left="283"/>
+        <w:rPr>
+          <w:lang w:eastAsia="zh-CN"/>
+        </w:rPr>
+      </w:pPr>
+      <w:r>
+        <w:rPr>
+          <w:lang w:eastAsia="zh-CN"/>
+        </w:rPr>
+        <w:t xml:space="preserve">• </w:t>
+      </w:r>
+      <w:r>
+        <w:rPr>
+          <w:b/>
+          <w:lang w:eastAsia="zh-CN"/>
+        </w:rPr>
+        <w:t>远程打卡（人脸识别）每日次数上限从 20/40 收紧为 6/12，并修复"次数用完导致下班打不了卡"的问题</w:t>
+      </w:r>
+      <w:r>
+        <w:rPr>
+          <w:lang w:eastAsia="zh-CN"/>
+        </w:rPr>
+        <w:t>：远程打卡每调用一次都要花钱（阿里云人脸识别按次计费），核算成本后把"每人每天最多成功打卡"从 20 次降到 6 次、"每天最多尝试"从 40 次降到 12 次，正常上下班（2-4 次）完全够用，能有效省钱。但收紧之后发现一个隐患：如果员工白天因为光线不好等原因多试了几次，凑够了当天的次数上限，到真正要下班打卡时反而会被这道"省钱闸门"挡住，逼着走管理员手动补卡——这就跟之前费力清理的"缺卡"问题变成同一件事了。现在已经修复：不管当天试了多少次，当天还没打的那一次"下班卡"永远不受这个次数上限影响，一定能打上。</w:t>
+      </w:r>
+    </w:p>
+    <w:p>
+      <w:pPr>
+        <w:ind w:left="283"/>
+        <w:rPr>
+          <w:lang w:eastAsia="zh-CN"/>
+        </w:rPr>
+      </w:pPr>
+      <w:r>
+        <w:rPr>
+          <w:lang w:eastAsia="zh-CN"/>
+        </w:rPr>
+        <w:t xml:space="preserve">• </w:t>
+      </w:r>
+      <w:r>
+        <w:rPr>
+          <w:b/>
+          <w:lang w:eastAsia="zh-CN"/>
+        </w:rPr>
+        <w:t>修复"整天工时被算成 0"的严重问题（重要）</w:t>
+      </w:r>
+      <w:r>
+        <w:rPr>
+          <w:lang w:eastAsia="zh-CN"/>
+        </w:rPr>
+        <w:t>：核查发工资用的数据时发现，两个班次（GA 员工白班、夜班）的"午间必打卡"配置里，同一段时间窗口被重复配置了两次（本来只该配一次），导致这两个班次的员工只要没有额外做一次午间打卡，不管当天实际打了多久卡，系统都会把整天工时算成 0——489 名员工都在受影响范围内，9 月 7 号至今已经有 21 条记录被错误算成 0 工时。现在已经修正班次配置、修好了背后的计算逻辑（同一段窗口重复配置时会自动去重，不会再出这个问题），并把已经算错的历史记录按修好后的规则重新核算补回。</w:t>
+      </w:r>
+    </w:p>
+    <w:p>
+      <w:pPr>
+        <w:ind w:left="283"/>
+        <w:rPr>
+          <w:lang w:eastAsia="zh-CN"/>
+        </w:rPr>
+      </w:pPr>
+      <w:r>
+        <w:rPr>
+          <w:lang w:eastAsia="zh-CN"/>
+        </w:rPr>
+        <w:t xml:space="preserve">• </w:t>
+      </w:r>
+      <w:r>
+        <w:rPr>
+          <w:b/>
+          <w:lang w:eastAsia="zh-CN"/>
+        </w:rPr>
+        <w:t>修复"点审批通过/驳回全部失败"的严重问题（重要）</w:t>
+      </w:r>
+      <w:r>
+        <w:rPr>
+          <w:lang w:eastAsia="zh-CN"/>
+        </w:rPr>
+        <w:t>：核查发工资用的数据时发现，只要审批人点"通过"或"驳回"（不管是单个还是批量），后台都会报错失败，从 9-17 晚上那次更新审批流程并发安全之后就一直这样，等于整个审批功能实际上完全用不了。原因是那次改动给审批处理加了一层"事务保护"，但漏了一个跟数据库重试机制配合的必要步骤，两者凑在一起必然报错。现在已修复并验证正常，管理员/班组长可以正常审批通过或驳回申请了。</w:t>
+      </w:r>
+    </w:p>
+    <w:p>
+      <w:pPr>
+        <w:ind w:left="283"/>
+        <w:rPr>
+          <w:lang w:eastAsia="zh-CN"/>
+        </w:rPr>
+      </w:pPr>
+      <w:r>
+        <w:rPr>
+          <w:lang w:eastAsia="zh-CN"/>
+        </w:rPr>
+        <w:t xml:space="preserve">• </w:t>
+      </w:r>
+      <w:r>
+        <w:rPr>
+          <w:b/>
+          <w:lang w:eastAsia="zh-CN"/>
+        </w:rPr>
+        <w:t>修复加班/请假/出差/补卡"重复提交"导致加班费多算的问题（重要）</w:t>
+      </w:r>
+      <w:r>
+        <w:rPr>
+          <w:lang w:eastAsia="zh-CN"/>
+        </w:rPr>
+        <w:t>：核查发工资数据时发现，很多员工的加班申请是同一时间段被提交了两次（甚至三四次），间隔往往只有几秒钟，很像是提交按钮点击后没有及时锁住导致的重复提交；这些重复申请又都被批准后，系统会把同一段时间的加班时长重复计入工资（因为同一天多张不同时段的加班单本来就应该相加，系统原本没法自动区分"两张不同时段的正常单"和"同一时段提交了两次的重复单"）。现在提交申请时会先检查：如果同一人同一类型、时间段重叠的申请已经在"待审批/审批中/已通过"，会直接拦下不让重复提交；"提交申请"页的提交按钮点一下也会立刻锁住、变成"提交中..."，从源头上防止手机网络慢时用户以为没反应又连点好几下（这种几百毫秒内的连点，后端的重复检查也可能来不及生效，按钮锁住更保险）。同时对本次发工资周期（8月26日~9月25日）已经批准、确认属于重复提交的加班数据做了一次性更正：72 条记录、累计扣除 445 小时被多算的加班时长，改之前已完整备份原始数据。</w:t>
+      </w:r>
+    </w:p>
+    <w:p>
+      <w:pPr>
+        <w:ind w:left="283"/>
+        <w:rPr>
+          <w:lang w:eastAsia="zh-CN"/>
+        </w:rPr>
+      </w:pPr>
+      <w:r>
+        <w:rPr>
+          <w:lang w:eastAsia="zh-CN"/>
+        </w:rPr>
+        <w:t xml:space="preserve">• </w:t>
+      </w:r>
+      <w:r>
+        <w:rPr>
+          <w:b/>
+          <w:lang w:eastAsia="zh-CN"/>
+        </w:rPr>
+        <w:t>发现并清理了一批"待审批"加班单里的重复提交，同时发现审批积压问题</w:t>
+      </w:r>
+      <w:r>
+        <w:rPr>
+          <w:lang w:eastAsia="zh-CN"/>
+        </w:rPr>
+        <w:t>：核查还发现有大量加班（还有少量请假、补卡）申请一直堆在"待审批"状态没人处理，且这些积压里本身也有 29 组、共 36 张是重复提交的（跟上一条是同一类问题，只是这些还没走到"批准"那一步）。已经把这 36 张多余的重复单按正常"驳回"流程处理掉（保留每组最早提交的一张，其余标记驳回并注明原因），避免以后被批准时重复计入加班费。提醒：目前系统里仍有大量（超过 900 张）加班申请、二十来张请假/补卡申请堆积待审批，这部分不是数据错误，需要各级审批人尽快处理，处理完之前月度报表上的工时/加班数字会偏低。</w:t>
+      </w:r>
+    </w:p>
+    <w:p>
+      <w:pPr>
+        <w:ind w:left="283"/>
+        <w:rPr>
+          <w:lang w:eastAsia="zh-CN"/>
+        </w:rPr>
+      </w:pPr>
+      <w:r>
+        <w:rPr>
+          <w:lang w:eastAsia="zh-CN"/>
+        </w:rPr>
+        <w:t xml:space="preserve">• </w:t>
+      </w:r>
+      <w:r>
+        <w:rPr>
+          <w:b/>
+          <w:lang w:eastAsia="zh-CN"/>
+        </w:rPr>
+        <w:t>回填存量的请假工时数据</w:t>
+      </w:r>
+      <w:r>
+        <w:rPr>
+          <w:lang w:eastAsia="zh-CN"/>
+        </w:rPr>
+        <w:t>：9 月 15 号修复"请假时长计算公式"之后，新公式只对之后新产生的请假记录生效，之前用旧公式（错的那个）已经写进数据库的历史请假时长没有跟着改。核查后发现有 15 条历史记录受影响，用修复后的公式重新算了一遍并更新，基本都是把明显偏高的数字（比如 22.5 小时、16 小时这种一天不可能出现的请假时长）改成了正确的、封顶在当天标准工时以内的数值。改之前已经对涉及的数据表做了完整备份。</w:t>
+      </w:r>
+    </w:p>
+    <w:p>
+      <w:pPr>
+        <w:ind w:left="283"/>
+        <w:rPr>
+          <w:lang w:eastAsia="zh-CN"/>
+        </w:rPr>
+      </w:pPr>
+      <w:r>
+        <w:rPr>
+          <w:lang w:eastAsia="zh-CN"/>
+        </w:rPr>
+        <w:t xml:space="preserve">• </w:t>
+      </w:r>
+      <w:r>
+        <w:rPr>
+          <w:b/>
+          <w:lang w:eastAsia="zh-CN"/>
+        </w:rPr>
+        <w:t>发现一处重复审批的异常数据（未改动，留待人工确认）</w:t>
+      </w:r>
+      <w:r>
+        <w:rPr>
+          <w:lang w:eastAsia="zh-CN"/>
+        </w:rPr>
+        <w:t>：核查回填数据时发现 1 名员工在同一天有两张时间段完全重复的请假单，且都显示"已通过"——正常情况不应该出现这种重复批准，需要人工核查是不是审批流程哪里出了漏洞（比如允许同一份申请提交并通过两次）。这条记录的请假时长本次没有改动，维持原样。</w:t>
       </w:r>
     </w:p>
     <w:p>

--- a/docs/考勤系统更新日志_完整版.docx
+++ b/docs/考勤系统更新日志_完整版.docx
@@ -97,7 +97,7 @@
           <w:sz w:val="24"/>
           <w:lang w:eastAsia="zh-CN"/>
         </w:rPr>
-        <w:t>生成日期：2026年9月18日</w:t>
+        <w:t>生成日期：2026年9月21日</w:t>
       </w:r>
     </w:p>
     <w:p>
@@ -114,6 +114,350 @@
           <w:lang w:eastAsia="zh-CN"/>
         </w:rPr>
         <w:t>说明：这份文档记录考勤系统每次功能改动，语言尽量简单，方便非技术人员看懂；每次改动都会在最上面加一条新记录（时间倒序）。</w:t>
+      </w:r>
+    </w:p>
+    <w:p>
+      <w:pPr>
+        <w:spacing w:before="400" w:after="160"/>
+        <w:pBdr>
+          <w:bottom w:val="single" w:sz="6" w:space="4" w:color="1F4E79"/>
+        </w:pBdr>
+        <w:rPr>
+          <w:lang w:eastAsia="zh-CN"/>
+        </w:rPr>
+      </w:pPr>
+      <w:r>
+        <w:rPr>
+          <w:b/>
+          <w:color w:val="1F4E79"/>
+          <w:sz w:val="32"/>
+          <w:lang w:eastAsia="zh-CN"/>
+        </w:rPr>
+        <w:t>2026-09-21</w:t>
+      </w:r>
+    </w:p>
+    <w:p>
+      <w:pPr>
+        <w:ind w:left="283"/>
+        <w:rPr>
+          <w:lang w:eastAsia="zh-CN"/>
+        </w:rPr>
+      </w:pPr>
+      <w:r>
+        <w:rPr>
+          <w:lang w:eastAsia="zh-CN"/>
+        </w:rPr>
+        <w:t xml:space="preserve">• </w:t>
+      </w:r>
+      <w:r>
+        <w:rPr>
+          <w:b/>
+          <w:lang w:eastAsia="zh-CN"/>
+        </w:rPr>
+        <w:t>取消远程打卡（人脸识别）每日次数上限</w:t>
+      </w:r>
+      <w:r>
+        <w:rPr>
+          <w:lang w:eastAsia="zh-CN"/>
+        </w:rPr>
+        <w:t>：以前为了控制阿里云识别接口的调用费用，限制了每人每天最多成功打卡 6 次、最多尝试 12 次，超过就要联系管理员或走补卡申请。现在按业务要求取消这个限制，每人每天可以无限次使用远程打卡（两次打卡之间还是要间隔 30 秒，防止手快连点误触发重复扣费调用）。</w:t>
+      </w:r>
+    </w:p>
+    <w:p>
+      <w:pPr>
+        <w:ind w:left="283"/>
+        <w:rPr>
+          <w:lang w:eastAsia="zh-CN"/>
+        </w:rPr>
+      </w:pPr>
+      <w:r>
+        <w:rPr>
+          <w:lang w:eastAsia="zh-CN"/>
+        </w:rPr>
+        <w:t xml:space="preserve">• </w:t>
+      </w:r>
+      <w:r>
+        <w:rPr>
+          <w:b/>
+          <w:lang w:eastAsia="zh-CN"/>
+        </w:rPr>
+        <w:t>取消"新增/编辑员工"里考勤机按分公司隔离的限制</w:t>
+      </w:r>
+      <w:r>
+        <w:rPr>
+          <w:lang w:eastAsia="zh-CN"/>
+        </w:rPr>
+        <w:t>：以前给员工勾选"推送到哪些考勤机"时，只能看到、选到自己管理范围内那个分公司的考勤机，选定员工所属部门后列表还会自动只留下同一分公司的设备。现在不再做这个限制，任何管理员/文员都能看到并勾选全公司所有启用中的考勤机，方便员工被借调到其他分公司时，直接把他推送到对方的考勤机上。</w:t>
+      </w:r>
+    </w:p>
+    <w:p>
+      <w:pPr>
+        <w:ind w:left="283"/>
+        <w:rPr>
+          <w:lang w:eastAsia="zh-CN"/>
+        </w:rPr>
+      </w:pPr>
+      <w:r>
+        <w:rPr>
+          <w:lang w:eastAsia="zh-CN"/>
+        </w:rPr>
+        <w:t xml:space="preserve">• </w:t>
+      </w:r>
+      <w:r>
+        <w:rPr>
+          <w:b/>
+          <w:lang w:eastAsia="zh-CN"/>
+        </w:rPr>
+        <w:t>修复"发工资那份模板汇总表"和"网页月度汇总"出勤天数对不上的问题（重要）</w:t>
+      </w:r>
+      <w:r>
+        <w:rPr>
+          <w:lang w:eastAsia="zh-CN"/>
+        </w:rPr>
+        <w:t>：这两份报表以前是各算各的——网页月度汇总（"我的记录"页背后那份）9 月 18 号已经改成半天假只算 0.5 天出勤，但真正拿去发工资的"导出模板汇总表"还是老口径，半天假照样算成 1 整天，而且这份表完全没有"请假天数"这一列，整天请假的人会从所有统计里消失。现在两份报表统一用同一套公式计算，"模板汇总表"也补上了"请假天数"这一列。</w:t>
+      </w:r>
+    </w:p>
+    <w:p>
+      <w:pPr>
+        <w:ind w:left="283"/>
+        <w:rPr>
+          <w:lang w:eastAsia="zh-CN"/>
+        </w:rPr>
+      </w:pPr>
+      <w:r>
+        <w:rPr>
+          <w:lang w:eastAsia="zh-CN"/>
+        </w:rPr>
+        <w:t xml:space="preserve">• </w:t>
+      </w:r>
+      <w:r>
+        <w:rPr>
+          <w:b/>
+          <w:lang w:eastAsia="zh-CN"/>
+        </w:rPr>
+        <w:t>修复"我的记录""我的日历"页出勤天数显示异常长数字的问题</w:t>
+      </w:r>
+      <w:r>
+        <w:rPr>
+          <w:lang w:eastAsia="zh-CN"/>
+        </w:rPr>
+        <w:t>：9 月 18 号把出勤天数从整数改成支持 0.5 这种小数后，这两个页面忘了给数字加格式化，会直接显示数据库里存的原始值（一长串 0），现在已经正常显示成"21.5"这样的数字。</w:t>
+      </w:r>
+    </w:p>
+    <w:p>
+      <w:pPr>
+        <w:ind w:left="283"/>
+        <w:rPr>
+          <w:lang w:eastAsia="zh-CN"/>
+        </w:rPr>
+      </w:pPr>
+      <w:r>
+        <w:rPr>
+          <w:lang w:eastAsia="zh-CN"/>
+        </w:rPr>
+        <w:t xml:space="preserve">• </w:t>
+      </w:r>
+      <w:r>
+        <w:rPr>
+          <w:b/>
+          <w:lang w:eastAsia="zh-CN"/>
+        </w:rPr>
+        <w:t>修复半天假当天没打下班卡、工时被永久清零的问题（重要）</w:t>
+      </w:r>
+      <w:r>
+        <w:rPr>
+          <w:lang w:eastAsia="zh-CN"/>
+        </w:rPr>
+        <w:t>："上午上班、下午请假"是最常见的半天假场景，员工下午走了通常不会再打下班卡，之前这种情况下系统没法补算上午的真实工时，只能停留在占位值 0，相当于这部分工资凭空消失，需要管理员发现并手动修正才能补回来。现在会自动用"上班打卡时间到请假开始时间"这一段估算并补上真实工时。已经核查出 5 条历史记录属于这种情况，用同样的规则重新算了一遍并更新，改之前已完整备份原始数据。</w:t>
+      </w:r>
+    </w:p>
+    <w:p>
+      <w:pPr>
+        <w:ind w:left="283"/>
+        <w:rPr>
+          <w:lang w:eastAsia="zh-CN"/>
+        </w:rPr>
+      </w:pPr>
+      <w:r>
+        <w:rPr>
+          <w:lang w:eastAsia="zh-CN"/>
+        </w:rPr>
+        <w:t xml:space="preserve">• </w:t>
+      </w:r>
+      <w:r>
+        <w:rPr>
+          <w:b/>
+          <w:lang w:eastAsia="zh-CN"/>
+        </w:rPr>
+        <w:t>修复请假边界判断的一个新问题</w:t>
+      </w:r>
+      <w:r>
+        <w:rPr>
+          <w:lang w:eastAsia="zh-CN"/>
+        </w:rPr>
+        <w:t>：9 月 18 号刚修的"请假区间跟当天没有交集就跳过"逻辑有个遗漏——员工请了一段不足半小时的短假（比如临时请假 20 分钟），会被系统的取整规则算成 0 小时，之前的逻辑会把这种"确实请了假，只是时长被取整成 0"的情况也当成"完全没请假"直接跳过，导致这天不会被标记"请假"，如果这天又没打卡，后台可能会把明明批过假的人误标成旷工。现在已经区分开这两种情况，只有真的没有交集（比如请假恰好卡在午夜结束）才会跳过。</w:t>
+      </w:r>
+    </w:p>
+    <w:p>
+      <w:pPr>
+        <w:ind w:left="283"/>
+        <w:rPr>
+          <w:lang w:eastAsia="zh-CN"/>
+        </w:rPr>
+      </w:pPr>
+      <w:r>
+        <w:rPr>
+          <w:lang w:eastAsia="zh-CN"/>
+        </w:rPr>
+        <w:t xml:space="preserve">• </w:t>
+      </w:r>
+      <w:r>
+        <w:rPr>
+          <w:b/>
+          <w:lang w:eastAsia="zh-CN"/>
+        </w:rPr>
+        <w:t>修复降职后权限不会立即失效的安全问题（重要）</w:t>
+      </w:r>
+      <w:r>
+        <w:rPr>
+          <w:lang w:eastAsia="zh-CN"/>
+        </w:rPr>
+        <w:t>：把一个管理员/主管降职为普通员工后，如果没有同时停用账号，此人凭着还没过期的登录状态，此前会一直保留管理员/审批权限，要等他自己退出登录才失效，最长可能持续到登录有效期用完。现在角色一旦变化，下一个操作就会用最新角色重新判断权限，不用再等重新登录。</w:t>
+      </w:r>
+    </w:p>
+    <w:p>
+      <w:pPr>
+        <w:ind w:left="283"/>
+        <w:rPr>
+          <w:lang w:eastAsia="zh-CN"/>
+        </w:rPr>
+      </w:pPr>
+      <w:r>
+        <w:rPr>
+          <w:lang w:eastAsia="zh-CN"/>
+        </w:rPr>
+        <w:t xml:space="preserve">• </w:t>
+      </w:r>
+      <w:r>
+        <w:rPr>
+          <w:b/>
+          <w:lang w:eastAsia="zh-CN"/>
+        </w:rPr>
+        <w:t>修复六天倒班员工周六旷工可能漏判的问题</w:t>
+      </w:r>
+      <w:r>
+        <w:rPr>
+          <w:lang w:eastAsia="zh-CN"/>
+        </w:rPr>
+        <w:t>：以前判断"今天要不要检查旷工"，是"周六周日一律不查"这种一刀切的规则，没考虑到实行六天倒班、周六本来就要正常上班的员工。这类员工如果周六没来又没请假，系统不会把这天标记旷工，但"应出勤天数"里又照样算了这一天，出勤统计对不上。现在改成按每个人自己排班的规则判断，不再是简单按自然周末一刀切。</w:t>
+      </w:r>
+    </w:p>
+    <w:p>
+      <w:pPr>
+        <w:ind w:left="283"/>
+        <w:rPr>
+          <w:lang w:eastAsia="zh-CN"/>
+        </w:rPr>
+      </w:pPr>
+      <w:r>
+        <w:rPr>
+          <w:lang w:eastAsia="zh-CN"/>
+        </w:rPr>
+        <w:t xml:space="preserve">• </w:t>
+      </w:r>
+      <w:r>
+        <w:rPr>
+          <w:b/>
+          <w:lang w:eastAsia="zh-CN"/>
+        </w:rPr>
+        <w:t>修复下班打卡时间可能被错误"倒退"的问题</w:t>
+      </w:r>
+      <w:r>
+        <w:rPr>
+          <w:lang w:eastAsia="zh-CN"/>
+        </w:rPr>
+        <w:t>：手机打卡（含远程人脸打卡）以前不管三七二十一，每次打下班卡都会直接覆盖记录里的下班时间；考勤机同步那边则是"取更晚的那次"。如果网络延迟导致打卡请求乱序到达（比如设备已经记了较晚的下班时间，之后又收到一条时间更早的补传/重试），手机打卡这边会把已经记录的、更晚的正确下班时间覆盖成较早的错误时间，导致早退时长被放大、工时被少算。现在两边统一成"取更晚的那次"。</w:t>
+      </w:r>
+    </w:p>
+    <w:p>
+      <w:pPr>
+        <w:ind w:left="283"/>
+        <w:rPr>
+          <w:lang w:eastAsia="zh-CN"/>
+        </w:rPr>
+      </w:pPr>
+      <w:r>
+        <w:rPr>
+          <w:lang w:eastAsia="zh-CN"/>
+        </w:rPr>
+        <w:t xml:space="preserve">• </w:t>
+      </w:r>
+      <w:r>
+        <w:rPr>
+          <w:b/>
+          <w:lang w:eastAsia="zh-CN"/>
+        </w:rPr>
+        <w:t>补上月度汇总表合计行漏掉的两列</w:t>
+      </w:r>
+      <w:r>
+        <w:rPr>
+          <w:lang w:eastAsia="zh-CN"/>
+        </w:rPr>
+        <w:t>：月度汇总 Excel 导出最下面那行"合计"，以前"请假天数"和"审批通过次数"这两列一直是空的（旁边其它列都有合计数字），现在已经补上。</w:t>
+      </w:r>
+    </w:p>
+    <w:p>
+      <w:pPr>
+        <w:ind w:left="283"/>
+        <w:rPr>
+          <w:lang w:eastAsia="zh-CN"/>
+        </w:rPr>
+      </w:pPr>
+      <w:r>
+        <w:rPr>
+          <w:lang w:eastAsia="zh-CN"/>
+        </w:rPr>
+        <w:t xml:space="preserve">• </w:t>
+      </w:r>
+      <w:r>
+        <w:rPr>
+          <w:b/>
+          <w:lang w:eastAsia="zh-CN"/>
+        </w:rPr>
+        <w:t>管理员"新增/编辑员工"上传身份证照片，补上文件内容校验</w:t>
+      </w:r>
+      <w:r>
+        <w:rPr>
+          <w:lang w:eastAsia="zh-CN"/>
+        </w:rPr>
+        <w:t>：以前这个入口只看文件后缀名是不是 jpg/png/webp，跟员工自己扫码登记时的校验不一致（登记那边已经会核实文件内容真的是图片）。现在两处统一，都会核实上传的文件内容确实是对应格式的图片，不能靠改文件后缀名蒙混过去。</w:t>
+      </w:r>
+    </w:p>
+    <w:p>
+      <w:pPr>
+        <w:ind w:left="283"/>
+        <w:rPr>
+          <w:lang w:eastAsia="zh-CN"/>
+        </w:rPr>
+      </w:pPr>
+      <w:r>
+        <w:rPr>
+          <w:lang w:eastAsia="zh-CN"/>
+        </w:rPr>
+        <w:t xml:space="preserve">• </w:t>
+      </w:r>
+      <w:r>
+        <w:rPr>
+          <w:b/>
+          <w:lang w:eastAsia="zh-CN"/>
+        </w:rPr>
+        <w:t>下线一个内部测试用的临时页面</w:t>
+      </w:r>
+      <w:r>
+        <w:rPr>
+          <w:lang w:eastAsia="zh-CN"/>
+        </w:rPr>
+        <w:t>：管理员后台曾经有一个"人脸识别测试"页面，是当时联调阿里云接口时用的临时诊断工具，早就该在远程打卡正式上线后删掉，一直没删——每次点测试都会真实调用一次付费接口。现在已经移除。</w:t>
       </w:r>
     </w:p>
     <w:p>

--- a/docs/考勤系统更新日志_完整版.docx
+++ b/docs/考勤系统更新日志_完整版.docx
@@ -134,6 +134,289 @@
           <w:lang w:eastAsia="zh-CN"/>
         </w:rPr>
         <w:t>2026-09-21</w:t>
+      </w:r>
+    </w:p>
+    <w:p>
+      <w:pPr>
+        <w:ind w:left="283"/>
+        <w:rPr>
+          <w:lang w:eastAsia="zh-CN"/>
+        </w:rPr>
+      </w:pPr>
+      <w:r>
+        <w:rPr>
+          <w:lang w:eastAsia="zh-CN"/>
+        </w:rPr>
+        <w:t xml:space="preserve">• </w:t>
+      </w:r>
+      <w:r>
+        <w:rPr>
+          <w:b/>
+          <w:lang w:eastAsia="zh-CN"/>
+        </w:rPr>
+        <w:t>修复半天假请假天数折算不对称的问题（重要）</w:t>
+      </w:r>
+      <w:r>
+        <w:rPr>
+          <w:lang w:eastAsia="zh-CN"/>
+        </w:rPr>
+        <w:t>：同样是请半天假，上午请假（比如标准白班的 3.5 小时）算 0.5 天，下午请假（4.5 小时）却算成 1 整天——两种半天假因为时长刚好卡在中间值两侧，天数能差一倍。现在改成按比例就近取整到最近的 0.5 天，两种半天假都会正确算成 0.5 天。</w:t>
+      </w:r>
+      <w:r>
+        <w:rPr>
+          <w:b/>
+          <w:lang w:eastAsia="zh-CN"/>
+        </w:rPr>
+        <w:t>提醒</w:t>
+      </w:r>
+      <w:r>
+        <w:rPr>
+          <w:lang w:eastAsia="zh-CN"/>
+        </w:rPr>
+        <w:t>：这次只改了计算公式，已经生成过的历史月份汇总数字不会自动跟着变，需要重新生成对应月份的汇总才会用新公式重算。</w:t>
+      </w:r>
+    </w:p>
+    <w:p>
+      <w:pPr>
+        <w:ind w:left="283"/>
+        <w:rPr>
+          <w:lang w:eastAsia="zh-CN"/>
+        </w:rPr>
+      </w:pPr>
+      <w:r>
+        <w:rPr>
+          <w:lang w:eastAsia="zh-CN"/>
+        </w:rPr>
+        <w:t xml:space="preserve">• </w:t>
+      </w:r>
+      <w:r>
+        <w:rPr>
+          <w:b/>
+          <w:lang w:eastAsia="zh-CN"/>
+        </w:rPr>
+        <w:t>请假申请增加一项限制：开始/结束时间不能选在班次的午休等中段休息时间内</w:t>
+      </w:r>
+      <w:r>
+        <w:rPr>
+          <w:lang w:eastAsia="zh-CN"/>
+        </w:rPr>
+        <w:t>：之前请下午假如果把中午休息时间也框进去（比如填 12:00 而不是 13:00），会把这一小时不用上班的午休时间也算成请假，多扣了一小时工时。现在提交时会挡住这种选法，提示改选休息时间之前或之后的时间点（只对配置了"午间必打卡"窗口的班次生效）。</w:t>
+      </w:r>
+    </w:p>
+    <w:p>
+      <w:pPr>
+        <w:ind w:left="283"/>
+        <w:rPr>
+          <w:lang w:eastAsia="zh-CN"/>
+        </w:rPr>
+      </w:pPr>
+      <w:r>
+        <w:rPr>
+          <w:lang w:eastAsia="zh-CN"/>
+        </w:rPr>
+        <w:t xml:space="preserve">• </w:t>
+      </w:r>
+      <w:r>
+        <w:rPr>
+          <w:b/>
+          <w:lang w:eastAsia="zh-CN"/>
+        </w:rPr>
+        <w:t>修复考勤机停用后员工绑定被静默解除的问题</w:t>
+      </w:r>
+      <w:r>
+        <w:rPr>
+          <w:lang w:eastAsia="zh-CN"/>
+        </w:rPr>
+        <w:t>：以前一台考勤机被停用后，管理员在界面上完全看不到它，但只要下次编辑这台设备名下任意一个员工的资料，系统会以为管理员想解绑这台设备，悄悄把绑定关系删掉，还会给设备下发一条删除该员工人脸信息的指令。现在停用中的设备会保留原有绑定，只有管理员在界面上明确取消勾选才会真正解绑。</w:t>
+      </w:r>
+    </w:p>
+    <w:p>
+      <w:pPr>
+        <w:ind w:left="283"/>
+        <w:rPr>
+          <w:lang w:eastAsia="zh-CN"/>
+        </w:rPr>
+      </w:pPr>
+      <w:r>
+        <w:rPr>
+          <w:lang w:eastAsia="zh-CN"/>
+        </w:rPr>
+        <w:t xml:space="preserve">• </w:t>
+      </w:r>
+      <w:r>
+        <w:rPr>
+          <w:b/>
+          <w:lang w:eastAsia="zh-CN"/>
+        </w:rPr>
+        <w:t>修复补卡时间填反时工时被静默清零、且完全看不出异常的问题</w:t>
+      </w:r>
+      <w:r>
+        <w:rPr>
+          <w:lang w:eastAsia="zh-CN"/>
+        </w:rPr>
+        <w:t>：如果下班时间被填得比上班时间还早（常见于手动补卡填反、或设备时钟异常），系统以前会直接跳过这条记录的工时结算，工时永远停在占位值 0，也不会出现在任何异常提醒或统计里，管理员完全发现不了。现在会在这条记录的备注里明确标注"打卡时间异常，需人工核实"，方便管理员一眼看到并处理。</w:t>
+      </w:r>
+    </w:p>
+    <w:p>
+      <w:pPr>
+        <w:ind w:left="283"/>
+        <w:rPr>
+          <w:lang w:eastAsia="zh-CN"/>
+        </w:rPr>
+      </w:pPr>
+      <w:r>
+        <w:rPr>
+          <w:lang w:eastAsia="zh-CN"/>
+        </w:rPr>
+        <w:t xml:space="preserve">• </w:t>
+      </w:r>
+      <w:r>
+        <w:rPr>
+          <w:b/>
+          <w:lang w:eastAsia="zh-CN"/>
+        </w:rPr>
+        <w:t>修复二级审批在特定配置下会出现重复审批人的问题</w:t>
+      </w:r>
+      <w:r>
+        <w:rPr>
+          <w:lang w:eastAsia="zh-CN"/>
+        </w:rPr>
+        <w:t>：考勤组设置了"二级审批"、但又没配置具体的审批人名单时，系统会自动退回"直属上级"审批，这时候一级和二级用的是同一个人，等于要同一个人对同一张申请连点两次"通过"。现在这种情况下只生成一级节点，一级通过就是整单通过，不再多此一举。</w:t>
+      </w:r>
+    </w:p>
+    <w:p>
+      <w:pPr>
+        <w:ind w:left="283"/>
+        <w:rPr>
+          <w:lang w:eastAsia="zh-CN"/>
+        </w:rPr>
+      </w:pPr>
+      <w:r>
+        <w:rPr>
+          <w:lang w:eastAsia="zh-CN"/>
+        </w:rPr>
+        <w:t xml:space="preserve">• </w:t>
+      </w:r>
+      <w:r>
+        <w:rPr>
+          <w:b/>
+          <w:lang w:eastAsia="zh-CN"/>
+        </w:rPr>
+        <w:t>补上旷工/未打卡标记的补跑机制</w:t>
+      </w:r>
+      <w:r>
+        <w:rPr>
+          <w:lang w:eastAsia="zh-CN"/>
+        </w:rPr>
+        <w:t>：以前每天只有 23:55-23:59 这 5 分钟的窗口去标记当天旷工/未打卡，如果这几分钟内数据库故障或程序重启导致全部失败，当天的旷工记录就会永久漏标，没有任何补救办法。现在次日凌晨会自动检查前一天是否标记成功，没成功的话会自动补标，不会再永久遗漏。</w:t>
+      </w:r>
+    </w:p>
+    <w:p>
+      <w:pPr>
+        <w:ind w:left="283"/>
+        <w:rPr>
+          <w:lang w:eastAsia="zh-CN"/>
+        </w:rPr>
+      </w:pPr>
+      <w:r>
+        <w:rPr>
+          <w:lang w:eastAsia="zh-CN"/>
+        </w:rPr>
+        <w:t xml:space="preserve">• </w:t>
+      </w:r>
+      <w:r>
+        <w:rPr>
+          <w:b/>
+          <w:lang w:eastAsia="zh-CN"/>
+        </w:rPr>
+        <w:t>补上几处权限校验遗漏</w:t>
+      </w:r>
+      <w:r>
+        <w:rPr>
+          <w:lang w:eastAsia="zh-CN"/>
+        </w:rPr>
+        <w:t>：个别没有配置管理范围的"文员"账号，理论上能绕开限制新建考勤组、或者一次性触发全公司范围的考勤重新计算（本该只有总部管理员能做）。现在已经补上校验，正常使用完全不受影响。</w:t>
+      </w:r>
+    </w:p>
+    <w:p>
+      <w:pPr>
+        <w:ind w:left="283"/>
+        <w:rPr>
+          <w:lang w:eastAsia="zh-CN"/>
+        </w:rPr>
+      </w:pPr>
+      <w:r>
+        <w:rPr>
+          <w:lang w:eastAsia="zh-CN"/>
+        </w:rPr>
+        <w:t xml:space="preserve">• </w:t>
+      </w:r>
+      <w:r>
+        <w:rPr>
+          <w:b/>
+          <w:lang w:eastAsia="zh-CN"/>
+        </w:rPr>
+        <w:t>修复考勤机分公司隔离取消后的一处遗漏</w:t>
+      </w:r>
+      <w:r>
+        <w:rPr>
+          <w:lang w:eastAsia="zh-CN"/>
+        </w:rPr>
+        <w:t>：这次改动取消隔离后（见下面那条），网页端已经能选全公司的考勤机，但接口那边还留了一处没同步放开，理论上会导致同一个操作"网页能成、接口报错"。现在两边已经统一。</w:t>
+      </w:r>
+    </w:p>
+    <w:p>
+      <w:pPr>
+        <w:ind w:left="283"/>
+        <w:rPr>
+          <w:lang w:eastAsia="zh-CN"/>
+        </w:rPr>
+      </w:pPr>
+      <w:r>
+        <w:rPr>
+          <w:lang w:eastAsia="zh-CN"/>
+        </w:rPr>
+        <w:t xml:space="preserve">• </w:t>
+      </w:r>
+      <w:r>
+        <w:rPr>
+          <w:b/>
+          <w:lang w:eastAsia="zh-CN"/>
+        </w:rPr>
+        <w:t>修复受限管理员编辑考勤机时归属部门被误改的问题</w:t>
+      </w:r>
+      <w:r>
+        <w:rPr>
+          <w:lang w:eastAsia="zh-CN"/>
+        </w:rPr>
+        <w:t>：受限管理员哪怕只是给设备改个名字、启用/停用一下，设备的"归属部门"都会被悄悄改成他自己的管理范围，即使这台设备原本挂在他范围内的某个下级部门。现在只有真的要改归属部门时才会变。</w:t>
+      </w:r>
+    </w:p>
+    <w:p>
+      <w:pPr>
+        <w:ind w:left="283"/>
+        <w:rPr>
+          <w:lang w:eastAsia="zh-CN"/>
+        </w:rPr>
+      </w:pPr>
+      <w:r>
+        <w:rPr>
+          <w:lang w:eastAsia="zh-CN"/>
+        </w:rPr>
+        <w:t xml:space="preserve">• </w:t>
+      </w:r>
+      <w:r>
+        <w:rPr>
+          <w:b/>
+          <w:lang w:eastAsia="zh-CN"/>
+        </w:rPr>
+        <w:t>修复报表/日历页面网址里手填不合理年月会报错的问题</w:t>
+      </w:r>
+      <w:r>
+        <w:rPr>
+          <w:lang w:eastAsia="zh-CN"/>
+        </w:rPr>
+        <w:t>：比如把月份改成 13、年份改成一个很离谱的数字，以前会直接报服务器错误，现在会给出提示或自动纠正成当前年月。</w:t>
       </w:r>
     </w:p>
     <w:p>

--- a/docs/考勤系统更新日志_完整版.docx
+++ b/docs/考勤系统更新日志_完整版.docx
@@ -134,6 +134,195 @@
           <w:lang w:eastAsia="zh-CN"/>
         </w:rPr>
         <w:t>2026-09-21</w:t>
+      </w:r>
+    </w:p>
+    <w:p>
+      <w:pPr>
+        <w:ind w:left="283"/>
+        <w:rPr>
+          <w:lang w:eastAsia="zh-CN"/>
+        </w:rPr>
+      </w:pPr>
+      <w:r>
+        <w:rPr>
+          <w:lang w:eastAsia="zh-CN"/>
+        </w:rPr>
+        <w:t xml:space="preserve">• </w:t>
+      </w:r>
+      <w:r>
+        <w:rPr>
+          <w:b/>
+          <w:lang w:eastAsia="zh-CN"/>
+        </w:rPr>
+        <w:t>"文员"账号现在也算正式工</w:t>
+      </w:r>
+      <w:r>
+        <w:rPr>
+          <w:lang w:eastAsia="zh-CN"/>
+        </w:rPr>
+        <w:t>：以前系统里只有"管理员"角色在员工列表、员工信息页、导出 Excel 里显示"正式工"，文员显示"临时工"；现在文员也统一显示成"正式工"。这只是展示标签，不涉及工资、工时、出勤等任何实际计算。</w:t>
+      </w:r>
+    </w:p>
+    <w:p>
+      <w:pPr>
+        <w:ind w:left="283"/>
+        <w:rPr>
+          <w:lang w:eastAsia="zh-CN"/>
+        </w:rPr>
+      </w:pPr>
+      <w:r>
+        <w:rPr>
+          <w:lang w:eastAsia="zh-CN"/>
+        </w:rPr>
+        <w:t xml:space="preserve">• </w:t>
+      </w:r>
+      <w:r>
+        <w:rPr>
+          <w:b/>
+          <w:lang w:eastAsia="zh-CN"/>
+        </w:rPr>
+        <w:t>修复"我的记录"和"我的日历"两个页面数据可能不一致的问题</w:t>
+      </w:r>
+      <w:r>
+        <w:rPr>
+          <w:lang w:eastAsia="zh-CN"/>
+        </w:rPr>
+        <w:t>：以前"我的日历"每次打开都会强制重算一遍当月汇总，"我的记录"却只读现成的汇总、自己从不重算——当月还没生成过汇总时，就会出现"日历页有数据、记录页一片空白"这种让人怀疑系统出错的情况。现在两个页面用同一套逻辑：没有汇总就生成一份，有汇总但数据已经过时才重算，数据没变化就不再无意义地重复写库。</w:t>
+      </w:r>
+    </w:p>
+    <w:p>
+      <w:pPr>
+        <w:ind w:left="283"/>
+        <w:rPr>
+          <w:lang w:eastAsia="zh-CN"/>
+        </w:rPr>
+      </w:pPr>
+      <w:r>
+        <w:rPr>
+          <w:lang w:eastAsia="zh-CN"/>
+        </w:rPr>
+        <w:t xml:space="preserve">• </w:t>
+      </w:r>
+      <w:r>
+        <w:rPr>
+          <w:b/>
+          <w:lang w:eastAsia="zh-CN"/>
+        </w:rPr>
+        <w:t>打卡后当月汇总数据会立即刷新</w:t>
+      </w:r>
+      <w:r>
+        <w:rPr>
+          <w:lang w:eastAsia="zh-CN"/>
+        </w:rPr>
+        <w:t>：以前打卡（含考勤机同步、远程人脸打卡）不会主动刷新当月的汇总数字，要等下次有人手动点"生成汇总"或打开日历页才会更新，跨月夜班下班卡、设备断网后补传数据这类情况容易导致汇总数字暂时对不上。现在每次打卡后会顺带刷新这个人当月的汇总，不用再等。</w:t>
+      </w:r>
+    </w:p>
+    <w:p>
+      <w:pPr>
+        <w:ind w:left="283"/>
+        <w:rPr>
+          <w:lang w:eastAsia="zh-CN"/>
+        </w:rPr>
+      </w:pPr>
+      <w:r>
+        <w:rPr>
+          <w:lang w:eastAsia="zh-CN"/>
+        </w:rPr>
+        <w:t xml:space="preserve">• </w:t>
+      </w:r>
+      <w:r>
+        <w:rPr>
+          <w:b/>
+          <w:lang w:eastAsia="zh-CN"/>
+        </w:rPr>
+        <w:t>修复审批中间环节通过后，申请人收到"审批已驳回"这类错误通知的问题</w:t>
+      </w:r>
+      <w:r>
+        <w:rPr>
+          <w:lang w:eastAsia="zh-CN"/>
+        </w:rPr>
+        <w:t>：二级审批的申请如果第一级刚通过、还没到第二级审批，之前系统会错误地给申请人发一条"审批已驳回"的通知，实际上申请并没有被驳回，只是还没审完。现在会正确提示"已通过一级审批，待下一级审批"。</w:t>
+      </w:r>
+    </w:p>
+    <w:p>
+      <w:pPr>
+        <w:ind w:left="283"/>
+        <w:rPr>
+          <w:lang w:eastAsia="zh-CN"/>
+        </w:rPr>
+      </w:pPr>
+      <w:r>
+        <w:rPr>
+          <w:lang w:eastAsia="zh-CN"/>
+        </w:rPr>
+        <w:t xml:space="preserve">• </w:t>
+      </w:r>
+      <w:r>
+        <w:rPr>
+          <w:b/>
+          <w:lang w:eastAsia="zh-CN"/>
+        </w:rPr>
+        <w:t>修复没有配置审批人时申请单永远卡住无人处理的问题</w:t>
+      </w:r>
+      <w:r>
+        <w:rPr>
+          <w:lang w:eastAsia="zh-CN"/>
+        </w:rPr>
+        <w:t>：极个别情况下（考勤组没配审批人名单、申请人又没有直属上级、也找不到可以兜底的管理员），以前申请会正常提交成功，但实际上没有任何人能审批它，会永远卡在"待审批"状态。现在这种情况提交时会直接提示"没有找到可用的审批人"，不会再产生一张审不掉的死单。</w:t>
+      </w:r>
+    </w:p>
+    <w:p>
+      <w:pPr>
+        <w:ind w:left="283"/>
+        <w:rPr>
+          <w:lang w:eastAsia="zh-CN"/>
+        </w:rPr>
+      </w:pPr>
+      <w:r>
+        <w:rPr>
+          <w:lang w:eastAsia="zh-CN"/>
+        </w:rPr>
+        <w:t xml:space="preserve">• </w:t>
+      </w:r>
+      <w:r>
+        <w:rPr>
+          <w:b/>
+          <w:lang w:eastAsia="zh-CN"/>
+        </w:rPr>
+        <w:t>可选审批人名单不再包含已停用的账号</w:t>
+      </w:r>
+      <w:r>
+        <w:rPr>
+          <w:lang w:eastAsia="zh-CN"/>
+        </w:rPr>
+        <w:t>：提交申请时"选择审批人"的下拉列表，以前即使某位审批人账号已经停用，仍然会出现在列表里可以被选中。现在只显示在职的审批人。</w:t>
+      </w:r>
+    </w:p>
+    <w:p>
+      <w:pPr>
+        <w:ind w:left="283"/>
+        <w:rPr>
+          <w:lang w:eastAsia="zh-CN"/>
+        </w:rPr>
+      </w:pPr>
+      <w:r>
+        <w:rPr>
+          <w:lang w:eastAsia="zh-CN"/>
+        </w:rPr>
+        <w:t xml:space="preserve">• </w:t>
+      </w:r>
+      <w:r>
+        <w:rPr>
+          <w:b/>
+          <w:lang w:eastAsia="zh-CN"/>
+        </w:rPr>
+        <w:t>公告撤下后，员工铃铛里不会再留着这条公告的提醒</w:t>
+      </w:r>
+      <w:r>
+        <w:rPr>
+          <w:lang w:eastAsia="zh-CN"/>
+        </w:rPr>
+        <w:t>：以前管理员撤下一条公告后，之前已经发给员工的站内通知不会跟着消失，员工点铃铛还能看到这条提醒，点进去却在公告栏里找不到了。现在撤下公告会同时清掉相关的未读提醒。</w:t>
       </w:r>
     </w:p>
     <w:p>

--- a/docs/考勤系统更新日志_完整版.docx
+++ b/docs/考勤系统更新日志_完整版.docx
@@ -97,7 +97,7 @@
           <w:sz w:val="24"/>
           <w:lang w:eastAsia="zh-CN"/>
         </w:rPr>
-        <w:t>生成日期：2026年9月21日</w:t>
+        <w:t>生成日期：2026年9月22日</w:t>
       </w:r>
     </w:p>
     <w:p>
@@ -114,6 +114,53 @@
           <w:lang w:eastAsia="zh-CN"/>
         </w:rPr>
         <w:t>说明：这份文档记录考勤系统每次功能改动，语言尽量简单，方便非技术人员看懂；每次改动都会在最上面加一条新记录（时间倒序）。</w:t>
+      </w:r>
+    </w:p>
+    <w:p>
+      <w:pPr>
+        <w:spacing w:before="400" w:after="160"/>
+        <w:pBdr>
+          <w:bottom w:val="single" w:sz="6" w:space="4" w:color="1F4E79"/>
+        </w:pBdr>
+        <w:rPr>
+          <w:lang w:eastAsia="zh-CN"/>
+        </w:rPr>
+      </w:pPr>
+      <w:r>
+        <w:rPr>
+          <w:b/>
+          <w:color w:val="1F4E79"/>
+          <w:sz w:val="32"/>
+          <w:lang w:eastAsia="zh-CN"/>
+        </w:rPr>
+        <w:t>2026-09-22</w:t>
+      </w:r>
+    </w:p>
+    <w:p>
+      <w:pPr>
+        <w:ind w:left="283"/>
+        <w:rPr>
+          <w:lang w:eastAsia="zh-CN"/>
+        </w:rPr>
+      </w:pPr>
+      <w:r>
+        <w:rPr>
+          <w:lang w:eastAsia="zh-CN"/>
+        </w:rPr>
+        <w:t xml:space="preserve">• </w:t>
+      </w:r>
+      <w:r>
+        <w:rPr>
+          <w:b/>
+          <w:lang w:eastAsia="zh-CN"/>
+        </w:rPr>
+        <w:t>补全昨天"请假不能选在午休时段"限制的一个遗漏</w:t>
+      </w:r>
+      <w:r>
+        <w:rPr>
+          <w:lang w:eastAsia="zh-CN"/>
+        </w:rPr>
+        <w:t>：昨天加的限制只挡住了"开始或结束时间正好落在午休时段内"（比如填 12:00 或 13:00），但没挡住"请假时间整段跨过午休"这种填法（比如填 11:00–14:00，开始结束时间都不在午休时段里，但中间整个午休都被框进去了），这种情况一样会多算 1 小时请假、少算 1 小时工时。现在这种"跨过午休"的填法也会被拦下，提示拆成两段分别提交，或按整天/半天假填写。</w:t>
       </w:r>
     </w:p>
     <w:p>

--- a/docs/考勤系统更新日志_完整版.docx
+++ b/docs/考勤系统更新日志_完整版.docx
@@ -134,6 +134,33 @@
           <w:lang w:eastAsia="zh-CN"/>
         </w:rPr>
         <w:t>2026-09-22</w:t>
+      </w:r>
+    </w:p>
+    <w:p>
+      <w:pPr>
+        <w:ind w:left="283"/>
+        <w:rPr>
+          <w:lang w:eastAsia="zh-CN"/>
+        </w:rPr>
+      </w:pPr>
+      <w:r>
+        <w:rPr>
+          <w:lang w:eastAsia="zh-CN"/>
+        </w:rPr>
+        <w:t xml:space="preserve">• </w:t>
+      </w:r>
+      <w:r>
+        <w:rPr>
+          <w:b/>
+          <w:lang w:eastAsia="zh-CN"/>
+        </w:rPr>
+        <w:t>修复夜班"午间必打卡"窗口跨过午夜时无法保存的问题</w:t>
+      </w:r>
+      <w:r>
+        <w:rPr>
+          <w:lang w:eastAsia="zh-CN"/>
+        </w:rPr>
+        <w:t>：设置夜班班次时，如果"午间必打卡"窗口本身跨过了 0 点（比如 23:30 到次日 00:30），以前保存会被误判成"结束时间早于开始时间"而报错，实际上是合理的填法。现在跨天班次可以正常保存这种跨午夜的窗口了。</w:t>
       </w:r>
     </w:p>
     <w:p>

--- a/docs/考勤系统更新日志_完整版.docx
+++ b/docs/考勤系统更新日志_完整版.docx
@@ -188,6 +188,1261 @@
           <w:lang w:eastAsia="zh-CN"/>
         </w:rPr>
         <w:t>：昨天加的限制只挡住了"开始或结束时间正好落在午休时段内"（比如填 12:00 或 13:00），但没挡住"请假时间整段跨过午休"这种填法（比如填 11:00–14:00，开始结束时间都不在午休时段里，但中间整个午休都被框进去了），这种情况一样会多算 1 小时请假、少算 1 小时工时。现在这种"跨过午休"的填法也会被拦下，提示拆成两段分别提交，或按整天/半天假填写。</w:t>
+      </w:r>
+    </w:p>
+    <w:p>
+      <w:pPr>
+        <w:ind w:left="283"/>
+        <w:rPr>
+          <w:lang w:eastAsia="zh-CN"/>
+        </w:rPr>
+      </w:pPr>
+      <w:r>
+        <w:rPr>
+          <w:lang w:eastAsia="zh-CN"/>
+        </w:rPr>
+        <w:t xml:space="preserve">• </w:t>
+      </w:r>
+      <w:r>
+        <w:rPr>
+          <w:b/>
+          <w:lang w:eastAsia="zh-CN"/>
+        </w:rPr>
+        <w:t>对照最新一版项目审查清单，逐条核实并修复了一批问题</w:t>
+      </w:r>
+      <w:r>
+        <w:rPr>
+          <w:lang w:eastAsia="zh-CN"/>
+        </w:rPr>
+        <w:t>（本次共审查 47 条：45 条确认属实并已处理，2 条深入核实后确认本来就不是问题）：</w:t>
+      </w:r>
+    </w:p>
+    <w:p>
+      <w:pPr>
+        <w:ind w:left="700"/>
+        <w:rPr>
+          <w:lang w:eastAsia="zh-CN"/>
+        </w:rPr>
+      </w:pPr>
+      <w:r>
+        <w:rPr>
+          <w:lang w:eastAsia="zh-CN"/>
+        </w:rPr>
+        <w:t xml:space="preserve">◦ </w:t>
+      </w:r>
+      <w:r>
+        <w:rPr>
+          <w:b/>
+          <w:lang w:eastAsia="zh-CN"/>
+        </w:rPr>
+        <w:t>修复"发工资的模板汇总表"和"网页月度汇总"旷工天数算法不一样的问题（重要）</w:t>
+      </w:r>
+      <w:r>
+        <w:rPr>
+          <w:lang w:eastAsia="zh-CN"/>
+        </w:rPr>
+        <w:t>：以前模板汇总表（发工资用的那份）只要"当天完全没有考勤记录、又不是休息/节假日"就直接算旷工；网页月度汇总则只认后台任务真正标记出来的旷工记录。两边口径不一样，导致没填入职日期的人、或者员工中途离职停用之后，模板表里可能被多算出并不存在的旷工天数。现在两份报表统一只认后台任务标记的旷工记录（后台任务本身已经正确排除了"还没入职"和"已经停用"的人，不用再各自猜一遍）。</w:t>
+      </w:r>
+    </w:p>
+    <w:p>
+      <w:pPr>
+        <w:ind w:left="700"/>
+        <w:rPr>
+          <w:lang w:eastAsia="zh-CN"/>
+        </w:rPr>
+      </w:pPr>
+      <w:r>
+        <w:rPr>
+          <w:lang w:eastAsia="zh-CN"/>
+        </w:rPr>
+        <w:t xml:space="preserve">◦ </w:t>
+      </w:r>
+      <w:r>
+        <w:rPr>
+          <w:b/>
+          <w:lang w:eastAsia="zh-CN"/>
+        </w:rPr>
+        <w:t>修复接口修改员工资料会静默清空住址、紧急联系人、身份证照片等信息的问题（重要）</w:t>
+      </w:r>
+      <w:r>
+        <w:rPr>
+          <w:lang w:eastAsia="zh-CN"/>
+        </w:rPr>
+        <w:t>：通过接口（不是网页后台）修改员工信息时，因为接口的请求格式里没有"家庭住址""紧急联系人姓名/电话""身份证照片""合同所属公司""是否允许远程打卡"这几项，系统会把它们当成"要清空"处理，每次调用接口改员工资料，这几项就会被悄悄清空、远程打卡权限也会被关掉。现在接口调用不再影响这几项，会保留数据库里原来的值。</w:t>
+      </w:r>
+    </w:p>
+    <w:p>
+      <w:pPr>
+        <w:ind w:left="700"/>
+        <w:rPr>
+          <w:lang w:eastAsia="zh-CN"/>
+        </w:rPr>
+      </w:pPr>
+      <w:r>
+        <w:rPr>
+          <w:lang w:eastAsia="zh-CN"/>
+        </w:rPr>
+        <w:t xml:space="preserve">◦ </w:t>
+      </w:r>
+      <w:r>
+        <w:rPr>
+          <w:b/>
+          <w:lang w:eastAsia="zh-CN"/>
+        </w:rPr>
+        <w:t>统一"迟到/早退次数"和"缺卡次数"的两套算法</w:t>
+      </w:r>
+      <w:r>
+        <w:rPr>
+          <w:lang w:eastAsia="zh-CN"/>
+        </w:rPr>
+        <w:t>：以前模板汇总表按"迟到/早退分钟数是不是大于 0"计数，网页月度汇总按"当天状态是不是迟到/早退"计数，请假/旷工/节假日/出差这几种日子两边处理也不一致，导致两份表偶尔会报出不一样的次数。现在统一按网页月度汇总更严谨的口径来算（按状态计数，且正确排除请假、旷工、节假日、出差这几类不该计入的日子）。</w:t>
+      </w:r>
+    </w:p>
+    <w:p>
+      <w:pPr>
+        <w:ind w:left="700"/>
+        <w:rPr>
+          <w:lang w:eastAsia="zh-CN"/>
+        </w:rPr>
+      </w:pPr>
+      <w:r>
+        <w:rPr>
+          <w:lang w:eastAsia="zh-CN"/>
+        </w:rPr>
+        <w:t xml:space="preserve">◦ </w:t>
+      </w:r>
+      <w:r>
+        <w:rPr>
+          <w:b/>
+          <w:lang w:eastAsia="zh-CN"/>
+        </w:rPr>
+        <w:t>统一"总工时"这一列的口径（重要）</w:t>
+      </w:r>
+      <w:r>
+        <w:rPr>
+          <w:lang w:eastAsia="zh-CN"/>
+        </w:rPr>
+        <w:t>：以前模板汇总表的"总工时"是"正班+加班"，网页月度汇总/"我的记录"里的"总工时"却只算正班——同名的一列，两边数字含义不一样，容易让人以为哪份表算错了。现在统一改成只算正班（加班单独看"加班总时长"那一列）。</w:t>
+      </w:r>
+    </w:p>
+    <w:p>
+      <w:pPr>
+        <w:ind w:left="700"/>
+        <w:rPr>
+          <w:lang w:eastAsia="zh-CN"/>
+        </w:rPr>
+      </w:pPr>
+      <w:r>
+        <w:rPr>
+          <w:lang w:eastAsia="zh-CN"/>
+        </w:rPr>
+        <w:t xml:space="preserve">◦ </w:t>
+      </w:r>
+      <w:r>
+        <w:rPr>
+          <w:b/>
+          <w:lang w:eastAsia="zh-CN"/>
+        </w:rPr>
+        <w:t>人脸识别熔断保护不再被单次参数错误误触发</w:t>
+      </w:r>
+      <w:r>
+        <w:rPr>
+          <w:lang w:eastAsia="zh-CN"/>
+        </w:rPr>
+        <w:t>：远程打卡的人脸识别接口有一道"熔断"保护——连续失败次数太多会暂停整个功能 60 秒，避免拖垮服务器。以前不管什么原因失败（哪怕只是某个员工传了一张格式不对的照片）都会计入失败次数；现在只有服务器真的出问题（超时、限流、阿里云那边 5xx 报错）才会计入，个别员工传错照片不会再连累全公司的远程打卡功能。</w:t>
+      </w:r>
+    </w:p>
+    <w:p>
+      <w:pPr>
+        <w:ind w:left="700"/>
+        <w:rPr>
+          <w:lang w:eastAsia="zh-CN"/>
+        </w:rPr>
+      </w:pPr>
+      <w:r>
+        <w:rPr>
+          <w:lang w:eastAsia="zh-CN"/>
+        </w:rPr>
+        <w:t xml:space="preserve">◦ </w:t>
+      </w:r>
+      <w:r>
+        <w:rPr>
+          <w:b/>
+          <w:lang w:eastAsia="zh-CN"/>
+        </w:rPr>
+        <w:t>修复跨天夜班凌晨打卡漏判迟到的问题</w:t>
+      </w:r>
+      <w:r>
+        <w:rPr>
+          <w:lang w:eastAsia="zh-CN"/>
+        </w:rPr>
+        <w:t>：22 点上班的夜班，如果员工是在次日凌晨才打上班卡（或者管理员事后补卡），以前系统算"应上班时间"时用错了日期基准，会把应上班时间算成"第二天 22 点"，导致怎么算差值都是负的，永远判不出迟到。现在改用跟"下班判断"一致的日期基准，凌晨打卡也能正确判断迟到。</w:t>
+      </w:r>
+    </w:p>
+    <w:p>
+      <w:pPr>
+        <w:ind w:left="700"/>
+        <w:rPr>
+          <w:lang w:eastAsia="zh-CN"/>
+        </w:rPr>
+      </w:pPr>
+      <w:r>
+        <w:rPr>
+          <w:lang w:eastAsia="zh-CN"/>
+        </w:rPr>
+        <w:t xml:space="preserve">◦ </w:t>
+      </w:r>
+      <w:r>
+        <w:rPr>
+          <w:b/>
+          <w:lang w:eastAsia="zh-CN"/>
+        </w:rPr>
+        <w:t>修复同一天配置了法定节假日又配置了调班补班日时，两处判断结果矛盾的问题</w:t>
+      </w:r>
+      <w:r>
+        <w:rPr>
+          <w:lang w:eastAsia="zh-CN"/>
+        </w:rPr>
+        <w:t>：这种情况以前"算不算应出勤"和"是不是节假日"两处判断各自随机挑一条记录，可能得出互相矛盾的结论。现在统一按"考勤组专属配置优先于全公司通用配置、调班补班优先于放假"的规则判断；假期管理页新增时也补上了同一天重复配置的校验，不会再出现这种冲突数据。</w:t>
+      </w:r>
+    </w:p>
+    <w:p>
+      <w:pPr>
+        <w:ind w:left="700"/>
+        <w:rPr>
+          <w:lang w:eastAsia="zh-CN"/>
+        </w:rPr>
+      </w:pPr>
+      <w:r>
+        <w:rPr>
+          <w:lang w:eastAsia="zh-CN"/>
+        </w:rPr>
+        <w:t xml:space="preserve">◦ </w:t>
+      </w:r>
+      <w:r>
+        <w:rPr>
+          <w:b/>
+          <w:lang w:eastAsia="zh-CN"/>
+        </w:rPr>
+        <w:t>批量启用员工现在会补发考勤机下发</w:t>
+      </w:r>
+      <w:r>
+        <w:rPr>
+          <w:lang w:eastAsia="zh-CN"/>
+        </w:rPr>
+        <w:t>：以前批量启用一批员工，这些人在考勤机上刷不了脸（需要单独再编辑一次才会补发），且没有任何提示。现在批量启用会跟单个启用一样自动补发。</w:t>
+      </w:r>
+    </w:p>
+    <w:p>
+      <w:pPr>
+        <w:ind w:left="700"/>
+        <w:rPr>
+          <w:lang w:eastAsia="zh-CN"/>
+        </w:rPr>
+      </w:pPr>
+      <w:r>
+        <w:rPr>
+          <w:lang w:eastAsia="zh-CN"/>
+        </w:rPr>
+        <w:t xml:space="preserve">◦ </w:t>
+      </w:r>
+      <w:r>
+        <w:rPr>
+          <w:b/>
+          <w:lang w:eastAsia="zh-CN"/>
+        </w:rPr>
+        <w:t>接口分页参数加了合理范围限制</w:t>
+      </w:r>
+      <w:r>
+        <w:rPr>
+          <w:lang w:eastAsia="zh-CN"/>
+        </w:rPr>
+        <w:t>：以前"每页条数"传一个很大的数值就能一次性拉出全部员工数据，页码传 0 或负数会直接报错。现在页码、每页条数都做了合理限制。</w:t>
+      </w:r>
+    </w:p>
+    <w:p>
+      <w:pPr>
+        <w:ind w:left="700"/>
+        <w:rPr>
+          <w:lang w:eastAsia="zh-CN"/>
+        </w:rPr>
+      </w:pPr>
+      <w:r>
+        <w:rPr>
+          <w:lang w:eastAsia="zh-CN"/>
+        </w:rPr>
+        <w:t xml:space="preserve">◦ </w:t>
+      </w:r>
+      <w:r>
+        <w:rPr>
+          <w:b/>
+          <w:lang w:eastAsia="zh-CN"/>
+        </w:rPr>
+        <w:t>老账号的密码强度会在登录成功后自动升级</w:t>
+      </w:r>
+      <w:r>
+        <w:rPr>
+          <w:lang w:eastAsia="zh-CN"/>
+        </w:rPr>
+        <w:t>：早期注册的账号密码加密强度只有新账号的 1/60，员工完全无感知，只要登录成功一次就会自动悄悄升级成跟新账号一样的强度，密码本身不变。</w:t>
+      </w:r>
+    </w:p>
+    <w:p>
+      <w:pPr>
+        <w:ind w:left="700"/>
+        <w:rPr>
+          <w:lang w:eastAsia="zh-CN"/>
+        </w:rPr>
+      </w:pPr>
+      <w:r>
+        <w:rPr>
+          <w:lang w:eastAsia="zh-CN"/>
+        </w:rPr>
+        <w:t xml:space="preserve">◦ </w:t>
+      </w:r>
+      <w:r>
+        <w:rPr>
+          <w:b/>
+          <w:lang w:eastAsia="zh-CN"/>
+        </w:rPr>
+        <w:t>保存失败时不再一律显示成"工号被抢先用掉了"</w:t>
+      </w:r>
+      <w:r>
+        <w:rPr>
+          <w:lang w:eastAsia="zh-CN"/>
+        </w:rPr>
+        <w:t>：以前不管什么原因导致保存失败，一律显示这句提示，容易误导管理员排查方向。现在只有真的是工号冲突才显示这句，其他原因显示通用的"保存失败，请稍后重试"，方便的话可以看日志找真实原因。</w:t>
+      </w:r>
+    </w:p>
+    <w:p>
+      <w:pPr>
+        <w:ind w:left="700"/>
+        <w:rPr>
+          <w:lang w:eastAsia="zh-CN"/>
+        </w:rPr>
+      </w:pPr>
+      <w:r>
+        <w:rPr>
+          <w:lang w:eastAsia="zh-CN"/>
+        </w:rPr>
+        <w:t xml:space="preserve">◦ </w:t>
+      </w:r>
+      <w:r>
+        <w:rPr>
+          <w:b/>
+          <w:lang w:eastAsia="zh-CN"/>
+        </w:rPr>
+        <w:t>接口新建/修改员工时补上角色合法性校验</w:t>
+      </w:r>
+      <w:r>
+        <w:rPr>
+          <w:lang w:eastAsia="zh-CN"/>
+        </w:rPr>
+        <w:t>：防止极端情况下往角色字段塞入一个系统里根本不存在的数值，导致这个账号权限判断全部失效。</w:t>
+      </w:r>
+    </w:p>
+    <w:p>
+      <w:pPr>
+        <w:ind w:left="700"/>
+        <w:rPr>
+          <w:lang w:eastAsia="zh-CN"/>
+        </w:rPr>
+      </w:pPr>
+      <w:r>
+        <w:rPr>
+          <w:lang w:eastAsia="zh-CN"/>
+        </w:rPr>
+        <w:t xml:space="preserve">◦ </w:t>
+      </w:r>
+      <w:r>
+        <w:rPr>
+          <w:b/>
+          <w:lang w:eastAsia="zh-CN"/>
+        </w:rPr>
+        <w:t>接口提交的手机号不再因为多余空格导致查重失效</w:t>
+      </w:r>
+      <w:r>
+        <w:rPr>
+          <w:lang w:eastAsia="zh-CN"/>
+        </w:rPr>
+        <w:t>：网页后台录入手机号一直会自动去除首尾空格，接口这边以前没有做同样处理，现在已统一。</w:t>
+      </w:r>
+    </w:p>
+    <w:p>
+      <w:pPr>
+        <w:ind w:left="700"/>
+        <w:rPr>
+          <w:lang w:eastAsia="zh-CN"/>
+        </w:rPr>
+      </w:pPr>
+      <w:r>
+        <w:rPr>
+          <w:lang w:eastAsia="zh-CN"/>
+        </w:rPr>
+        <w:t xml:space="preserve">◦ </w:t>
+      </w:r>
+      <w:r>
+        <w:rPr>
+          <w:b/>
+          <w:lang w:eastAsia="zh-CN"/>
+        </w:rPr>
+        <w:t>修复班次列表为空时导出会报错的问题</w:t>
+      </w:r>
+      <w:r>
+        <w:rPr>
+          <w:lang w:eastAsia="zh-CN"/>
+        </w:rPr>
+        <w:t>：极端情况下（比如筛选条件下没有任何数据）导出排班表以前会直接报一个不好懂的错误，现在会给出清楚的提示。</w:t>
+      </w:r>
+    </w:p>
+    <w:p>
+      <w:pPr>
+        <w:ind w:left="700"/>
+        <w:rPr>
+          <w:lang w:eastAsia="zh-CN"/>
+        </w:rPr>
+      </w:pPr>
+      <w:r>
+        <w:rPr>
+          <w:lang w:eastAsia="zh-CN"/>
+        </w:rPr>
+        <w:t xml:space="preserve">◦ </w:t>
+      </w:r>
+      <w:r>
+        <w:rPr>
+          <w:b/>
+          <w:lang w:eastAsia="zh-CN"/>
+        </w:rPr>
+        <w:t>优化模板汇总表导出速度</w:t>
+      </w:r>
+      <w:r>
+        <w:rPr>
+          <w:lang w:eastAsia="zh-CN"/>
+        </w:rPr>
+        <w:t>：这份表格式复杂、行数多的时候（近 2000 人），以前每一行每个格子都要重新生成一次样式，现在改成提前生成好复用，导出速度更快、文件也更小。</w:t>
+      </w:r>
+    </w:p>
+    <w:p>
+      <w:pPr>
+        <w:ind w:left="700"/>
+        <w:rPr>
+          <w:lang w:eastAsia="zh-CN"/>
+        </w:rPr>
+      </w:pPr>
+      <w:r>
+        <w:rPr>
+          <w:lang w:eastAsia="zh-CN"/>
+        </w:rPr>
+        <w:t xml:space="preserve">◦ </w:t>
+      </w:r>
+      <w:r>
+        <w:rPr>
+          <w:b/>
+          <w:lang w:eastAsia="zh-CN"/>
+        </w:rPr>
+        <w:t>修复看板"点进去看名单"失败一次后，之后"暂无人员"的提示会一直显示成"加载失败"的问题</w:t>
+      </w:r>
+      <w:r>
+        <w:rPr>
+          <w:lang w:eastAsia="zh-CN"/>
+        </w:rPr>
+        <w:t>：这是纯前端显示问题，不影响实际数据，现在已修复。</w:t>
+      </w:r>
+    </w:p>
+    <w:p>
+      <w:pPr>
+        <w:ind w:left="700"/>
+        <w:rPr>
+          <w:lang w:eastAsia="zh-CN"/>
+        </w:rPr>
+      </w:pPr>
+      <w:r>
+        <w:rPr>
+          <w:lang w:eastAsia="zh-CN"/>
+        </w:rPr>
+        <w:t xml:space="preserve">◦ </w:t>
+      </w:r>
+      <w:r>
+        <w:rPr>
+          <w:b/>
+          <w:lang w:eastAsia="zh-CN"/>
+        </w:rPr>
+        <w:t>统一"每日考勤明细"导出的日期顺序</w:t>
+      </w:r>
+      <w:r>
+        <w:rPr>
+          <w:lang w:eastAsia="zh-CN"/>
+        </w:rPr>
+        <w:t>：以前从网页导出和从接口导出，日期一个是正序一个是倒序，现在统一成正序（从早到晚）。</w:t>
+      </w:r>
+    </w:p>
+    <w:p>
+      <w:pPr>
+        <w:ind w:left="700"/>
+        <w:rPr>
+          <w:lang w:eastAsia="zh-CN"/>
+        </w:rPr>
+      </w:pPr>
+      <w:r>
+        <w:rPr>
+          <w:lang w:eastAsia="zh-CN"/>
+        </w:rPr>
+        <w:t xml:space="preserve">◦ </w:t>
+      </w:r>
+      <w:r>
+        <w:rPr>
+          <w:b/>
+          <w:lang w:eastAsia="zh-CN"/>
+        </w:rPr>
+        <w:t>提交审批申请的接口增加限流</w:t>
+      </w:r>
+      <w:r>
+        <w:rPr>
+          <w:lang w:eastAsia="zh-CN"/>
+        </w:rPr>
+        <w:t>：防止被脚本批量刷单，正常手动操作完全不受影响。</w:t>
+      </w:r>
+    </w:p>
+    <w:p>
+      <w:pPr>
+        <w:ind w:left="700"/>
+        <w:rPr>
+          <w:lang w:eastAsia="zh-CN"/>
+        </w:rPr>
+      </w:pPr>
+      <w:r>
+        <w:rPr>
+          <w:lang w:eastAsia="zh-CN"/>
+        </w:rPr>
+        <w:t xml:space="preserve">◦ </w:t>
+      </w:r>
+      <w:r>
+        <w:rPr>
+          <w:b/>
+          <w:lang w:eastAsia="zh-CN"/>
+        </w:rPr>
+        <w:t>修复"最多提前打卡分钟数"这个班次设置每次保存都会被静默重置成默认值 60 的问题（重要）</w:t>
+      </w:r>
+      <w:r>
+        <w:rPr>
+          <w:lang w:eastAsia="zh-CN"/>
+        </w:rPr>
+        <w:t>：编辑班次弹窗里一直没有这一项对应的输入框，导致不管数据库里原来配的是多少，每次保存都会被悄悄改回 60。现在已经补上，保存时会正确保留/修改这个值。</w:t>
+      </w:r>
+    </w:p>
+    <w:p>
+      <w:pPr>
+        <w:ind w:left="700"/>
+        <w:rPr>
+          <w:lang w:eastAsia="zh-CN"/>
+        </w:rPr>
+      </w:pPr>
+      <w:r>
+        <w:rPr>
+          <w:lang w:eastAsia="zh-CN"/>
+        </w:rPr>
+        <w:t xml:space="preserve">◦ </w:t>
+      </w:r>
+      <w:r>
+        <w:rPr>
+          <w:b/>
+          <w:lang w:eastAsia="zh-CN"/>
+        </w:rPr>
+        <w:t>假期类型字段补上合法性校验</w:t>
+      </w:r>
+      <w:r>
+        <w:rPr>
+          <w:lang w:eastAsia="zh-CN"/>
+        </w:rPr>
+        <w:t>、</w:t>
+      </w:r>
+      <w:r>
+        <w:rPr>
+          <w:b/>
+          <w:lang w:eastAsia="zh-CN"/>
+        </w:rPr>
+        <w:t>添加假期时年份和当前筛选年份不一致会提示</w:t>
+      </w:r>
+      <w:r>
+        <w:rPr>
+          <w:lang w:eastAsia="zh-CN"/>
+        </w:rPr>
+        <w:t>：避免加进去一条列表里怎么也看不到的假期。</w:t>
+      </w:r>
+    </w:p>
+    <w:p>
+      <w:pPr>
+        <w:ind w:left="700"/>
+        <w:rPr>
+          <w:lang w:eastAsia="zh-CN"/>
+        </w:rPr>
+      </w:pPr>
+      <w:r>
+        <w:rPr>
+          <w:lang w:eastAsia="zh-CN"/>
+        </w:rPr>
+        <w:t xml:space="preserve">◦ </w:t>
+      </w:r>
+      <w:r>
+        <w:rPr>
+          <w:b/>
+          <w:lang w:eastAsia="zh-CN"/>
+        </w:rPr>
+        <w:t>假期管理页年份下拉范围扩大</w:t>
+      </w:r>
+      <w:r>
+        <w:rPr>
+          <w:lang w:eastAsia="zh-CN"/>
+        </w:rPr>
+        <w:t>：以前只能选前后各一年，比较早年份的假期设置完全没有入口能看到或删除，现在范围扩大了很多。</w:t>
+      </w:r>
+    </w:p>
+    <w:p>
+      <w:pPr>
+        <w:ind w:left="700"/>
+        <w:rPr>
+          <w:lang w:eastAsia="zh-CN"/>
+        </w:rPr>
+      </w:pPr>
+      <w:r>
+        <w:rPr>
+          <w:lang w:eastAsia="zh-CN"/>
+        </w:rPr>
+        <w:t xml:space="preserve">◦ </w:t>
+      </w:r>
+      <w:r>
+        <w:rPr>
+          <w:b/>
+          <w:lang w:eastAsia="zh-CN"/>
+        </w:rPr>
+        <w:t>修复补卡时"上班日期"被清空后会静默按"今天"处理的问题</w:t>
+      </w:r>
+      <w:r>
+        <w:rPr>
+          <w:lang w:eastAsia="zh-CN"/>
+        </w:rPr>
+        <w:t>：现在会明确提示"请选择正确的日期"，不会再悄悄按错误的日期补卡。</w:t>
+      </w:r>
+    </w:p>
+    <w:p>
+      <w:pPr>
+        <w:ind w:left="700"/>
+        <w:rPr>
+          <w:lang w:eastAsia="zh-CN"/>
+        </w:rPr>
+      </w:pPr>
+      <w:r>
+        <w:rPr>
+          <w:lang w:eastAsia="zh-CN"/>
+        </w:rPr>
+        <w:t xml:space="preserve">◦ </w:t>
+      </w:r>
+      <w:r>
+        <w:rPr>
+          <w:b/>
+          <w:lang w:eastAsia="zh-CN"/>
+        </w:rPr>
+        <w:t>补卡时间格式不对，提示语改成中文</w:t>
+      </w:r>
+      <w:r>
+        <w:rPr>
+          <w:lang w:eastAsia="zh-CN"/>
+        </w:rPr>
+        <w:t>：以前极端情况下会弹出一句英文技术报错，现在改成看得懂的中文提示。</w:t>
+      </w:r>
+    </w:p>
+    <w:p>
+      <w:pPr>
+        <w:ind w:left="700"/>
+        <w:rPr>
+          <w:lang w:eastAsia="zh-CN"/>
+        </w:rPr>
+      </w:pPr>
+      <w:r>
+        <w:rPr>
+          <w:lang w:eastAsia="zh-CN"/>
+        </w:rPr>
+        <w:t xml:space="preserve">◦ </w:t>
+      </w:r>
+      <w:r>
+        <w:rPr>
+          <w:b/>
+          <w:lang w:eastAsia="zh-CN"/>
+        </w:rPr>
+        <w:t>7 处后台管理页面不再把数据库原始报错显示给管理员</w:t>
+      </w:r>
+      <w:r>
+        <w:rPr>
+          <w:lang w:eastAsia="zh-CN"/>
+        </w:rPr>
+        <w:t>：涉及部门管理、假期管理、补卡管理、班次管理、公告发布等页面，以前数据库层面的报错（可能带字段名、约束名等技术细节）会直接弹给操作的管理员，现在统一显示成看得懂的中文提示，真实报错仍会记入后台日志方便排查。</w:t>
+      </w:r>
+    </w:p>
+    <w:p>
+      <w:pPr>
+        <w:ind w:left="700"/>
+        <w:rPr>
+          <w:lang w:eastAsia="zh-CN"/>
+        </w:rPr>
+      </w:pPr>
+      <w:r>
+        <w:rPr>
+          <w:lang w:eastAsia="zh-CN"/>
+        </w:rPr>
+        <w:t xml:space="preserve">◦ </w:t>
+      </w:r>
+      <w:r>
+        <w:rPr>
+          <w:b/>
+          <w:lang w:eastAsia="zh-CN"/>
+        </w:rPr>
+        <w:t>部门树补上防止死循环的保护</w:t>
+      </w:r>
+      <w:r>
+        <w:rPr>
+          <w:lang w:eastAsia="zh-CN"/>
+        </w:rPr>
+        <w:t>：正常操作不会触发，只是给万一出现的异常数据加一道保险，避免整个系统崩掉。</w:t>
+      </w:r>
+    </w:p>
+    <w:p>
+      <w:pPr>
+        <w:ind w:left="700"/>
+        <w:rPr>
+          <w:lang w:eastAsia="zh-CN"/>
+        </w:rPr>
+      </w:pPr>
+      <w:r>
+        <w:rPr>
+          <w:lang w:eastAsia="zh-CN"/>
+        </w:rPr>
+        <w:t xml:space="preserve">◦ </w:t>
+      </w:r>
+      <w:r>
+        <w:rPr>
+          <w:b/>
+          <w:lang w:eastAsia="zh-CN"/>
+        </w:rPr>
+        <w:t>文件上传上限放开到位</w:t>
+      </w:r>
+      <w:r>
+        <w:rPr>
+          <w:lang w:eastAsia="zh-CN"/>
+        </w:rPr>
+        <w:t>：以前虽然把单次上传上限调到了 50MB，但服务器本身还有一道约 28.6MB 的更低上限没同步放开，28.6MB~50MB 之间的文件实际上传不上去，现在已经补齐。</w:t>
+      </w:r>
+    </w:p>
+    <w:p>
+      <w:pPr>
+        <w:ind w:left="700"/>
+        <w:rPr>
+          <w:lang w:eastAsia="zh-CN"/>
+        </w:rPr>
+      </w:pPr>
+      <w:r>
+        <w:rPr>
+          <w:lang w:eastAsia="zh-CN"/>
+        </w:rPr>
+        <w:t xml:space="preserve">◦ </w:t>
+      </w:r>
+      <w:r>
+        <w:rPr>
+          <w:b/>
+          <w:lang w:eastAsia="zh-CN"/>
+        </w:rPr>
+        <w:t>清理了一个从未真正使用过的会话（Session）配置</w:t>
+      </w:r>
+      <w:r>
+        <w:rPr>
+          <w:lang w:eastAsia="zh-CN"/>
+        </w:rPr>
+        <w:t>：纯内部清理，不影响任何功能。</w:t>
+      </w:r>
+    </w:p>
+    <w:p>
+      <w:pPr>
+        <w:ind w:left="700"/>
+        <w:rPr>
+          <w:lang w:eastAsia="zh-CN"/>
+        </w:rPr>
+      </w:pPr>
+      <w:r>
+        <w:rPr>
+          <w:lang w:eastAsia="zh-CN"/>
+        </w:rPr>
+        <w:t xml:space="preserve">◦ </w:t>
+      </w:r>
+      <w:r>
+        <w:rPr>
+          <w:b/>
+          <w:lang w:eastAsia="zh-CN"/>
+        </w:rPr>
+        <w:t>反向代理的可信来源改成显式配置</w:t>
+      </w:r>
+      <w:r>
+        <w:rPr>
+          <w:lang w:eastAsia="zh-CN"/>
+        </w:rPr>
+        <w:t>：跟现在的部署方式完全一致，只是把原来"隐式生效"的默认规则写清楚，属于安全加固，不影响现有功能。</w:t>
+      </w:r>
+    </w:p>
+    <w:p>
+      <w:pPr>
+        <w:ind w:left="700"/>
+        <w:rPr>
+          <w:lang w:eastAsia="zh-CN"/>
+        </w:rPr>
+      </w:pPr>
+      <w:r>
+        <w:rPr>
+          <w:lang w:eastAsia="zh-CN"/>
+        </w:rPr>
+        <w:t xml:space="preserve">◦ </w:t>
+      </w:r>
+      <w:r>
+        <w:rPr>
+          <w:b/>
+          <w:lang w:eastAsia="zh-CN"/>
+        </w:rPr>
+        <w:t>删掉示例配置文件里一行没有实际作用的默认密码</w:t>
+      </w:r>
+      <w:r>
+        <w:rPr>
+          <w:lang w:eastAsia="zh-CN"/>
+        </w:rPr>
+        <w:t>：纯文档清理。</w:t>
+      </w:r>
+    </w:p>
+    <w:p>
+      <w:pPr>
+        <w:ind w:left="700"/>
+        <w:rPr>
+          <w:lang w:eastAsia="zh-CN"/>
+        </w:rPr>
+      </w:pPr>
+      <w:r>
+        <w:rPr>
+          <w:lang w:eastAsia="zh-CN"/>
+        </w:rPr>
+        <w:t xml:space="preserve">◦ </w:t>
+      </w:r>
+      <w:r>
+        <w:rPr>
+          <w:b/>
+          <w:lang w:eastAsia="zh-CN"/>
+        </w:rPr>
+        <w:t>修复远程打卡说明文案和实际逻辑不一致的问题</w:t>
+      </w:r>
+      <w:r>
+        <w:rPr>
+          <w:lang w:eastAsia="zh-CN"/>
+        </w:rPr>
+        <w:t>：页面文案改成准确描述实际的判断规则。</w:t>
+      </w:r>
+    </w:p>
+    <w:p>
+      <w:pPr>
+        <w:ind w:left="700"/>
+        <w:rPr>
+          <w:lang w:eastAsia="zh-CN"/>
+        </w:rPr>
+      </w:pPr>
+      <w:r>
+        <w:rPr>
+          <w:lang w:eastAsia="zh-CN"/>
+        </w:rPr>
+        <w:t xml:space="preserve">◦ </w:t>
+      </w:r>
+      <w:r>
+        <w:rPr>
+          <w:b/>
+          <w:lang w:eastAsia="zh-CN"/>
+        </w:rPr>
+        <w:t>考勤机设备回执日志加上长度截断</w:t>
+      </w:r>
+      <w:r>
+        <w:rPr>
+          <w:lang w:eastAsia="zh-CN"/>
+        </w:rPr>
+        <w:t>：避免个别异常设备数据把日志文件撑得过大。</w:t>
+      </w:r>
+    </w:p>
+    <w:p>
+      <w:pPr>
+        <w:ind w:left="700"/>
+        <w:rPr>
+          <w:lang w:eastAsia="zh-CN"/>
+        </w:rPr>
+      </w:pPr>
+      <w:r>
+        <w:rPr>
+          <w:lang w:eastAsia="zh-CN"/>
+        </w:rPr>
+        <w:t xml:space="preserve">◦ </w:t>
+      </w:r>
+      <w:r>
+        <w:rPr>
+          <w:b/>
+          <w:lang w:eastAsia="zh-CN"/>
+        </w:rPr>
+        <w:t>建审批节点时补上"排除已停用审批人"的过滤</w:t>
+      </w:r>
+      <w:r>
+        <w:rPr>
+          <w:lang w:eastAsia="zh-CN"/>
+        </w:rPr>
+        <w:t>：以前可能出现审批节点分配给一个已经停用、永远登录不进来的账号，导致申请单永久卡住无人处理。现在建节点时会跟"可选审批人名单"用同一套过滤规则。</w:t>
+      </w:r>
+    </w:p>
+    <w:p>
+      <w:pPr>
+        <w:ind w:left="700"/>
+        <w:rPr>
+          <w:lang w:eastAsia="zh-CN"/>
+        </w:rPr>
+      </w:pPr>
+      <w:r>
+        <w:rPr>
+          <w:lang w:eastAsia="zh-CN"/>
+        </w:rPr>
+        <w:t xml:space="preserve">◦ </w:t>
+      </w:r>
+      <w:r>
+        <w:rPr>
+          <w:b/>
+          <w:lang w:eastAsia="zh-CN"/>
+        </w:rPr>
+        <w:t>午间必打卡窗口新增两项保护</w:t>
+      </w:r>
+      <w:r>
+        <w:rPr>
+          <w:lang w:eastAsia="zh-CN"/>
+        </w:rPr>
+        <w:t>：一是窗口时间段必须落在这个班次自己的上下班时间范围内，避免配置错误导致窗口实际上落到了班次区间之外、永远不会被打卡命中、白白扣工时；二是单个班次最多只能配置 10 段窗口，避免配置过多导致保存时数据库报错。</w:t>
+      </w:r>
+    </w:p>
+    <w:p>
+      <w:pPr>
+        <w:ind w:left="700"/>
+        <w:rPr>
+          <w:lang w:eastAsia="zh-CN"/>
+        </w:rPr>
+      </w:pPr>
+      <w:r>
+        <w:rPr>
+          <w:lang w:eastAsia="zh-CN"/>
+        </w:rPr>
+        <w:t xml:space="preserve">◦ </w:t>
+      </w:r>
+      <w:r>
+        <w:rPr>
+          <w:b/>
+          <w:lang w:eastAsia="zh-CN"/>
+        </w:rPr>
+        <w:t>修复编辑一个已经不存在的考勤组/班次、删除一个已经不存在的设备时，仍然提示"操作成功"的问题</w:t>
+      </w:r>
+      <w:r>
+        <w:rPr>
+          <w:lang w:eastAsia="zh-CN"/>
+        </w:rPr>
+        <w:t>：这种情况一般发生在两个管理员同时操作、或者数据被别处删除之后，现在会正确提示"找不到该记录"。</w:t>
+      </w:r>
+    </w:p>
+    <w:p>
+      <w:pPr>
+        <w:ind w:left="700"/>
+        <w:rPr>
+          <w:lang w:eastAsia="zh-CN"/>
+        </w:rPr>
+      </w:pPr>
+      <w:r>
+        <w:rPr>
+          <w:lang w:eastAsia="zh-CN"/>
+        </w:rPr>
+        <w:t xml:space="preserve">◦ </w:t>
+      </w:r>
+      <w:r>
+        <w:rPr>
+          <w:b/>
+          <w:lang w:eastAsia="zh-CN"/>
+        </w:rPr>
+        <w:t>设备管理页补上归属部门必填校验</w:t>
+      </w:r>
+      <w:r>
+        <w:rPr>
+          <w:lang w:eastAsia="zh-CN"/>
+        </w:rPr>
+        <w:t>：总部管理员新增考勤机时，按原来的设计说明应该必须选一个归属部门，之前代码没有真正强制这一点，现在已经补上。</w:t>
+      </w:r>
+    </w:p>
+    <w:p>
+      <w:pPr>
+        <w:ind w:left="700"/>
+        <w:rPr>
+          <w:lang w:eastAsia="zh-CN"/>
+        </w:rPr>
+      </w:pPr>
+      <w:r>
+        <w:rPr>
+          <w:lang w:eastAsia="zh-CN"/>
+        </w:rPr>
+        <w:t xml:space="preserve">◦ </w:t>
+      </w:r>
+      <w:r>
+        <w:rPr>
+          <w:b/>
+          <w:lang w:eastAsia="zh-CN"/>
+        </w:rPr>
+        <w:t>员工自助扫码登记校验失败时，不再留下没人管的孤儿照片文件</w:t>
+      </w:r>
+      <w:r>
+        <w:rPr>
+          <w:lang w:eastAsia="zh-CN"/>
+        </w:rPr>
+        <w:t>：以前如果身份证照片已经上传成功、但后续的姓名/身份证号等校验没通过，这张照片会一直留在服务器上没人清理。现在校验失败会同时删掉这次上传的照片。</w:t>
+      </w:r>
+    </w:p>
+    <w:p>
+      <w:pPr>
+        <w:ind w:left="700"/>
+        <w:rPr>
+          <w:lang w:eastAsia="zh-CN"/>
+        </w:rPr>
+      </w:pPr>
+      <w:r>
+        <w:rPr>
+          <w:lang w:eastAsia="zh-CN"/>
+        </w:rPr>
+        <w:t xml:space="preserve">◦ </w:t>
+      </w:r>
+      <w:r>
+        <w:rPr>
+          <w:b/>
+          <w:lang w:eastAsia="zh-CN"/>
+        </w:rPr>
+        <w:t>"我的记录""我的日历"能查询的年月范围收紧到最近 24 个月</w:t>
+      </w:r>
+      <w:r>
+        <w:rPr>
+          <w:lang w:eastAsia="zh-CN"/>
+        </w:rPr>
+        <w:t>：以前这两个页面的年月只做了 2000~2100 年这种宽泛的兜底，理论上任何登录员工改网址里的年月一路遍历，每个月份都会触发一次月度汇总重算和写库。现在只放开最近 24 个月以内（含下个月），超出范围的年月会自动退回当前年月。</w:t>
+      </w:r>
+    </w:p>
+    <w:p>
+      <w:pPr>
+        <w:ind w:left="700"/>
+        <w:rPr>
+          <w:lang w:eastAsia="zh-CN"/>
+        </w:rPr>
+      </w:pPr>
+      <w:r>
+        <w:rPr>
+          <w:lang w:eastAsia="zh-CN"/>
+        </w:rPr>
+        <w:t xml:space="preserve">◦ </w:t>
+      </w:r>
+      <w:r>
+        <w:rPr>
+          <w:b/>
+          <w:lang w:eastAsia="zh-CN"/>
+        </w:rPr>
+        <w:t>补齐两处仍未统一的节假日优先级判断</w:t>
+      </w:r>
+      <w:r>
+        <w:rPr>
+          <w:lang w:eastAsia="zh-CN"/>
+        </w:rPr>
+        <w:t>：这次改的节假日优先级新规则（考勤组专属配置优先、调班补班优先于放假）之前只用到了两处主要判断，还有"是不是休息日"（用来决定要不要计工时）以及后台旷工标记任务里的两处判断没跟上，统一之后同一天冲突配置时的结论会完全一致。</w:t>
+      </w:r>
+    </w:p>
+    <w:p>
+      <w:pPr>
+        <w:ind w:left="700"/>
+        <w:rPr>
+          <w:lang w:eastAsia="zh-CN"/>
+        </w:rPr>
+      </w:pPr>
+      <w:r>
+        <w:rPr>
+          <w:lang w:eastAsia="zh-CN"/>
+        </w:rPr>
+        <w:t xml:space="preserve">◦ </w:t>
+      </w:r>
+      <w:r>
+        <w:rPr>
+          <w:b/>
+          <w:lang w:eastAsia="zh-CN"/>
+        </w:rPr>
+        <w:t>补齐班次管理页两处仍在显示数据库原始报错的地方</w:t>
+      </w:r>
+      <w:r>
+        <w:rPr>
+          <w:lang w:eastAsia="zh-CN"/>
+        </w:rPr>
+        <w:t>：跟上面"7 处"是同一类问题，之前班次管理页有两处（保存班次、批量排班）漏改，现在已经补上。</w:t>
+      </w:r>
+    </w:p>
+    <w:p>
+      <w:pPr>
+        <w:ind w:left="700"/>
+        <w:rPr>
+          <w:lang w:eastAsia="zh-CN"/>
+        </w:rPr>
+      </w:pPr>
+      <w:r>
+        <w:rPr>
+          <w:lang w:eastAsia="zh-CN"/>
+        </w:rPr>
+        <w:t xml:space="preserve">◦ </w:t>
+      </w:r>
+      <w:r>
+        <w:rPr>
+          <w:b/>
+          <w:lang w:eastAsia="zh-CN"/>
+        </w:rPr>
+        <w:t>设备管理页补上另外两点</w:t>
+      </w:r>
+      <w:r>
+        <w:rPr>
+          <w:lang w:eastAsia="zh-CN"/>
+        </w:rPr>
+        <w:t>：编辑设备时，如果这台设备原来归属的部门后来被停用了，以前保存（哪怕只是改个名字）会把归属部门悄悄清空——现在编辑表单一定能正确显示并保留原来的部门；另外"停用设备时清理未确认命令"和"删除设备时清理未确认命令"这两处操作，以前是两步独立的数据库写入，中间万一断连会留下不完整的中间状态，现在已经改成同一个事务，要么都成功要么都不生效。</w:t>
+      </w:r>
+    </w:p>
+    <w:p>
+      <w:pPr>
+        <w:ind w:left="700"/>
+        <w:rPr>
+          <w:lang w:eastAsia="zh-CN"/>
+        </w:rPr>
+      </w:pPr>
+      <w:r>
+        <w:rPr>
+          <w:lang w:eastAsia="zh-CN"/>
+        </w:rPr>
+        <w:t xml:space="preserve">◦ </w:t>
+      </w:r>
+      <w:r>
+        <w:rPr>
+          <w:b/>
+          <w:lang w:eastAsia="zh-CN"/>
+        </w:rPr>
+        <w:t>修正远程打卡"操作太频繁"提示语的措辞</w:t>
+      </w:r>
+      <w:r>
+        <w:rPr>
+          <w:lang w:eastAsia="zh-CN"/>
+        </w:rPr>
+        <w:t>：这句提示原来写的是"刚刚已打卡成功，无需重复打卡"，但它触发的条件其实是"上次人脸识别成功后间隔太短"，如果那次识别成功后打卡本身其实没成功，这句话就会跟实际情况不符。现在改成准确描述"距离上次识别时间太短，请稍后再试"。</w:t>
+      </w:r>
+    </w:p>
+    <w:p>
+      <w:pPr>
+        <w:ind w:left="700"/>
+        <w:rPr>
+          <w:lang w:eastAsia="zh-CN"/>
+        </w:rPr>
+      </w:pPr>
+      <w:r>
+        <w:rPr>
+          <w:lang w:eastAsia="zh-CN"/>
+        </w:rPr>
+        <w:t xml:space="preserve">◦ </w:t>
+      </w:r>
+      <w:r>
+        <w:rPr>
+          <w:b/>
+          <w:lang w:eastAsia="zh-CN"/>
+        </w:rPr>
+        <w:t>删掉导出报表和网页报表里一直是空的"外出时长"列</w:t>
+      </w:r>
+      <w:r>
+        <w:rPr>
+          <w:lang w:eastAsia="zh-CN"/>
+        </w:rPr>
+        <w:t>：系统里一直没有"外出"这个概念，这一列从建成以来就没被真正赋过值，永远是空的，纯属摆设。现在从模板汇总表导出和网页版月度报表里都删掉了这一列。</w:t>
+      </w:r>
+    </w:p>
+    <w:p>
+      <w:pPr>
+        <w:ind w:left="700"/>
+        <w:rPr>
+          <w:lang w:eastAsia="zh-CN"/>
+        </w:rPr>
+      </w:pPr>
+      <w:r>
+        <w:rPr>
+          <w:lang w:eastAsia="zh-CN"/>
+        </w:rPr>
+        <w:t xml:space="preserve">◦ </w:t>
+      </w:r>
+      <w:r>
+        <w:rPr>
+          <w:b/>
+          <w:lang w:eastAsia="zh-CN"/>
+        </w:rPr>
+        <w:t>两项复核后确认无需修改</w:t>
+      </w:r>
+      <w:r>
+        <w:rPr>
+          <w:lang w:eastAsia="zh-CN"/>
+        </w:rPr>
+        <w:t>：①请假申请页的"申请类型"判断——实测 `Enum.TryParse` 本身就是区分大小写的，跟后续的字符串比较口径一致，不存在"大小写不一致导致误判"的问题；②登录页"记住我"勾选框——它控制的是登录 Cookie 是否为"持久化"，不勾选、关闭浏览器后就需要重新登录，勾选则会在有效期内跨次打开浏览器保持登录，这本来就是"记住我"该有的效果，只是在不关闭浏览器的情况下感觉不到区别（这点符合预期，不是 bug）。</w:t>
+      </w:r>
+    </w:p>
+    <w:p>
+      <w:pPr>
+        <w:ind w:left="700"/>
+        <w:rPr>
+          <w:lang w:eastAsia="zh-CN"/>
+        </w:rPr>
+      </w:pPr>
+      <w:r>
+        <w:rPr>
+          <w:lang w:eastAsia="zh-CN"/>
+        </w:rPr>
+        <w:t xml:space="preserve">◦ </w:t>
+      </w:r>
+      <w:r>
+        <w:rPr>
+          <w:b/>
+          <w:lang w:eastAsia="zh-CN"/>
+        </w:rPr>
+        <w:t>删掉模板汇总表和网页版月度报表里跟"正班工时"重复的"总工时"列</w:t>
+      </w:r>
+      <w:r>
+        <w:rPr>
+          <w:lang w:eastAsia="zh-CN"/>
+        </w:rPr>
+        <w:t>："总工时"统一口径之后跟旁边的"正班工时"数值完全一样（加班已经单独有一列），两列数字永远相同容易让看表的人以为哪里算重了，现在直接删掉这一列，只保留"正班工时"。</w:t>
+      </w:r>
+    </w:p>
+    <w:p>
+      <w:pPr>
+        <w:ind w:left="700"/>
+        <w:rPr>
+          <w:lang w:eastAsia="zh-CN"/>
+        </w:rPr>
+      </w:pPr>
+      <w:r>
+        <w:rPr>
+          <w:lang w:eastAsia="zh-CN"/>
+        </w:rPr>
+        <w:t xml:space="preserve">◦ </w:t>
+      </w:r>
+      <w:r>
+        <w:rPr>
+          <w:b/>
+          <w:lang w:eastAsia="zh-CN"/>
+        </w:rPr>
+        <w:t>再补一批（14 处）后台管理/员工自助页面不再把原始报错显示给用户</w:t>
+      </w:r>
+      <w:r>
+        <w:rPr>
+          <w:lang w:eastAsia="zh-CN"/>
+        </w:rPr>
+        <w:t>：跟前面"7 处"是同一类问题，这次顺带清理了考勤组管理页（2 处）、员工管理页（11 处：新建、编辑、停用、启用、拉黑、移出黑名单、删除、重置密码、批量启用、批量停用、驳回扫码登记）、人脸信息录入页（1 处），统一改成"自己的校验提示照常显示，其它异常记日志 + 统一的中文友好提示"。</w:t>
       </w:r>
     </w:p>
     <w:p>

--- a/docs/考勤系统更新日志_完整版.docx
+++ b/docs/考勤系统更新日志_完整版.docx
@@ -134,6 +134,46 @@
           <w:lang w:eastAsia="zh-CN"/>
         </w:rPr>
         <w:t>2026-09-22</w:t>
+      </w:r>
+    </w:p>
+    <w:p>
+      <w:pPr>
+        <w:ind w:left="283"/>
+        <w:rPr>
+          <w:lang w:eastAsia="zh-CN"/>
+        </w:rPr>
+      </w:pPr>
+      <w:r>
+        <w:rPr>
+          <w:lang w:eastAsia="zh-CN"/>
+        </w:rPr>
+        <w:t xml:space="preserve">• </w:t>
+      </w:r>
+      <w:r>
+        <w:rPr>
+          <w:b/>
+          <w:lang w:eastAsia="zh-CN"/>
+        </w:rPr>
+        <w:t>修复"发工资的模板汇总表"漏算入职日期之前真实打卡记录的问题（重要）</w:t>
+      </w:r>
+      <w:r>
+        <w:rPr>
+          <w:lang w:eastAsia="zh-CN"/>
+        </w:rPr>
+        <w:t>：用生产数据逐人核对模板汇总表和网页月度汇总的数字时发现，如果员工的入职日期是后来补录/改晚的（比人实际到岗打卡的日期还晚），模板汇总表会把入职日期之前那几天的真实打卡记录整天忽略掉，不计入出勤天数、工时、缺卡统计；网页版的月度汇总（"我的记录"用的那份）没有这个问题，同样的数据两边算出来的数字不一样。现在模板汇总表也改成只要有真实打卡记录就正常计入，跟网页版口径一致。</w:t>
+      </w:r>
+      <w:r>
+        <w:rPr>
+          <w:b/>
+          <w:lang w:eastAsia="zh-CN"/>
+        </w:rPr>
+        <w:t>核查范围</w:t>
+      </w:r>
+      <w:r>
+        <w:rPr>
+          <w:lang w:eastAsia="zh-CN"/>
+        </w:rPr>
+        <w:t>：抽查了 8 月和 9 月（到 22 号）全部 1484 人次的两份报表数据，除了这个问题涉及的 3 人次，其余全部一致；受影响的 3 人（赵帅帅、刘勇、吴梓豪）本次修复后重新核对已确认数字正确。</w:t>
       </w:r>
     </w:p>
     <w:p>

--- a/docs/考勤系统更新日志_完整版.docx
+++ b/docs/考勤系统更新日志_完整版.docx
@@ -97,7 +97,7 @@
           <w:sz w:val="24"/>
           <w:lang w:eastAsia="zh-CN"/>
         </w:rPr>
-        <w:t>生成日期：2026年9月22日</w:t>
+        <w:t>生成日期：2026年9月23日</w:t>
       </w:r>
     </w:p>
     <w:p>
@@ -114,6 +114,53 @@
           <w:lang w:eastAsia="zh-CN"/>
         </w:rPr>
         <w:t>说明：这份文档记录考勤系统每次功能改动，语言尽量简单，方便非技术人员看懂；每次改动都会在最上面加一条新记录（时间倒序）。</w:t>
+      </w:r>
+    </w:p>
+    <w:p>
+      <w:pPr>
+        <w:spacing w:before="400" w:after="160"/>
+        <w:pBdr>
+          <w:bottom w:val="single" w:sz="6" w:space="4" w:color="1F4E79"/>
+        </w:pBdr>
+        <w:rPr>
+          <w:lang w:eastAsia="zh-CN"/>
+        </w:rPr>
+      </w:pPr>
+      <w:r>
+        <w:rPr>
+          <w:b/>
+          <w:color w:val="1F4E79"/>
+          <w:sz w:val="32"/>
+          <w:lang w:eastAsia="zh-CN"/>
+        </w:rPr>
+        <w:t>2026-09-23</w:t>
+      </w:r>
+    </w:p>
+    <w:p>
+      <w:pPr>
+        <w:ind w:left="283"/>
+        <w:rPr>
+          <w:lang w:eastAsia="zh-CN"/>
+        </w:rPr>
+      </w:pPr>
+      <w:r>
+        <w:rPr>
+          <w:lang w:eastAsia="zh-CN"/>
+        </w:rPr>
+        <w:t xml:space="preserve">• </w:t>
+      </w:r>
+      <w:r>
+        <w:rPr>
+          <w:b/>
+          <w:lang w:eastAsia="zh-CN"/>
+        </w:rPr>
+        <w:t>"员工信息"导出表新增"停用/离职时间"列</w:t>
+      </w:r>
+      <w:r>
+        <w:rPr>
+          <w:lang w:eastAsia="zh-CN"/>
+        </w:rPr>
+        <w:t>：以前只能看出一个员工现在是不是"已停用"，看不出具体是什么时候停用/离职的。现在停用（含拉黑）员工时会记下这个时间点，导出 Excel 时会带出这一列；如果后来又重新启用了，这一列会清空。</w:t>
       </w:r>
     </w:p>
     <w:p>

--- a/docs/考勤系统更新日志_完整版.docx
+++ b/docs/考勤系统更新日志_完整版.docx
@@ -97,7 +97,7 @@
           <w:sz w:val="24"/>
           <w:lang w:eastAsia="zh-CN"/>
         </w:rPr>
-        <w:t>生成日期：2026年9月23日</w:t>
+        <w:t>生成日期：2026年9月24日</w:t>
       </w:r>
     </w:p>
     <w:p>
@@ -114,6 +114,66 @@
           <w:lang w:eastAsia="zh-CN"/>
         </w:rPr>
         <w:t>说明：这份文档记录考勤系统每次功能改动，语言尽量简单，方便非技术人员看懂；每次改动都会在最上面加一条新记录（时间倒序）。</w:t>
+      </w:r>
+    </w:p>
+    <w:p>
+      <w:pPr>
+        <w:spacing w:before="400" w:after="160"/>
+        <w:pBdr>
+          <w:bottom w:val="single" w:sz="6" w:space="4" w:color="1F4E79"/>
+        </w:pBdr>
+        <w:rPr>
+          <w:lang w:eastAsia="zh-CN"/>
+        </w:rPr>
+      </w:pPr>
+      <w:r>
+        <w:rPr>
+          <w:b/>
+          <w:color w:val="1F4E79"/>
+          <w:sz w:val="32"/>
+          <w:lang w:eastAsia="zh-CN"/>
+        </w:rPr>
+        <w:t>2026-09-24</w:t>
+      </w:r>
+    </w:p>
+    <w:p>
+      <w:pPr>
+        <w:ind w:left="283"/>
+        <w:rPr>
+          <w:lang w:eastAsia="zh-CN"/>
+        </w:rPr>
+      </w:pPr>
+      <w:r>
+        <w:rPr>
+          <w:lang w:eastAsia="zh-CN"/>
+        </w:rPr>
+        <w:t xml:space="preserve">• </w:t>
+      </w:r>
+      <w:r>
+        <w:rPr>
+          <w:b/>
+          <w:lang w:eastAsia="zh-CN"/>
+        </w:rPr>
+        <w:t>修复"重置密码后登录一直提示工号或密码错误"的问题（重要）</w:t>
+      </w:r>
+      <w:r>
+        <w:rPr>
+          <w:lang w:eastAsia="zh-CN"/>
+        </w:rPr>
+        <w:t>：现场有员工（比如乐彬）每次被重置密码后，明明输入的是管理员告诉他的密码，登录还是提示"工号或密码错误"。原因是手机上的中文输入法会把密码里的符号、字母悄悄变成全角写法（比如把 `!` 打成 `！`），肉眼几乎看不出区别，但对系统是完全不同的字符；之前系统只处理了"全角数字"这一种情况。随机生成的重置密码里有 `@ # !` 这类符号，大约每三个密码就有一个会带，所以特别容易撞上。另外，管理员在重置密码时手动输入的密码如果是在全角模式下打的（比如 `１２３４５６`），系统会原样存成全角，员工输入普通的 `123456` 就永远对不上，页面上显示的"密码已重置为：１２３４５６"看起来又跟 123456 几乎一样，很难发现。现在登录、修改密码、重置密码三处统一把全角的字母、数字、符号都自动转成半角再比对/保存。</w:t>
+      </w:r>
+      <w:r>
+        <w:rPr>
+          <w:b/>
+          <w:lang w:eastAsia="zh-CN"/>
+        </w:rPr>
+        <w:t>已有账号不受影响</w:t>
+      </w:r>
+      <w:r>
+        <w:rPr>
+          <w:lang w:eastAsia="zh-CN"/>
+        </w:rPr>
+        <w:t>：以前用旧写法存下来的密码仍然能正常登录，登录成功后系统会顺手改存成规范写法。</w:t>
       </w:r>
     </w:p>
     <w:p>

--- a/docs/考勤系统更新日志_完整版.docx
+++ b/docs/考勤系统更新日志_完整版.docx
@@ -174,6 +174,33 @@
           <w:lang w:eastAsia="zh-CN"/>
         </w:rPr>
         <w:t>：以前用旧写法存下来的密码仍然能正常登录，登录成功后系统会顺手改存成规范写法。</w:t>
+      </w:r>
+    </w:p>
+    <w:p>
+      <w:pPr>
+        <w:ind w:left="283"/>
+        <w:rPr>
+          <w:lang w:eastAsia="zh-CN"/>
+        </w:rPr>
+      </w:pPr>
+      <w:r>
+        <w:rPr>
+          <w:lang w:eastAsia="zh-CN"/>
+        </w:rPr>
+        <w:t xml:space="preserve">• </w:t>
+      </w:r>
+      <w:r>
+        <w:rPr>
+          <w:b/>
+          <w:lang w:eastAsia="zh-CN"/>
+        </w:rPr>
+        <w:t>考勤组「定位打卡地点」新增按名称搜索</w:t>
+      </w:r>
+      <w:r>
+        <w:rPr>
+          <w:lang w:eastAsia="zh-CN"/>
+        </w:rPr>
+        <w:t>：以前一个考勤组配了很多个打卡地点时，编辑页里只能从上往下一行行翻着找，想改某一个地点很费劲。现在在「打卡地点」区域上方多了一个搜索框，输入地点名称的一部分（不分大小写）就只显示名称匹配的地点，旁边显示"匹配数 / 总数"，搜不到会提示"没有名称匹配的地点"。搜索只是把不匹配的地点暂时藏起来，点保存时所有地点（包括藏起来的）照常保存，不会因为搜索漏存或误删；点"添加打卡地点"时会自动清空搜索，新加的空行马上就能看到。</w:t>
       </w:r>
     </w:p>
     <w:p>

--- a/docs/考勤系统更新日志_完整版.docx
+++ b/docs/考勤系统更新日志_完整版.docx
@@ -201,6 +201,86 @@
           <w:lang w:eastAsia="zh-CN"/>
         </w:rPr>
         <w:t>：以前一个考勤组配了很多个打卡地点时，编辑页里只能从上往下一行行翻着找，想改某一个地点很费劲。现在在「打卡地点」区域上方多了一个搜索框，输入地点名称的一部分（不分大小写）就只显示名称匹配的地点，旁边显示"匹配数 / 总数"，搜不到会提示"没有名称匹配的地点"。搜索只是把不匹配的地点暂时藏起来，点保存时所有地点（包括藏起来的）照常保存，不会因为搜索漏存或误删；点"添加打卡地点"时会自动清空搜索，新加的空行马上就能看到。</w:t>
+      </w:r>
+    </w:p>
+    <w:p>
+      <w:pPr>
+        <w:ind w:left="283"/>
+        <w:rPr>
+          <w:lang w:eastAsia="zh-CN"/>
+        </w:rPr>
+      </w:pPr>
+      <w:r>
+        <w:rPr>
+          <w:lang w:eastAsia="zh-CN"/>
+        </w:rPr>
+        <w:t xml:space="preserve">• </w:t>
+      </w:r>
+      <w:r>
+        <w:rPr>
+          <w:b/>
+          <w:lang w:eastAsia="zh-CN"/>
+        </w:rPr>
+        <w:t>修复员工资料里身份证照片、人脸照片一直显示不出来的问题（重要）</w:t>
+      </w:r>
+      <w:r>
+        <w:rPr>
+          <w:lang w:eastAsia="zh-CN"/>
+        </w:rPr>
+        <w:t>：以前在员工详情、员工编辑、扫码登记待确认列表里点开身份证照片，或者查看人脸参考照，图片都是空白/加载失败。查线上记录发现，这类图片请求一直在被系统回复"找不到文件"（近期身份证照 1400 多次、人脸照 500 多次），但照片文件其实都完好地存在服务器上（身份证照 1300 多张、人脸照近 4000 张，数据库里 875 位员工的身份证照片地址也全部对得上）。原因是：为了保护隐私，照片被统一挪到了一个受保护的目录里，但负责"把照片展示出来"的那一段程序去找文件时少走了一层文件夹，所以永远找不到。现在已经改对，</w:t>
+      </w:r>
+      <w:r>
+        <w:rPr>
+          <w:b/>
+          <w:lang w:eastAsia="zh-CN"/>
+        </w:rPr>
+        <w:t>不需要重新上传任何照片</w:t>
+      </w:r>
+      <w:r>
+        <w:rPr>
+          <w:lang w:eastAsia="zh-CN"/>
+        </w:rPr>
+        <w:t>，部署后所有已有照片直接就能看到。查看权限规则不变：仍然只有管理员/文员、且只能看自己管理范围内员工的照片，员工本人可以看自己的人脸照。</w:t>
+      </w:r>
+    </w:p>
+    <w:p>
+      <w:pPr>
+        <w:ind w:left="283"/>
+        <w:rPr>
+          <w:lang w:eastAsia="zh-CN"/>
+        </w:rPr>
+      </w:pPr>
+      <w:r>
+        <w:rPr>
+          <w:lang w:eastAsia="zh-CN"/>
+        </w:rPr>
+        <w:t xml:space="preserve">• </w:t>
+      </w:r>
+      <w:r>
+        <w:rPr>
+          <w:b/>
+          <w:lang w:eastAsia="zh-CN"/>
+        </w:rPr>
+        <w:t>修复点一下按钮后先提示成功、过一会又跳出"该登记不存在，或已经被处理过了"的问题</w:t>
+      </w:r>
+      <w:r>
+        <w:rPr>
+          <w:lang w:eastAsia="zh-CN"/>
+        </w:rPr>
+        <w:t>：现场反馈在提交信息（新增员工、确认录入登记）、新增考勤机等操作时，明明已经提示成功，过一会又冒出一条报错。查线上访问记录发现，这类操作在最近几天确实有同一个动作被连续发送了两次的情况（连点按钮，或按回车的同时又点了按钮）：第一次已经正常处理完，第二次到达时系统发现这条登记已经处理过了，就弹出报错，把第一次的成功提示盖掉了。</w:t>
+      </w:r>
+      <w:r>
+        <w:rPr>
+          <w:b/>
+          <w:lang w:eastAsia="zh-CN"/>
+        </w:rPr>
+        <w:t>实际上第一次操作是成功的，数据没有重复也没有丢</w:t>
+      </w:r>
+      <w:r>
+        <w:rPr>
+          <w:lang w:eastAsia="zh-CN"/>
+        </w:rPr>
+        <w:t>，只是提示误导人。现在全站所有"提交表单"的按钮统一加了防连点保护：点一次提交后，同一个表单 15 秒内不会再接受第二次提交，按钮同时变灰；如果 15 秒后页面还没跳转（比如导出文件这类不换页面的操作），会自动恢复可点。点了"确认删除吗？"选取消不会被锁住。</w:t>
       </w:r>
     </w:p>
     <w:p>

--- a/docs/考勤系统更新日志_完整版.docx
+++ b/docs/考勤系统更新日志_完整版.docx
@@ -281,6 +281,33 @@
           <w:lang w:eastAsia="zh-CN"/>
         </w:rPr>
         <w:t>，只是提示误导人。现在全站所有"提交表单"的按钮统一加了防连点保护：点一次提交后，同一个表单 15 秒内不会再接受第二次提交，按钮同时变灰；如果 15 秒后页面还没跳转（比如导出文件这类不换页面的操作），会自动恢复可点。点了"确认删除吗？"选取消不会被锁住。</w:t>
+      </w:r>
+    </w:p>
+    <w:p>
+      <w:pPr>
+        <w:ind w:left="283"/>
+        <w:rPr>
+          <w:lang w:eastAsia="zh-CN"/>
+        </w:rPr>
+      </w:pPr>
+      <w:r>
+        <w:rPr>
+          <w:lang w:eastAsia="zh-CN"/>
+        </w:rPr>
+        <w:t xml:space="preserve">• </w:t>
+      </w:r>
+      <w:r>
+        <w:rPr>
+          <w:b/>
+          <w:lang w:eastAsia="zh-CN"/>
+        </w:rPr>
+        <w:t>手机浏览器上「员工管理」「员工信息」「考勤机管理」三个页面排版错乱的问题</w:t>
+      </w:r>
+      <w:r>
+        <w:rPr>
+          <w:lang w:eastAsia="zh-CN"/>
+        </w:rPr>
+        <w:t>：以前这几个页面是按电脑屏幕设计的，在手机上打开时，「员工管理」「员工信息」左边的部门树/筛选栏和右边的内容硬挤在同一行，右边被压成一条窄缝，字被挤成竖排；「考勤机管理」和员工列表的表格列太多，要左右来回拖动才能看全。现在手机上改成：① 左边的部门树/筛选栏排到上面、内容排到下面（部门树太长时限制高度，可以在里面滑动）；② 员工列表、考勤机列表改成「一个人/一台机器一张卡片」，每一项前面标明字段名（姓名、工号、部门、状态……），操作按钮自动换行，不用再左右拖动；手机上暂时隐藏了「用工性质」「合同公司」两项，这两项在电脑上仍然显示。电脑上的样子完全不变。</w:t>
       </w:r>
     </w:p>
     <w:p>

--- a/docs/考勤系统更新日志_完整版.docx
+++ b/docs/考勤系统更新日志_完整版.docx
@@ -308,6 +308,46 @@
           <w:lang w:eastAsia="zh-CN"/>
         </w:rPr>
         <w:t>：以前这几个页面是按电脑屏幕设计的，在手机上打开时，「员工管理」「员工信息」左边的部门树/筛选栏和右边的内容硬挤在同一行，右边被压成一条窄缝，字被挤成竖排；「考勤机管理」和员工列表的表格列太多，要左右来回拖动才能看全。现在手机上改成：① 左边的部门树/筛选栏排到上面、内容排到下面（部门树太长时限制高度，可以在里面滑动）；② 员工列表、考勤机列表改成「一个人/一台机器一张卡片」，每一项前面标明字段名（姓名、工号、部门、状态……），操作按钮自动换行，不用再左右拖动；手机上暂时隐藏了「用工性质」「合同公司」两项，这两项在电脑上仍然显示。电脑上的样子完全不变。</w:t>
+      </w:r>
+    </w:p>
+    <w:p>
+      <w:pPr>
+        <w:ind w:left="283"/>
+        <w:rPr>
+          <w:lang w:eastAsia="zh-CN"/>
+        </w:rPr>
+      </w:pPr>
+      <w:r>
+        <w:rPr>
+          <w:lang w:eastAsia="zh-CN"/>
+        </w:rPr>
+        <w:t xml:space="preserve">• </w:t>
+      </w:r>
+      <w:r>
+        <w:rPr>
+          <w:b/>
+          <w:lang w:eastAsia="zh-CN"/>
+        </w:rPr>
+        <w:t>取消「首次登录必须修改密码」</w:t>
+      </w:r>
+      <w:r>
+        <w:rPr>
+          <w:lang w:eastAsia="zh-CN"/>
+        </w:rPr>
+        <w:t>：以前新建的员工、或被管理员重置过密码的员工，第一次登录后会被强制跳到「修改密码」页，改完才能用系统。现在取消了这个限制：登录成功后直接进入首页，想改密码的话，自己在「修改密码」页随时可以改。新建员工的初始密码仍然是 123456，管理员重置密码的方式不变。员工管理页里相关的提示文字也同步改了。</w:t>
+      </w:r>
+      <w:r>
+        <w:rPr>
+          <w:b/>
+          <w:lang w:eastAsia="zh-CN"/>
+        </w:rPr>
+        <w:t>注意</w:t>
+      </w:r>
+      <w:r>
+        <w:rPr>
+          <w:lang w:eastAsia="zh-CN"/>
+        </w:rPr>
+        <w:t>：因为不再强制改密码，员工如果一直不改，会一直使用初始密码 123456，账号容易被同事猜到；建议通过培训/通知提醒员工自己改密码。</w:t>
       </w:r>
     </w:p>
     <w:p>

--- a/docs/考勤系统更新日志_完整版.docx
+++ b/docs/考勤系统更新日志_完整版.docx
@@ -348,6 +348,545 @@
           <w:lang w:eastAsia="zh-CN"/>
         </w:rPr>
         <w:t>：因为不再强制改密码，员工如果一直不改，会一直使用初始密码 123456，账号容易被同事猜到；建议通过培训/通知提醒员工自己改密码。</w:t>
+      </w:r>
+    </w:p>
+    <w:p>
+      <w:pPr>
+        <w:ind w:left="283"/>
+        <w:rPr>
+          <w:lang w:eastAsia="zh-CN"/>
+        </w:rPr>
+      </w:pPr>
+      <w:r>
+        <w:rPr>
+          <w:lang w:eastAsia="zh-CN"/>
+        </w:rPr>
+        <w:t xml:space="preserve">• </w:t>
+      </w:r>
+      <w:r>
+        <w:rPr>
+          <w:b/>
+          <w:lang w:eastAsia="zh-CN"/>
+        </w:rPr>
+        <w:t>修复文员/分公司管理员能越级操作总部管理员的漏洞（重要）</w:t>
+      </w:r>
+      <w:r>
+        <w:rPr>
+          <w:lang w:eastAsia="zh-CN"/>
+        </w:rPr>
+        <w:t>：总部管理员的所属部门常常挂在某个分公司下，这个分公司的文员、分公司管理员因为"管得到这个部门"，就能给总部管理员重置密码（等于接管总部账号）、停用、拉黑、删除，甚至通过"编辑"把总部管理员降级。现在加了角色层级限制：</w:t>
+      </w:r>
+      <w:r>
+        <w:rPr>
+          <w:b/>
+          <w:lang w:eastAsia="zh-CN"/>
+        </w:rPr>
+        <w:t>只有总部管理员能操作总部管理员；文员不能操作任何管理员账号；分公司管理员之间维持原样可以互相管理</w:t>
+      </w:r>
+      <w:r>
+        <w:rPr>
+          <w:lang w:eastAsia="zh-CN"/>
+        </w:rPr>
+        <w:t>。批量启用/停用、手机 App 用的接口也同样受限制。同时修复了一个不合理的限制：以前分公司管理员保存</w:t>
+      </w:r>
+      <w:r>
+        <w:rPr>
+          <w:b/>
+          <w:lang w:eastAsia="zh-CN"/>
+        </w:rPr>
+        <w:t>自己</w:t>
+      </w:r>
+      <w:r>
+        <w:rPr>
+          <w:lang w:eastAsia="zh-CN"/>
+        </w:rPr>
+        <w:t>的资料（改手机号、换照片等）也会被拒绝，提示"无权将角色设置为管理员"，现在只拦"角色发生变化"（把别人提升为管理员、或把管理员改成别的角色，仍需总部来做）。</w:t>
+      </w:r>
+    </w:p>
+    <w:p>
+      <w:pPr>
+        <w:ind w:left="283"/>
+        <w:rPr>
+          <w:lang w:eastAsia="zh-CN"/>
+        </w:rPr>
+      </w:pPr>
+      <w:r>
+        <w:rPr>
+          <w:lang w:eastAsia="zh-CN"/>
+        </w:rPr>
+        <w:t xml:space="preserve">• </w:t>
+      </w:r>
+      <w:r>
+        <w:rPr>
+          <w:b/>
+          <w:lang w:eastAsia="zh-CN"/>
+        </w:rPr>
+        <w:t>修复编辑员工/录入人脸时，保存失败会导致证件照、人脸照永久丢失的问题</w:t>
+      </w:r>
+      <w:r>
+        <w:rPr>
+          <w:lang w:eastAsia="zh-CN"/>
+        </w:rPr>
+        <w:t>：以前是先把旧照片删掉、再保存资料；如果保存失败（比如新工号已被别人占用），旧照片已经没了，页面上证件照/人脸就再也打不开，员工远程打卡也会因此不可用。现在改成先保存资料、成功后才删旧照片，失败会自动清掉刚上传的新文件。另外，证件照的查看权限以前是按"路径里的工号"判断的，员工改过工号后分公司管理员会看不到；工号被删除后再被新员工使用，还可能让别的分公司管理员读到上一任的证件照。现在改成按"这张照片属于哪位员工"判断，不受工号变化影响。</w:t>
+      </w:r>
+    </w:p>
+    <w:p>
+      <w:pPr>
+        <w:ind w:left="283"/>
+        <w:rPr>
+          <w:lang w:eastAsia="zh-CN"/>
+        </w:rPr>
+      </w:pPr>
+      <w:r>
+        <w:rPr>
+          <w:lang w:eastAsia="zh-CN"/>
+        </w:rPr>
+        <w:t xml:space="preserve">• </w:t>
+      </w:r>
+      <w:r>
+        <w:rPr>
+          <w:b/>
+          <w:lang w:eastAsia="zh-CN"/>
+        </w:rPr>
+        <w:t>修复"确认录入扫码登记"重复提交可能建出两个账号的问题</w:t>
+      </w:r>
+      <w:r>
+        <w:rPr>
+          <w:lang w:eastAsia="zh-CN"/>
+        </w:rPr>
+        <w:t>：以前如果同一条登记被提交了两次（连点、两位管理员同时处理），第二次提交失败时会把第一次已经认领的登记退回"待确认"，结果同一条登记可能被建成两个员工账号。现在只有"自己真正认领成功的那次"出错时才会退回，不会误伤别人正在处理的登记。</w:t>
+      </w:r>
+    </w:p>
+    <w:p>
+      <w:pPr>
+        <w:ind w:left="283"/>
+        <w:rPr>
+          <w:lang w:eastAsia="zh-CN"/>
+        </w:rPr>
+      </w:pPr>
+      <w:r>
+        <w:rPr>
+          <w:lang w:eastAsia="zh-CN"/>
+        </w:rPr>
+        <w:t xml:space="preserve">• </w:t>
+      </w:r>
+      <w:r>
+        <w:rPr>
+          <w:b/>
+          <w:lang w:eastAsia="zh-CN"/>
+        </w:rPr>
+        <w:t>审批申请方面的几处修复</w:t>
+      </w:r>
+      <w:r>
+        <w:rPr>
+          <w:lang w:eastAsia="zh-CN"/>
+        </w:rPr>
+        <w:t>：① 请假/出差一张单最长 366 天，以前可以填"结束时间=9999 年"，会让系统卡死或产生上百万条考勤记录；② 提交申请失败（比如"这段时间已经提交过了"）时，已经上传的附件会被自动删除，以前每次重复提交都白白占用最多 50MB 磁盘；③ 申请列表里的"附件"按钮以前点了没反应，现在每个附件是一个可点击的链接；④ 假别缺失时明确提示"请选择请假类型"，不再悄悄记成年假；⑤ 提交失败时不再把数据库的英文报错原样显示给员工；⑥ 手机 App 接口提交的审批意见超过 1000 字，以前会直接 500 报错，现在返回明确提示。</w:t>
+      </w:r>
+    </w:p>
+    <w:p>
+      <w:pPr>
+        <w:ind w:left="283"/>
+        <w:rPr>
+          <w:lang w:eastAsia="zh-CN"/>
+        </w:rPr>
+      </w:pPr>
+      <w:r>
+        <w:rPr>
+          <w:lang w:eastAsia="zh-CN"/>
+        </w:rPr>
+        <w:t xml:space="preserve">• </w:t>
+      </w:r>
+      <w:r>
+        <w:rPr>
+          <w:b/>
+          <w:lang w:eastAsia="zh-CN"/>
+        </w:rPr>
+        <w:t>考勤组管理的几处修复</w:t>
+      </w:r>
+      <w:r>
+        <w:rPr>
+          <w:lang w:eastAsia="zh-CN"/>
+        </w:rPr>
+        <w:t xml:space="preserve">：① </w:t>
+      </w:r>
+      <w:r>
+        <w:rPr>
+          <w:b/>
+          <w:lang w:eastAsia="zh-CN"/>
+        </w:rPr>
+        <w:t>有历史排班的考勤组不能再直接删除</w:t>
+      </w:r>
+      <w:r>
+        <w:rPr>
+          <w:lang w:eastAsia="zh-CN"/>
+        </w:rPr>
+        <w:t>——删除考勤组会连带清掉它的全部排班（含过去月份），已经发过工资的历史月份的工时、夜班统计会跟着变且无法恢复，现在会提示改用"停用"；② 考勤组名称里带引号、反斜杠时，编辑、删除确认按钮会失效，甚至存在被人利用来执行恶意脚本的风险，已修复；③ "启用定位打卡"的文字点击后可以正常切换开关；④ 考勤组列表在手机上改成一个考勤组一张卡片，不用左右拖动。</w:t>
+      </w:r>
+    </w:p>
+    <w:p>
+      <w:pPr>
+        <w:ind w:left="283"/>
+        <w:rPr>
+          <w:lang w:eastAsia="zh-CN"/>
+        </w:rPr>
+      </w:pPr>
+      <w:r>
+        <w:rPr>
+          <w:lang w:eastAsia="zh-CN"/>
+        </w:rPr>
+        <w:t xml:space="preserve">• </w:t>
+      </w:r>
+      <w:r>
+        <w:rPr>
+          <w:b/>
+          <w:lang w:eastAsia="zh-CN"/>
+        </w:rPr>
+        <w:t>其它小修复</w:t>
+      </w:r>
+      <w:r>
+        <w:rPr>
+          <w:lang w:eastAsia="zh-CN"/>
+        </w:rPr>
+        <w:t>：① 手动重算月度汇总的接口，以前对"没设管理范围的非管理员账号"会误触发全公司重算，现在不会；② 人脸识别服务的"熔断保护"以前在只有比对环节出故障时永远不会触发，现在能正常触发；③ 后台判定旷工时，"有考勤记录但没打上班卡"的情况以前只改状态、不通知员工，现在会像另外几种情况一样发提醒；④ 导出的月度汇总表标题区域比表格多出两列空白，已对齐；⑤ 已登录的管理员/文员打开旧的登录页书签，会回到自己的首页，不再落到"我的记录"；⑥ 待审批页里审批状态文字现在正确显示红/绿色；⑦ 考勤机接口对乱填的设备编号增加了长度和数量保护，防止被恶意刷到内存增长；⑧ 上传目录配置如果被改成非 `uploads`，程序启动时会直接报错提示，而不是上线后所有照片打不开。</w:t>
+      </w:r>
+    </w:p>
+    <w:p>
+      <w:pPr>
+        <w:ind w:left="283"/>
+        <w:rPr>
+          <w:lang w:eastAsia="zh-CN"/>
+        </w:rPr>
+      </w:pPr>
+      <w:r>
+        <w:rPr>
+          <w:lang w:eastAsia="zh-CN"/>
+        </w:rPr>
+        <w:t xml:space="preserve">• </w:t>
+      </w:r>
+      <w:r>
+        <w:rPr>
+          <w:b/>
+          <w:lang w:eastAsia="zh-CN"/>
+        </w:rPr>
+        <w:t>修复班次、考勤机名称里带特殊符号会让按钮失效、甚至被人利用的问题</w:t>
+      </w:r>
+      <w:r>
+        <w:rPr>
+          <w:lang w:eastAsia="zh-CN"/>
+        </w:rPr>
+        <w:t>：以前「班值排班」页的班次名称、「考勤机管理」页的设备序列号/别名，是直接拼进页面脚本里的——名称里带单引号时，点"编辑""停用""删除"没有反应；带反斜杠加引号时，还可能被人利用来执行恶意脚本（和考勤组页面修掉的是同一类问题）。现在改成安全的传递方式，名称里带任何符号都能正常编辑、正常弹出确认框。</w:t>
+      </w:r>
+    </w:p>
+    <w:p>
+      <w:pPr>
+        <w:ind w:left="283"/>
+        <w:rPr>
+          <w:lang w:eastAsia="zh-CN"/>
+        </w:rPr>
+      </w:pPr>
+      <w:r>
+        <w:rPr>
+          <w:lang w:eastAsia="zh-CN"/>
+        </w:rPr>
+        <w:t xml:space="preserve">• </w:t>
+      </w:r>
+      <w:r>
+        <w:rPr>
+          <w:b/>
+          <w:lang w:eastAsia="zh-CN"/>
+        </w:rPr>
+        <w:t>修复月度汇总表里"迟到时长"严重虚高、且和"迟到次数"对不上的问题（重要，涉及扣款）</w:t>
+      </w:r>
+      <w:r>
+        <w:rPr>
+          <w:lang w:eastAsia="zh-CN"/>
+        </w:rPr>
+        <w:t>：用线上真实数据核对发现，8/26～9/25 这个周期的迟到分钟合计约 14.2 万分钟，其中</w:t>
+      </w:r>
+      <w:r>
+        <w:rPr>
+          <w:b/>
+          <w:lang w:eastAsia="zh-CN"/>
+        </w:rPr>
+        <w:t>将近一半（约 6.6 万分钟）是虚的</w:t>
+      </w:r>
+      <w:r>
+        <w:rPr>
+          <w:lang w:eastAsia="zh-CN"/>
+        </w:rPr>
+        <w:t>——原因是：员工某天只有一次很晚的打卡（比如晚上 22 点、下午 17:30），系统当时把它当成"上班卡"，算出几百分钟的迟到；后来后台发现当天没有下班卡，把这天的状态改成"未打卡"，但之前算出的迟到分钟没有清掉；月度汇总表的"迟到时长"是把所有记录的分钟直接相加，而"迟到次数"只数状态是迟到的天，于是出现了"迟到 1618 分钟、迟到 1 次"（梁育雄）这类自相矛盾的行，55 人出现"有迟到时长但迟到次数为 0"。早退同理（樊孝桥早退 604 分钟、次数 0）。现在统一口径：</w:t>
+      </w:r>
+      <w:r>
+        <w:rPr>
+          <w:b/>
+          <w:lang w:eastAsia="zh-CN"/>
+        </w:rPr>
+        <w:t>迟到时长只统计状态是"迟到"的那些天，早退时长只统计状态是"早退"的那些天</w:t>
+      </w:r>
+      <w:r>
+        <w:rPr>
+          <w:lang w:eastAsia="zh-CN"/>
+        </w:rPr>
+        <w:t>，跟次数完全一致；员工的"我的记录"、日历、各类日明细导出里的迟到/早退分钟也用同一口径，逐日相加一定等于合计。原始打卡记录和考勤状态没有被改动。修复后同一周期的迟到分钟合计约为 7.4 万分钟。</w:t>
+      </w:r>
+      <w:r>
+        <w:rPr>
+          <w:b/>
+          <w:lang w:eastAsia="zh-CN"/>
+        </w:rPr>
+        <w:t>另外要说明</w:t>
+      </w:r>
+      <w:r>
+        <w:rPr>
+          <w:lang w:eastAsia="zh-CN"/>
+        </w:rPr>
+        <w:t>：剩下这 7.4 万分钟里，有很大一部分不是员工真的迟到，而是</w:t>
+      </w:r>
+      <w:r>
+        <w:rPr>
+          <w:b/>
+          <w:lang w:eastAsia="zh-CN"/>
+        </w:rPr>
+        <w:t>班次配置与实际不符</w:t>
+      </w:r>
+      <w:r>
+        <w:rPr>
+          <w:lang w:eastAsia="zh-CN"/>
+        </w:rPr>
+        <w:t>——生产部员工（489 人）全部被排成"白班 08:30～17:30"，但有 163 人在当月有多天 12～14 点才首次打卡、21～22 点下班，实际更像"中班 13:00～22:00"，而这个考勤组里根本没有配置"中班"班次。这需要按真实轮班表补配班次并排班，属于数据配置问题，不能靠改程序解决。</w:t>
+      </w:r>
+    </w:p>
+    <w:p>
+      <w:pPr>
+        <w:ind w:left="283"/>
+        <w:rPr>
+          <w:lang w:eastAsia="zh-CN"/>
+        </w:rPr>
+      </w:pPr>
+      <w:r>
+        <w:rPr>
+          <w:lang w:eastAsia="zh-CN"/>
+        </w:rPr>
+        <w:t xml:space="preserve">• </w:t>
+      </w:r>
+      <w:r>
+        <w:rPr>
+          <w:b/>
+          <w:lang w:eastAsia="zh-CN"/>
+        </w:rPr>
+        <w:t>新增"免考勤"开关</w:t>
+      </w:r>
+      <w:r>
+        <w:rPr>
+          <w:lang w:eastAsia="zh-CN"/>
+        </w:rPr>
+        <w:t>：以前系统会给所有在职且填了入职日期的账号，每天自动记"旷工"——管理员、文员、办公室人员本来就不打卡，却整月被记满旷工（这个周期有 28 人整月零打卡，其中就有管理员和文员）。现在在「员工管理」新增/编辑员工的弹窗里多了一个「免考勤」勾选框：勾选后，后台不再给这个人自动记旷工或未打卡，月度汇总和发工资用的汇总表里也不再统计他的旷工天数；如果他真的打了卡，仍然照常记录。谁不用打卡由你们自己勾选。</w:t>
+      </w:r>
+      <w:r>
+        <w:rPr>
+          <w:b/>
+          <w:lang w:eastAsia="zh-CN"/>
+        </w:rPr>
+        <w:t>部署时需要执行一次数据库升级脚本（新增一个字段）。</w:t>
+      </w:r>
+    </w:p>
+    <w:p>
+      <w:pPr>
+        <w:ind w:left="283"/>
+        <w:rPr>
+          <w:lang w:eastAsia="zh-CN"/>
+        </w:rPr>
+      </w:pPr>
+      <w:r>
+        <w:rPr>
+          <w:lang w:eastAsia="zh-CN"/>
+        </w:rPr>
+        <w:t xml:space="preserve">• </w:t>
+      </w:r>
+      <w:r>
+        <w:rPr>
+          <w:b/>
+          <w:lang w:eastAsia="zh-CN"/>
+        </w:rPr>
+        <w:t>设备打卡：当天第一次打卡如果已经过了下班时间，按"下班卡"处理，不再当成"上班卡"</w:t>
+      </w:r>
+      <w:r>
+        <w:rPr>
+          <w:lang w:eastAsia="zh-CN"/>
+        </w:rPr>
+        <w:t>：以前系统规定"当天第一次打卡算上班"，员工如果早上漏打了卡，当天唯一的一次打卡是晚上 22:01 或下午 17:30，会被当成上班卡，算出几百分钟的迟到。现在这种情况按下班卡记录（当天缺上班卡）。只对白班这类不跨天的班次判断（夜班晚上第一次打卡本来就是上班），只影响之后新同步的打卡，历史记录不动。</w:t>
+      </w:r>
+    </w:p>
+    <w:p>
+      <w:pPr>
+        <w:ind w:left="283"/>
+        <w:rPr>
+          <w:lang w:eastAsia="zh-CN"/>
+        </w:rPr>
+      </w:pPr>
+      <w:r>
+        <w:rPr>
+          <w:lang w:eastAsia="zh-CN"/>
+        </w:rPr>
+        <w:t xml:space="preserve">• </w:t>
+      </w:r>
+      <w:r>
+        <w:rPr>
+          <w:b/>
+          <w:lang w:eastAsia="zh-CN"/>
+        </w:rPr>
+        <w:t>只有下班卡、没有上班卡的日子，记"未打卡（缺上班卡）"，不再记"旷工"</w:t>
+      </w:r>
+      <w:r>
+        <w:rPr>
+          <w:lang w:eastAsia="zh-CN"/>
+        </w:rPr>
+        <w:t>：这类员工有打卡为证、人确实到岗了，只是漏打了上班卡，按旷工扣一整天不合理。完全没有任何打卡的日子仍然记旷工。</w:t>
+      </w:r>
+    </w:p>
+    <w:p>
+      <w:pPr>
+        <w:ind w:left="283"/>
+        <w:rPr>
+          <w:lang w:eastAsia="zh-CN"/>
+        </w:rPr>
+      </w:pPr>
+      <w:r>
+        <w:rPr>
+          <w:lang w:eastAsia="zh-CN"/>
+        </w:rPr>
+        <w:t xml:space="preserve">• </w:t>
+      </w:r>
+      <w:r>
+        <w:rPr>
+          <w:b/>
+          <w:lang w:eastAsia="zh-CN"/>
+        </w:rPr>
+        <w:t>月度汇总表（发工资用的那份 Excel 导出）格式调整</w:t>
+      </w:r>
+      <w:r>
+        <w:rPr>
+          <w:lang w:eastAsia="zh-CN"/>
+        </w:rPr>
+        <w:t xml:space="preserve">：① </w:t>
+      </w:r>
+      <w:r>
+        <w:rPr>
+          <w:b/>
+          <w:lang w:eastAsia="zh-CN"/>
+        </w:rPr>
+        <w:t>周末列头保留日号</w:t>
+      </w:r>
+      <w:r>
+        <w:rPr>
+          <w:lang w:eastAsia="zh-CN"/>
+        </w:rPr>
+        <w:t xml:space="preserve">：以前周六周日的列头只写"六""日"、看不出是几号（周末恰恰是加班、旷工最容易起争议的日子，跨月时更晕），现在写成"29六""30日"；② </w:t>
+      </w:r>
+      <w:r>
+        <w:rPr>
+          <w:b/>
+          <w:lang w:eastAsia="zh-CN"/>
+        </w:rPr>
+        <w:t>加了筛选箭头</w:t>
+      </w:r>
+      <w:r>
+        <w:rPr>
+          <w:lang w:eastAsia="zh-CN"/>
+        </w:rPr>
+        <w:t xml:space="preserve">：可以直接筛"生产部 + 有旷工"这类条件，不用手工翻几百行；③ </w:t>
+      </w:r>
+      <w:r>
+        <w:rPr>
+          <w:b/>
+          <w:lang w:eastAsia="zh-CN"/>
+        </w:rPr>
+        <w:t>末尾新增"合计"行</w:t>
+      </w:r>
+      <w:r>
+        <w:rPr>
+          <w:lang w:eastAsia="zh-CN"/>
+        </w:rPr>
+        <w:t xml:space="preserve">：各项工时、加班、迟到、缺卡、旷工、请假、出勤天数逐列求和（出勤天数是天数相加，不是人数），合计行会随筛选结果变化——筛出哪些人就合计哪些人，没筛选时就是全表合计，且不会被筛选或排序打乱；④ </w:t>
+      </w:r>
+      <w:r>
+        <w:rPr>
+          <w:b/>
+          <w:lang w:eastAsia="zh-CN"/>
+        </w:rPr>
+        <w:t>列头写明单位</w:t>
+      </w:r>
+      <w:r>
+        <w:rPr>
+          <w:lang w:eastAsia="zh-CN"/>
+        </w:rPr>
+        <w:t xml:space="preserve">："迟到时长(分)""早退时长(分)"是分钟，"正班工时(h)""出差时长(h)""夜班总工时(h)""加班总时长(h)"等是小时，避免把 752 分钟当成 752 小时算工资；⑤ </w:t>
+      </w:r>
+      <w:r>
+        <w:rPr>
+          <w:b/>
+          <w:lang w:eastAsia="zh-CN"/>
+        </w:rPr>
+        <w:t>表头下面加了图例说明</w:t>
+      </w:r>
+      <w:r>
+        <w:rPr>
+          <w:lang w:eastAsia="zh-CN"/>
+        </w:rPr>
+        <w:t xml:space="preserve">：黄底=夜班、灰底=休息日/节假日、橙色=迟到/早退、红色=缺卡/旷工、格子数字=当日工时（小时，不足半小时舍去）等；⑥ </w:t>
+      </w:r>
+      <w:r>
+        <w:rPr>
+          <w:b/>
+          <w:lang w:eastAsia="zh-CN"/>
+        </w:rPr>
+        <w:t>休息日/节假日的空格子标浅灰底</w:t>
+      </w:r>
+      <w:r>
+        <w:rPr>
+          <w:lang w:eastAsia="zh-CN"/>
+        </w:rPr>
+        <w:t xml:space="preserve">，把"纯空白"只留给"应出勤但没有数据"，两种情况一眼能分开（休息日当天如果有加班工时，仍然直接显示数字）；⑦ </w:t>
+      </w:r>
+      <w:r>
+        <w:rPr>
+          <w:b/>
+          <w:lang w:eastAsia="zh-CN"/>
+        </w:rPr>
+        <w:t>新增"应出勤天数"一列</w:t>
+      </w:r>
+      <w:r>
+        <w:rPr>
+          <w:lang w:eastAsia="zh-CN"/>
+        </w:rPr>
+        <w:t>（放在最后一列），跟网页月度汇总同一个口径（入职日之前不算、扣掉节假日和休息日、补班日算应出勤），方便直接对比"出勤多少天 / 应出勤多少天"。</w:t>
+      </w:r>
+      <w:r>
+        <w:rPr>
+          <w:b/>
+          <w:lang w:eastAsia="zh-CN"/>
+        </w:rPr>
+        <w:t>给下游的提醒</w:t>
+      </w:r>
+      <w:r>
+        <w:rPr>
+          <w:lang w:eastAsia="zh-CN"/>
+        </w:rPr>
+        <w:t>：新增的列只加在最后一列，图例写在原来的"生成时间"那一行里、没有额外插入新行，所以已有的固定列位置、表头行号、数据起始行都没有变；但</w:t>
+      </w:r>
+      <w:r>
+        <w:rPr>
+          <w:b/>
+          <w:lang w:eastAsia="zh-CN"/>
+        </w:rPr>
+        <w:t>表头文字变了</w:t>
+      </w:r>
+      <w:r>
+        <w:rPr>
+          <w:lang w:eastAsia="zh-CN"/>
+        </w:rPr>
+        <w:t>（尾部统计列加了(分)/(h)单位），如果对方的程序或对照表是按表头文字取列的，需要同步更新。</w:t>
       </w:r>
     </w:p>
     <w:p>

--- a/docs/考勤系统更新日志_完整版.docx
+++ b/docs/考勤系统更新日志_完整版.docx
@@ -134,6 +134,46 @@
           <w:lang w:eastAsia="zh-CN"/>
         </w:rPr>
         <w:t>2026-09-24</w:t>
+      </w:r>
+    </w:p>
+    <w:p>
+      <w:pPr>
+        <w:ind w:left="283"/>
+        <w:rPr>
+          <w:lang w:eastAsia="zh-CN"/>
+        </w:rPr>
+      </w:pPr>
+      <w:r>
+        <w:rPr>
+          <w:lang w:eastAsia="zh-CN"/>
+        </w:rPr>
+        <w:t xml:space="preserve">• </w:t>
+      </w:r>
+      <w:r>
+        <w:rPr>
+          <w:b/>
+          <w:lang w:eastAsia="zh-CN"/>
+        </w:rPr>
+        <w:t>页面样式、弹窗、图标不再依赖外网 CDN（防止 CDN 出问题时整站样式错乱）</w:t>
+      </w:r>
+      <w:r>
+        <w:rPr>
+          <w:lang w:eastAsia="zh-CN"/>
+        </w:rPr>
+        <w:t>：以前所有页面的样式、弹窗组件和图标都是从境外的 jsdelivr 网站现场下载的，那个网站在国内偶尔很慢或打不开，一旦出问题就会出现登录页乱掉、所有弹窗点不开、图标全变成方框，员工基本没法用。现在这些文件（Bootstrap 5.3.3、Bootstrap Icons 1.11.3，共约 0.6MB）直接放在系统服务器自己身上，页面加载不再访问任何外部网站，速度也更快。</w:t>
+      </w:r>
+      <w:r>
+        <w:rPr>
+          <w:b/>
+          <w:lang w:eastAsia="zh-CN"/>
+        </w:rPr>
+        <w:t>只有"考勤组→定位打卡地点"里的高德地图仍需要联网</w:t>
+      </w:r>
+      <w:r>
+        <w:rPr>
+          <w:lang w:eastAsia="zh-CN"/>
+        </w:rPr>
+        <w:t>（地图本身不可能离线）。以后要升级这两个库，需要手动替换 `wwwroot/lib/` 下的文件。</w:t>
       </w:r>
     </w:p>
     <w:p>

--- a/docs/考勤系统更新日志_完整版.docx
+++ b/docs/考勤系统更新日志_完整版.docx
@@ -134,6 +134,46 @@
           <w:lang w:eastAsia="zh-CN"/>
         </w:rPr>
         <w:t>2026-09-24</w:t>
+      </w:r>
+    </w:p>
+    <w:p>
+      <w:pPr>
+        <w:ind w:left="283"/>
+        <w:rPr>
+          <w:lang w:eastAsia="zh-CN"/>
+        </w:rPr>
+      </w:pPr>
+      <w:r>
+        <w:rPr>
+          <w:lang w:eastAsia="zh-CN"/>
+        </w:rPr>
+        <w:t xml:space="preserve">• </w:t>
+      </w:r>
+      <w:r>
+        <w:rPr>
+          <w:b/>
+          <w:lang w:eastAsia="zh-CN"/>
+        </w:rPr>
+        <w:t>部署/重启系统后，所有人不再被强制退出登录</w:t>
+      </w:r>
+      <w:r>
+        <w:rPr>
+          <w:lang w:eastAsia="zh-CN"/>
+        </w:rPr>
+        <w:t>：以前系统的登录加密密钥只放在内存里，每次重启（比如我们上线新版本）就换一把新的，所有人手里的登录状态和已经打开的页面里的表单一起作废，员工会突然被踢回登录页、正在填的表单提交时还会报错。现在密钥保存在服务器磁盘上，重启后照常有效。</w:t>
+      </w:r>
+      <w:r>
+        <w:rPr>
+          <w:b/>
+          <w:lang w:eastAsia="zh-CN"/>
+        </w:rPr>
+        <w:t>只有第一次上线这个版本那一次</w:t>
+      </w:r>
+      <w:r>
+        <w:rPr>
+          <w:lang w:eastAsia="zh-CN"/>
+        </w:rPr>
+        <w:t>，大家需要重新登录一次；以后不会了。这个密钥目录（`PrivateUploads/dp-keys`）不要手动删除。</w:t>
       </w:r>
     </w:p>
     <w:p>

--- a/docs/考勤系统更新日志_完整版.docx
+++ b/docs/考勤系统更新日志_完整版.docx
@@ -134,6 +134,87 @@
           <w:lang w:eastAsia="zh-CN"/>
         </w:rPr>
         <w:t>2026-09-24</w:t>
+      </w:r>
+    </w:p>
+    <w:p>
+      <w:pPr>
+        <w:ind w:left="283"/>
+        <w:rPr>
+          <w:lang w:eastAsia="zh-CN"/>
+        </w:rPr>
+      </w:pPr>
+      <w:r>
+        <w:rPr>
+          <w:lang w:eastAsia="zh-CN"/>
+        </w:rPr>
+        <w:t xml:space="preserve">• </w:t>
+      </w:r>
+      <w:r>
+        <w:rPr>
+          <w:b/>
+          <w:lang w:eastAsia="zh-CN"/>
+        </w:rPr>
+        <w:t>首页看板不再把"免考勤"的人算进去</w:t>
+      </w:r>
+      <w:r>
+        <w:rPr>
+          <w:lang w:eastAsia="zh-CN"/>
+        </w:rPr>
+        <w:t>：以前管理员、文员这类不需要打卡、已经勾了"免考勤"的人，每天都被算进看板的"总人数"和"未打卡"，点开"未打卡"名单还能看到他们的名字，和月度汇总里"0 天旷工"的结论互相矛盾。现在看板的总人数、未打卡卡片和名单都只统计需要打卡的人，卡片上的数字和点开后的人数也始终对得上。同时，免考勤的人在月度汇总和导出表里"应出勤天数"记为 0，不再显示成"应出勤 22 天、出勤 0 天"（看起来像整月没来）。</w:t>
+      </w:r>
+    </w:p>
+    <w:p>
+      <w:pPr>
+        <w:ind w:left="283"/>
+        <w:rPr>
+          <w:lang w:eastAsia="zh-CN"/>
+        </w:rPr>
+      </w:pPr>
+      <w:r>
+        <w:rPr>
+          <w:lang w:eastAsia="zh-CN"/>
+        </w:rPr>
+        <w:t xml:space="preserve">• </w:t>
+      </w:r>
+      <w:r>
+        <w:rPr>
+          <w:b/>
+          <w:lang w:eastAsia="zh-CN"/>
+        </w:rPr>
+        <w:t>网页上的"月度考勤报表"和 Excel 导出对齐</w:t>
+      </w:r>
+      <w:r>
+        <w:rPr>
+          <w:lang w:eastAsia="zh-CN"/>
+        </w:rPr>
+        <w:t>：以前导出的表已经有了"应出勤天数"列、表头写明单位、周末列头带日号，但网页上还是旧样子，HR 拿网页和导出对照会对不上。现在网页也补上了"应出勤天数"列（放在最后一列数据之后），"正班工时(h)""迟到时长(分)""早退时长(分)"等表头都带上了单位（分钟/小时），周六周日的列头也写成"29六""30日"，和导出完全一致。</w:t>
+      </w:r>
+    </w:p>
+    <w:p>
+      <w:pPr>
+        <w:ind w:left="283"/>
+        <w:rPr>
+          <w:lang w:eastAsia="zh-CN"/>
+        </w:rPr>
+      </w:pPr>
+      <w:r>
+        <w:rPr>
+          <w:lang w:eastAsia="zh-CN"/>
+        </w:rPr>
+        <w:t xml:space="preserve">• </w:t>
+      </w:r>
+      <w:r>
+        <w:rPr>
+          <w:b/>
+          <w:lang w:eastAsia="zh-CN"/>
+        </w:rPr>
+        <w:t>考勤机晚上才补传下班卡时，不再一直停在"旷工"</w:t>
+      </w:r>
+      <w:r>
+        <w:rPr>
+          <w:lang w:eastAsia="zh-CN"/>
+        </w:rPr>
+        <w:t>：如果考勤机断网/延迟，员工的下班卡在晚上 23:55 系统统一记旷工之后才传上来，而这天又没有上班卡，以前这条记录会一直停在"旷工"，员工第二天来问只能人工补卡。现在会自动改成"未打卡（缺上班卡）"，和系统对"只有下班卡"的其他处理保持一致；人有打卡为证，不算旷工。</w:t>
       </w:r>
     </w:p>
     <w:p>

--- a/docs/考勤系统更新日志_完整版.docx
+++ b/docs/考勤系统更新日志_完整版.docx
@@ -134,6 +134,347 @@
           <w:lang w:eastAsia="zh-CN"/>
         </w:rPr>
         <w:t>2026-09-24</w:t>
+      </w:r>
+    </w:p>
+    <w:p>
+      <w:pPr>
+        <w:ind w:left="283"/>
+        <w:rPr>
+          <w:lang w:eastAsia="zh-CN"/>
+        </w:rPr>
+      </w:pPr>
+      <w:r>
+        <w:rPr>
+          <w:lang w:eastAsia="zh-CN"/>
+        </w:rPr>
+        <w:t xml:space="preserve">• </w:t>
+      </w:r>
+      <w:r>
+        <w:rPr>
+          <w:b/>
+          <w:lang w:eastAsia="zh-CN"/>
+        </w:rPr>
+        <w:t>请假、出差的天数算法修正（重要，影响请假天数和工时）</w:t>
+      </w:r>
+      <w:r>
+        <w:rPr>
+          <w:lang w:eastAsia="zh-CN"/>
+        </w:rPr>
+        <w:t xml:space="preserve">：以前跨天请假是按"自然日 0 点到 24 点"切的——比如周一 13:30 请到周二 12:00，系统会算成请了 2 天（实际约 1 天），而且周一上午明明上了班，那天的工时却被清成 0，等于请 1 天假扣了 2 天钱；周五请到下周一，周六周日也被记成请假，出差同样把周末、法定节假日也记成出差并白给一天工时。现在改成：① </w:t>
+      </w:r>
+      <w:r>
+        <w:rPr>
+          <w:b/>
+          <w:lang w:eastAsia="zh-CN"/>
+        </w:rPr>
+        <w:t>请假只算和当天班次上下班时间重叠的部分</w:t>
+      </w:r>
+      <w:r>
+        <w:rPr>
+          <w:lang w:eastAsia="zh-CN"/>
+        </w:rPr>
+        <w:t xml:space="preserve">（周一 13:30 到周二 12:00 = 周一 4 小时 + 周二 3.5 小时，约 1 天；夜班请一晚只算当晚那一天）；② </w:t>
+      </w:r>
+      <w:r>
+        <w:rPr>
+          <w:b/>
+          <w:lang w:eastAsia="zh-CN"/>
+        </w:rPr>
+        <w:t>事假、病假、年假、调休遇到休息日和节假日不算请假</w:t>
+      </w:r>
+      <w:r>
+        <w:rPr>
+          <w:lang w:eastAsia="zh-CN"/>
+        </w:rPr>
+        <w:t>，</w:t>
+      </w:r>
+      <w:r>
+        <w:rPr>
+          <w:b/>
+          <w:lang w:eastAsia="zh-CN"/>
+        </w:rPr>
+        <w:t>婚假、产假、丧假按自然日算</w:t>
+      </w:r>
+      <w:r>
+        <w:rPr>
+          <w:lang w:eastAsia="zh-CN"/>
+        </w:rPr>
+        <w:t xml:space="preserve">（休息日也算）；③ </w:t>
+      </w:r>
+      <w:r>
+        <w:rPr>
+          <w:b/>
+          <w:lang w:eastAsia="zh-CN"/>
+        </w:rPr>
+        <w:t>出差遇到休息日、法定节假日不记出差</w:t>
+      </w:r>
+      <w:r>
+        <w:rPr>
+          <w:lang w:eastAsia="zh-CN"/>
+        </w:rPr>
+        <w:t>。没排班的日子仍按整天算。</w:t>
+      </w:r>
+      <w:r>
+        <w:rPr>
+          <w:b/>
+          <w:lang w:eastAsia="zh-CN"/>
+        </w:rPr>
+        <w:t>注意：这次只改今后审批通过的申请，之前已经批准的跨周末请假/出差记录不会自动变，需要的话要单独重算。</w:t>
+      </w:r>
+    </w:p>
+    <w:p>
+      <w:pPr>
+        <w:ind w:left="283"/>
+        <w:rPr>
+          <w:lang w:eastAsia="zh-CN"/>
+        </w:rPr>
+      </w:pPr>
+      <w:r>
+        <w:rPr>
+          <w:lang w:eastAsia="zh-CN"/>
+        </w:rPr>
+        <w:t xml:space="preserve">• </w:t>
+      </w:r>
+      <w:r>
+        <w:rPr>
+          <w:b/>
+          <w:lang w:eastAsia="zh-CN"/>
+        </w:rPr>
+        <w:t>夜班员工漏打一次下班卡后，不再连环错位</w:t>
+      </w:r>
+      <w:r>
+        <w:rPr>
+          <w:lang w:eastAsia="zh-CN"/>
+        </w:rPr>
+        <w:t>：以前只要昨天排的是夜班、有上班卡没下班卡，今天"任何时候"的打卡都会被接到昨天那条记录上——夜班员工周一晚上班后周二早上忘了打下班卡，周二晚上他来上班打卡，这张卡会被当成周一的下班卡，周二整天没有记录被记旷工，之后每天都错位。现在只有在昨天夜班应下班时间之后 6 小时内的打卡才会接到昨天那条，之后的打卡算新的一天。另外夜班下班时几分钟内连刷两次脸，第二次也不会再变成今天凭空多出来的一张上班卡。</w:t>
+      </w:r>
+    </w:p>
+    <w:p>
+      <w:pPr>
+        <w:ind w:left="283"/>
+        <w:rPr>
+          <w:lang w:eastAsia="zh-CN"/>
+        </w:rPr>
+      </w:pPr>
+      <w:r>
+        <w:rPr>
+          <w:lang w:eastAsia="zh-CN"/>
+        </w:rPr>
+        <w:t xml:space="preserve">• </w:t>
+      </w:r>
+      <w:r>
+        <w:rPr>
+          <w:b/>
+          <w:lang w:eastAsia="zh-CN"/>
+        </w:rPr>
+        <w:t>只补了一张卡的"旷工"日，不再同时算旷工和出勤</w:t>
+      </w:r>
+      <w:r>
+        <w:rPr>
+          <w:lang w:eastAsia="zh-CN"/>
+        </w:rPr>
+        <w:t>：以前后台已经把某天标成旷工后，员工（或管理员）只补了上班卡或下班卡，状态还挂在"旷工"，月度汇总会把这天既记 1 天旷工、又记 1 天出勤。现在补卡后会自动改成"未打卡（缺卡）"，跟系统对"只有下班卡"的处理保持一致。</w:t>
+      </w:r>
+    </w:p>
+    <w:p>
+      <w:pPr>
+        <w:ind w:left="283"/>
+        <w:rPr>
+          <w:lang w:eastAsia="zh-CN"/>
+        </w:rPr>
+      </w:pPr>
+      <w:r>
+        <w:rPr>
+          <w:lang w:eastAsia="zh-CN"/>
+        </w:rPr>
+        <w:t xml:space="preserve">• </w:t>
+      </w:r>
+      <w:r>
+        <w:rPr>
+          <w:b/>
+          <w:lang w:eastAsia="zh-CN"/>
+        </w:rPr>
+        <w:t>员工的人脸照片录入后不能自己更换，管理员可以清除</w:t>
+      </w:r>
+      <w:r>
+        <w:rPr>
+          <w:lang w:eastAsia="zh-CN"/>
+        </w:rPr>
+        <w:t>：以前员工可以随时自己换人脸参考照，把它换成同事的脸，同事就能替他远程打卡。现在录入后员工自己不能再改；确实要换（换发型、拍得不好），由管理员在「员工管理」里点这个人的"清除人脸"，员工再重新到"人脸信息"页录入。没录入过的员工照常可以录入。</w:t>
+      </w:r>
+    </w:p>
+    <w:p>
+      <w:pPr>
+        <w:ind w:left="283"/>
+        <w:rPr>
+          <w:lang w:eastAsia="zh-CN"/>
+        </w:rPr>
+      </w:pPr>
+      <w:r>
+        <w:rPr>
+          <w:lang w:eastAsia="zh-CN"/>
+        </w:rPr>
+        <w:t xml:space="preserve">• </w:t>
+      </w:r>
+      <w:r>
+        <w:rPr>
+          <w:b/>
+          <w:lang w:eastAsia="zh-CN"/>
+        </w:rPr>
+        <w:t>分公司管理员的权限收紧</w:t>
+      </w:r>
+      <w:r>
+        <w:rPr>
+          <w:lang w:eastAsia="zh-CN"/>
+        </w:rPr>
+        <w:t>：① 分公司管理员编辑下级账号时，</w:t>
+      </w:r>
+      <w:r>
+        <w:rPr>
+          <w:b/>
+          <w:lang w:eastAsia="zh-CN"/>
+        </w:rPr>
+        <w:t>不再悄悄改写对方的管理范围</w:t>
+      </w:r>
+      <w:r>
+        <w:rPr>
+          <w:lang w:eastAsia="zh-CN"/>
+        </w:rPr>
+        <w:t>（以前编辑下级分公司的文员，会把对方范围扩大成自己的整个范围）；② 分公司管理员/文员</w:t>
+      </w:r>
+      <w:r>
+        <w:rPr>
+          <w:b/>
+          <w:lang w:eastAsia="zh-CN"/>
+        </w:rPr>
+        <w:t>不能再编辑、重置密码、停用"管理范围为空"的总部文员</w:t>
+      </w:r>
+      <w:r>
+        <w:rPr>
+          <w:lang w:eastAsia="zh-CN"/>
+        </w:rPr>
+        <w:t>（这类文员能看全公司数据，重置他的密码等于接管一个不受限的账号），只有总部能操作；③ 总部编辑分公司管理员时，如果对方的管理范围部门已被停用，以前下拉框里找不到它、保存会误把对方改成"不受限"，现在会显示成"（已停用）"并保留；④ 分公司管理员不能停用自己管理范围的根部门，删除有下级部门的部门也会被拦下（否则下级部门会掉出他的管理范围）；⑤ 分公司管理员新建考勤组必须至少勾选一个本分公司的部门；⑥ 「手动补卡」页也加了同样的角色层级判断（文员不能改管理员的打卡）。</w:t>
+      </w:r>
+    </w:p>
+    <w:p>
+      <w:pPr>
+        <w:ind w:left="283"/>
+        <w:rPr>
+          <w:lang w:eastAsia="zh-CN"/>
+        </w:rPr>
+      </w:pPr>
+      <w:r>
+        <w:rPr>
+          <w:lang w:eastAsia="zh-CN"/>
+        </w:rPr>
+        <w:t xml:space="preserve">• </w:t>
+      </w:r>
+      <w:r>
+        <w:rPr>
+          <w:b/>
+          <w:lang w:eastAsia="zh-CN"/>
+        </w:rPr>
+        <w:t>考勤组管理页的操作提示不再丢失</w:t>
+      </w:r>
+      <w:r>
+        <w:rPr>
+          <w:lang w:eastAsia="zh-CN"/>
+        </w:rPr>
+        <w:t>：以前在考勤组管理页点保存/删除后，页面一刷新，成功或失败的提示就全没了——比如想删除有历史排班的考勤组，系统其实拒绝了并写了"请改用停用"，管理员却什么提示都看不到。现在提示会正常显示。</w:t>
+      </w:r>
+    </w:p>
+    <w:p>
+      <w:pPr>
+        <w:ind w:left="283"/>
+        <w:rPr>
+          <w:lang w:eastAsia="zh-CN"/>
+        </w:rPr>
+      </w:pPr>
+      <w:r>
+        <w:rPr>
+          <w:lang w:eastAsia="zh-CN"/>
+        </w:rPr>
+        <w:t xml:space="preserve">• </w:t>
+      </w:r>
+      <w:r>
+        <w:rPr>
+          <w:b/>
+          <w:lang w:eastAsia="zh-CN"/>
+        </w:rPr>
+        <w:t>审批单号偶发"整天提交失败"的隐患修复</w:t>
+      </w:r>
+      <w:r>
+        <w:rPr>
+          <w:lang w:eastAsia="zh-CN"/>
+        </w:rPr>
+        <w:t>：以前单号是按"当天第几单"数出来的，当天只要有一张不是最后一张的申请单被删掉（比如两人同时提交其中一张回滚、或删了当天提交过申请的员工），之后算出的单号就一直和已有的重复，当天这一类申请全部提交失败，要到第二天才恢复。现在改成取当天已用到的最大单号加 1。</w:t>
+      </w:r>
+    </w:p>
+    <w:p>
+      <w:pPr>
+        <w:ind w:left="283"/>
+        <w:rPr>
+          <w:lang w:eastAsia="zh-CN"/>
+        </w:rPr>
+      </w:pPr>
+      <w:r>
+        <w:rPr>
+          <w:lang w:eastAsia="zh-CN"/>
+        </w:rPr>
+        <w:t xml:space="preserve">• </w:t>
+      </w:r>
+      <w:r>
+        <w:rPr>
+          <w:b/>
+          <w:lang w:eastAsia="zh-CN"/>
+        </w:rPr>
+        <w:t>一批小修复</w:t>
+      </w:r>
+      <w:r>
+        <w:rPr>
+          <w:lang w:eastAsia="zh-CN"/>
+        </w:rPr>
+        <w:t>：登录连续输错被锁定 15 分钟后，以前再输错一次就立刻又锁 15 分钟，现在锁定到期后失败次数重新从 0 算；员工信息、月度汇总等导出的中文文件名以前会变成 %e5%91%98… 这样的乱码，现在正常；批量审批时某一条出问题，以前会中断整批并跳到错误页，现在只跳过那一条、其余照常处理；单次加班申请最长 24 小时（以前结束时间可以填到几天后）；员工扫码登记时姓名留空，现在提示"请填写姓名"而不是"提交失败"；没办入职的员工点远程打卡，现在会在调用（收费的）人脸识别之前就提示，不再白花一次识别费用；修改考勤机序列号时，还没执行的下发命令会跟着改到新序列号；系统对内部错误的原始提示不再原样返回给接口调用方。</w:t>
+      </w:r>
+    </w:p>
+    <w:p>
+      <w:pPr>
+        <w:ind w:left="283"/>
+        <w:rPr>
+          <w:lang w:eastAsia="zh-CN"/>
+        </w:rPr>
+      </w:pPr>
+      <w:r>
+        <w:rPr>
+          <w:lang w:eastAsia="zh-CN"/>
+        </w:rPr>
+        <w:t xml:space="preserve">• </w:t>
+      </w:r>
+      <w:r>
+        <w:rPr>
+          <w:b/>
+          <w:lang w:eastAsia="zh-CN"/>
+        </w:rPr>
+        <w:t>安卓 App 配置改成 https</w:t>
+      </w:r>
+      <w:r>
+        <w:rPr>
+          <w:lang w:eastAsia="zh-CN"/>
+        </w:rPr>
+        <w:t>：App 里写的还是 http 地址，而服务器现在只接受 https，App 会打不开或登录后状态保存不住。已经把配置改成 https，</w:t>
+      </w:r>
+      <w:r>
+        <w:rPr>
+          <w:b/>
+          <w:lang w:eastAsia="zh-CN"/>
+        </w:rPr>
+        <w:t>但需要重新打包 APK 才会生效</w:t>
+      </w:r>
+      <w:r>
+        <w:rPr>
+          <w:lang w:eastAsia="zh-CN"/>
+        </w:rPr>
+        <w:t>（在 mobile-app 目录执行 npx cap sync android 后重新打包），已经发给员工的旧 APK 需要换成新的。</w:t>
       </w:r>
     </w:p>
     <w:p>

--- a/docs/考勤系统更新日志_完整版.docx
+++ b/docs/考勤系统更新日志_完整版.docx
@@ -97,7 +97,7 @@
           <w:sz w:val="24"/>
           <w:lang w:eastAsia="zh-CN"/>
         </w:rPr>
-        <w:t>生成日期：2026年9月24日</w:t>
+        <w:t>生成日期：2026年9月28日</w:t>
       </w:r>
     </w:p>
     <w:p>
@@ -114,6 +114,53 @@
           <w:lang w:eastAsia="zh-CN"/>
         </w:rPr>
         <w:t>说明：这份文档记录考勤系统每次功能改动，语言尽量简单，方便非技术人员看懂；每次改动都会在最上面加一条新记录（时间倒序）。</w:t>
+      </w:r>
+    </w:p>
+    <w:p>
+      <w:pPr>
+        <w:spacing w:before="400" w:after="160"/>
+        <w:pBdr>
+          <w:bottom w:val="single" w:sz="6" w:space="4" w:color="1F4E79"/>
+        </w:pBdr>
+        <w:rPr>
+          <w:lang w:eastAsia="zh-CN"/>
+        </w:rPr>
+      </w:pPr>
+      <w:r>
+        <w:rPr>
+          <w:b/>
+          <w:color w:val="1F4E79"/>
+          <w:sz w:val="32"/>
+          <w:lang w:eastAsia="zh-CN"/>
+        </w:rPr>
+        <w:t>2026-09-28</w:t>
+      </w:r>
+    </w:p>
+    <w:p>
+      <w:pPr>
+        <w:ind w:left="283"/>
+        <w:rPr>
+          <w:lang w:eastAsia="zh-CN"/>
+        </w:rPr>
+      </w:pPr>
+      <w:r>
+        <w:rPr>
+          <w:lang w:eastAsia="zh-CN"/>
+        </w:rPr>
+        <w:t xml:space="preserve">• </w:t>
+      </w:r>
+      <w:r>
+        <w:rPr>
+          <w:b/>
+          <w:lang w:eastAsia="zh-CN"/>
+        </w:rPr>
+        <w:t>修复午间打卡后，"我的记录"里午间打卡那一栏一直显示"--"、没有打卡时间的问题</w:t>
+      </w:r>
+      <w:r>
+        <w:rPr>
+          <w:lang w:eastAsia="zh-CN"/>
+        </w:rPr>
+        <w:t>：以前员工中午打完午间卡，打卡本身是记下来了，但"午间打卡命中了哪一段、几点打的"要等到下班打了卡、系统算工时的时候才顺带写进考勤记录，所以从打完午间卡到下班打卡之前，"我的记录"（以及管理员看的记录）里午间那一栏一直是"--"，员工会以为中午的卡没打上。现在不管是手机远程打卡，还是考勤机上刷脸，打完午间卡就立刻显示这一段窗口和打卡时间（比如"12:00-13:00：12:30"）。这只是显示问题，工时和迟到早退的计算不受影响，之前的午间打卡也一直都记着，下班卡打完后就会补显示。</w:t>
       </w:r>
     </w:p>
     <w:p>

--- a/docs/考勤系统更新日志_完整版.docx
+++ b/docs/考勤系统更新日志_完整版.docx
@@ -134,6 +134,59 @@
           <w:lang w:eastAsia="zh-CN"/>
         </w:rPr>
         <w:t>2026-09-28</w:t>
+      </w:r>
+    </w:p>
+    <w:p>
+      <w:pPr>
+        <w:ind w:left="283"/>
+        <w:rPr>
+          <w:lang w:eastAsia="zh-CN"/>
+        </w:rPr>
+      </w:pPr>
+      <w:r>
+        <w:rPr>
+          <w:lang w:eastAsia="zh-CN"/>
+        </w:rPr>
+        <w:t xml:space="preserve">• </w:t>
+      </w:r>
+      <w:r>
+        <w:rPr>
+          <w:b/>
+          <w:lang w:eastAsia="zh-CN"/>
+        </w:rPr>
+        <w:t>休息日上班且批了加班的，只算加班、不再重复记正班工时（重要，影响发工资的数字）</w:t>
+      </w:r>
+      <w:r>
+        <w:rPr>
+          <w:lang w:eastAsia="zh-CN"/>
+        </w:rPr>
+        <w:t>：以前休息日（周末或班次配置的休息日）如果员工上班了、并且加班申请已经批准，系统会把这天记成"正班工时 8 小时 + 加班时长"——比如有人周六全天来上班，加班单批了 13.5 小时，系统同时记了 8 小时正班工时，一共 21.5 小时，而他实际在岗净工时只有约 12 小时，同一段时间被算了两遍。现在改成：</w:t>
+      </w:r>
+      <w:r>
+        <w:rPr>
+          <w:b/>
+          <w:lang w:eastAsia="zh-CN"/>
+        </w:rPr>
+        <w:t>休息日一律不计正班工时，批了加班的只算加班</w:t>
+      </w:r>
+      <w:r>
+        <w:rPr>
+          <w:lang w:eastAsia="zh-CN"/>
+        </w:rPr>
+        <w:t>（加班时长仍以审批单为准，休息日没批加班的仍然是 0）；工作日不受影响。</w:t>
+      </w:r>
+      <w:r>
+        <w:rPr>
+          <w:b/>
+          <w:lang w:eastAsia="zh-CN"/>
+        </w:rPr>
+        <w:t>注意：这次只改今后新打的卡和重新结算的记录，已经存在的记录不会自动变</w:t>
+      </w:r>
+      <w:r>
+        <w:rPr>
+          <w:lang w:eastAsia="zh-CN"/>
+        </w:rPr>
+        <w:t>，需要单独回填。</w:t>
       </w:r>
     </w:p>
     <w:p>

--- a/docs/考勤系统更新日志_完整版.docx
+++ b/docs/考勤系统更新日志_完整版.docx
@@ -134,6 +134,59 @@
           <w:lang w:eastAsia="zh-CN"/>
         </w:rPr>
         <w:t>2026-09-28</w:t>
+      </w:r>
+    </w:p>
+    <w:p>
+      <w:pPr>
+        <w:ind w:left="283"/>
+        <w:rPr>
+          <w:lang w:eastAsia="zh-CN"/>
+        </w:rPr>
+      </w:pPr>
+      <w:r>
+        <w:rPr>
+          <w:lang w:eastAsia="zh-CN"/>
+        </w:rPr>
+        <w:t xml:space="preserve">• </w:t>
+      </w:r>
+      <w:r>
+        <w:rPr>
+          <w:b/>
+          <w:lang w:eastAsia="zh-CN"/>
+        </w:rPr>
+        <w:t>加班申请的时长也按饭点扣除（重要，影响加班工时）</w:t>
+      </w:r>
+      <w:r>
+        <w:rPr>
+          <w:lang w:eastAsia="zh-CN"/>
+        </w:rPr>
+        <w:t>：以前加班时长直接取申请的"结束时间 − 开始时间"，中间的午休、晚餐也被算成了加班——比如休息日从 08:30 加班到 22:00，会记成 13.5 小时，而同样的在岗时间，正班工时是会扣饭点的。现在加班时长和正班工时用同一套规则：</w:t>
+      </w:r>
+      <w:r>
+        <w:rPr>
+          <w:b/>
+          <w:lang w:eastAsia="zh-CN"/>
+        </w:rPr>
+        <w:t>申请的时间段超过 6 小时扣午休（默认 60 分钟），超过 9 小时再扣晚餐（默认 30 分钟，按所在考勤组的设置），再按半小时向下取整</w:t>
+      </w:r>
+      <w:r>
+        <w:rPr>
+          <w:lang w:eastAsia="zh-CN"/>
+        </w:rPr>
+        <w:t>——08:30 到 22:00 的加班现在记 12 小时；08:30 到 17:30（正好 9 小时）记 8 小时；18:00 到 22:00（4 小时）不扣仍是 4 小时。</w:t>
+      </w:r>
+      <w:r>
+        <w:rPr>
+          <w:b/>
+          <w:lang w:eastAsia="zh-CN"/>
+        </w:rPr>
+        <w:t>不足 0.5 小时的加班申请现在不能提交。</w:t>
+      </w:r>
+      <w:r>
+        <w:rPr>
+          <w:lang w:eastAsia="zh-CN"/>
+        </w:rPr>
+        <w:t>已经批准并记入考勤的加班不会自动变，只有今后批准的加班单（包括现在还没批的老单子）按新规则记入，需要的话已有的要单独回填。</w:t>
       </w:r>
     </w:p>
     <w:p>

--- a/docs/考勤系统更新日志_完整版.docx
+++ b/docs/考勤系统更新日志_完整版.docx
@@ -134,6 +134,72 @@
           <w:lang w:eastAsia="zh-CN"/>
         </w:rPr>
         <w:t>2026-09-28</w:t>
+      </w:r>
+    </w:p>
+    <w:p>
+      <w:pPr>
+        <w:ind w:left="283"/>
+        <w:rPr>
+          <w:lang w:eastAsia="zh-CN"/>
+        </w:rPr>
+      </w:pPr>
+      <w:r>
+        <w:rPr>
+          <w:lang w:eastAsia="zh-CN"/>
+        </w:rPr>
+        <w:t xml:space="preserve">• </w:t>
+      </w:r>
+      <w:r>
+        <w:rPr>
+          <w:b/>
+          <w:lang w:eastAsia="zh-CN"/>
+        </w:rPr>
+        <w:t>修复夜班员工手机打卡后上班卡错乱的问题（重要）</w:t>
+      </w:r>
+      <w:r>
+        <w:rPr>
+          <w:lang w:eastAsia="zh-CN"/>
+        </w:rPr>
+        <w:t xml:space="preserve">：现场出现夜班员工（比如肖文城）的记录变成"上班 08:40、下班第二天 08:33"，晚上真正来上班的那次却被当成午间卡，上班卡丢了。原因有两个：一是夜班早上打完下班卡后，员工又点了一次打卡，系统认为"今天还没上班"，就生成了一张早上 08:40 的错误上班卡；二是一旦有了这张错的上班卡，晚上真正来上班的打卡就被当成了午间卡。线上从 9 月 26 日起已经有 13 个人受影响。现在改成：① </w:t>
+      </w:r>
+      <w:r>
+        <w:rPr>
+          <w:b/>
+          <w:lang w:eastAsia="zh-CN"/>
+        </w:rPr>
+        <w:t>夜班刚打完下班卡（30 分钟内）又点打卡，会提示"您刚刚已经打过下班卡，无需重复打卡"，不生成新的上班卡，也不会花人脸识别的费用</w:t>
+      </w:r>
+      <w:r>
+        <w:rPr>
+          <w:lang w:eastAsia="zh-CN"/>
+        </w:rPr>
+        <w:t xml:space="preserve">；② </w:t>
+      </w:r>
+      <w:r>
+        <w:rPr>
+          <w:b/>
+          <w:lang w:eastAsia="zh-CN"/>
+        </w:rPr>
+        <w:t>跨天班次（晚班/夜班）的上班卡只能在应上班时间前 6 小时以内打</w:t>
+      </w:r>
+      <w:r>
+        <w:rPr>
+          <w:lang w:eastAsia="zh-CN"/>
+        </w:rPr>
+        <w:t>，太早的（比如 20:30 上班的班，早上或中午打的）会提示"现在不在上班打卡时间，最早几点起可以打，如果是漏打请提交补卡申请"；考勤机上刷脸同样处理：跨天班次离上班时间太早的打卡不当作上班卡（考勤机不能弹提示，只记日志）。白班、以及正常的上班/下班/午间打卡不受影响。</w:t>
+      </w:r>
+      <w:r>
+        <w:rPr>
+          <w:b/>
+          <w:lang w:eastAsia="zh-CN"/>
+        </w:rPr>
+        <w:t>注意：已经被弄乱的那些记录不会自动恢复</w:t>
+      </w:r>
+      <w:r>
+        <w:rPr>
+          <w:lang w:eastAsia="zh-CN"/>
+        </w:rPr>
+        <w:t>，需要单独核对修正。</w:t>
       </w:r>
     </w:p>
     <w:p>

--- a/docs/考勤系统更新日志_完整版.docx
+++ b/docs/考勤系统更新日志_完整版.docx
@@ -134,6 +134,85 @@
           <w:lang w:eastAsia="zh-CN"/>
         </w:rPr>
         <w:t>2026-09-28</w:t>
+      </w:r>
+    </w:p>
+    <w:p>
+      <w:pPr>
+        <w:ind w:left="283"/>
+        <w:rPr>
+          <w:lang w:eastAsia="zh-CN"/>
+        </w:rPr>
+      </w:pPr>
+      <w:r>
+        <w:rPr>
+          <w:lang w:eastAsia="zh-CN"/>
+        </w:rPr>
+        <w:t xml:space="preserve">• </w:t>
+      </w:r>
+      <w:r>
+        <w:rPr>
+          <w:b/>
+          <w:lang w:eastAsia="zh-CN"/>
+        </w:rPr>
+        <w:t>新增"总审批记录"页面（管理员、文员都能用，并且能导出）</w:t>
+      </w:r>
+      <w:r>
+        <w:rPr>
+          <w:lang w:eastAsia="zh-CN"/>
+        </w:rPr>
+        <w:t>：以前想查员工提交了哪些申请、审批结果怎么样，只能在"待我审批"里看自己经手的，或者一个个员工去翻，管理员和文员没有地方一次看全。现在左侧"管理"菜单里新增了"</w:t>
+      </w:r>
+      <w:r>
+        <w:rPr>
+          <w:b/>
+          <w:lang w:eastAsia="zh-CN"/>
+        </w:rPr>
+        <w:t>总审批记录</w:t>
+      </w:r>
+      <w:r>
+        <w:rPr>
+          <w:lang w:eastAsia="zh-CN"/>
+        </w:rPr>
+        <w:t>"：所有管理员和文员账号都能打开（不用单独开通），集中显示员工提交的全部申请——补卡、请假、加班、出差——以及每一级审批人的处理结果、意见和处理时间。</w:t>
+      </w:r>
+      <w:r>
+        <w:rPr>
+          <w:b/>
+          <w:lang w:eastAsia="zh-CN"/>
+        </w:rPr>
+        <w:t>分公司的管理员和文员只能看到自己管理范围内员工的申请，总部管理员看全部</w:t>
+      </w:r>
+      <w:r>
+        <w:rPr>
+          <w:lang w:eastAsia="zh-CN"/>
+        </w:rPr>
+        <w:t>，跟其他管理页面的范围规则一致。</w:t>
+      </w:r>
+      <w:r>
+        <w:rPr>
+          <w:b/>
+          <w:lang w:eastAsia="zh-CN"/>
+        </w:rPr>
+        <w:t>只保留最近 2 个月内提交的记录</w:t>
+      </w:r>
+      <w:r>
+        <w:rPr>
+          <w:lang w:eastAsia="zh-CN"/>
+        </w:rPr>
+        <w:t>（更早的看不到，也导不出，手动改网址也翻不出更早的）。可以按提交日期、类型、状态、部门（含下级）、姓名/工号/单号筛选，分页显示；点右上角"</w:t>
+      </w:r>
+      <w:r>
+        <w:rPr>
+          <w:b/>
+          <w:lang w:eastAsia="zh-CN"/>
+        </w:rPr>
+        <w:t>导出 Excel</w:t>
+      </w:r>
+      <w:r>
+        <w:rPr>
+          <w:lang w:eastAsia="zh-CN"/>
+        </w:rPr>
+        <w:t>"会把当前筛选出来的全部记录导成一个 Excel（申请内容、时长、理由、当前状态、各级审批意见、最后处理时间都在里面，表头带筛选箭头）。每次导出系统会留一条日志记录是谁导的、导了多少条。</w:t>
       </w:r>
     </w:p>
     <w:p>

--- a/docs/考勤系统更新日志_完整版.docx
+++ b/docs/考勤系统更新日志_完整版.docx
@@ -134,6 +134,72 @@
           <w:lang w:eastAsia="zh-CN"/>
         </w:rPr>
         <w:t>2026-09-28</w:t>
+      </w:r>
+    </w:p>
+    <w:p>
+      <w:pPr>
+        <w:ind w:left="283"/>
+        <w:rPr>
+          <w:lang w:eastAsia="zh-CN"/>
+        </w:rPr>
+      </w:pPr>
+      <w:r>
+        <w:rPr>
+          <w:lang w:eastAsia="zh-CN"/>
+        </w:rPr>
+        <w:t xml:space="preserve">• </w:t>
+      </w:r>
+      <w:r>
+        <w:rPr>
+          <w:b/>
+          <w:lang w:eastAsia="zh-CN"/>
+        </w:rPr>
+        <w:t>线上数据修复：夜班打卡错记 + 新周期（9/26 起）的休息日工时、加班时长回填</w:t>
+      </w:r>
+      <w:r>
+        <w:rPr>
+          <w:lang w:eastAsia="zh-CN"/>
+        </w:rPr>
+        <w:t xml:space="preserve">：① 9/26 起有 13 名夜班员工（肖文城等）因手机打卡的问题被记错上班卡，系统已把他们的原始打卡按修复后的规则重新走了一遍，共修正 18 条记录——真实到岗的打卡（晚上 19:40~20:30 那次）恢复为上班卡，早上/凌晨的杂散打卡不再算上班卡，休息日没有有效打卡的错误记录已删除，今天的空记录已清除；② </w:t>
+      </w:r>
+      <w:r>
+        <w:rPr>
+          <w:b/>
+          <w:lang w:eastAsia="zh-CN"/>
+        </w:rPr>
+        <w:t>新周期（9/26 起）的休息日正班工时清零 175 条</w:t>
+      </w:r>
+      <w:r>
+        <w:rPr>
+          <w:lang w:eastAsia="zh-CN"/>
+        </w:rPr>
+        <w:t xml:space="preserve">（只算加班，与新规则一致）；③ </w:t>
+      </w:r>
+      <w:r>
+        <w:rPr>
+          <w:b/>
+          <w:lang w:eastAsia="zh-CN"/>
+        </w:rPr>
+        <w:t>新周期已批准的 160 张加班单按新规则重算</w:t>
+      </w:r>
+      <w:r>
+        <w:rPr>
+          <w:lang w:eastAsia="zh-CN"/>
+        </w:rPr>
+        <w:t>（超过 6 小时扣午休、超过 9 小时再扣晚餐，共少计 227.4 小时；比如陈林发 9/26 现在是正班 0 小时、加班 12 小时）。</w:t>
+      </w:r>
+      <w:r>
+        <w:rPr>
+          <w:b/>
+          <w:lang w:eastAsia="zh-CN"/>
+        </w:rPr>
+        <w:t>已发工资的上一期（9/1~9/25）没有改动。</w:t>
+      </w:r>
+      <w:r>
+        <w:rPr>
+          <w:lang w:eastAsia="zh-CN"/>
+        </w:rPr>
+        <w:t xml:space="preserve"> 修改前都做了数据库备份，原记录也另存在备份表里，需要时可以还原。</w:t>
       </w:r>
     </w:p>
     <w:p>

--- a/docs/考勤系统更新日志_完整版.docx
+++ b/docs/考勤系统更新日志_完整版.docx
@@ -134,6 +134,66 @@
           <w:lang w:eastAsia="zh-CN"/>
         </w:rPr>
         <w:t>2026-09-28</w:t>
+      </w:r>
+    </w:p>
+    <w:p>
+      <w:pPr>
+        <w:ind w:left="283"/>
+        <w:rPr>
+          <w:lang w:eastAsia="zh-CN"/>
+        </w:rPr>
+      </w:pPr>
+      <w:r>
+        <w:rPr>
+          <w:lang w:eastAsia="zh-CN"/>
+        </w:rPr>
+        <w:t xml:space="preserve">• </w:t>
+      </w:r>
+      <w:r>
+        <w:rPr>
+          <w:b/>
+          <w:lang w:eastAsia="zh-CN"/>
+        </w:rPr>
+        <w:t>工作日的加班申请，时间不能和上班时间重叠了（重要）</w:t>
+      </w:r>
+      <w:r>
+        <w:rPr>
+          <w:lang w:eastAsia="zh-CN"/>
+        </w:rPr>
+        <w:t>：上一期发现有 122 张工作日的加班单，把整个上班时间（比如 08:30 到 17:30，甚至一整天）都填成了加班，同一段时间既按打卡算了正班工时、又算了加班，约 1000 小时被重复计算。现在员工提交加班申请时，</w:t>
+      </w:r>
+      <w:r>
+        <w:rPr>
+          <w:b/>
+          <w:lang w:eastAsia="zh-CN"/>
+        </w:rPr>
+        <w:t>如果是工作日，加班的时间段和当天班次的上下班时间有重叠，系统会直接提示"加班时间不能和上班时间重叠，请只填下班后（或上班前）的加班时段"（并显示当天的班次时间），不让提交</w:t>
+      </w:r>
+      <w:r>
+        <w:rPr>
+          <w:lang w:eastAsia="zh-CN"/>
+        </w:rPr>
+        <w:t>。只填下班后、或上班前的时段不受影响；</w:t>
+      </w:r>
+      <w:r>
+        <w:rPr>
+          <w:b/>
+          <w:lang w:eastAsia="zh-CN"/>
+        </w:rPr>
+        <w:t>休息日、法定节假日</w:t>
+      </w:r>
+      <w:r>
+        <w:rPr>
+          <w:lang w:eastAsia="zh-CN"/>
+        </w:rPr>
+        <w:t>没有"正班"，整天加班照常可以填；当天没排班的也不判断；调班补班日按工作日处理。申请页面的提示文字也同步写明了这条规则。</w:t>
+      </w:r>
+      <w:r>
+        <w:rPr>
+          <w:b/>
+          <w:lang w:eastAsia="zh-CN"/>
+        </w:rPr>
+        <w:t>注意：这只管今后提交的申请，已经提交、已经批准的老单子不受影响。</w:t>
       </w:r>
     </w:p>
     <w:p>

--- a/docs/考勤系统更新日志_完整版.docx
+++ b/docs/考勤系统更新日志_完整版.docx
@@ -134,6 +134,59 @@
           <w:lang w:eastAsia="zh-CN"/>
         </w:rPr>
         <w:t>2026-09-28</w:t>
+      </w:r>
+    </w:p>
+    <w:p>
+      <w:pPr>
+        <w:ind w:left="283"/>
+        <w:rPr>
+          <w:lang w:eastAsia="zh-CN"/>
+        </w:rPr>
+      </w:pPr>
+      <w:r>
+        <w:rPr>
+          <w:lang w:eastAsia="zh-CN"/>
+        </w:rPr>
+        <w:t xml:space="preserve">• </w:t>
+      </w:r>
+      <w:r>
+        <w:rPr>
+          <w:b/>
+          <w:lang w:eastAsia="zh-CN"/>
+        </w:rPr>
+        <w:t>线上数据修复：新周期（9/26 起）存量请假记录按新口径修正</w:t>
+      </w:r>
+      <w:r>
+        <w:rPr>
+          <w:lang w:eastAsia="zh-CN"/>
+        </w:rPr>
+        <w:t>：之前已批准的请假单是按旧算法生成考勤记录的，周末、请假到 08:30 就结束的那天也被记成了请假。这次对新周期（9/26 起）做了修正：</w:t>
+      </w:r>
+      <w:r>
+        <w:rPr>
+          <w:b/>
+          <w:lang w:eastAsia="zh-CN"/>
+        </w:rPr>
+        <w:t>44 条休息日的错误请假记录已删除；5 条休息日既被记成请假、当天又有打卡的，状态改回正常、请假清零（打卡保留）；21 张请假单上的总时长同步成按新规则算出的数</w:t>
+      </w:r>
+      <w:r>
+        <w:rPr>
+          <w:lang w:eastAsia="zh-CN"/>
+        </w:rPr>
+        <w:t>，共涉及 25 名员工、少计请假 376 小时，这些人的月度报表里请假天数会相应减少。</w:t>
+      </w:r>
+      <w:r>
+        <w:rPr>
+          <w:b/>
+          <w:lang w:eastAsia="zh-CN"/>
+        </w:rPr>
+        <w:t>工资已发的上一期（9/1~9/25）没有改动。</w:t>
+      </w:r>
+      <w:r>
+        <w:rPr>
+          <w:lang w:eastAsia="zh-CN"/>
+        </w:rPr>
+        <w:t xml:space="preserve"> 改之前做了数据库备份，原记录也另存在备份表里，可以还原。另外提醒：那 5 个休息日来上班但没有加班申请的员工，休息日工时按规则是 0，需要的话请他们补交加班申请。</w:t>
       </w:r>
     </w:p>
     <w:p>

--- a/docs/考勤系统更新日志_完整版.docx
+++ b/docs/考勤系统更新日志_完整版.docx
@@ -134,6 +134,189 @@
           <w:lang w:eastAsia="zh-CN"/>
         </w:rPr>
         <w:t>2026-09-28</w:t>
+      </w:r>
+    </w:p>
+    <w:p>
+      <w:pPr>
+        <w:ind w:left="283"/>
+        <w:rPr>
+          <w:lang w:eastAsia="zh-CN"/>
+        </w:rPr>
+      </w:pPr>
+      <w:r>
+        <w:rPr>
+          <w:lang w:eastAsia="zh-CN"/>
+        </w:rPr>
+        <w:t xml:space="preserve">• </w:t>
+      </w:r>
+      <w:r>
+        <w:rPr>
+          <w:b/>
+          <w:lang w:eastAsia="zh-CN"/>
+        </w:rPr>
+        <w:t>月度汇总导出表（发工资用的那份 Excel）美化，更好看、更好找列、更好打印</w:t>
+      </w:r>
+      <w:r>
+        <w:rPr>
+          <w:lang w:eastAsia="zh-CN"/>
+        </w:rPr>
+        <w:t xml:space="preserve">：① </w:t>
+      </w:r>
+      <w:r>
+        <w:rPr>
+          <w:b/>
+          <w:lang w:eastAsia="zh-CN"/>
+        </w:rPr>
+        <w:t>标题靠左</w:t>
+      </w:r>
+      <w:r>
+        <w:rPr>
+          <w:lang w:eastAsia="zh-CN"/>
+        </w:rPr>
+        <w:t xml:space="preserve">：写成"月度考勤汇总"加一段"统计周期 … · 共 N 人"，一打开就能看到（以前标题居中在很右边，冻结窗格后左上角是空的）；② </w:t>
+      </w:r>
+      <w:r>
+        <w:rPr>
+          <w:b/>
+          <w:lang w:eastAsia="zh-CN"/>
+        </w:rPr>
+        <w:t>第 2 行改成彩色图例块</w:t>
+      </w:r>
+      <w:r>
+        <w:rPr>
+          <w:lang w:eastAsia="zh-CN"/>
+        </w:rPr>
+        <w:t xml:space="preserve">：夜班（淡黄）、休息/节假日（浅灰）、迟到/早退（橙字）、缺卡/旷工（红字）四个色块，颜色和表格里的一致，说明文字也缩短了；③ </w:t>
+      </w:r>
+      <w:r>
+        <w:rPr>
+          <w:b/>
+          <w:lang w:eastAsia="zh-CN"/>
+        </w:rPr>
+        <w:t>表头分两层</w:t>
+      </w:r>
+      <w:r>
+        <w:rPr>
+          <w:lang w:eastAsia="zh-CN"/>
+        </w:rPr>
+        <w:t>：上面一行是分组（基本信息 / 考勤结果 / 出勤与工时 / 迟到·早退·缺卡·旷工 / 出差·夜班·加班 / 对照），下面一行是列名，每组不同浅色；</w:t>
+      </w:r>
+      <w:r>
+        <w:rPr>
+          <w:b/>
+          <w:lang w:eastAsia="zh-CN"/>
+        </w:rPr>
+        <w:t>顺带解决了筛选下拉框里很多列没有名字的问题</w:t>
+      </w:r>
+      <w:r>
+        <w:rPr>
+          <w:lang w:eastAsia="zh-CN"/>
+        </w:rPr>
+        <w:t xml:space="preserve">（以前姓名、部门、各统计列的下拉框标题是空白的）；④ </w:t>
+      </w:r>
+      <w:r>
+        <w:rPr>
+          <w:b/>
+          <w:lang w:eastAsia="zh-CN"/>
+        </w:rPr>
+        <w:t>每天的日期都带星期</w:t>
+      </w:r>
+      <w:r>
+        <w:rPr>
+          <w:lang w:eastAsia="zh-CN"/>
+        </w:rPr>
+        <w:t xml:space="preserve">（"26↵三"），周末灰色，一眼看出哪天是周末；⑤ 格线改成浅灰，每个分组之间加了一条深色竖线，表头下面加了深蓝粗线，不再满屏黑格子；⑥ </w:t>
+      </w:r>
+      <w:r>
+        <w:rPr>
+          <w:b/>
+          <w:lang w:eastAsia="zh-CN"/>
+        </w:rPr>
+        <w:t>颜色调柔和</w:t>
+      </w:r>
+      <w:r>
+        <w:rPr>
+          <w:lang w:eastAsia="zh-CN"/>
+        </w:rPr>
+        <w:t xml:space="preserve">：夜班淡黄、休息日浅灰、迟到早退深橙字、缺卡旷工深红字，每天工时是 0 的用浅灰字不抢眼；⑦ </w:t>
+      </w:r>
+      <w:r>
+        <w:rPr>
+          <w:b/>
+          <w:lang w:eastAsia="zh-CN"/>
+        </w:rPr>
+        <w:t>姓名、考勤组、部门、职位、合同公司靠左，数字居中</w:t>
+      </w:r>
+      <w:r>
+        <w:rPr>
+          <w:lang w:eastAsia="zh-CN"/>
+        </w:rPr>
+        <w:t xml:space="preserve">；⑧ </w:t>
+      </w:r>
+      <w:r>
+        <w:rPr>
+          <w:b/>
+          <w:lang w:eastAsia="zh-CN"/>
+        </w:rPr>
+        <w:t>数字格式统一</w:t>
+      </w:r>
+      <w:r>
+        <w:rPr>
+          <w:lang w:eastAsia="zh-CN"/>
+        </w:rPr>
+        <w:t xml:space="preserve">：带(h)的工时列统一一位小数（56.0、35.5），0 显示"-"；带(分)的分钟列用千分位（1,726）；⑨ 字号和列宽更紧凑，同一屏能多看约 10 列，统计列表头把单位换到第二行；⑩ </w:t>
+      </w:r>
+      <w:r>
+        <w:rPr>
+          <w:b/>
+          <w:lang w:eastAsia="zh-CN"/>
+        </w:rPr>
+        <w:t>合计行换配色</w:t>
+      </w:r>
+      <w:r>
+        <w:rPr>
+          <w:lang w:eastAsia="zh-CN"/>
+        </w:rPr>
+        <w:t xml:space="preserve">，每日合计字号调小防止显示成"###"，前 6 列合并写"合计（随筛选结果变化）"；⑪ </w:t>
+      </w:r>
+      <w:r>
+        <w:rPr>
+          <w:b/>
+          <w:lang w:eastAsia="zh-CN"/>
+        </w:rPr>
+        <w:t>打印改成 A3 横向</w:t>
+      </w:r>
+      <w:r>
+        <w:rPr>
+          <w:lang w:eastAsia="zh-CN"/>
+        </w:rPr>
+        <w:t>，页边距收窄、居中，每页有页码和打印日期。</w:t>
+      </w:r>
+      <w:r>
+        <w:rPr>
+          <w:b/>
+          <w:lang w:eastAsia="zh-CN"/>
+        </w:rPr>
+        <w:t>没有变的</w:t>
+      </w:r>
+      <w:r>
+        <w:rPr>
+          <w:lang w:eastAsia="zh-CN"/>
+        </w:rPr>
+        <w:t>：列的顺序和位置、标题/图例/表头/数据/合计所在的行号、合计的求和方式（筛选后随之变化）、数据本身都和以前完全一样。</w:t>
+      </w:r>
+      <w:r>
+        <w:rPr>
+          <w:b/>
+          <w:lang w:eastAsia="zh-CN"/>
+        </w:rPr>
+        <w:t>提醒</w:t>
+      </w:r>
+      <w:r>
+        <w:rPr>
+          <w:lang w:eastAsia="zh-CN"/>
+        </w:rPr>
+        <w:t>：表头文字里为了换行加了换行符（比如"正班工时"和"(h)"分两行显示），如果有程序或对照表是按表头文字取列的，需要先去掉换行再比对；按列位置取数的不受影响。</w:t>
       </w:r>
     </w:p>
     <w:p>

--- a/docs/考勤系统更新日志_完整版.docx
+++ b/docs/考勤系统更新日志_完整版.docx
@@ -134,6 +134,72 @@
           <w:lang w:eastAsia="zh-CN"/>
         </w:rPr>
         <w:t>2026-09-28</w:t>
+      </w:r>
+    </w:p>
+    <w:p>
+      <w:pPr>
+        <w:ind w:left="283"/>
+        <w:rPr>
+          <w:lang w:eastAsia="zh-CN"/>
+        </w:rPr>
+      </w:pPr>
+      <w:r>
+        <w:rPr>
+          <w:lang w:eastAsia="zh-CN"/>
+        </w:rPr>
+        <w:t xml:space="preserve">• </w:t>
+      </w:r>
+      <w:r>
+        <w:rPr>
+          <w:b/>
+          <w:lang w:eastAsia="zh-CN"/>
+        </w:rPr>
+        <w:t>代码审查修了 3 处小毛病</w:t>
+      </w:r>
+      <w:r>
+        <w:rPr>
+          <w:lang w:eastAsia="zh-CN"/>
+        </w:rPr>
+        <w:t xml:space="preserve">：① </w:t>
+      </w:r>
+      <w:r>
+        <w:rPr>
+          <w:b/>
+          <w:lang w:eastAsia="zh-CN"/>
+        </w:rPr>
+        <w:t>夜班员工在请假/出差当天的早上下班打卡</w:t>
+      </w:r>
+      <w:r>
+        <w:rPr>
+          <w:lang w:eastAsia="zh-CN"/>
+        </w:rPr>
+        <w:t xml:space="preserve">：以前因为"今天已有一条请假记录"，这张下班卡会被当成今天的上班卡（被"太早"拦下，或者记成错误的上班卡），昨晚那一班就一直没有下班卡；现在只要今天这条记录还没有上班卡，就会先看昨晚的夜班是不是还没下班。② </w:t>
+      </w:r>
+      <w:r>
+        <w:rPr>
+          <w:b/>
+          <w:lang w:eastAsia="zh-CN"/>
+        </w:rPr>
+        <w:t>夜班员工在凌晨填加班</w:t>
+      </w:r>
+      <w:r>
+        <w:rPr>
+          <w:lang w:eastAsia="zh-CN"/>
+        </w:rPr>
+        <w:t xml:space="preserve">：以前只检查"当天班次"有没有重叠，夜班延续到第二天早上的那一段（比如 00:00–04:00）没检查，会重复计算；现在也会检查前一天的跨天班次，提示里写"前一天的班次是 20:00–08:00"。③ </w:t>
+      </w:r>
+      <w:r>
+        <w:rPr>
+          <w:b/>
+          <w:lang w:eastAsia="zh-CN"/>
+        </w:rPr>
+        <w:t>人脸照片文件丢了的员工可以自己重录</w:t>
+      </w:r>
+      <w:r>
+        <w:rPr>
+          <w:lang w:eastAsia="zh-CN"/>
+        </w:rPr>
+        <w:t>：以前数据库里有照片地址就锁住不让重录，但文件不在了，远程打卡又提示"请重新录入"，两头互相卡住；现在文件真的还在才锁，文件丢了页面会提示并允许重录。（新增 6 个自动测试，共 203 个全部通过。）</w:t>
       </w:r>
     </w:p>
     <w:p>

--- a/docs/考勤系统更新日志_完整版.docx
+++ b/docs/考勤系统更新日志_完整版.docx
@@ -134,6 +134,92 @@
           <w:lang w:eastAsia="zh-CN"/>
         </w:rPr>
         <w:t>2026-09-28</w:t>
+      </w:r>
+    </w:p>
+    <w:p>
+      <w:pPr>
+        <w:ind w:left="283"/>
+        <w:rPr>
+          <w:lang w:eastAsia="zh-CN"/>
+        </w:rPr>
+      </w:pPr>
+      <w:r>
+        <w:rPr>
+          <w:lang w:eastAsia="zh-CN"/>
+        </w:rPr>
+        <w:t xml:space="preserve">• </w:t>
+      </w:r>
+      <w:r>
+        <w:rPr>
+          <w:b/>
+          <w:lang w:eastAsia="zh-CN"/>
+        </w:rPr>
+        <w:t>新增：管理员智能助手（默认关闭）</w:t>
+      </w:r>
+      <w:r>
+        <w:rPr>
+          <w:lang w:eastAsia="zh-CN"/>
+        </w:rPr>
+        <w:t>：开启后，管理员/文员登录会在右下角看到一个机器人，也可以打开"智能助手"完整页对话。可以用自然语言查员工、考勤异常、月度汇总、待审批单、部门/考勤组、考勤机状态等；也能让它"准备"一些操作（补卡、停用/启用员工、审批处理、发公告、代员工提交请假/加班/出差申请等）。</w:t>
+      </w:r>
+      <w:r>
+        <w:rPr>
+          <w:b/>
+          <w:lang w:eastAsia="zh-CN"/>
+        </w:rPr>
+        <w:t>所有会改数据的操作只是先生成一张"待确认动作"，必须管理员自己点【确认执行】才真正生效</w:t>
+      </w:r>
+      <w:r>
+        <w:rPr>
+          <w:lang w:eastAsia="zh-CN"/>
+        </w:rPr>
+        <w:t>，多数动作可以在确认后撤回（撤回补卡会连工时、状态一起还原；撤回停用会清掉停用时间并把员工重新下发到考勤机），删除员工、拉黑、重置密码、改管理范围这几类高风险动作不能撤回；待确认动作 15 分钟不处理自动作废；全程记入"智能助手·动作审计"页。</w:t>
+      </w:r>
+      <w:r>
+        <w:rPr>
+          <w:b/>
+          <w:lang w:eastAsia="zh-CN"/>
+        </w:rPr>
+        <w:t>分公司管理员只能查到、操作自己管理范围内的数据</w:t>
+      </w:r>
+      <w:r>
+        <w:rPr>
+          <w:lang w:eastAsia="zh-CN"/>
+        </w:rPr>
+        <w:t>（提案时和确认执行时各校验一次），身份证号、完整手机号、住址、照片不会出现在对话里。</w:t>
+      </w:r>
+      <w:r>
+        <w:rPr>
+          <w:b/>
+          <w:lang w:eastAsia="zh-CN"/>
+        </w:rPr>
+        <w:t>注意</w:t>
+      </w:r>
+      <w:r>
+        <w:rPr>
+          <w:lang w:eastAsia="zh-CN"/>
+        </w:rPr>
+        <w:t>：开启后，管理员的提问和查询结果（姓名、工号、部门、考勤状态等）会发送给第三方大模型服务（DeepSeek 云端 API），上线前请业务方知情并确认可以接受。</w:t>
+      </w:r>
+      <w:r>
+        <w:rPr>
+          <w:b/>
+          <w:lang w:eastAsia="zh-CN"/>
+        </w:rPr>
+        <w:t>默认关闭</w:t>
+      </w:r>
+      <w:r>
+        <w:rPr>
+          <w:lang w:eastAsia="zh-CN"/>
+        </w:rPr>
+        <w:t>：需要在服务器配置里把 `Agent:Enabled` 设为开启并设置密钥环境变量后才会启用；没开启时页面只提示"未启用"，对现有功能没有任何影响。</w:t>
+      </w:r>
+      <w:r>
+        <w:rPr>
+          <w:b/>
+          <w:lang w:eastAsia="zh-CN"/>
+        </w:rPr>
+        <w:t>上线时要先执行数据库脚本 `migrate.sql`（新增 4 张助手记录表）再部署代码。</w:t>
       </w:r>
     </w:p>
     <w:p>

--- a/docs/考勤系统更新日志_完整版.docx
+++ b/docs/考勤系统更新日志_完整版.docx
@@ -134,6 +134,150 @@
           <w:lang w:eastAsia="zh-CN"/>
         </w:rPr>
         <w:t>2026-09-28</w:t>
+      </w:r>
+    </w:p>
+    <w:p>
+      <w:pPr>
+        <w:ind w:left="283"/>
+        <w:rPr>
+          <w:lang w:eastAsia="zh-CN"/>
+        </w:rPr>
+      </w:pPr>
+      <w:r>
+        <w:rPr>
+          <w:lang w:eastAsia="zh-CN"/>
+        </w:rPr>
+        <w:t xml:space="preserve">• </w:t>
+      </w:r>
+      <w:r>
+        <w:rPr>
+          <w:b/>
+          <w:lang w:eastAsia="zh-CN"/>
+        </w:rPr>
+        <w:t>第二轮全项目审查修复（白班加班过零点、补卡跨天、休息日出勤等）</w:t>
+      </w:r>
+      <w:r>
+        <w:rPr>
+          <w:lang w:eastAsia="zh-CN"/>
+        </w:rPr>
+        <w:t xml:space="preserve">：① </w:t>
+      </w:r>
+      <w:r>
+        <w:rPr>
+          <w:b/>
+          <w:lang w:eastAsia="zh-CN"/>
+        </w:rPr>
+        <w:t>白班/中班的人加班过了零点才下班</w:t>
+      </w:r>
+      <w:r>
+        <w:rPr>
+          <w:lang w:eastAsia="zh-CN"/>
+        </w:rPr>
+        <w:t xml:space="preserve">：以前零点后的这张卡会被当成"今天的上班卡"，当天正班工时被清零、23:55 还被标未打卡，第二天早上真正的上班卡又被当成午间卡；现在会接到前一天那条没下班的记录上（考勤机、网页/手机打卡、"今日打卡状态"三处一致）。② </w:t>
+      </w:r>
+      <w:r>
+        <w:rPr>
+          <w:b/>
+          <w:lang w:eastAsia="zh-CN"/>
+        </w:rPr>
+        <w:t>补卡申请补夜班的下班卡</w:t>
+      </w:r>
+      <w:r>
+        <w:rPr>
+          <w:lang w:eastAsia="zh-CN"/>
+        </w:rPr>
+        <w:t xml:space="preserve">：以前只能填"日期+时间"，夜班下班在第二天，补上去变成"比上班还早"、工时 0；现在自动顺延到第二天。③ </w:t>
+      </w:r>
+      <w:r>
+        <w:rPr>
+          <w:b/>
+          <w:lang w:eastAsia="zh-CN"/>
+        </w:rPr>
+        <w:t>休息日/节假日来打卡（没批加班）不再算出勤天数</w:t>
+      </w:r>
+      <w:r>
+        <w:rPr>
+          <w:lang w:eastAsia="zh-CN"/>
+        </w:rPr>
+        <w:t xml:space="preserve">（以前会算 1 天，出勤可能超过应出勤）；请假当天不受影响。④ </w:t>
+      </w:r>
+      <w:r>
+        <w:rPr>
+          <w:b/>
+          <w:lang w:eastAsia="zh-CN"/>
+        </w:rPr>
+        <w:t>夜班天数</w:t>
+      </w:r>
+      <w:r>
+        <w:rPr>
+          <w:lang w:eastAsia="zh-CN"/>
+        </w:rPr>
+        <w:t xml:space="preserve">：排了白班/中班的人休息日晚上来打卡、加班过零点，不再算夜班；只有没排班的日子才按打卡时间兜底。⑤ </w:t>
+      </w:r>
+      <w:r>
+        <w:rPr>
+          <w:b/>
+          <w:lang w:eastAsia="zh-CN"/>
+        </w:rPr>
+        <w:t>发工资用的汇总表判断节假日</w:t>
+      </w:r>
+      <w:r>
+        <w:rPr>
+          <w:lang w:eastAsia="zh-CN"/>
+        </w:rPr>
+        <w:t xml:space="preserve">改成跟"应出勤"同一套优先级（同一天既有全公司放假、又有本组补班时以前可能互相矛盾）。⑥ </w:t>
+      </w:r>
+      <w:r>
+        <w:rPr>
+          <w:b/>
+          <w:lang w:eastAsia="zh-CN"/>
+        </w:rPr>
+        <w:t>审批附件里的 PDF/Word/Excel 打得开了</w:t>
+      </w:r>
+      <w:r>
+        <w:rPr>
+          <w:lang w:eastAsia="zh-CN"/>
+        </w:rPr>
+        <w:t xml:space="preserve">：以前一律当图片返回，点开是一张破图；现在 PDF 直接看、Word/Excel 直接下载。⑦ </w:t>
+      </w:r>
+      <w:r>
+        <w:rPr>
+          <w:b/>
+          <w:lang w:eastAsia="zh-CN"/>
+        </w:rPr>
+        <w:t>管理员手动补卡加了校验</w:t>
+      </w:r>
+      <w:r>
+        <w:rPr>
+          <w:lang w:eastAsia="zh-CN"/>
+        </w:rPr>
+        <w:t xml:space="preserve">：打卡时间必须在考勤日当天或第二天（选错月份会算出几百小时）、下班必须晚于上班；"最近补卡记录"不再漏掉当天已有请假/加班备注的记录。⑧ </w:t>
+      </w:r>
+      <w:r>
+        <w:rPr>
+          <w:b/>
+          <w:lang w:eastAsia="zh-CN"/>
+        </w:rPr>
+        <w:t>班次管理</w:t>
+      </w:r>
+      <w:r>
+        <w:rPr>
+          <w:lang w:eastAsia="zh-CN"/>
+        </w:rPr>
+        <w:t>：勾了"跨天"但下班时间晚于上班时间（如 08:00–17:00 误勾跨天）现在会被拦下。⑨ "我的日历"里班次名做了转义。</w:t>
+      </w:r>
+      <w:r>
+        <w:rPr>
+          <w:b/>
+          <w:lang w:eastAsia="zh-CN"/>
+        </w:rPr>
+        <w:t>没有改的</w:t>
+      </w:r>
+      <w:r>
+        <w:rPr>
+          <w:lang w:eastAsia="zh-CN"/>
+        </w:rPr>
+        <w:t>：已审批通过的单子没有作废入口、打卡高峰期性能、远程打卡活体检测等，已记入部署手册第 8 节。</w:t>
       </w:r>
     </w:p>
     <w:p>

--- a/docs/考勤系统更新日志_完整版.docx
+++ b/docs/考勤系统更新日志_完整版.docx
@@ -97,7 +97,7 @@
           <w:sz w:val="24"/>
           <w:lang w:eastAsia="zh-CN"/>
         </w:rPr>
-        <w:t>生成日期：2026年9月28日</w:t>
+        <w:t>生成日期：2026年9月29日</w:t>
       </w:r>
     </w:p>
     <w:p>
@@ -114,6 +114,53 @@
           <w:lang w:eastAsia="zh-CN"/>
         </w:rPr>
         <w:t>说明：这份文档记录考勤系统每次功能改动，语言尽量简单，方便非技术人员看懂；每次改动都会在最上面加一条新记录（时间倒序）。</w:t>
+      </w:r>
+    </w:p>
+    <w:p>
+      <w:pPr>
+        <w:spacing w:before="400" w:after="160"/>
+        <w:pBdr>
+          <w:bottom w:val="single" w:sz="6" w:space="4" w:color="1F4E79"/>
+        </w:pBdr>
+        <w:rPr>
+          <w:lang w:eastAsia="zh-CN"/>
+        </w:rPr>
+      </w:pPr>
+      <w:r>
+        <w:rPr>
+          <w:b/>
+          <w:color w:val="1F4E79"/>
+          <w:sz w:val="32"/>
+          <w:lang w:eastAsia="zh-CN"/>
+        </w:rPr>
+        <w:t>2026-09-29</w:t>
+      </w:r>
+    </w:p>
+    <w:p>
+      <w:pPr>
+        <w:ind w:left="283"/>
+        <w:rPr>
+          <w:lang w:eastAsia="zh-CN"/>
+        </w:rPr>
+      </w:pPr>
+      <w:r>
+        <w:rPr>
+          <w:lang w:eastAsia="zh-CN"/>
+        </w:rPr>
+        <w:t xml:space="preserve">• </w:t>
+      </w:r>
+      <w:r>
+        <w:rPr>
+          <w:b/>
+          <w:lang w:eastAsia="zh-CN"/>
+        </w:rPr>
+        <w:t>加班申请：结束时间不能随便选到很远的日期</w:t>
+      </w:r>
+      <w:r>
+        <w:rPr>
+          <w:lang w:eastAsia="zh-CN"/>
+        </w:rPr>
+        <w:t>：以前提交加班申请时，开始时间已经锁定必须是当天，但结束时间的日期选择器没有上限，理论上可以选到很久以后的日期（提交时会被后台拦下，但选择的过程容易让人误以为可以随便选）。现在结束时间最晚只能选到"明天 24 点前"——仍然允许晚上加班跨过半夜（比如今晚 22:00 加班到次日凌晨 2:00），但不能一次选出好几天，一次申请只对应一天的加班。</w:t>
       </w:r>
     </w:p>
     <w:p>

--- a/docs/考勤系统更新日志_完整版.docx
+++ b/docs/考勤系统更新日志_完整版.docx
@@ -161,6 +161,33 @@
           <w:lang w:eastAsia="zh-CN"/>
         </w:rPr>
         <w:t>：以前提交加班申请时，开始时间已经锁定必须是当天，但结束时间的日期选择器没有上限，理论上可以选到很久以后的日期（提交时会被后台拦下，但选择的过程容易让人误以为可以随便选）。现在结束时间最晚只能选到"明天 24 点前"——仍然允许晚上加班跨过半夜（比如今晚 22:00 加班到次日凌晨 2:00），但不能一次选出好几天，一次申请只对应一天的加班。</w:t>
+      </w:r>
+    </w:p>
+    <w:p>
+      <w:pPr>
+        <w:ind w:left="283"/>
+        <w:rPr>
+          <w:lang w:eastAsia="zh-CN"/>
+        </w:rPr>
+      </w:pPr>
+      <w:r>
+        <w:rPr>
+          <w:lang w:eastAsia="zh-CN"/>
+        </w:rPr>
+        <w:t xml:space="preserve">• </w:t>
+      </w:r>
+      <w:r>
+        <w:rPr>
+          <w:b/>
+          <w:lang w:eastAsia="zh-CN"/>
+        </w:rPr>
+        <w:t>修复：夜班员工整晚一次卡都没打、凌晨才想起来打上班卡，会被误判成"打得太早"</w:t>
+      </w:r>
+      <w:r>
+        <w:rPr>
+          <w:lang w:eastAsia="zh-CN"/>
+        </w:rPr>
+        <w:t>：以前只要当天完全没打卡，系统会拿"今天晚上"的班次去比对这次打卡，得出"最早要到下午 X 点才能打上班卡"这种和员工实际情况（他其实是想给已经开始几个小时的昨晚那班打卡）对不上的提示，只能去走补卡申请。现在只要还没超过昨晚班次的下班时间，会正确算成昨晚那班很晚的上班卡（记一次很晚的迟到），不用再被这句提示卡住。手机/网页打卡、远程打卡、考勤机打卡三处一起修的。</w:t>
       </w:r>
     </w:p>
     <w:p>

--- a/docs/考勤系统更新日志_完整版.docx
+++ b/docs/考勤系统更新日志_完整版.docx
@@ -188,6 +188,33 @@
           <w:lang w:eastAsia="zh-CN"/>
         </w:rPr>
         <w:t>：以前只要当天完全没打卡，系统会拿"今天晚上"的班次去比对这次打卡，得出"最早要到下午 X 点才能打上班卡"这种和员工实际情况（他其实是想给已经开始几个小时的昨晚那班打卡）对不上的提示，只能去走补卡申请。现在只要还没超过昨晚班次的下班时间，会正确算成昨晚那班很晚的上班卡（记一次很晚的迟到），不用再被这句提示卡住。手机/网页打卡、远程打卡、考勤机打卡三处一起修的。</w:t>
+      </w:r>
+    </w:p>
+    <w:p>
+      <w:pPr>
+        <w:ind w:left="283"/>
+        <w:rPr>
+          <w:lang w:eastAsia="zh-CN"/>
+        </w:rPr>
+      </w:pPr>
+      <w:r>
+        <w:rPr>
+          <w:lang w:eastAsia="zh-CN"/>
+        </w:rPr>
+        <w:t xml:space="preserve">• </w:t>
+      </w:r>
+      <w:r>
+        <w:rPr>
+          <w:b/>
+          <w:lang w:eastAsia="zh-CN"/>
+        </w:rPr>
+        <w:t>修复：考勤组的"定位打卡"地点，编辑保存后再打开地图选点，图钉位置会偏移几十到几百米</w:t>
+      </w:r>
+      <w:r>
+        <w:rPr>
+          <w:lang w:eastAsia="zh-CN"/>
+        </w:rPr>
+        <w:t>：地图上选好地址点确认保存没问题，但再次点开"选点"想核对或修改时，图钉会跑偏（截图反馈里偏移到了旁边的门/路），原因是数据库存的坐标和地图显示用的坐标是两套不同的坐标系，重新打开时少做了一步换算。现在这一步补上了，重新打开选点时图钉会准确显示在原来保存的位置（误差不到 2 米），不影响这段时间已经保存的定位打卡范围，之前设置对的地点不用重新设置。</w:t>
       </w:r>
     </w:p>
     <w:p>

--- a/docs/考勤系统更新日志_完整版.docx
+++ b/docs/考勤系统更新日志_完整版.docx
@@ -215,6 +215,121 @@
           <w:lang w:eastAsia="zh-CN"/>
         </w:rPr>
         <w:t>：地图上选好地址点确认保存没问题，但再次点开"选点"想核对或修改时，图钉会跑偏（截图反馈里偏移到了旁边的门/路），原因是数据库存的坐标和地图显示用的坐标是两套不同的坐标系，重新打开时少做了一步换算。现在这一步补上了，重新打开选点时图钉会准确显示在原来保存的位置（误差不到 2 米），不影响这段时间已经保存的定位打卡范围，之前设置对的地点不用重新设置。</w:t>
+      </w:r>
+    </w:p>
+    <w:p>
+      <w:pPr>
+        <w:ind w:left="283"/>
+        <w:rPr>
+          <w:lang w:eastAsia="zh-CN"/>
+        </w:rPr>
+      </w:pPr>
+      <w:r>
+        <w:rPr>
+          <w:lang w:eastAsia="zh-CN"/>
+        </w:rPr>
+        <w:t xml:space="preserve">• </w:t>
+      </w:r>
+      <w:r>
+        <w:rPr>
+          <w:b/>
+          <w:lang w:eastAsia="zh-CN"/>
+        </w:rPr>
+        <w:t>安全修复（严重）：智能助手（AGENT）可能被文员用来接管总部超级管理员账号</w:t>
+      </w:r>
+      <w:r>
+        <w:rPr>
+          <w:lang w:eastAsia="zh-CN"/>
+        </w:rPr>
+        <w:t>：员工管理页面本来就有一道"角色层级"检查——文员不能动任何管理员账号，谁都不能动总部超级管理员，但这道检查以前只写在页面上，智能助手直接调用底层功能、绕过了这道检查。审查发现文员能借助手重置/删除总部超级管理员的密码和账号。现在把这道检查移到了最底层，所有入口（网页、接口、助手）都会经过同一道检查，不会再有遗漏。</w:t>
+      </w:r>
+      <w:r>
+        <w:rPr>
+          <w:b/>
+          <w:lang w:eastAsia="zh-CN"/>
+        </w:rPr>
+        <w:t>智能助手默认关闭，这段时间没有被利用的风险；已经打开的，建议尽快部署这次修复。</w:t>
+      </w:r>
+    </w:p>
+    <w:p>
+      <w:pPr>
+        <w:ind w:left="283"/>
+        <w:rPr>
+          <w:lang w:eastAsia="zh-CN"/>
+        </w:rPr>
+      </w:pPr>
+      <w:r>
+        <w:rPr>
+          <w:lang w:eastAsia="zh-CN"/>
+        </w:rPr>
+        <w:t xml:space="preserve">• </w:t>
+      </w:r>
+      <w:r>
+        <w:rPr>
+          <w:b/>
+          <w:lang w:eastAsia="zh-CN"/>
+        </w:rPr>
+        <w:t>修复：智能助手"调整角色"一直报错，修复后顺带堵上一个漏洞</w:t>
+      </w:r>
+      <w:r>
+        <w:rPr>
+          <w:lang w:eastAsia="zh-CN"/>
+        </w:rPr>
+        <w:t>：这个功能之前每次都会报"role 不合法"（一个大小写的小笔误），完全用不了；修的时候一起加上了角色层级检查——不然大小写一修好，文员就能把总部管理员的角色直接改成普通员工。</w:t>
+      </w:r>
+    </w:p>
+    <w:p>
+      <w:pPr>
+        <w:ind w:left="283"/>
+        <w:rPr>
+          <w:lang w:eastAsia="zh-CN"/>
+        </w:rPr>
+      </w:pPr>
+      <w:r>
+        <w:rPr>
+          <w:lang w:eastAsia="zh-CN"/>
+        </w:rPr>
+        <w:t xml:space="preserve">• </w:t>
+      </w:r>
+      <w:r>
+        <w:rPr>
+          <w:b/>
+          <w:lang w:eastAsia="zh-CN"/>
+        </w:rPr>
+        <w:t>修复：智能助手"代员工提交申请"，在配置了审批人名单的考勤组里全部失败</w:t>
+      </w:r>
+      <w:r>
+        <w:rPr>
+          <w:lang w:eastAsia="zh-CN"/>
+        </w:rPr>
+        <w:t>：以前没有把审批人一起传过去，员工所在的考勤组只要配置了审批人名单，代提交必然报"请选择有效的审批人"。现在会先检查有没有配置名单，没指定审批人时直接列出名单供选择，不会再生成一个注定失败的申请。</w:t>
+      </w:r>
+    </w:p>
+    <w:p>
+      <w:pPr>
+        <w:ind w:left="283"/>
+        <w:rPr>
+          <w:lang w:eastAsia="zh-CN"/>
+        </w:rPr>
+      </w:pPr>
+      <w:r>
+        <w:rPr>
+          <w:lang w:eastAsia="zh-CN"/>
+        </w:rPr>
+        <w:t xml:space="preserve">• </w:t>
+      </w:r>
+      <w:r>
+        <w:rPr>
+          <w:b/>
+          <w:lang w:eastAsia="zh-CN"/>
+        </w:rPr>
+        <w:t>修复：补卡申请可以补"还没到"的时间点</w:t>
+      </w:r>
+      <w:r>
+        <w:rPr>
+          <w:lang w:eastAsia="zh-CN"/>
+        </w:rPr>
+        <w:t>：以前只检查补卡日期不晚于今天，没检查具体时间——员工早上就能提交"今天 17:30 下班卡"，只要审批人批得快，中午提前走人也会按 17:30 结算工时。现在会检查补卡的时间点必须是已经过去的，不能是还没发生的。</w:t>
       </w:r>
     </w:p>
     <w:p>

--- a/docs/考勤系统更新日志_完整版.docx
+++ b/docs/考勤系统更新日志_完整版.docx
@@ -330,6 +330,53 @@
           <w:lang w:eastAsia="zh-CN"/>
         </w:rPr>
         <w:t>：以前只检查补卡日期不晚于今天，没检查具体时间——员工早上就能提交"今天 17:30 下班卡"，只要审批人批得快，中午提前走人也会按 17:30 结算工时。现在会检查补卡的时间点必须是已经过去的，不能是还没发生的。</w:t>
+      </w:r>
+    </w:p>
+    <w:p>
+      <w:pPr>
+        <w:ind w:left="283"/>
+        <w:rPr>
+          <w:lang w:eastAsia="zh-CN"/>
+        </w:rPr>
+      </w:pPr>
+      <w:r>
+        <w:rPr>
+          <w:lang w:eastAsia="zh-CN"/>
+        </w:rPr>
+        <w:t xml:space="preserve">• </w:t>
+      </w:r>
+      <w:r>
+        <w:rPr>
+          <w:b/>
+          <w:lang w:eastAsia="zh-CN"/>
+        </w:rPr>
+        <w:t>工时/加班/请假的扣饭点规则改掉了"多干一分钟反而少算近一小时"的问题</w:t>
+      </w:r>
+      <w:r>
+        <w:rPr>
+          <w:lang w:eastAsia="zh-CN"/>
+        </w:rPr>
+        <w:t>：以前是"在岗超过 6 小时才扣 60 分钟午休、超过 9 小时才再扣 30 分钟晚餐"，这样一来，干满 6 小时整不扣，只多干 1 分钟就要倒扣掉整整 1 小时，反而比少干的人算得还少，很不合理。现在改成：全公司统一 4 个固定的"不算钱"时间段——中午 12:00-13:00、晚上 17:30-18:00、凌晨 00:00-01:00（对应夜班的宵夜）、早上 5:30-6:00（对应夜班快下班前的早餐）——不管一共上了多久的班，只要实际工作时间段跟这几个时间段有重叠，就扣掉重叠的那部分，不会再出现"多干一分钟反而少算"的情况。</w:t>
+      </w:r>
+      <w:r>
+        <w:rPr>
+          <w:b/>
+          <w:lang w:eastAsia="zh-CN"/>
+        </w:rPr>
+        <w:t>这条同时用于正班工时、加班申请、请假申请</w:t>
+      </w:r>
+      <w:r>
+        <w:rPr>
+          <w:lang w:eastAsia="zh-CN"/>
+        </w:rPr>
+        <w:t>，不再按各考勤组单独设置的午休/晚餐时长计算（"考勤组管理"页面的午休/晚餐时长设置项还在，但已经不再影响工时计算，页面上加了提示）。</w:t>
+      </w:r>
+      <w:r>
+        <w:rPr>
+          <w:b/>
+          <w:lang w:eastAsia="zh-CN"/>
+        </w:rPr>
+        <w:t>这段时间之前已经算好、发过工资的记录不会自动重新计算。</w:t>
       </w:r>
     </w:p>
     <w:p>

--- a/docs/考勤系统更新日志_完整版.docx
+++ b/docs/考勤系统更新日志_完整版.docx
@@ -377,6 +377,59 @@
           <w:lang w:eastAsia="zh-CN"/>
         </w:rPr>
         <w:t>这段时间之前已经算好、发过工资的记录不会自动重新计算。</w:t>
+      </w:r>
+    </w:p>
+    <w:p>
+      <w:pPr>
+        <w:ind w:left="283"/>
+        <w:rPr>
+          <w:lang w:eastAsia="zh-CN"/>
+        </w:rPr>
+      </w:pPr>
+      <w:r>
+        <w:rPr>
+          <w:lang w:eastAsia="zh-CN"/>
+        </w:rPr>
+        <w:t xml:space="preserve">• </w:t>
+      </w:r>
+      <w:r>
+        <w:rPr>
+          <w:b/>
+          <w:lang w:eastAsia="zh-CN"/>
+        </w:rPr>
+        <w:t>重要：远程打卡（手机定位+人脸识别）现在必须先通过定位校验，考勤组没配置打卡地点就不能用（用户确认，堵住漏洞）</w:t>
+      </w:r>
+      <w:r>
+        <w:rPr>
+          <w:lang w:eastAsia="zh-CN"/>
+        </w:rPr>
+        <w:t>：以前远程打卡的定位只是"锦上添花"——考勤组如果没开"启用定位打卡"、或者开了但没配置打卡地点，系统会直接放行，不管人实际在哪，只要刷脸通过就能打卡成功，等于人脸识别是唯一的门槛，地点完全不受约束。现在改成：</w:t>
+      </w:r>
+      <w:r>
+        <w:rPr>
+          <w:b/>
+          <w:lang w:eastAsia="zh-CN"/>
+        </w:rPr>
+        <w:t>考勤组必须先启用"定位打卡"并且配置至少一个打卡地点，员工才能使用远程打卡</w:t>
+      </w:r>
+      <w:r>
+        <w:rPr>
+          <w:lang w:eastAsia="zh-CN"/>
+        </w:rPr>
+        <w:t>——没配置的，远程打卡会直接提示"暂不能使用远程打卡，请联系管理员配置打卡地点"，不会进到人脸识别那一步。</w:t>
+      </w:r>
+      <w:r>
+        <w:rPr>
+          <w:b/>
+          <w:lang w:eastAsia="zh-CN"/>
+        </w:rPr>
+        <w:t>这个改动会立即影响目前还没配置定位的考勤组</w:t>
+      </w:r>
+      <w:r>
+        <w:rPr>
+          <w:lang w:eastAsia="zh-CN"/>
+        </w:rPr>
+        <w:t>：这些组里已经开通"允许远程打卡"的员工，在管理员去"考勤组管理"页面开启定位打卡并添加打卡地点之前，会暂时用不了远程打卡（可以先走补卡申请过渡）。</w:t>
       </w:r>
     </w:p>
     <w:p>

--- a/docs/考勤系统更新日志_完整版.docx
+++ b/docs/考勤系统更新日志_完整版.docx
@@ -430,6 +430,46 @@
           <w:lang w:eastAsia="zh-CN"/>
         </w:rPr>
         <w:t>：这些组里已经开通"允许远程打卡"的员工，在管理员去"考勤组管理"页面开启定位打卡并添加打卡地点之前，会暂时用不了远程打卡（可以先走补卡申请过渡）。</w:t>
+      </w:r>
+    </w:p>
+    <w:p>
+      <w:pPr>
+        <w:ind w:left="283"/>
+        <w:rPr>
+          <w:lang w:eastAsia="zh-CN"/>
+        </w:rPr>
+      </w:pPr>
+      <w:r>
+        <w:rPr>
+          <w:lang w:eastAsia="zh-CN"/>
+        </w:rPr>
+        <w:t xml:space="preserve">• </w:t>
+      </w:r>
+      <w:r>
+        <w:rPr>
+          <w:b/>
+          <w:lang w:eastAsia="zh-CN"/>
+        </w:rPr>
+        <w:t>公告新增"按角色发布"</w:t>
+      </w:r>
+      <w:r>
+        <w:rPr>
+          <w:lang w:eastAsia="zh-CN"/>
+        </w:rPr>
+        <w:t>：以前发公告只能选"全公司/指定部门/指定考勤组/我的直属下属"，没法只发给某几种角色的人（比如只想通知全公司的管理员和文员，不打扰普通员工）。现在"发布范围"里新增了"指定角色"，可以勾选管理员/文员/主管/班组长/普通员工（可多选）。这个范围跟"全公司"一样是跨部门的，</w:t>
+      </w:r>
+      <w:r>
+        <w:rPr>
+          <w:b/>
+          <w:lang w:eastAsia="zh-CN"/>
+        </w:rPr>
+        <w:t>只有总部管理员能选</w:t>
+      </w:r>
+      <w:r>
+        <w:rPr>
+          <w:lang w:eastAsia="zh-CN"/>
+        </w:rPr>
+        <w:t>，分公司管理员/文员不能用。</w:t>
       </w:r>
     </w:p>
     <w:p>

--- a/docs/考勤系统更新日志_完整版.docx
+++ b/docs/考勤系统更新日志_完整版.docx
@@ -470,6 +470,140 @@
           <w:lang w:eastAsia="zh-CN"/>
         </w:rPr>
         <w:t>，分公司管理员/文员不能用。</w:t>
+      </w:r>
+    </w:p>
+    <w:p>
+      <w:pPr>
+        <w:ind w:left="283"/>
+        <w:rPr>
+          <w:lang w:eastAsia="zh-CN"/>
+        </w:rPr>
+      </w:pPr>
+      <w:r>
+        <w:rPr>
+          <w:lang w:eastAsia="zh-CN"/>
+        </w:rPr>
+        <w:t xml:space="preserve">• </w:t>
+      </w:r>
+      <w:r>
+        <w:rPr>
+          <w:b/>
+          <w:lang w:eastAsia="zh-CN"/>
+        </w:rPr>
+        <w:t>修复：补卡申请审批通过后，夜班下班卡顺延到第二天，仍可能算出一个"还没到"的未来时间点</w:t>
+      </w:r>
+      <w:r>
+        <w:rPr>
+          <w:lang w:eastAsia="zh-CN"/>
+        </w:rPr>
+        <w:t>：之前刚修过"补卡不能补还没发生的时间"，但只在</w:t>
+      </w:r>
+      <w:r>
+        <w:rPr>
+          <w:b/>
+          <w:lang w:eastAsia="zh-CN"/>
+        </w:rPr>
+        <w:t>提交</w:t>
+      </w:r>
+      <w:r>
+        <w:rPr>
+          <w:lang w:eastAsia="zh-CN"/>
+        </w:rPr>
+        <w:t>那一刻检查了申请上填的日期时间；夜班的下班卡是在</w:t>
+      </w:r>
+      <w:r>
+        <w:rPr>
+          <w:b/>
+          <w:lang w:eastAsia="zh-CN"/>
+        </w:rPr>
+        <w:t>审批通过</w:t>
+      </w:r>
+      <w:r>
+        <w:rPr>
+          <w:lang w:eastAsia="zh-CN"/>
+        </w:rPr>
+        <w:t>那一刻才会自动顺延到第二天的，顺延之后没有再检查一次——结果是员工晚上提交"下班卡填 08:00"，审批人一批，顺延成"明天 08:00"，只要这个时间点还没到，就等于批出了一张"预支"的下班卡。现在提交和审批通过这两处都会按同一套顺延规则重新算一遍，算出来的时间点只要还没到，一律不允许（提交时直接提示，审批时也会拦下并说明原因，不会把考勤记录改乱）。</w:t>
+      </w:r>
+    </w:p>
+    <w:p>
+      <w:pPr>
+        <w:ind w:left="283"/>
+        <w:rPr>
+          <w:lang w:eastAsia="zh-CN"/>
+        </w:rPr>
+      </w:pPr>
+      <w:r>
+        <w:rPr>
+          <w:lang w:eastAsia="zh-CN"/>
+        </w:rPr>
+        <w:t xml:space="preserve">• </w:t>
+      </w:r>
+      <w:r>
+        <w:rPr>
+          <w:b/>
+          <w:lang w:eastAsia="zh-CN"/>
+        </w:rPr>
+        <w:t>安全修复：智能助手"撤回"操作没有检查角色层级，是唯一能绕开"文员不能动管理员账号"这道规则的入口</w:t>
+      </w:r>
+      <w:r>
+        <w:rPr>
+          <w:lang w:eastAsia="zh-CN"/>
+        </w:rPr>
+        <w:t>：之前的安全修复已经堵住了文员通过智能助手直接操作管理员账号的漏洞，但"撤回"这个功能被漏掉了——文员改了一个普通员工的资料，如果这名员工后来被总部提拔成了管理员，文员再把当初那次"改资料"的操作点撤回，会把这个人的角色和管理权限一起还原掉，等于把一个管理员账号悄悄降级。现在撤回操作也会检查角色层级，管不到的账号不允许撤回。</w:t>
+      </w:r>
+    </w:p>
+    <w:p>
+      <w:pPr>
+        <w:ind w:left="283"/>
+        <w:rPr>
+          <w:lang w:eastAsia="zh-CN"/>
+        </w:rPr>
+      </w:pPr>
+      <w:r>
+        <w:rPr>
+          <w:lang w:eastAsia="zh-CN"/>
+        </w:rPr>
+        <w:t xml:space="preserve">• </w:t>
+      </w:r>
+      <w:r>
+        <w:rPr>
+          <w:b/>
+          <w:lang w:eastAsia="zh-CN"/>
+        </w:rPr>
+        <w:t>优化：智能助手生成操作卡片时也会先检查角色层级，不会再出现"生成了卡片、一确认就报错"的情况</w:t>
+      </w:r>
+      <w:r>
+        <w:rPr>
+          <w:lang w:eastAsia="zh-CN"/>
+        </w:rPr>
+        <w:t>：之前只有在管理员点"确认执行"时才会检查文员能不能操作某个账号，如果不能操作，卡片其实已经生成出来了，只是确认那一步会失败——不会造成实际影响，但容易让人误以为这个操作本来是被允许的。现在生成卡片这一步就会先检查，管不到的账号直接提示"无权操作"，不会再生成一张注定失败的卡片；批量停用/启用如果名单里混了管不到的账号，会自动跳过这些账号、只处理能管的，并在结果里说明跳过了几个。</w:t>
+      </w:r>
+    </w:p>
+    <w:p>
+      <w:pPr>
+        <w:ind w:left="283"/>
+        <w:rPr>
+          <w:lang w:eastAsia="zh-CN"/>
+        </w:rPr>
+      </w:pPr>
+      <w:r>
+        <w:rPr>
+          <w:lang w:eastAsia="zh-CN"/>
+        </w:rPr>
+        <w:t xml:space="preserve">• </w:t>
+      </w:r>
+      <w:r>
+        <w:rPr>
+          <w:b/>
+          <w:lang w:eastAsia="zh-CN"/>
+        </w:rPr>
+        <w:t>考勤组管理页的"午休时长/晚餐时长"停用编辑</w:t>
+      </w:r>
+      <w:r>
+        <w:rPr>
+          <w:lang w:eastAsia="zh-CN"/>
+        </w:rPr>
+        <w:t>：这两个设置项从"工时改成按全公司统一饭点时段扣减"那次改动起就已经不影响任何计算了，但页面上还能改、还能保存，容易让管理员以为改了会生效。现在这两个输入框已停用编辑，仅供查看历史设置。</w:t>
       </w:r>
     </w:p>
     <w:p>

--- a/docs/考勤系统更新日志_完整版.docx
+++ b/docs/考勤系统更新日志_完整版.docx
@@ -608,22 +608,56 @@
     </w:p>
     <w:p>
       <w:pPr>
-        <w:spacing w:before="400" w:after="160"/>
-        <w:pBdr>
-          <w:bottom w:val="single" w:sz="6" w:space="4" w:color="1F4E79"/>
-        </w:pBdr>
-        <w:rPr>
-          <w:lang w:eastAsia="zh-CN"/>
-        </w:rPr>
-      </w:pPr>
-      <w:r>
-        <w:rPr>
-          <w:b/>
-          <w:color w:val="1F4E79"/>
-          <w:sz w:val="32"/>
-          <w:lang w:eastAsia="zh-CN"/>
-        </w:rPr>
-        <w:t>2026-09-28</w:t>
+        <w:ind w:left="283"/>
+        <w:rPr>
+          <w:lang w:eastAsia="zh-CN"/>
+        </w:rPr>
+      </w:pPr>
+      <w:r>
+        <w:rPr>
+          <w:lang w:eastAsia="zh-CN"/>
+        </w:rPr>
+        <w:t xml:space="preserve">• </w:t>
+      </w:r>
+      <w:r>
+        <w:rPr>
+          <w:b/>
+          <w:lang w:eastAsia="zh-CN"/>
+        </w:rPr>
+        <w:t>修正"中班"考勤组的标准工时</w:t>
+      </w:r>
+      <w:r>
+        <w:rPr>
+          <w:lang w:eastAsia="zh-CN"/>
+        </w:rPr>
+        <w:t>：中班（13:00-22:00，新能源-客服/新能源-生产在用）按新的饭点扣减规则算出来实际是 8.5 小时，但系统里配置的标准工时还是旧的 8 小时——请假、出差如果用到这个班次的标准工时做参考，会算得比实际少 0.5 小时。已经把配置改成 8.5，跟实际算法对上。核对了公司现有全部班次，只有中班这一个对不上，其余都没问题。</w:t>
+      </w:r>
+    </w:p>
+    <w:p>
+      <w:pPr>
+        <w:ind w:left="283"/>
+        <w:rPr>
+          <w:lang w:eastAsia="zh-CN"/>
+        </w:rPr>
+      </w:pPr>
+      <w:r>
+        <w:rPr>
+          <w:lang w:eastAsia="zh-CN"/>
+        </w:rPr>
+        <w:t xml:space="preserve">• </w:t>
+      </w:r>
+      <w:r>
+        <w:rPr>
+          <w:b/>
+          <w:lang w:eastAsia="zh-CN"/>
+        </w:rPr>
+        <w:t>本工资周期（9/26 起）的工时/加班/请假记录，按新的饭点扣减规则重新算了一遍</w:t>
+      </w:r>
+      <w:r>
+        <w:rPr>
+          <w:lang w:eastAsia="zh-CN"/>
+        </w:rPr>
+        <w:t>：这次饭点规则改动是 9/29 上线的，9/26~9/28 这几天已经落库的数据有的是按新规则算的、有的还是按旧规则算的（取决于这几天有没有发生过打卡/审批之类会触发重算的操作），同一个周期里两种口径混在一起。因为这个周期还没发工资，已经统一按新规则重新算了一遍，保证口径一致；已经发过工资的上一期（9/25 及以前）不受影响，没有改动。</w:t>
       </w:r>
     </w:p>
     <w:p>

--- a/docs/考勤系统更新日志_完整版.docx
+++ b/docs/考勤系统更新日志_完整版.docx
@@ -658,6 +658,87 @@
           <w:lang w:eastAsia="zh-CN"/>
         </w:rPr>
         <w:t>：这次饭点规则改动是 9/29 上线的，9/26~9/28 这几天已经落库的数据有的是按新规则算的、有的还是按旧规则算的（取决于这几天有没有发生过打卡/审批之类会触发重算的操作），同一个周期里两种口径混在一起。因为这个周期还没发工资，已经统一按新规则重新算了一遍，保证口径一致；已经发过工资的上一期（9/25 及以前）不受影响，没有改动。</w:t>
+      </w:r>
+    </w:p>
+    <w:p>
+      <w:pPr>
+        <w:ind w:left="283"/>
+        <w:rPr>
+          <w:lang w:eastAsia="zh-CN"/>
+        </w:rPr>
+      </w:pPr>
+      <w:r>
+        <w:rPr>
+          <w:lang w:eastAsia="zh-CN"/>
+        </w:rPr>
+        <w:t xml:space="preserve">• </w:t>
+      </w:r>
+      <w:r>
+        <w:rPr>
+          <w:b/>
+          <w:lang w:eastAsia="zh-CN"/>
+        </w:rPr>
+        <w:t>修复：上面这次重算漏掉了"上午上班、下午请假、没打下班卡"这种半天假</w:t>
+      </w:r>
+      <w:r>
+        <w:rPr>
+          <w:lang w:eastAsia="zh-CN"/>
+        </w:rPr>
+        <w:t>：这类记录当初是按"上班卡到请假开始时间"估算工时的，重算时请假时长改了，工时却没跟着改，少算了 1 小时。已经补上这部分，并重新跑了一次重算（这次连带影响的记录数不多）。</w:t>
+      </w:r>
+    </w:p>
+    <w:p>
+      <w:pPr>
+        <w:ind w:left="283"/>
+        <w:rPr>
+          <w:lang w:eastAsia="zh-CN"/>
+        </w:rPr>
+      </w:pPr>
+      <w:r>
+        <w:rPr>
+          <w:lang w:eastAsia="zh-CN"/>
+        </w:rPr>
+        <w:t xml:space="preserve">• </w:t>
+      </w:r>
+      <w:r>
+        <w:rPr>
+          <w:b/>
+          <w:lang w:eastAsia="zh-CN"/>
+        </w:rPr>
+        <w:t>修复：上面这次重算之后，月度汇总没有自动刷新</w:t>
+      </w:r>
+      <w:r>
+        <w:rPr>
+          <w:lang w:eastAsia="zh-CN"/>
+        </w:rPr>
+        <w:t>：员工打开"我的记录/我的日历"看到的月度总工时、加班、请假天数，之前还是重算前的旧数字（发工资用的导出表不受影响，那份是直接读每天记录的）。现在重算之后会顺手把相关月份的汇总重新生成一遍，员工再打开就是新数字。</w:t>
+      </w:r>
+    </w:p>
+    <w:p>
+      <w:pPr>
+        <w:ind w:left="283"/>
+        <w:rPr>
+          <w:lang w:eastAsia="zh-CN"/>
+        </w:rPr>
+      </w:pPr>
+      <w:r>
+        <w:rPr>
+          <w:lang w:eastAsia="zh-CN"/>
+        </w:rPr>
+        <w:t xml:space="preserve">• </w:t>
+      </w:r>
+      <w:r>
+        <w:rPr>
+          <w:b/>
+          <w:lang w:eastAsia="zh-CN"/>
+        </w:rPr>
+        <w:t>修复：审批被拦下之后，页面上的待审批列表短暂显示成"已通过"</w:t>
+      </w:r>
+      <w:r>
+        <w:rPr>
+          <w:lang w:eastAsia="zh-CN"/>
+        </w:rPr>
+        <w:t>：比如补卡审批因为"顺延后时间还没到"被拦下时，页面会正确提示失败原因，但同一个页面刷新出来的列表却把这张单显示成"已通过"——数据库其实一直是"待审批"，刷新一下页面就能看到正确状态，只是当时这一眼容易让人误以为审批其实通过了。现在已经修复，被拦下后列表会正确显示"待审批"。</w:t>
       </w:r>
     </w:p>
     <w:p>

--- a/docs/考勤系统更新日志_完整版.docx
+++ b/docs/考勤系统更新日志_完整版.docx
@@ -97,7 +97,7 @@
           <w:sz w:val="24"/>
           <w:lang w:eastAsia="zh-CN"/>
         </w:rPr>
-        <w:t>生成日期：2026年9月29日</w:t>
+        <w:t>生成日期：2026年9月30日</w:t>
       </w:r>
     </w:p>
     <w:p>
@@ -114,6 +114,53 @@
           <w:lang w:eastAsia="zh-CN"/>
         </w:rPr>
         <w:t>说明：这份文档记录考勤系统每次功能改动，语言尽量简单，方便非技术人员看懂；每次改动都会在最上面加一条新记录（时间倒序）。</w:t>
+      </w:r>
+    </w:p>
+    <w:p>
+      <w:pPr>
+        <w:spacing w:before="400" w:after="160"/>
+        <w:pBdr>
+          <w:bottom w:val="single" w:sz="6" w:space="4" w:color="1F4E79"/>
+        </w:pBdr>
+        <w:rPr>
+          <w:lang w:eastAsia="zh-CN"/>
+        </w:rPr>
+      </w:pPr>
+      <w:r>
+        <w:rPr>
+          <w:b/>
+          <w:color w:val="1F4E79"/>
+          <w:sz w:val="32"/>
+          <w:lang w:eastAsia="zh-CN"/>
+        </w:rPr>
+        <w:t>2026-09-30</w:t>
+      </w:r>
+    </w:p>
+    <w:p>
+      <w:pPr>
+        <w:ind w:left="283"/>
+        <w:rPr>
+          <w:lang w:eastAsia="zh-CN"/>
+        </w:rPr>
+      </w:pPr>
+      <w:r>
+        <w:rPr>
+          <w:lang w:eastAsia="zh-CN"/>
+        </w:rPr>
+        <w:t xml:space="preserve">• </w:t>
+      </w:r>
+      <w:r>
+        <w:rPr>
+          <w:b/>
+          <w:lang w:eastAsia="zh-CN"/>
+        </w:rPr>
+        <w:t>请假、出差申请：开始时间不能选到离谱的未来日期</w:t>
+      </w:r>
+      <w:r>
+        <w:rPr>
+          <w:lang w:eastAsia="zh-CN"/>
+        </w:rPr>
+        <w:t>：以前提交请假或出差申请时，开始时间只检查了"不能选过去"，但没有上限——理论上可以把开始日期选到几十年后（比如手滑点错年份），只要结束日期跟开始日期不超过 366 天，系统照样会正常提交、正常走审批，不会有任何提示。现在这两种申请的开始时间最多只能提前 3 个月，超过的话日期选择器直接选不了，提交时后台也会拦下并提示原因。正常的提前规划完全不受影响——提前请年假、提前报出差，只要在 3 个月以内都照常可以。</w:t>
       </w:r>
     </w:p>
     <w:p>

--- a/docs/考勤系统更新日志_完整版.docx
+++ b/docs/考勤系统更新日志_完整版.docx
@@ -161,6 +161,33 @@
           <w:lang w:eastAsia="zh-CN"/>
         </w:rPr>
         <w:t>：以前提交请假或出差申请时，开始时间只检查了"不能选过去"，但没有上限——理论上可以把开始日期选到几十年后（比如手滑点错年份），只要结束日期跟开始日期不超过 366 天，系统照样会正常提交、正常走审批，不会有任何提示。现在这两种申请的开始时间最多只能提前 3 个月，超过的话日期选择器直接选不了，提交时后台也会拦下并提示原因。正常的提前规划完全不受影响——提前请年假、提前报出差，只要在 3 个月以内都照常可以。</w:t>
+      </w:r>
+    </w:p>
+    <w:p>
+      <w:pPr>
+        <w:ind w:left="283"/>
+        <w:rPr>
+          <w:lang w:eastAsia="zh-CN"/>
+        </w:rPr>
+      </w:pPr>
+      <w:r>
+        <w:rPr>
+          <w:lang w:eastAsia="zh-CN"/>
+        </w:rPr>
+        <w:t xml:space="preserve">• </w:t>
+      </w:r>
+      <w:r>
+        <w:rPr>
+          <w:b/>
+          <w:lang w:eastAsia="zh-CN"/>
+        </w:rPr>
+        <w:t>出差申请：开始时间放宽到可以选"今天0点"</w:t>
+      </w:r>
+      <w:r>
+        <w:rPr>
+          <w:lang w:eastAsia="zh-CN"/>
+        </w:rPr>
+        <w:t>：以前出差开始时间不能早于提交这一刻，员工今天出差已经出发了、事后才想起来忘记提前提交申请，会因为"开始时间已经过去"提交不了。现在开始时间最早可以选到今天0点，方便补提今天已经开始的出差；没有再放宽到昨天或更早——出差一旦批准，当天会自动按满勤记工时，如果放开到昨天，容易撞上"昨天已经正常打了一整天卡"这种情况，把已经存在的真实打卡工时覆盖掉、算错工时，所以这条只放宽到当天。</w:t>
       </w:r>
     </w:p>
     <w:p>

--- a/docs/考勤系统更新日志_完整版.docx
+++ b/docs/考勤系统更新日志_完整版.docx
@@ -134,6 +134,60 @@
           <w:lang w:eastAsia="zh-CN"/>
         </w:rPr>
         <w:t>2026-09-30</w:t>
+      </w:r>
+    </w:p>
+    <w:p>
+      <w:pPr>
+        <w:ind w:left="283"/>
+        <w:rPr>
+          <w:lang w:eastAsia="zh-CN"/>
+        </w:rPr>
+      </w:pPr>
+      <w:r>
+        <w:rPr>
+          <w:lang w:eastAsia="zh-CN"/>
+        </w:rPr>
+        <w:t xml:space="preserve">• </w:t>
+      </w:r>
+      <w:r>
+        <w:rPr>
+          <w:b/>
+          <w:lang w:eastAsia="zh-CN"/>
+        </w:rPr>
+        <w:t>修复：晚班员工缺了上班打卡，会导致后面的午间打卡、下班打卡全都打不了</w:t>
+      </w:r>
+      <w:r>
+        <w:rPr>
+          <w:lang w:eastAsia="zh-CN"/>
+        </w:rPr>
+        <w:t>：跨天晚班（比如晚上8点半上班、次日凌晨5点半下班）如果整晚一次卡都没打，员工拖到快下班、甚至下班后一小会儿才想起来打第一次卡，系统会把这次打卡拿"今天晚上"的班次去判断，提示"最早要到下午几点才能打上班卡"——其实员工想打的是昨晚那班的卡，跟提示对不上，之后不管再怎么打都会一直失败。现在已经修复：只要还在"下班时间之后 6 小时以内"（跟"已经打了上班卡、只是没打下班卡"的宽限期一致），都能正确追认成昨晚那班很晚的上班卡，不会再卡住后面的打卡。</w:t>
+      </w:r>
+    </w:p>
+    <w:p>
+      <w:pPr>
+        <w:ind w:left="283"/>
+        <w:rPr>
+          <w:lang w:eastAsia="zh-CN"/>
+        </w:rPr>
+      </w:pPr>
+      <w:r>
+        <w:rPr>
+          <w:lang w:eastAsia="zh-CN"/>
+        </w:rPr>
+        <w:t xml:space="preserve">• </w:t>
+      </w:r>
+      <w:r>
+        <w:rPr>
+          <w:b/>
+          <w:lang w:eastAsia="zh-CN"/>
+        </w:rPr>
+        <w:t>修复：夜班员工的下班打卡如果被重复提交（网络重试、连点两下），会把昨晚的下班时间错记到今天</w:t>
+      </w:r>
+      <w:r>
+        <w:rPr>
+          <w:lang w:eastAsia="zh-CN"/>
+        </w:rPr>
+        <w:t>：跨天夜班（比如晚上8点上班、次日凌晨下班）打下班卡时，系统需要判断"这张卡算昨晚那班的"还是"算今天新的一天"。如果同一次下班打卡被提交了两次，第一次能正确算到昨晚那班，但第二次会因为"昨晚那班已经记过下班时间了"而判断错误，误把同一个下班时间当成今天的记录，导致今天的记录显示"下班时间比上班时间还早"，早退被算出几百甚至上千分钟这种明显不对的数字。现在已经修复，重复提交的打卡会被正确识别、直接忽略，不会再产生这种错误记录。当天发现的一条真实错误记录已经人工核实并修正。</w:t>
       </w:r>
     </w:p>
     <w:p>

--- a/docs/考勤系统更新日志_完整版.docx
+++ b/docs/考勤系统更新日志_完整版.docx
@@ -134,6 +134,87 @@
           <w:lang w:eastAsia="zh-CN"/>
         </w:rPr>
         <w:t>2026-09-30</w:t>
+      </w:r>
+    </w:p>
+    <w:p>
+      <w:pPr>
+        <w:ind w:left="283"/>
+        <w:rPr>
+          <w:lang w:eastAsia="zh-CN"/>
+        </w:rPr>
+      </w:pPr>
+      <w:r>
+        <w:rPr>
+          <w:lang w:eastAsia="zh-CN"/>
+        </w:rPr>
+        <w:t xml:space="preserve">• </w:t>
+      </w:r>
+      <w:r>
+        <w:rPr>
+          <w:b/>
+          <w:lang w:eastAsia="zh-CN"/>
+        </w:rPr>
+        <w:t>修复：上一条"晚班缺卡宽限期"修复带来的新问题——第二天正常的上班打卡，可能被错误地记到前一天</w:t>
+      </w:r>
+      <w:r>
+        <w:rPr>
+          <w:lang w:eastAsia="zh-CN"/>
+        </w:rPr>
+        <w:t>：上面这条修复把"追认前一天很晚的上班卡"的宽限期延长到了下班后6小时，但没考虑"今天自己是不是也排了班"。结果是：如果前一天晚班请了全天假、或者一次卡都没打，而"今天"这一天自己排的班次（不管是继续上晚班还是换成白班）开始打卡的时刻，恰好落在这延长出来的6小时窗口里，今天正常的上班卡会被错误地追认成"前一天很晚才打的卡"，把请假记录改出一个离谱的迟到分钟数，今天自己反而缺了上班卡。现在已经修复：只要"今天"已经到了自己班次可以打卡的时刻，一律优先算今天的，不会再去抢前一天的记录。</w:t>
+      </w:r>
+    </w:p>
+    <w:p>
+      <w:pPr>
+        <w:ind w:left="283"/>
+        <w:rPr>
+          <w:lang w:eastAsia="zh-CN"/>
+        </w:rPr>
+      </w:pPr>
+      <w:r>
+        <w:rPr>
+          <w:lang w:eastAsia="zh-CN"/>
+        </w:rPr>
+        <w:t xml:space="preserve">• </w:t>
+      </w:r>
+      <w:r>
+        <w:rPr>
+          <w:b/>
+          <w:lang w:eastAsia="zh-CN"/>
+        </w:rPr>
+        <w:t>修复：下班打卡如果连点两下、两次请求刚好跨过整分钟，仍会把前一天的下班时间错记到今天</w:t>
+      </w:r>
+      <w:r>
+        <w:rPr>
+          <w:lang w:eastAsia="zh-CN"/>
+        </w:rPr>
+        <w:t>：之前修复的"重复提交去重"只挡住了同一分钟内的重复点击；如果网络慢导致第二次点击落到了下一分钟，还是会出现"前一天下班时间被错记到今天"的老问题。现在补上了兜底：只要前一天的夜班记录是刚关闭不久（30分钟以内），重复点击仍然会正确算作前一天的，不会再凭空多出一条今天的错误记录。</w:t>
+      </w:r>
+    </w:p>
+    <w:p>
+      <w:pPr>
+        <w:ind w:left="283"/>
+        <w:rPr>
+          <w:lang w:eastAsia="zh-CN"/>
+        </w:rPr>
+      </w:pPr>
+      <w:r>
+        <w:rPr>
+          <w:lang w:eastAsia="zh-CN"/>
+        </w:rPr>
+        <w:t xml:space="preserve">• </w:t>
+      </w:r>
+      <w:r>
+        <w:rPr>
+          <w:b/>
+          <w:lang w:eastAsia="zh-CN"/>
+        </w:rPr>
+        <w:t>修复：出差申请页面"开始时间放宽到今天0点"没有真正生效</w:t>
+      </w:r>
+      <w:r>
+        <w:rPr>
+          <w:lang w:eastAsia="zh-CN"/>
+        </w:rPr>
+        <w:t>：之前那条放宽出差开始时间下限的修复只改了后台的审批规则，页面自己还留着一道更严格的旧检查（"不能早于此刻"），导致员工下午提交"今天上午几点开始出差"这种申请时，会被页面直接拦下，根本走不到放宽后的规则。现在已经修正，页面和审批规则保持一致。</w:t>
       </w:r>
     </w:p>
     <w:p>

--- a/docs/考勤系统更新日志_完整版.docx
+++ b/docs/考勤系统更新日志_完整版.docx
@@ -134,6 +134,33 @@
           <w:lang w:eastAsia="zh-CN"/>
         </w:rPr>
         <w:t>2026-09-30</w:t>
+      </w:r>
+    </w:p>
+    <w:p>
+      <w:pPr>
+        <w:ind w:left="283"/>
+        <w:rPr>
+          <w:lang w:eastAsia="zh-CN"/>
+        </w:rPr>
+      </w:pPr>
+      <w:r>
+        <w:rPr>
+          <w:lang w:eastAsia="zh-CN"/>
+        </w:rPr>
+        <w:t xml:space="preserve">• </w:t>
+      </w:r>
+      <w:r>
+        <w:rPr>
+          <w:b/>
+          <w:lang w:eastAsia="zh-CN"/>
+        </w:rPr>
+        <w:t>修复：白班或没排班的员工加班过零点下班后，如果连着刷两次卡，第二天真正的迟到会被盖掉、工时也会多算</w:t>
+      </w:r>
+      <w:r>
+        <w:rPr>
+          <w:lang w:eastAsia="zh-CN"/>
+        </w:rPr>
+        <w:t>：加班到零点以后才下班，考勤机上连刷两次是很常见的操作（确认有没有刷上）。上一条"重复点击仍算前一天"的修复只认"前一天是晚班"，白班或没排班的人不在保护范围内，第二次刷卡会被误判成第二天的上班卡，导致第二天真正到岗打卡时反而被当成"午间打卡"，迟到分钟数记不上，工时也多算了将近一小时。现在已经修复：只要前一天的下班卡本身就是打在零点之后（不管是不是晚班），几分钟内的重复刷卡都会正确算作前一天的。</w:t>
       </w:r>
     </w:p>
     <w:p>

--- a/docs/考勤系统更新日志_完整版.docx
+++ b/docs/考勤系统更新日志_完整版.docx
@@ -134,6 +134,141 @@
           <w:lang w:eastAsia="zh-CN"/>
         </w:rPr>
         <w:t>2026-09-30</w:t>
+      </w:r>
+    </w:p>
+    <w:p>
+      <w:pPr>
+        <w:ind w:left="283"/>
+        <w:rPr>
+          <w:lang w:eastAsia="zh-CN"/>
+        </w:rPr>
+      </w:pPr>
+      <w:r>
+        <w:rPr>
+          <w:lang w:eastAsia="zh-CN"/>
+        </w:rPr>
+        <w:t xml:space="preserve">• </w:t>
+      </w:r>
+      <w:r>
+        <w:rPr>
+          <w:b/>
+          <w:lang w:eastAsia="zh-CN"/>
+        </w:rPr>
+        <w:t>修复（国庆假期前紧急）：法定节假日通过补卡（审批通过、管理员手动补、智能助手补）会多算一整天正班工时</w:t>
+      </w:r>
+      <w:r>
+        <w:rPr>
+          <w:lang w:eastAsia="zh-CN"/>
+        </w:rPr>
+        <w:t>：考勤机打卡和远程打卡在法定节假日/公司休息日都正确记"休假"、不算正班工时，但漏打一次卡去补时，系统之前完全没检查这天是不是节假日，会把这天当成普通工作日正常结算工时。国庆10/1-10/7期间上班的人，本来应该只通过加班审批记加班；一旦有人漏打卡去补，会凭空多出8小时正班，跟加班单重复算钱。现在补卡这几条路都跟考勤机、远程打卡统一口径：节假日不结算正班工时，记"休假"状态，请假/出差状态不受影响。</w:t>
+      </w:r>
+    </w:p>
+    <w:p>
+      <w:pPr>
+        <w:ind w:left="283"/>
+        <w:rPr>
+          <w:lang w:eastAsia="zh-CN"/>
+        </w:rPr>
+      </w:pPr>
+      <w:r>
+        <w:rPr>
+          <w:lang w:eastAsia="zh-CN"/>
+        </w:rPr>
+        <w:t xml:space="preserve">• </w:t>
+      </w:r>
+      <w:r>
+        <w:rPr>
+          <w:b/>
+          <w:lang w:eastAsia="zh-CN"/>
+        </w:rPr>
+        <w:t>安全修复：智能助手的"补卡"功能没有角色层级检查，文员能给总部超管补录打卡记录</w:t>
+      </w:r>
+      <w:r>
+        <w:rPr>
+          <w:lang w:eastAsia="zh-CN"/>
+        </w:rPr>
+        <w:t>：员工管理页面的角色层级规则（文员不能动管理员、谁都不能动总部超管）之前漏了"补卡"这一个功能入口，跟之前修过的"AGENT可能被文员利用"是同一类漏洞。现在补卡的生成、确认执行两个阶段都补上了同一道检查。</w:t>
+      </w:r>
+    </w:p>
+    <w:p>
+      <w:pPr>
+        <w:ind w:left="283"/>
+        <w:rPr>
+          <w:lang w:eastAsia="zh-CN"/>
+        </w:rPr>
+      </w:pPr>
+      <w:r>
+        <w:rPr>
+          <w:lang w:eastAsia="zh-CN"/>
+        </w:rPr>
+        <w:t xml:space="preserve">• </w:t>
+      </w:r>
+      <w:r>
+        <w:rPr>
+          <w:b/>
+          <w:lang w:eastAsia="zh-CN"/>
+        </w:rPr>
+        <w:t>修复：智能助手给夜班员工补下班卡，如果填的是"第二天早上几点"，会记错成当天，工时算成0</w:t>
+      </w:r>
+      <w:r>
+        <w:rPr>
+          <w:lang w:eastAsia="zh-CN"/>
+        </w:rPr>
+        <w:t>：正常打卡和补卡审批页面都能正确把夜班下班卡顺延到第二天，但智能助手这条路漏了这个处理，会把"第二天08:00"直接当成"当天08:00"，变成下班比上班还早，还提示"补录成功"，实际记录是错的。现在跟补卡审批用同一套顺延规则，结果一致。</w:t>
+      </w:r>
+    </w:p>
+    <w:p>
+      <w:pPr>
+        <w:ind w:left="283"/>
+        <w:rPr>
+          <w:lang w:eastAsia="zh-CN"/>
+        </w:rPr>
+      </w:pPr>
+      <w:r>
+        <w:rPr>
+          <w:lang w:eastAsia="zh-CN"/>
+        </w:rPr>
+        <w:t xml:space="preserve">• </w:t>
+      </w:r>
+      <w:r>
+        <w:rPr>
+          <w:b/>
+          <w:lang w:eastAsia="zh-CN"/>
+        </w:rPr>
+        <w:t>修复：部门管理接口没有防止"上级部门"选成自己或自己的下级</w:t>
+      </w:r>
+      <w:r>
+        <w:rPr>
+          <w:lang w:eastAsia="zh-CN"/>
+        </w:rPr>
+        <w:t>：部门管理页面本来就不允许把上级选成自己或下级（会形成死循环），但后台接口本身没有这道校验，理论上可以绕开页面直接改出一个循环引用，导致那一支部门从组织架构里"消失"。现在接口层面也加上了同样的检查。</w:t>
+      </w:r>
+    </w:p>
+    <w:p>
+      <w:pPr>
+        <w:ind w:left="283"/>
+        <w:rPr>
+          <w:lang w:eastAsia="zh-CN"/>
+        </w:rPr>
+      </w:pPr>
+      <w:r>
+        <w:rPr>
+          <w:lang w:eastAsia="zh-CN"/>
+        </w:rPr>
+        <w:t xml:space="preserve">• </w:t>
+      </w:r>
+      <w:r>
+        <w:rPr>
+          <w:b/>
+          <w:lang w:eastAsia="zh-CN"/>
+        </w:rPr>
+        <w:t>修复：考勤机上报的打卡时间不做合理性检查</w:t>
+      </w:r>
+      <w:r>
+        <w:rPr>
+          <w:lang w:eastAsia="zh-CN"/>
+        </w:rPr>
+        <w:t>：考勤机断电重启后时钟有时会被重置（比如跳回2000年，或者跑快一天），这种明显不合理的时间以前会被原样写入打卡记录，导致整批打卡记到错误的日期上、当天反而被系统标记旷工。现在会跳过明显不合理的时间（比现在晚一天以上，或早于45天前），并记录日志方便发现是设备时钟出了问题。</w:t>
       </w:r>
     </w:p>
     <w:p>

--- a/docs/考勤系统更新日志_完整版.docx
+++ b/docs/考勤系统更新日志_完整版.docx
@@ -154,13 +154,13 @@
           <w:b/>
           <w:lang w:eastAsia="zh-CN"/>
         </w:rPr>
-        <w:t>修复（国庆假期前紧急）：法定节假日通过补卡（审批通过、管理员手动补、智能助手补）会多算一整天正班工时</w:t>
-      </w:r>
-      <w:r>
-        <w:rPr>
-          <w:lang w:eastAsia="zh-CN"/>
-        </w:rPr>
-        <w:t>：考勤机打卡和远程打卡在法定节假日/公司休息日都正确记"休假"、不算正班工时，但漏打一次卡去补时，系统之前完全没检查这天是不是节假日，会把这天当成普通工作日正常结算工时。国庆10/1-10/7期间上班的人，本来应该只通过加班审批记加班；一旦有人漏打卡去补，会凭空多出8小时正班，跟加班单重复算钱。现在补卡这几条路都跟考勤机、远程打卡统一口径：节假日不结算正班工时，记"休假"状态，请假/出差状态不受影响。</w:t>
+        <w:t>下线"假期设置"功能</w:t>
+      </w:r>
+      <w:r>
+        <w:rPr>
+          <w:lang w:eastAsia="zh-CN"/>
+        </w:rPr>
+        <w:t>：系统不再区分法定节假日、公司休息日、调班补班日，这几个概念全部去掉了。以后所有的打卡、请假、加班、出差、考勤报表都只按"这个班次自己每周配置的休息日"（没排班就按周六周日）来判断是不是该上班，不再考虑任何法定节假日或公司统一放假安排。管理后台的"假期设置"页面、智能助手里查询/新增/删除假期的功能都已下线（原来配置过的假期数据还留在数据库里，只是系统不再读取使用，需要的话以后随时可以恢复）。</w:t>
       </w:r>
     </w:p>
     <w:p>

--- a/docs/考勤系统更新日志_完整版.docx
+++ b/docs/考勤系统更新日志_完整版.docx
@@ -134,6 +134,33 @@
           <w:lang w:eastAsia="zh-CN"/>
         </w:rPr>
         <w:t>2026-09-30</w:t>
+      </w:r>
+    </w:p>
+    <w:p>
+      <w:pPr>
+        <w:ind w:left="283"/>
+        <w:rPr>
+          <w:lang w:eastAsia="zh-CN"/>
+        </w:rPr>
+      </w:pPr>
+      <w:r>
+        <w:rPr>
+          <w:lang w:eastAsia="zh-CN"/>
+        </w:rPr>
+        <w:t xml:space="preserve">• </w:t>
+      </w:r>
+      <w:r>
+        <w:rPr>
+          <w:b/>
+          <w:lang w:eastAsia="zh-CN"/>
+        </w:rPr>
+        <w:t>新增：待审批提醒</w:t>
+      </w:r>
+      <w:r>
+        <w:rPr>
+          <w:lang w:eastAsia="zh-CN"/>
+        </w:rPr>
+        <w:t>：管理员/文员如果有申请单一直没处理，以前只在申请刚提交、或者上一级审批人通过时收到一条通知，之后就没有后续提醒了，很容易忘记处理。现在系统每隔 4 小时会检查一遍所有还没处理完的申请，给当前该处理的那个审批人再发一条"审批提醒"通知，直到处理完为止。收到通知时右上角小铃铛的红点会更新，屏幕右上角还会弹出一张小卡片并响一声提示音，点击卡片可以直接跳转到"待审批"页面处理（首次打开页面时已经攒着的旧通知不会弹窗/响铃，只会更新铃铛上的数字，避免一打开页面就被连续弹好几个窗口/响好几声）。</w:t>
       </w:r>
     </w:p>
     <w:p>

--- a/docs/考勤系统更新日志_完整版.docx
+++ b/docs/考勤系统更新日志_完整版.docx
@@ -134,6 +134,114 @@
           <w:lang w:eastAsia="zh-CN"/>
         </w:rPr>
         <w:t>2026-09-30</w:t>
+      </w:r>
+    </w:p>
+    <w:p>
+      <w:pPr>
+        <w:ind w:left="283"/>
+        <w:rPr>
+          <w:lang w:eastAsia="zh-CN"/>
+        </w:rPr>
+      </w:pPr>
+      <w:r>
+        <w:rPr>
+          <w:lang w:eastAsia="zh-CN"/>
+        </w:rPr>
+        <w:t xml:space="preserve">• </w:t>
+      </w:r>
+      <w:r>
+        <w:rPr>
+          <w:b/>
+          <w:lang w:eastAsia="zh-CN"/>
+        </w:rPr>
+        <w:t>安全修复：智能助手操作失败时，改到一半的数据仍会被存进数据库</w:t>
+      </w:r>
+      <w:r>
+        <w:rPr>
+          <w:lang w:eastAsia="zh-CN"/>
+        </w:rPr>
+        <w:t>：智能助手的"确认执行"如果中途失败（比如管理员改员工资料时被角色层级规则拦下、或者审批一张补卡单时发现补卡时间还没到），本来应该整个操作都不生效；但因为写"失败日志"这一步顺手保存了同一个数据库连接里所有改到一半、还没保存的东西，实际上出现过"提示操作失败，但姓名手机号已经被改掉"、"提示审批失败，但凭空多出一条空白考勤记录"这类结果和提示不一致的情况。现在执行失败后会先清掉这些没保存成功的改动，再写失败日志，跟提示保持一致。</w:t>
+      </w:r>
+    </w:p>
+    <w:p>
+      <w:pPr>
+        <w:ind w:left="283"/>
+        <w:rPr>
+          <w:lang w:eastAsia="zh-CN"/>
+        </w:rPr>
+      </w:pPr>
+      <w:r>
+        <w:rPr>
+          <w:lang w:eastAsia="zh-CN"/>
+        </w:rPr>
+        <w:t xml:space="preserve">• </w:t>
+      </w:r>
+      <w:r>
+        <w:rPr>
+          <w:b/>
+          <w:lang w:eastAsia="zh-CN"/>
+        </w:rPr>
+        <w:t>下线未使用的假期接口</w:t>
+      </w:r>
+      <w:r>
+        <w:rPr>
+          <w:lang w:eastAsia="zh-CN"/>
+        </w:rPr>
+        <w:t>：上一次"下线假期设置"功能时，管理后台里查询/新增/删除假期的三个后台接口忘了一起下线，虽然页面已经没有入口去调用，但接口本身还能用，容易让人以为改动还会生效。现在这三个接口已经一并删除。</w:t>
+      </w:r>
+    </w:p>
+    <w:p>
+      <w:pPr>
+        <w:ind w:left="283"/>
+        <w:rPr>
+          <w:lang w:eastAsia="zh-CN"/>
+        </w:rPr>
+      </w:pPr>
+      <w:r>
+        <w:rPr>
+          <w:lang w:eastAsia="zh-CN"/>
+        </w:rPr>
+        <w:t xml:space="preserve">• </w:t>
+      </w:r>
+      <w:r>
+        <w:rPr>
+          <w:b/>
+          <w:lang w:eastAsia="zh-CN"/>
+        </w:rPr>
+        <w:t>删除报表里永远是0的"节假日加班"这一列</w:t>
+      </w:r>
+      <w:r>
+        <w:rPr>
+          <w:lang w:eastAsia="zh-CN"/>
+        </w:rPr>
+        <w:t>：这一列是"下线假期设置"功能之后遗留下来的，系统已经不会区分节假日了，这一列永远算出0，容易被财务误以为是漏算。已经从月度汇总报表和导出的Excel模板汇总表里删除。</w:t>
+      </w:r>
+    </w:p>
+    <w:p>
+      <w:pPr>
+        <w:ind w:left="283"/>
+        <w:rPr>
+          <w:lang w:eastAsia="zh-CN"/>
+        </w:rPr>
+      </w:pPr>
+      <w:r>
+        <w:rPr>
+          <w:lang w:eastAsia="zh-CN"/>
+        </w:rPr>
+        <w:t xml:space="preserve">• </w:t>
+      </w:r>
+      <w:r>
+        <w:rPr>
+          <w:b/>
+          <w:lang w:eastAsia="zh-CN"/>
+        </w:rPr>
+        <w:t>修复：分公司管理员删除还有员工的部门，员工会从他的管理范围里彻底消失</w:t>
+      </w:r>
+      <w:r>
+        <w:rPr>
+          <w:lang w:eastAsia="zh-CN"/>
+        </w:rPr>
+        <w:t>：删除部门后，里面的员工会自动变成"未分配部门"，而受限的分公司管理员看不到"未分配"的人，这些员工实际上就从他的报表和管理范围里消失了，只能找总部管理员帮忙恢复。现在跟"部门下面还有下级部门不能删"一样，加了一道检查：部门下面还有员工的话，删除会被拦下并提示先把员工调到别的部门。</w:t>
       </w:r>
     </w:p>
     <w:p>

--- a/docs/考勤系统更新日志_完整版.docx
+++ b/docs/考勤系统更新日志_完整版.docx
@@ -620,6 +620,60 @@
           <w:lang w:eastAsia="zh-CN"/>
         </w:rPr>
         <w:t>：以前出差开始时间不能早于提交这一刻，员工今天出差已经出发了、事后才想起来忘记提前提交申请，会因为"开始时间已经过去"提交不了。现在开始时间最早可以选到今天0点，方便补提今天已经开始的出差；没有再放宽到昨天或更早——出差一旦批准，当天会自动按满勤记工时，如果放开到昨天，容易撞上"昨天已经正常打了一整天卡"这种情况，把已经存在的真实打卡工时覆盖掉、算错工时，所以这条只放宽到当天。</w:t>
+      </w:r>
+    </w:p>
+    <w:p>
+      <w:pPr>
+        <w:ind w:left="283"/>
+        <w:rPr>
+          <w:lang w:eastAsia="zh-CN"/>
+        </w:rPr>
+      </w:pPr>
+      <w:r>
+        <w:rPr>
+          <w:lang w:eastAsia="zh-CN"/>
+        </w:rPr>
+        <w:t xml:space="preserve">• </w:t>
+      </w:r>
+      <w:r>
+        <w:rPr>
+          <w:b/>
+          <w:lang w:eastAsia="zh-CN"/>
+        </w:rPr>
+        <w:t>修复：分公司管理员删除还有考勤机的部门，考勤机会从他的管理范围里消失</w:t>
+      </w:r>
+      <w:r>
+        <w:rPr>
+          <w:lang w:eastAsia="zh-CN"/>
+        </w:rPr>
+        <w:t>：跟前面"删除有员工的部门"是同一个道理——考勤机归属的部门被删除后会自动变成"未归类"，受限的分公司管理员看不到"未归类"的考勤机，这些设备就从他的管理范围里消失了。现在同样加了删除前的检查。</w:t>
+      </w:r>
+    </w:p>
+    <w:p>
+      <w:pPr>
+        <w:ind w:left="283"/>
+        <w:rPr>
+          <w:lang w:eastAsia="zh-CN"/>
+        </w:rPr>
+      </w:pPr>
+      <w:r>
+        <w:rPr>
+          <w:lang w:eastAsia="zh-CN"/>
+        </w:rPr>
+        <w:t xml:space="preserve">• </w:t>
+      </w:r>
+      <w:r>
+        <w:rPr>
+          <w:b/>
+          <w:lang w:eastAsia="zh-CN"/>
+        </w:rPr>
+        <w:t>完善"待审批提醒"（新增当天发现的3个小问题，都已修复）</w:t>
+      </w:r>
+      <w:r>
+        <w:rPr>
+          <w:lang w:eastAsia="zh-CN"/>
+        </w:rPr>
+        <w:t>：①程序刚重启/刚部署时会立刻先检查一遍所有待审批的单子，导致刚提交没几分钟的申请也会被提醒"还未处理"——现在改成只提醒挂了 4 小时以上的单，刚提交的不打扰；②申请人调到别的分公司后，原审批人本来就看不到、也处理不了这张单了，但提醒还是会一直发给他，已停用的审批人也一样——现在这两种情况都会跳过；③同一张单如果上一条提醒还没读，不会再重复发新的提醒，避免手上压了很多单子时一次弹出一大堆卡片。另外给弹窗+提示音这套逻辑加了个兜底：如果一次性来的新通知超过 15 条（铃铛下拉框最多只显示最新 15 条），多出来的那几条虽然不会弹出正常的通知卡片，现在会额外弹一条"还有 N 条新通知"的提示，点击可以打开铃铛下拉框查看，不会被无声无息地漏掉。</w:t>
       </w:r>
     </w:p>
     <w:p>

--- a/docs/考勤系统更新日志_完整版.docx
+++ b/docs/考勤系统更新日志_完整版.docx
@@ -667,13 +667,13 @@
           <w:b/>
           <w:lang w:eastAsia="zh-CN"/>
         </w:rPr>
-        <w:t>完善"待审批提醒"（新增当天发现的3个小问题，都已修复）</w:t>
-      </w:r>
-      <w:r>
-        <w:rPr>
-          <w:lang w:eastAsia="zh-CN"/>
-        </w:rPr>
-        <w:t>：①程序刚重启/刚部署时会立刻先检查一遍所有待审批的单子，导致刚提交没几分钟的申请也会被提醒"还未处理"——现在改成只提醒挂了 4 小时以上的单，刚提交的不打扰；②申请人调到别的分公司后，原审批人本来就看不到、也处理不了这张单了，但提醒还是会一直发给他，已停用的审批人也一样——现在这两种情况都会跳过；③同一张单如果上一条提醒还没读，不会再重复发新的提醒，避免手上压了很多单子时一次弹出一大堆卡片。另外给弹窗+提示音这套逻辑加了个兜底：如果一次性来的新通知超过 15 条（铃铛下拉框最多只显示最新 15 条），多出来的那几条虽然不会弹出正常的通知卡片，现在会额外弹一条"还有 N 条新通知"的提示，点击可以打开铃铛下拉框查看，不会被无声无息地漏掉。</w:t>
+        <w:t>完善"待审批提醒"（新增当天发现的4个小问题，都已修复）</w:t>
+      </w:r>
+      <w:r>
+        <w:rPr>
+          <w:lang w:eastAsia="zh-CN"/>
+        </w:rPr>
+        <w:t>：①程序刚重启/刚部署时会立刻先检查一遍所有待审批的单子，导致刚提交没几分钟的申请也会被提醒"还未处理"——现在改成只提醒挂了 4 小时以上的单，刚提交的不打扰；②申请人调到别的分公司后，原审批人本来就看不到、也处理不了这张单了，但提醒还是会一直发给他，已停用的审批人也一样——现在这两种情况都会跳过；③审批人如果一直没点开最早那条"您有新的待审批申请"通知，后面所有提醒都会被这条旧的未读挡住、永远收不到——这正好是这个功能本来要解决的情况。现在改成每次发新提醒前，先把这张单之前没读的旧通知标记已读，再发一条新的：审批人打开铃铛看到的永远是最新一条提醒，不会被旧通知淹没，也不会同一张单堆出一大堆未读。另外给弹窗+提示音这套逻辑加了个兜底：如果一次性来的新通知超过 15 条（铃铛下拉框最多只显示最新 15 条），多出来的那几条虽然不会弹出正常的通知卡片，现在会额外弹一条"还有 N 条新通知"的提示，点击可以打开铃铛下拉框查看，不会被无声无息地漏掉。</w:t>
       </w:r>
     </w:p>
     <w:p>

--- a/docs/考勤系统更新日志_完整版.docx
+++ b/docs/考勤系统更新日志_完整版.docx
@@ -97,7 +97,7 @@
           <w:sz w:val="24"/>
           <w:lang w:eastAsia="zh-CN"/>
         </w:rPr>
-        <w:t>生成日期：2026年9月30日</w:t>
+        <w:t>生成日期：2026年10月6日</w:t>
       </w:r>
     </w:p>
     <w:p>
@@ -114,6 +114,80 @@
           <w:lang w:eastAsia="zh-CN"/>
         </w:rPr>
         <w:t>说明：这份文档记录考勤系统每次功能改动，语言尽量简单，方便非技术人员看懂；每次改动都会在最上面加一条新记录（时间倒序）。</w:t>
+      </w:r>
+    </w:p>
+    <w:p>
+      <w:pPr>
+        <w:spacing w:before="400" w:after="160"/>
+        <w:pBdr>
+          <w:bottom w:val="single" w:sz="6" w:space="4" w:color="1F4E79"/>
+        </w:pBdr>
+        <w:rPr>
+          <w:lang w:eastAsia="zh-CN"/>
+        </w:rPr>
+      </w:pPr>
+      <w:r>
+        <w:rPr>
+          <w:b/>
+          <w:color w:val="1F4E79"/>
+          <w:sz w:val="32"/>
+          <w:lang w:eastAsia="zh-CN"/>
+        </w:rPr>
+        <w:t>2026-10-06</w:t>
+      </w:r>
+    </w:p>
+    <w:p>
+      <w:pPr>
+        <w:ind w:left="283"/>
+        <w:rPr>
+          <w:lang w:eastAsia="zh-CN"/>
+        </w:rPr>
+      </w:pPr>
+      <w:r>
+        <w:rPr>
+          <w:lang w:eastAsia="zh-CN"/>
+        </w:rPr>
+        <w:t xml:space="preserve">• </w:t>
+      </w:r>
+      <w:r>
+        <w:rPr>
+          <w:b/>
+          <w:lang w:eastAsia="zh-CN"/>
+        </w:rPr>
+        <w:t>改进：待审批提醒改成"每人每轮一条汇总"，不再每张单发一条</w:t>
+      </w:r>
+      <w:r>
+        <w:rPr>
+          <w:lang w:eastAsia="zh-CN"/>
+        </w:rPr>
+        <w:t>：检查生产发现，系统里积压了 2400 多张没人处理的待审批单（大多是 9 月中旬起的加班单），原来每张单每 4 小时发一条提醒，结果一天新增 1.3 万条通知、通知表三天涨到 8 万多行，积压多的审批人每 4 小时会被弹出十几张卡片并响铃，根本没法看。现在每个审批人每 4 小时只收到一条，形如"您有 N 张待审批申请已超过 4 小时没处理，其中最久的已挂 X 天"，点击直接跳到"待审批"页面。每次发新汇总时，会把你之前没读的旧提醒（包括上一条汇总和改版前按单发的那批）自动标成已读，所以没读的提醒永远只剩最新一条；积压处理完之后，那条过时的汇总也会自动清掉。提交申请时收到的"您有新的待审批申请"这类通知不受影响。另外每天凌晨 3 点会清理 7 天前已读的审批提醒，通知表不会再一直涨。</w:t>
+      </w:r>
+    </w:p>
+    <w:p>
+      <w:pPr>
+        <w:ind w:left="283"/>
+        <w:rPr>
+          <w:lang w:eastAsia="zh-CN"/>
+        </w:rPr>
+      </w:pPr>
+      <w:r>
+        <w:rPr>
+          <w:lang w:eastAsia="zh-CN"/>
+        </w:rPr>
+        <w:t xml:space="preserve">• </w:t>
+      </w:r>
+      <w:r>
+        <w:rPr>
+          <w:b/>
+          <w:lang w:eastAsia="zh-CN"/>
+        </w:rPr>
+        <w:t>修复：阿里云人脸识别服务出问题时，每个人都要白等 8 秒，而且保护机制没起作用</w:t>
+      </w:r>
+      <w:r>
+        <w:rPr>
+          <w:lang w:eastAsia="zh-CN"/>
+        </w:rPr>
+        <w:t>：10 月 4 日早上 7:30 到 9:20，阿里云人脸识别接口持续超时，一百六十多人远程打卡失败了一千多次。本来系统有一个"连续失败就暂停调用、直接提示改用补卡"的保护机制，但因为这次超时的类型没被识别，保护机制整个没有启动，每个人都白等 8 秒才报错，还反复重试。现在这种超时会被正确识别：连续失败几次后，会暂停调用 60 秒并直接提示"服务暂时不可用"，不用再白等；偶发的单次超时也会自动重试一次。</w:t>
       </w:r>
     </w:p>
     <w:p>

--- a/docs/考勤系统更新日志_完整版.docx
+++ b/docs/考勤系统更新日志_完整版.docx
@@ -188,6 +188,33 @@
           <w:lang w:eastAsia="zh-CN"/>
         </w:rPr>
         <w:t>：10 月 4 日早上 7:30 到 9:20，阿里云人脸识别接口持续超时，一百六十多人远程打卡失败了一千多次。本来系统有一个"连续失败就暂停调用、直接提示改用补卡"的保护机制，但因为这次超时的类型没被识别，保护机制整个没有启动，每个人都白等 8 秒才报错，还反复重试。现在这种超时会被正确识别：连续失败几次后，会暂停调用 60 秒并直接提示"服务暂时不可用"，不用再白等；偶发的单次超时也会自动重试一次。</w:t>
+      </w:r>
+    </w:p>
+    <w:p>
+      <w:pPr>
+        <w:ind w:left="283"/>
+        <w:rPr>
+          <w:lang w:eastAsia="zh-CN"/>
+        </w:rPr>
+      </w:pPr>
+      <w:r>
+        <w:rPr>
+          <w:lang w:eastAsia="zh-CN"/>
+        </w:rPr>
+        <w:t xml:space="preserve">• </w:t>
+      </w:r>
+      <w:r>
+        <w:rPr>
+          <w:b/>
+          <w:lang w:eastAsia="zh-CN"/>
+        </w:rPr>
+        <w:t>修复：智能助手的三处小问题</w:t>
+      </w:r>
+      <w:r>
+        <w:rPr>
+          <w:lang w:eastAsia="zh-CN"/>
+        </w:rPr>
+        <w:t>：①助手查"考勤异常"时，如果某条记录的状态已经被系统改成旷工/未打卡，记录里残留的迟到分钟数（比如 811 分钟）仍会被报出来，跟月度报表里的 0 对不上——现在跟报表统一，只有状态就是"迟到/早退"的才报分钟数；②查询异常时日期范围不限，理论上一句话就能让系统去翻几十万行记录拖慢服务器——现在单次最多查 92 天，超了会提示分段查；③助手执行失败时，数据库/系统内部的原始报错原文（可能带表名、字段名）会直接显示给用户——现在只显示我们自己写的中文提示，其余统一显示"操作失败，请稍后重试或联系管理员"，详细原因只记在服务器日志里。另外代员工提交请假时，对不合法的请假类型多加了一道拦截。</w:t>
       </w:r>
     </w:p>
     <w:p>

--- a/docs/考勤系统更新日志_完整版.docx
+++ b/docs/考勤系统更新日志_完整版.docx
@@ -215,6 +215,222 @@
           <w:lang w:eastAsia="zh-CN"/>
         </w:rPr>
         <w:t>：①助手查"考勤异常"时，如果某条记录的状态已经被系统改成旷工/未打卡，记录里残留的迟到分钟数（比如 811 分钟）仍会被报出来，跟月度报表里的 0 对不上——现在跟报表统一，只有状态就是"迟到/早退"的才报分钟数；②查询异常时日期范围不限，理论上一句话就能让系统去翻几十万行记录拖慢服务器——现在单次最多查 92 天，超了会提示分段查；③助手执行失败时，数据库/系统内部的原始报错原文（可能带表名、字段名）会直接显示给用户——现在只显示我们自己写的中文提示，其余统一显示"操作失败，请稍后重试或联系管理员"，详细原因只记在服务器日志里。另外代员工提交请假时，对不合法的请假类型多加了一道拦截。</w:t>
+      </w:r>
+    </w:p>
+    <w:p>
+      <w:pPr>
+        <w:ind w:left="283"/>
+        <w:rPr>
+          <w:lang w:eastAsia="zh-CN"/>
+        </w:rPr>
+      </w:pPr>
+      <w:r>
+        <w:rPr>
+          <w:lang w:eastAsia="zh-CN"/>
+        </w:rPr>
+        <w:t xml:space="preserve">• </w:t>
+      </w:r>
+      <w:r>
+        <w:rPr>
+          <w:b/>
+          <w:lang w:eastAsia="zh-CN"/>
+        </w:rPr>
+        <w:t>修复：右上角通知弹窗在"当前没有未读通知"时漏弹</w:t>
+      </w:r>
+      <w:r>
+        <w:rPr>
+          <w:lang w:eastAsia="zh-CN"/>
+        </w:rPr>
+        <w:t>：刚打开页面时没有未读通知是最常见的情况，这时候收到的第一条新通知只会让铃铛数字 +1，不弹卡片、也不响铃；从第二条开始才正常。现在第一条也会正常弹出并响铃。</w:t>
+      </w:r>
+    </w:p>
+    <w:p>
+      <w:pPr>
+        <w:ind w:left="283"/>
+        <w:rPr>
+          <w:lang w:eastAsia="zh-CN"/>
+        </w:rPr>
+      </w:pPr>
+      <w:r>
+        <w:rPr>
+          <w:lang w:eastAsia="zh-CN"/>
+        </w:rPr>
+        <w:t xml:space="preserve">• </w:t>
+      </w:r>
+      <w:r>
+        <w:rPr>
+          <w:b/>
+          <w:lang w:eastAsia="zh-CN"/>
+        </w:rPr>
+        <w:t>修复：今日看板的"未打卡"人数会被少算</w:t>
+      </w:r>
+      <w:r>
+        <w:rPr>
+          <w:lang w:eastAsia="zh-CN"/>
+        </w:rPr>
+        <w:t>：上午上班、下午请假的半天假员工，既算"已出勤"又算"请假"，"未打卡"人数里把他们扣了两次，卡片上的数字比点开后的名单少，人数少时甚至可能出现负数。现在卡片数字和名单人数一致。</w:t>
+      </w:r>
+    </w:p>
+    <w:p>
+      <w:pPr>
+        <w:ind w:left="283"/>
+        <w:rPr>
+          <w:lang w:eastAsia="zh-CN"/>
+        </w:rPr>
+      </w:pPr>
+      <w:r>
+        <w:rPr>
+          <w:lang w:eastAsia="zh-CN"/>
+        </w:rPr>
+        <w:t xml:space="preserve">• </w:t>
+      </w:r>
+      <w:r>
+        <w:rPr>
+          <w:b/>
+          <w:lang w:eastAsia="zh-CN"/>
+        </w:rPr>
+        <w:t>修复：管理员手动补卡不能再补"还没到"的时间</w:t>
+      </w:r>
+      <w:r>
+        <w:rPr>
+          <w:lang w:eastAsia="zh-CN"/>
+        </w:rPr>
+        <w:t>：员工自己补卡早就不允许选未来时间，管理员手动补卡这边漏了，选错日期可以给未来任意一天写上班/下班卡，并刷新那个月的汇总。现在会提示"打卡时间还没到"。</w:t>
+      </w:r>
+    </w:p>
+    <w:p>
+      <w:pPr>
+        <w:ind w:left="283"/>
+        <w:rPr>
+          <w:lang w:eastAsia="zh-CN"/>
+        </w:rPr>
+      </w:pPr>
+      <w:r>
+        <w:rPr>
+          <w:lang w:eastAsia="zh-CN"/>
+        </w:rPr>
+        <w:t xml:space="preserve">• </w:t>
+      </w:r>
+      <w:r>
+        <w:rPr>
+          <w:b/>
+          <w:lang w:eastAsia="zh-CN"/>
+        </w:rPr>
+        <w:t>修复：月初后台自动生成月度汇总，和管理员同时点"重新生成"撞车时，汇总可能丢失</w:t>
+      </w:r>
+      <w:r>
+        <w:rPr>
+          <w:lang w:eastAsia="zh-CN"/>
+        </w:rPr>
+        <w:t>：两边几乎同时给同一个人插入当月汇总时，后到的那次会整批失败、当月汇总静默缺失。现在撞车后会自动重试一次。</w:t>
+      </w:r>
+    </w:p>
+    <w:p>
+      <w:pPr>
+        <w:ind w:left="283"/>
+        <w:rPr>
+          <w:lang w:eastAsia="zh-CN"/>
+        </w:rPr>
+      </w:pPr>
+      <w:r>
+        <w:rPr>
+          <w:lang w:eastAsia="zh-CN"/>
+        </w:rPr>
+        <w:t xml:space="preserve">• </w:t>
+      </w:r>
+      <w:r>
+        <w:rPr>
+          <w:b/>
+          <w:lang w:eastAsia="zh-CN"/>
+        </w:rPr>
+        <w:t>修复：审批附件（如病假证明）的查看权限收紧</w:t>
+      </w:r>
+      <w:r>
+        <w:rPr>
+          <w:lang w:eastAsia="zh-CN"/>
+        </w:rPr>
+        <w:t>：以前只要当过某个员工任何一张单的审批人，就能看到他之后提交的所有附件；现在只能看自己审批的那几张单上带的附件。身份证照、人脸照、审批附件的网页响应还加了"不缓存"，退出登录后不能再从浏览器缓存里翻出来。</w:t>
+      </w:r>
+    </w:p>
+    <w:p>
+      <w:pPr>
+        <w:ind w:left="283"/>
+        <w:rPr>
+          <w:lang w:eastAsia="zh-CN"/>
+        </w:rPr>
+      </w:pPr>
+      <w:r>
+        <w:rPr>
+          <w:lang w:eastAsia="zh-CN"/>
+        </w:rPr>
+        <w:t xml:space="preserve">• </w:t>
+      </w:r>
+      <w:r>
+        <w:rPr>
+          <w:b/>
+          <w:lang w:eastAsia="zh-CN"/>
+        </w:rPr>
+        <w:t>安全加固：新增部门的接口不再接受夹带的账号信息；私有文件路径里带 `..` 的一律拒绝</w:t>
+      </w:r>
+      <w:r>
+        <w:rPr>
+          <w:lang w:eastAsia="zh-CN"/>
+        </w:rPr>
+        <w:t>：新增部门接口以前会把请求里夹带的"员工"一起存库，理论上能借此造出一个不受范围限制的超级管理员账号；现在只接受部门自己的字段。读取私有文件时，路径里带 `.`/`..` 的请求直接拒绝，避免判权和读文件看到两条不同的路径。</w:t>
+      </w:r>
+    </w:p>
+    <w:p>
+      <w:pPr>
+        <w:ind w:left="283"/>
+        <w:rPr>
+          <w:lang w:eastAsia="zh-CN"/>
+        </w:rPr>
+      </w:pPr>
+      <w:r>
+        <w:rPr>
+          <w:lang w:eastAsia="zh-CN"/>
+        </w:rPr>
+        <w:t xml:space="preserve">• </w:t>
+      </w:r>
+      <w:r>
+        <w:rPr>
+          <w:b/>
+          <w:lang w:eastAsia="zh-CN"/>
+        </w:rPr>
+        <w:t>完善：班次的接口加上数值范围校验、枚举数字串越界拦截、考勤机命令里的工号过滤换行</w:t>
+      </w:r>
+      <w:r>
+        <w:rPr>
+          <w:lang w:eastAsia="zh-CN"/>
+        </w:rPr>
+        <w:t>：班次接口以前对迟到容忍、标准工时、颜色等字段原样存库，现在跟网页端同样的范围；补卡类型、员工角色、审批层级如果被改成不存在的数字，以前可能落库成未定义的值，现在直接拒绝或回落默认值；同步员工到考勤机时，工号里的换行/制表符会被替换，防止在指令里夹带命令。</w:t>
+      </w:r>
+    </w:p>
+    <w:p>
+      <w:pPr>
+        <w:ind w:left="283"/>
+        <w:rPr>
+          <w:lang w:eastAsia="zh-CN"/>
+        </w:rPr>
+      </w:pPr>
+      <w:r>
+        <w:rPr>
+          <w:lang w:eastAsia="zh-CN"/>
+        </w:rPr>
+        <w:t xml:space="preserve">• </w:t>
+      </w:r>
+      <w:r>
+        <w:rPr>
+          <w:b/>
+          <w:lang w:eastAsia="zh-CN"/>
+        </w:rPr>
+        <w:t>完善：生产建库脚本补上缺失的一条迁移，`待我审批`页面和夜间扫描变快</w:t>
+      </w:r>
+      <w:r>
+        <w:rPr>
+          <w:lang w:eastAsia="zh-CN"/>
+        </w:rPr>
+        <w:t>：`migrate.sql` 里漏了"公告按角色发布"那条迁移，用脚本新建/升级的库，公告相关页面会整片报错（线上已手工补过，不受影响），现在补进脚本，并加了一条自动检查，以后迁移和脚本不同步会直接报红。积压几百张单的审批人打开"待我审批"页面，以前每张单都要现查一遍部门范围，现在同一部门只查一次；每晚旷工检查只回看最近 60 天的未闭合记录，不再每晚翻全部历史。考勤机接口被乱刷未知序列号时，日志也不会再被写满。</w:t>
       </w:r>
     </w:p>
     <w:p>

--- a/docs/考勤系统更新日志_完整版.docx
+++ b/docs/考勤系统更新日志_完整版.docx
@@ -431,6 +431,33 @@
           <w:lang w:eastAsia="zh-CN"/>
         </w:rPr>
         <w:t>：`migrate.sql` 里漏了"公告按角色发布"那条迁移，用脚本新建/升级的库，公告相关页面会整片报错（线上已手工补过，不受影响），现在补进脚本，并加了一条自动检查，以后迁移和脚本不同步会直接报红。积压几百张单的审批人打开"待我审批"页面，以前每张单都要现查一遍部门范围，现在同一部门只查一次；每晚旷工检查只回看最近 60 天的未闭合记录，不再每晚翻全部历史。考勤机接口被乱刷未知序列号时，日志也不会再被写满。</w:t>
+      </w:r>
+    </w:p>
+    <w:p>
+      <w:pPr>
+        <w:ind w:left="283"/>
+        <w:rPr>
+          <w:lang w:eastAsia="zh-CN"/>
+        </w:rPr>
+      </w:pPr>
+      <w:r>
+        <w:rPr>
+          <w:lang w:eastAsia="zh-CN"/>
+        </w:rPr>
+        <w:t xml:space="preserve">• </w:t>
+      </w:r>
+      <w:r>
+        <w:rPr>
+          <w:b/>
+          <w:lang w:eastAsia="zh-CN"/>
+        </w:rPr>
+        <w:t>改进：有考勤、打卡或申请记录的员工不能再被彻底删除，只能停用</w:t>
+      </w:r>
+      <w:r>
+        <w:rPr>
+          <w:lang w:eastAsia="zh-CN"/>
+        </w:rPr>
+        <w:t>：以前网页上点"删除"、或让智能助手删员工，会把这个人全部的考勤、打卡、月度汇总、申请单和通知一起清空，而且无法恢复（只能靠每天凌晨的数据库备份找回）。现在只要这个人名下有任何考勤记录、打卡记录或提交过的申请，删除会被拦下并提示"请改用停用"；只有误建的空账号（比如新建错了、重复建档）才能彻底删除。停用本身会把人从考勤机上删掉、不再被记旷工，历史数据保留。智能助手在生成"删除"确认卡片这一步就会拦下，不会再生成一张执行时才失败的卡片。</w:t>
       </w:r>
     </w:p>
     <w:p>

--- a/docs/考勤系统更新日志_完整版.docx
+++ b/docs/考勤系统更新日志_完整版.docx
@@ -458,6 +458,33 @@
           <w:lang w:eastAsia="zh-CN"/>
         </w:rPr>
         <w:t>：以前网页上点"删除"、或让智能助手删员工，会把这个人全部的考勤、打卡、月度汇总、申请单和通知一起清空，而且无法恢复（只能靠每天凌晨的数据库备份找回）。现在只要这个人名下有任何考勤记录、打卡记录或提交过的申请，删除会被拦下并提示"请改用停用"；只有误建的空账号（比如新建错了、重复建档）才能彻底删除。停用本身会把人从考勤机上删掉、不再被记旷工，历史数据保留。智能助手在生成"删除"确认卡片这一步就会拦下，不会再生成一张执行时才失败的卡片。</w:t>
+      </w:r>
+    </w:p>
+    <w:p>
+      <w:pPr>
+        <w:ind w:left="283"/>
+        <w:rPr>
+          <w:lang w:eastAsia="zh-CN"/>
+        </w:rPr>
+      </w:pPr>
+      <w:r>
+        <w:rPr>
+          <w:lang w:eastAsia="zh-CN"/>
+        </w:rPr>
+        <w:t xml:space="preserve">• </w:t>
+      </w:r>
+      <w:r>
+        <w:rPr>
+          <w:b/>
+          <w:lang w:eastAsia="zh-CN"/>
+        </w:rPr>
+        <w:t>修复：阿里云人脸识别服务出故障时，员工要白等约 16 秒才看到失败提示</w:t>
+      </w:r>
+      <w:r>
+        <w:rPr>
+          <w:lang w:eastAsia="zh-CN"/>
+        </w:rPr>
+        <w:t>：上一次让"超时也能重试"之后，故障时第一次卡满 8 秒超时，系统发现总时限 12 秒还没用完，又退避重试一次，结果每个人要等约 16.5 秒（比改之前的 8 秒还长一倍）。现在重试前会先判断剩余时间够不够再跑一次完整的尝试，不够就不再重试、直接失败（仍然计入"连续失败就暂停调用"的保护）；"图片无法下载""限流"这类几乎立刻返回的临时错误，时间还够，照常重试。</w:t>
       </w:r>
     </w:p>
     <w:p>

--- a/docs/考勤系统更新日志_完整版.docx
+++ b/docs/考勤系统更新日志_完整版.docx
@@ -485,6 +485,33 @@
           <w:lang w:eastAsia="zh-CN"/>
         </w:rPr>
         <w:t>：上一次让"超时也能重试"之后，故障时第一次卡满 8 秒超时，系统发现总时限 12 秒还没用完，又退避重试一次，结果每个人要等约 16.5 秒（比改之前的 8 秒还长一倍）。现在重试前会先判断剩余时间够不够再跑一次完整的尝试，不够就不再重试、直接失败（仍然计入"连续失败就暂停调用"的保护）；"图片无法下载""限流"这类几乎立刻返回的临时错误，时间还够，照常重试。</w:t>
+      </w:r>
+    </w:p>
+    <w:p>
+      <w:pPr>
+        <w:ind w:left="283"/>
+        <w:rPr>
+          <w:lang w:eastAsia="zh-CN"/>
+        </w:rPr>
+      </w:pPr>
+      <w:r>
+        <w:rPr>
+          <w:lang w:eastAsia="zh-CN"/>
+        </w:rPr>
+        <w:t xml:space="preserve">• </w:t>
+      </w:r>
+      <w:r>
+        <w:rPr>
+          <w:b/>
+          <w:lang w:eastAsia="zh-CN"/>
+        </w:rPr>
+        <w:t>改进：系统报错现在带"错误编号"，出了问题可以直接发给开发人员定位</w:t>
+      </w:r>
+      <w:r>
+        <w:rPr>
+          <w:lang w:eastAsia="zh-CN"/>
+        </w:rPr>
+        <w:t>：以前网页上遇到意外错误，只会显示"保存失败，请稍后重试""操作失败，请稍后重试"这类笼统的话，开发人员拿到截图也看不出到底哪里坏了。现在这类提示后面会带上【错误编号、发生时间、错误类型】，例如"保存失败，请稍后重试【错误编号 E1006-153012-7F3A｜2026-10-06 15:30:12｜DbUpdateException】——反馈问题时请把这段完整文字（或截图）发给开发人员"。开发人员凭编号就能在服务器日志里查到当时的完整原因（出错的页面、登录的是谁、详细异常）。涉及的有部门/考勤组/班次/员工/考勤机/公告管理、补卡、申请提交、远程打卡、人脸录入、自助登记、智能助手，以及系统兜底的"服务器内部错误"页面；远程打卡遇到人脸识别服务故障时，也会写明具体原因（响应超时、服务繁忙被暂停等）并带编号。数据库的原始报错文字（可能带表名、字段名）仍然不直接显示在页面上，只显示类型名和编号，细节在日志里。</w:t>
       </w:r>
     </w:p>
     <w:p>

--- a/docs/考勤系统更新日志_完整版.docx
+++ b/docs/考勤系统更新日志_完整版.docx
@@ -512,6 +512,33 @@
           <w:lang w:eastAsia="zh-CN"/>
         </w:rPr>
         <w:t>：以前网页上遇到意外错误，只会显示"保存失败，请稍后重试""操作失败，请稍后重试"这类笼统的话，开发人员拿到截图也看不出到底哪里坏了。现在这类提示后面会带上【错误编号、发生时间、错误类型】，例如"保存失败，请稍后重试【错误编号 E1006-153012-7F3A｜2026-10-06 15:30:12｜DbUpdateException】——反馈问题时请把这段完整文字（或截图）发给开发人员"。开发人员凭编号就能在服务器日志里查到当时的完整原因（出错的页面、登录的是谁、详细异常）。涉及的有部门/考勤组/班次/员工/考勤机/公告管理、补卡、申请提交、远程打卡、人脸录入、自助登记、智能助手，以及系统兜底的"服务器内部错误"页面；远程打卡遇到人脸识别服务故障时，也会写明具体原因（响应超时、服务繁忙被暂停等）并带编号。数据库的原始报错文字（可能带表名、字段名）仍然不直接显示在页面上，只显示类型名和编号，细节在日志里。</w:t>
+      </w:r>
+    </w:p>
+    <w:p>
+      <w:pPr>
+        <w:ind w:left="283"/>
+        <w:rPr>
+          <w:lang w:eastAsia="zh-CN"/>
+        </w:rPr>
+      </w:pPr>
+      <w:r>
+        <w:rPr>
+          <w:lang w:eastAsia="zh-CN"/>
+        </w:rPr>
+        <w:t xml:space="preserve">• </w:t>
+      </w:r>
+      <w:r>
+        <w:rPr>
+          <w:b/>
+          <w:lang w:eastAsia="zh-CN"/>
+        </w:rPr>
+        <w:t>修复：手机上摄像头还没出画面就点"打卡"，会把一张空白图片传给人脸识别服务</w:t>
+      </w:r>
+      <w:r>
+        <w:rPr>
+          <w:lang w:eastAsia="zh-CN"/>
+        </w:rPr>
+        <w:t>：以前手机浏览器刚打开页面时，摄像头"已授权"但画面往往还没出来，这时点打卡，截到的是一张空画面，系统不检查就传给阿里云，阿里云回复"图片无法下载"，系统还会白白重试 3 次，最后员工只看到"活体检测接口调用失败"，不知道该怎么办（阿里云技术人员 10/4 看到这几次请求收到的图片是空白的）。现在：①页面上摄像头还没出画面时点打卡，会直接提示"摄像头还没出画面，请等预览画面出现后再点打卡"，不会提交；②服务器收到空白或不是正常照片的数据，也会直接拒绝并给出同样的提示，不再去调阿里云（省调用次数，也不会再重试 3 次）。</w:t>
       </w:r>
     </w:p>
     <w:p>

--- a/docs/考勤系统更新日志_完整版.docx
+++ b/docs/考勤系统更新日志_完整版.docx
@@ -97,7 +97,7 @@
           <w:sz w:val="24"/>
           <w:lang w:eastAsia="zh-CN"/>
         </w:rPr>
-        <w:t>生成日期：2026年10月6日</w:t>
+        <w:t>生成日期：2026年10月7日</w:t>
       </w:r>
     </w:p>
     <w:p>
@@ -539,6 +539,33 @@
           <w:lang w:eastAsia="zh-CN"/>
         </w:rPr>
         <w:t>：以前手机浏览器刚打开页面时，摄像头"已授权"但画面往往还没出来，这时点打卡，截到的是一张空画面，系统不检查就传给阿里云，阿里云回复"图片无法下载"，系统还会白白重试 3 次，最后员工只看到"活体检测接口调用失败"，不知道该怎么办（阿里云技术人员 10/4 看到这几次请求收到的图片是空白的）。现在：①页面上摄像头还没出画面时点打卡，会直接提示"摄像头还没出画面，请等预览画面出现后再点打卡"，不会提交；②服务器收到空白或不是正常照片的数据，也会直接拒绝并给出同样的提示，不再去调阿里云（省调用次数，也不会再重试 3 次）。</w:t>
+      </w:r>
+    </w:p>
+    <w:p>
+      <w:pPr>
+        <w:ind w:left="283"/>
+        <w:rPr>
+          <w:lang w:eastAsia="zh-CN"/>
+        </w:rPr>
+      </w:pPr>
+      <w:r>
+        <w:rPr>
+          <w:lang w:eastAsia="zh-CN"/>
+        </w:rPr>
+        <w:t xml:space="preserve">• </w:t>
+      </w:r>
+      <w:r>
+        <w:rPr>
+          <w:b/>
+          <w:lang w:eastAsia="zh-CN"/>
+        </w:rPr>
+        <w:t>改进：月度汇总导出表给"没排班"的员工加了标注，避免算薪时把加班算两遍</w:t>
+      </w:r>
+      <w:r>
+        <w:rPr>
+          <w:lang w:eastAsia="zh-CN"/>
+        </w:rPr>
+        <w:t>：以前没排过班的员工（给他分了考勤组、但没有每天的班次），报表里的"正班工时"没有按 8 小时封顶，工作日晚上加班的那几个小时已经算在正班里，加班单又把这几个小时记了一遍，直接把"正班工时"和"加班时长"相加会多算。现在两份导出表（"月度考勤汇总表""模板月度汇总表"）最后都多了一列"排班说明"，没排班的人会写上"没排班 N 天：正班/实际工时未按 8h 封顶，已含工作日加班，勿与加班时长直接相加"（橙色字），有排班的人这一列是空的；网页上的月度报表里，没排班的人名字后面也会出现一个黄色的"没排班"小标签，鼠标放上去能看到同样的说明。原来的列位置都没变，新列加在最后。</w:t>
       </w:r>
     </w:p>
     <w:p>

--- a/docs/考勤系统更新日志_完整版.docx
+++ b/docs/考勤系统更新日志_完整版.docx
@@ -566,6 +566,33 @@
           <w:lang w:eastAsia="zh-CN"/>
         </w:rPr>
         <w:t>：以前没排过班的员工（给他分了考勤组、但没有每天的班次），报表里的"正班工时"没有按 8 小时封顶，工作日晚上加班的那几个小时已经算在正班里，加班单又把这几个小时记了一遍，直接把"正班工时"和"加班时长"相加会多算。现在两份导出表（"月度考勤汇总表""模板月度汇总表"）最后都多了一列"排班说明"，没排班的人会写上"没排班 N 天：正班/实际工时未按 8h 封顶，已含工作日加班，勿与加班时长直接相加"（橙色字），有排班的人这一列是空的；网页上的月度报表里，没排班的人名字后面也会出现一个黄色的"没排班"小标签，鼠标放上去能看到同样的说明。原来的列位置都没变，新列加在最后。</w:t>
+      </w:r>
+    </w:p>
+    <w:p>
+      <w:pPr>
+        <w:ind w:left="283"/>
+        <w:rPr>
+          <w:lang w:eastAsia="zh-CN"/>
+        </w:rPr>
+      </w:pPr>
+      <w:r>
+        <w:rPr>
+          <w:lang w:eastAsia="zh-CN"/>
+        </w:rPr>
+        <w:t xml:space="preserve">• </w:t>
+      </w:r>
+      <w:r>
+        <w:rPr>
+          <w:b/>
+          <w:lang w:eastAsia="zh-CN"/>
+        </w:rPr>
+        <w:t>修正：9 月 12/13/19/20 日四个周末的"正班工时"重复计算已更正</w:t>
+      </w:r>
+      <w:r>
+        <w:rPr>
+          <w:lang w:eastAsia="zh-CN"/>
+        </w:rPr>
+        <w:t>：这四个周末是在"休息日不算正班、只算加班"的规则定下来（9/28）之前记的，当时同一段在岗时间既记了正班 8 小时、又记了加班（比如 13.5 小时），月度汇总里直接相加会多算。10/7 已把这四天里 1,036 条记录的正班工时改成 0（共涉及 375 人、约 8,234 小时），这些记录的备注里加了一句"休息日正班改记0（10/7回算，原与加班重复）"，并同步更新了这些人 9 月月度汇总里的总工时；加班时长、出勤天数没变。9/5、9/6 两个周末有同样的情况，等确认后再改。</w:t>
       </w:r>
     </w:p>
     <w:p>

--- a/docs/考勤系统更新日志_完整版.docx
+++ b/docs/考勤系统更新日志_完整版.docx
@@ -593,6 +593,33 @@
           <w:lang w:eastAsia="zh-CN"/>
         </w:rPr>
         <w:t>：这四个周末是在"休息日不算正班、只算加班"的规则定下来（9/28）之前记的，当时同一段在岗时间既记了正班 8 小时、又记了加班（比如 13.5 小时），月度汇总里直接相加会多算。10/7 已把这四天里 1,036 条记录的正班工时改成 0（共涉及 375 人、约 8,234 小时），这些记录的备注里加了一句"休息日正班改记0（10/7回算，原与加班重复）"，并同步更新了这些人 9 月月度汇总里的总工时；加班时长、出勤天数没变。9/5、9/6 两个周末有同样的情况，等确认后再改。</w:t>
+      </w:r>
+    </w:p>
+    <w:p>
+      <w:pPr>
+        <w:ind w:left="283"/>
+        <w:rPr>
+          <w:lang w:eastAsia="zh-CN"/>
+        </w:rPr>
+      </w:pPr>
+      <w:r>
+        <w:rPr>
+          <w:lang w:eastAsia="zh-CN"/>
+        </w:rPr>
+        <w:t xml:space="preserve">• </w:t>
+      </w:r>
+      <w:r>
+        <w:rPr>
+          <w:b/>
+          <w:lang w:eastAsia="zh-CN"/>
+        </w:rPr>
+        <w:t>加固：审批流程的几处漏洞（第 18 轮审查）</w:t>
+      </w:r>
+      <w:r>
+        <w:rPr>
+          <w:lang w:eastAsia="zh-CN"/>
+        </w:rPr>
+        <w:t>：①提交申请时附件地址不再什么都收，只认系统自己保存的格式，审批人打开"待我审批"详情时附件链接也做了转义，防止有人把恶意脚本伪装成附件地址、审批人一点开就以审批人身份执行；②保存员工时，"直属上级"不能选员工本人（以前能设成自己，没配审批人名单的组里，加班/请假单就派给自己批），建审批单时如果直属上级是本人或已停用，会自动改派给兜底管理员；③员工被停用/拉黑时，他名下还没处理的审批单会自动改派给申请人的直属上级（没有就兜底管理员）并通知对方，以前这些单子谁也批不了；④二级审批过了第一级、状态变成"审批中"的单，申请人现在也可以撤销（"我的申请"里会显示"撤销"按钮）。</w:t>
       </w:r>
     </w:p>
     <w:p>

--- a/docs/考勤系统更新日志_完整版.docx
+++ b/docs/考勤系统更新日志_完整版.docx
@@ -619,7 +619,7 @@
         <w:rPr>
           <w:lang w:eastAsia="zh-CN"/>
         </w:rPr>
-        <w:t>：①提交申请时附件地址不再什么都收，只认系统自己保存的格式，审批人打开"待我审批"详情时附件链接也做了转义，防止有人把恶意脚本伪装成附件地址、审批人一点开就以审批人身份执行；②保存员工时，"直属上级"不能选员工本人（以前能设成自己，没配审批人名单的组里，加班/请假单就派给自己批），建审批单时如果直属上级是本人或已停用，会自动改派给兜底管理员；③员工被停用/拉黑时，他名下还没处理的审批单会自动改派给申请人的直属上级（没有就兜底管理员）并通知对方，以前这些单子谁也批不了；④二级审批过了第一级、状态变成"审批中"的单，申请人现在也可以撤销（"我的申请"里会显示"撤销"按钮）。</w:t>
+        <w:t>：①提交申请时附件地址不再什么都收，只认系统自己保存的格式，审批人打开"待我审批"详情时附件链接也做了转义，防止有人把恶意脚本伪装成附件地址、审批人一点开就以审批人身份执行；②保存员工时，"直属上级"不能选员工本人（以前能设成自己，没配审批人名单的组里，加班/请假单就派给自己批），建审批单时如果直属上级是本人或已停用，会自动改派给兜底管理员；③员工被停用/拉黑时，他名下还没处理的审批单会自动改派给申请人的直属上级（没有就兜底管理员）并通知对方，以前这些单子谁也批不了；④二级审批过了第一级、状态变成"审批中"的单，申请人现在也可以撤销（"我的申请"里会显示"撤销"按钮）。⑤员工的角色被降成普通员工（比如班组长卸任、主管调岗）后，他不能再被当作审批人：新提交的单不会再派给他，审批人名单里不再出现他，他名下没处理的审批单会自动改派；撤销失败时的提示也改成"仅待审批或审批中的申请可以撤销"。</w:t>
       </w:r>
     </w:p>
     <w:p>
